--- a/Download/Шаблон_проект.docx
+++ b/Download/Шаблон_проект.docx
@@ -3781,7 +3781,7 @@
 </file>
 
 <file path=customXml/itemProps1.xml><?xml version="1.0" encoding="utf-8"?>
-<ds:datastoreItem xmlns:ds="http://schemas.openxmlformats.org/officeDocument/2006/customXml" ds:itemID="{32A4EDEA-1BEA-426E-9ADE-6A7C1B8A5EFE}">
+<ds:datastoreItem xmlns:ds="http://schemas.openxmlformats.org/officeDocument/2006/customXml" ds:itemID="{03D13441-70EB-4BC1-BBC4-FB901F5448F2}">
   <ds:schemaRefs>
     <ds:schemaRef ds:uri="http://schemas.openxmlformats.org/officeDocument/2006/bibliography"/>
   </ds:schemaRefs>

--- a/Download/Шаблон_проект.docx
+++ b/Download/Шаблон_проект.docx
@@ -37,8 +37,6 @@
           <w:r>
             <w:t>Съдържание</w:t>
           </w:r>
-          <w:bookmarkStart w:id="0" w:name="_GoBack"/>
-          <w:bookmarkEnd w:id="0"/>
         </w:p>
         <w:p>
           <w:pPr>
@@ -355,27 +353,1288 @@
       <w:pPr>
         <w:pStyle w:val="Heading1"/>
       </w:pPr>
-      <w:bookmarkStart w:id="1" w:name="_Toc219445202"/>
+      <w:bookmarkStart w:id="0" w:name="_Toc219445202"/>
       <w:r>
         <w:lastRenderedPageBreak/>
         <w:t>Увод</w:t>
       </w:r>
-      <w:bookmarkEnd w:id="1"/>
-    </w:p>
-    <w:p>
-      <w:bookmarkStart w:id="2" w:name="_Toc164562456"/>
-      <w:bookmarkStart w:id="3" w:name="_Toc164568069"/>
-      <w:bookmarkStart w:id="4" w:name="_Toc164627453"/>
+      <w:bookmarkEnd w:id="0"/>
+    </w:p>
+    <w:p>
+      <w:pPr>
+        <w:rPr>
+          <w:lang w:eastAsia="bg-BG"/>
+        </w:rPr>
+      </w:pPr>
     </w:p>
     <w:p>
       <w:pPr>
         <w:pStyle w:val="Heading1"/>
       </w:pPr>
-      <w:bookmarkStart w:id="5" w:name="_Toc219445203"/>
-      <w:r>
-        <w:t>Заключение</w:t>
-      </w:r>
-      <w:bookmarkEnd w:id="5"/>
+      <w:r>
+        <w:t>Основи на компютърното зрение</w:t>
+      </w:r>
+    </w:p>
+    <w:p>
+      <w:pPr>
+        <w:pStyle w:val="Heading2"/>
+      </w:pPr>
+      <w:bookmarkStart w:id="1" w:name="_Toc164562456"/>
+      <w:bookmarkStart w:id="2" w:name="_Toc164568069"/>
+      <w:bookmarkStart w:id="3" w:name="_Toc164627453"/>
+      <w:r>
+        <w:t>Същност на компютърното зрение</w:t>
+      </w:r>
+    </w:p>
+    <w:p/>
+    <w:p>
+      <w:r>
+        <w:t>Компютърното зрение е област от информатиката и изкуствения интелект, която се занимава с разработването на методи и алгоритми, чрез които компютрите могат да „виждат“, анализират и разбират изображения и видео. Основната цел на компютърното зрение е автоматичното извличане на полезн</w:t>
+      </w:r>
+      <w:r>
+        <w:t>а информация от визуални данни.</w:t>
+      </w:r>
+    </w:p>
+    <w:p>
+      <w:r>
+        <w:t>За разлика от човешкото зрение, което разчита на мозъка и опита на човека, компютърното зрение използва математически модели, алгоритми и програмни библиотеки, за да обработва изображенията. Компютърът възприема изображението като матрица от пиксели, като всеки пиксел има определени цветови стойности.</w:t>
+      </w:r>
+    </w:p>
+    <w:p>
+      <w:pPr>
+        <w:ind w:firstLine="708"/>
+      </w:pPr>
+      <w:r>
+        <w:t>Компютърното зрение намира приложение в много съвременни технологии, като системи за разпознаване на лица, автономни автомобили, медицински анализи и приложения с добавена реалност. Благодарение на развитието на изчислителната мощ и машинното обучение, тази област се развива изключително бързо.</w:t>
+      </w:r>
+    </w:p>
+    <w:p>
+      <w:r>
+        <w:t>В настоящия дипломен проект компютърното зрение се използва за анализ на изображение на човешка ръка с цел откриване на ключови точки и последващо наслагване на виртуален маникюр.</w:t>
+      </w:r>
+    </w:p>
+    <w:p>
+      <w:pPr>
+        <w:pStyle w:val="Heading2"/>
+      </w:pPr>
+      <w:r>
+        <w:t>Основни задачи в компютърното зрение</w:t>
+      </w:r>
+    </w:p>
+    <w:p/>
+    <w:p>
+      <w:r>
+        <w:t xml:space="preserve">Компютърното зрение включва различни основни задачи, които имат ключова роля при анализа и разбирането на изображения. Всяка от тези задачи изпълнява </w:t>
+      </w:r>
+      <w:r>
+        <w:lastRenderedPageBreak/>
+        <w:t>конкретна функция и допринася за извличането на полезна информация от визуалните данни.</w:t>
+      </w:r>
+    </w:p>
+    <w:p/>
+    <w:p>
+      <w:r>
+        <w:t>Една от най-важните задачи е детекцията (Detection), която представлява откриване на обекти в изображението и определяне на тяхното местоположение. Чрез детекцията системата може да установи дали в дадено изображение присъства определен обект, като например ръка, лице или друг предмет, ка</w:t>
+      </w:r>
+      <w:r>
+        <w:t>кто и къде точно се намира той.</w:t>
+      </w:r>
+    </w:p>
+    <w:p>
+      <w:r>
+        <w:t>Друга основна задача е класификацията (Classification), чиято цел е да определи към кой клас принадлежи даден обект. Например чрез класификация може да се определи дали изображението съдържа ръка или не, както</w:t>
+      </w:r>
+      <w:r>
+        <w:t xml:space="preserve"> и какъв тип обект е разпознат.</w:t>
+      </w:r>
+    </w:p>
+    <w:p>
+      <w:r>
+        <w:t>Сегментацията (Segmentation) представлява процес на разделяне на изображението на отделни области или пиксели, които принадлежат към конкретен обект. Тази задача позволява по-прецизен анализ на формата и границите на обекта, което е важно при по-сложни при</w:t>
+      </w:r>
+      <w:r>
+        <w:t>ложения на компютърното зрение.</w:t>
+      </w:r>
+    </w:p>
+    <w:p>
+      <w:r>
+        <w:t>Проследяването (Tracking) се използва основно при обработка на видео и позволява следене на движението на обекти във времето. То намира приложение при системи, работещи в реално време, като видеонаблюд</w:t>
+      </w:r>
+      <w:r>
+        <w:t>ение и интерактивни приложения.</w:t>
+      </w:r>
+    </w:p>
+    <w:p>
+      <w:r>
+        <w:t>В проекта „Виртуално студио за маникюр“ най-съществено значение имат задачите по детекция и извличане на информация за позицията на ръката и пръстите. Те служат като основа за последващото геометрично напасване и реалистично наслагване на виртуален маникюр върху изображението на ръката.</w:t>
+      </w:r>
+    </w:p>
+    <w:p>
+      <w:pPr>
+        <w:pStyle w:val="Heading2"/>
+      </w:pPr>
+      <w:r>
+        <w:t xml:space="preserve"> Приложения на компютърното зрение</w:t>
+      </w:r>
+    </w:p>
+    <w:p/>
+    <w:p>
+      <w:pPr>
+        <w:rPr>
+          <w:lang w:eastAsia="bg-BG"/>
+        </w:rPr>
+      </w:pPr>
+      <w:r>
+        <w:rPr>
+          <w:lang w:eastAsia="bg-BG"/>
+        </w:rPr>
+        <w:t>Компютърното зрение се използва в множество области на съвременния живот. Някои от най-важни</w:t>
+      </w:r>
+      <w:r>
+        <w:rPr>
+          <w:lang w:eastAsia="bg-BG"/>
+        </w:rPr>
+        <w:t>те приложения са:</w:t>
+      </w:r>
+    </w:p>
+    <w:p>
+      <w:pPr>
+        <w:rPr>
+          <w:b/>
+          <w:lang w:eastAsia="bg-BG"/>
+        </w:rPr>
+      </w:pPr>
+      <w:r>
+        <w:rPr>
+          <w:b/>
+          <w:lang w:eastAsia="bg-BG"/>
+        </w:rPr>
+        <w:t>Мобилни приложения</w:t>
+      </w:r>
+      <w:r>
+        <w:rPr>
+          <w:b/>
+          <w:lang w:eastAsia="bg-BG"/>
+        </w:rPr>
+        <w:t>:</w:t>
+      </w:r>
+    </w:p>
+    <w:p>
+      <w:pPr>
+        <w:rPr>
+          <w:lang w:eastAsia="bg-BG"/>
+        </w:rPr>
+      </w:pPr>
+      <w:r>
+        <w:rPr>
+          <w:lang w:eastAsia="bg-BG"/>
+        </w:rPr>
+        <w:lastRenderedPageBreak/>
+        <w:t xml:space="preserve">Разпознаване на лица за отключване на устройства, филтри за снимки и </w:t>
+      </w:r>
+      <w:r>
+        <w:rPr>
+          <w:lang w:eastAsia="bg-BG"/>
+        </w:rPr>
+        <w:t>виртуално пробване на продукти.</w:t>
+      </w:r>
+    </w:p>
+    <w:p>
+      <w:pPr>
+        <w:rPr>
+          <w:b/>
+          <w:lang w:eastAsia="bg-BG"/>
+        </w:rPr>
+      </w:pPr>
+      <w:r>
+        <w:rPr>
+          <w:b/>
+          <w:lang w:eastAsia="bg-BG"/>
+        </w:rPr>
+        <w:t>Автономни системи</w:t>
+      </w:r>
+      <w:r>
+        <w:rPr>
+          <w:b/>
+          <w:lang w:eastAsia="bg-BG"/>
+        </w:rPr>
+        <w:t>:</w:t>
+      </w:r>
+    </w:p>
+    <w:p>
+      <w:pPr>
+        <w:rPr>
+          <w:lang w:eastAsia="bg-BG"/>
+        </w:rPr>
+      </w:pPr>
+      <w:r>
+        <w:rPr>
+          <w:lang w:eastAsia="bg-BG"/>
+        </w:rPr>
+        <w:t>Самоуправляващи се автомобили, които разпознават пътни знаци, пешех</w:t>
+      </w:r>
+      <w:r>
+        <w:rPr>
+          <w:lang w:eastAsia="bg-BG"/>
+        </w:rPr>
+        <w:t>одци и други превозни средства.</w:t>
+      </w:r>
+    </w:p>
+    <w:p>
+      <w:pPr>
+        <w:rPr>
+          <w:b/>
+          <w:lang w:eastAsia="bg-BG"/>
+        </w:rPr>
+      </w:pPr>
+      <w:r>
+        <w:rPr>
+          <w:b/>
+          <w:lang w:eastAsia="bg-BG"/>
+        </w:rPr>
+        <w:t>Медицинска диагностика</w:t>
+      </w:r>
+      <w:r>
+        <w:rPr>
+          <w:b/>
+          <w:lang w:eastAsia="bg-BG"/>
+        </w:rPr>
+        <w:t>:</w:t>
+      </w:r>
+    </w:p>
+    <w:p>
+      <w:pPr>
+        <w:rPr>
+          <w:lang w:eastAsia="bg-BG"/>
+        </w:rPr>
+      </w:pPr>
+      <w:r>
+        <w:rPr>
+          <w:lang w:eastAsia="bg-BG"/>
+        </w:rPr>
+        <w:t>Анализ на медицински изображения като рентгенови снимки и скенери с цел подп</w:t>
+      </w:r>
+      <w:r>
+        <w:rPr>
+          <w:lang w:eastAsia="bg-BG"/>
+        </w:rPr>
+        <w:t>омагане на лекарската диагноза.</w:t>
+      </w:r>
+    </w:p>
+    <w:p>
+      <w:pPr>
+        <w:rPr>
+          <w:b/>
+          <w:lang w:eastAsia="bg-BG"/>
+        </w:rPr>
+      </w:pPr>
+      <w:r>
+        <w:rPr>
+          <w:b/>
+          <w:lang w:eastAsia="bg-BG"/>
+        </w:rPr>
+        <w:t>Разширена и добавена реалност</w:t>
+      </w:r>
+      <w:r>
+        <w:rPr>
+          <w:b/>
+          <w:lang w:eastAsia="bg-BG"/>
+        </w:rPr>
+        <w:t>:</w:t>
+      </w:r>
+    </w:p>
+    <w:p>
+      <w:pPr>
+        <w:rPr>
+          <w:lang w:eastAsia="bg-BG"/>
+        </w:rPr>
+      </w:pPr>
+      <w:r>
+        <w:rPr>
+          <w:lang w:eastAsia="bg-BG"/>
+        </w:rPr>
+        <w:t>Наслагване на виртуални обекти върху реални изображения, например вир</w:t>
+      </w:r>
+      <w:r>
+        <w:rPr>
+          <w:lang w:eastAsia="bg-BG"/>
+        </w:rPr>
+        <w:t>туален грим, очила или маникюр.</w:t>
+      </w:r>
+    </w:p>
+    <w:p>
+      <w:pPr>
+        <w:rPr>
+          <w:lang w:eastAsia="bg-BG"/>
+        </w:rPr>
+      </w:pPr>
+      <w:r>
+        <w:rPr>
+          <w:lang w:eastAsia="bg-BG"/>
+        </w:rPr>
+        <w:t>Настоящият проект попада именно в категорията на приложенията с виртуално пробване и добавена реалност, като използва компютърното зрение за създаване на реалистично визуално изживяване.</w:t>
+      </w:r>
+    </w:p>
+    <w:p>
+      <w:pPr>
+        <w:rPr>
+          <w:lang w:eastAsia="bg-BG"/>
+        </w:rPr>
+      </w:pPr>
+    </w:p>
+    <w:p>
+      <w:pPr>
+        <w:pStyle w:val="Heading2"/>
+        <w:rPr>
+          <w:lang w:eastAsia="bg-BG"/>
+        </w:rPr>
+      </w:pPr>
+      <w:r>
+        <w:rPr>
+          <w:lang w:eastAsia="bg-BG"/>
+        </w:rPr>
+        <w:t>Роля на компютърното зрение в проекта</w:t>
+      </w:r>
+    </w:p>
+    <w:p>
+      <w:pPr>
+        <w:rPr>
+          <w:lang w:eastAsia="bg-BG"/>
+        </w:rPr>
+      </w:pPr>
+    </w:p>
+    <w:p>
+      <w:pPr>
+        <w:rPr>
+          <w:lang w:eastAsia="bg-BG"/>
+        </w:rPr>
+      </w:pPr>
+      <w:r>
+        <w:rPr>
+          <w:lang w:eastAsia="bg-BG"/>
+        </w:rPr>
+        <w:t>Компютърното зрение има ключова роля в реализацията на дипломния проект „Виртуално студио за маникюр“. Чрез него се осъществява анализът на изображението на ръката и извличането на необходимата информация за позиц</w:t>
+      </w:r>
+      <w:r>
+        <w:rPr>
+          <w:lang w:eastAsia="bg-BG"/>
+        </w:rPr>
+        <w:t>иониране на маникюрните модели.</w:t>
+      </w:r>
+    </w:p>
+    <w:p>
+      <w:pPr>
+        <w:rPr>
+          <w:b/>
+          <w:lang w:eastAsia="bg-BG"/>
+        </w:rPr>
+      </w:pPr>
+      <w:r>
+        <w:rPr>
+          <w:b/>
+          <w:lang w:eastAsia="bg-BG"/>
+        </w:rPr>
+        <w:t>Основните функции на ко</w:t>
+      </w:r>
+      <w:r>
+        <w:rPr>
+          <w:b/>
+          <w:lang w:eastAsia="bg-BG"/>
+        </w:rPr>
+        <w:t>мпютърното зрение в проекта са:</w:t>
+      </w:r>
+    </w:p>
+    <w:p>
+      <w:pPr>
+        <w:pStyle w:val="ListParagraph"/>
+        <w:numPr>
+          <w:ilvl w:val="0"/>
+          <w:numId w:val="11"/>
+        </w:numPr>
+        <w:rPr>
+          <w:lang w:eastAsia="bg-BG"/>
+        </w:rPr>
+      </w:pPr>
+      <w:r>
+        <w:rPr>
+          <w:lang w:eastAsia="bg-BG"/>
+        </w:rPr>
+        <w:t>анализ на входното изображение;</w:t>
+      </w:r>
+    </w:p>
+    <w:p>
+      <w:pPr>
+        <w:pStyle w:val="ListParagraph"/>
+        <w:numPr>
+          <w:ilvl w:val="0"/>
+          <w:numId w:val="11"/>
+        </w:numPr>
+        <w:rPr>
+          <w:lang w:eastAsia="bg-BG"/>
+        </w:rPr>
+      </w:pPr>
+      <w:r>
+        <w:rPr>
+          <w:lang w:eastAsia="bg-BG"/>
+        </w:rPr>
+        <w:t>откриване на ръката и нейните ключови точки;</w:t>
+      </w:r>
+    </w:p>
+    <w:p>
+      <w:pPr>
+        <w:pStyle w:val="ListParagraph"/>
+        <w:numPr>
+          <w:ilvl w:val="0"/>
+          <w:numId w:val="11"/>
+        </w:numPr>
+        <w:rPr>
+          <w:lang w:eastAsia="bg-BG"/>
+        </w:rPr>
+      </w:pPr>
+      <w:r>
+        <w:rPr>
+          <w:lang w:eastAsia="bg-BG"/>
+        </w:rPr>
+        <w:t>извличане на координати на върховете на пръстите;</w:t>
+      </w:r>
+    </w:p>
+    <w:p>
+      <w:pPr>
+        <w:pStyle w:val="ListParagraph"/>
+        <w:numPr>
+          <w:ilvl w:val="0"/>
+          <w:numId w:val="11"/>
+        </w:numPr>
+        <w:rPr>
+          <w:lang w:eastAsia="bg-BG"/>
+        </w:rPr>
+      </w:pPr>
+      <w:r>
+        <w:rPr>
+          <w:lang w:eastAsia="bg-BG"/>
+        </w:rPr>
+        <w:t>подготовка на данните за графично наслагване.</w:t>
+      </w:r>
+    </w:p>
+    <w:p>
+      <w:pPr>
+        <w:pStyle w:val="ListParagraph"/>
+        <w:ind w:left="1571" w:firstLine="0"/>
+        <w:rPr>
+          <w:lang w:eastAsia="bg-BG"/>
+        </w:rPr>
+      </w:pPr>
+    </w:p>
+    <w:p>
+      <w:pPr>
+        <w:rPr>
+          <w:lang w:eastAsia="bg-BG"/>
+        </w:rPr>
+      </w:pPr>
+      <w:r>
+        <w:rPr>
+          <w:lang w:eastAsia="bg-BG"/>
+        </w:rPr>
+        <w:t>Без използването на компютърно зрение би било невъзможно автоматичното и точно позициониране на маникюра. Благодарение на тези технологии приложението може да предостави визуално реалистичен резултат, който следва формата и ориентацията на реалната ръка.</w:t>
+      </w:r>
+    </w:p>
+    <w:p>
+      <w:pPr>
+        <w:pStyle w:val="Heading1"/>
+      </w:pPr>
+      <w:r>
+        <w:t>Откриване на ключови точки (Landmark Detection)</w:t>
+      </w:r>
+    </w:p>
+    <w:p>
+      <w:pPr>
+        <w:pStyle w:val="Heading2"/>
+        <w:rPr>
+          <w:lang w:eastAsia="bg-BG"/>
+        </w:rPr>
+      </w:pPr>
+      <w:r>
+        <w:rPr>
+          <w:lang w:eastAsia="bg-BG"/>
+        </w:rPr>
+        <w:t>Същност на landmark detection</w:t>
+      </w:r>
+    </w:p>
+    <w:p>
+      <w:pPr>
+        <w:rPr>
+          <w:lang w:eastAsia="bg-BG"/>
+        </w:rPr>
+      </w:pPr>
+    </w:p>
+    <w:p>
+      <w:pPr>
+        <w:rPr>
+          <w:lang w:eastAsia="bg-BG"/>
+        </w:rPr>
+      </w:pPr>
+      <w:r>
+        <w:rPr>
+          <w:lang w:eastAsia="bg-BG"/>
+        </w:rPr>
+        <w:t>Landmark detection (откриване на ключови точки) е важен метод в областта на компютърното зрение, чрез който се определят конкретни характерни точки върху даден обект в изображение. Тези точки описват формата, структурата и положението на обекта в пространството. За разлика от методите, които разпознават обекта като цяло, landmark detection се фокусир</w:t>
+      </w:r>
+      <w:r>
+        <w:rPr>
+          <w:lang w:eastAsia="bg-BG"/>
+        </w:rPr>
+        <w:t>а върху неговите отделни части.</w:t>
+      </w:r>
+    </w:p>
+    <w:p>
+      <w:pPr>
+        <w:rPr>
+          <w:lang w:eastAsia="bg-BG"/>
+        </w:rPr>
+      </w:pPr>
+      <w:r>
+        <w:rPr>
+          <w:lang w:eastAsia="bg-BG"/>
+        </w:rPr>
+        <w:t xml:space="preserve">Ключовите точки се представят чрез координати в двумерна координатна система (x, y), които съответстват на позицията им в изображението. Те се избират така, че да бъдат лесно разпознаваеми и стабилни при различни условия, като промяна на ъгъла, осветлението или </w:t>
+      </w:r>
+      <w:r>
+        <w:rPr>
+          <w:lang w:eastAsia="bg-BG"/>
+        </w:rPr>
+        <w:t>размера на обекта.</w:t>
+      </w:r>
+    </w:p>
+    <w:p>
+      <w:pPr>
+        <w:rPr>
+          <w:lang w:eastAsia="bg-BG"/>
+        </w:rPr>
+      </w:pPr>
+      <w:r>
+        <w:rPr>
+          <w:lang w:eastAsia="bg-BG"/>
+        </w:rPr>
+        <w:t>Landmark detection намира широко приложение при анализ на лице, тяло и ръце. Например при лице се откриват точки като очи, нос и уста, а при ръка – ставите и върховете на пръстите. Благодарение на тези точки може да се анализира движението, фо</w:t>
+      </w:r>
+      <w:r>
+        <w:rPr>
+          <w:lang w:eastAsia="bg-BG"/>
+        </w:rPr>
+        <w:t>рмата и ориентацията на обекта.</w:t>
+      </w:r>
+    </w:p>
+    <w:p>
+      <w:pPr>
+        <w:rPr>
+          <w:lang w:eastAsia="bg-BG"/>
+        </w:rPr>
+      </w:pPr>
+      <w:r>
+        <w:rPr>
+          <w:lang w:eastAsia="bg-BG"/>
+        </w:rPr>
+        <w:t>В контекста на настоящия дипломен проект landmark detection играе ключова роля, тъй като позволява точно определяне на позицията на ноктите върху ръката. Това е основата, върху която се извършва виртуалното наслагване на маникюрните модели.</w:t>
+      </w:r>
+    </w:p>
+    <w:p>
+      <w:pPr>
+        <w:pStyle w:val="Heading2"/>
+        <w:rPr>
+          <w:lang w:eastAsia="bg-BG"/>
+        </w:rPr>
+      </w:pPr>
+      <w:r>
+        <w:rPr>
+          <w:lang w:eastAsia="bg-BG"/>
+        </w:rPr>
+        <w:t>Сравнение между landmark detection и object detection</w:t>
+      </w:r>
+    </w:p>
+    <w:p>
+      <w:pPr>
+        <w:rPr>
+          <w:lang w:eastAsia="bg-BG"/>
+        </w:rPr>
+      </w:pPr>
+    </w:p>
+    <w:p>
+      <w:pPr>
+        <w:rPr>
+          <w:lang w:eastAsia="bg-BG"/>
+        </w:rPr>
+      </w:pPr>
+      <w:r>
+        <w:rPr>
+          <w:lang w:eastAsia="bg-BG"/>
+        </w:rPr>
+        <w:lastRenderedPageBreak/>
+        <w:t>Object detection (детекция на обекти) и landmark detection са два основни подхода в компютърното зрение, които имат различни цели и приложения. При object detection задачата е да се открие дали даден обект присъства в изображението и къде приблизително се намира той. Резултатът от този процес обикновено е правоъгълна ра</w:t>
+      </w:r>
+      <w:r>
+        <w:rPr>
+          <w:lang w:eastAsia="bg-BG"/>
+        </w:rPr>
+        <w:t>мка, която огражда целия обект.</w:t>
+      </w:r>
+    </w:p>
+    <w:p>
+      <w:pPr>
+        <w:rPr>
+          <w:lang w:eastAsia="bg-BG"/>
+        </w:rPr>
+      </w:pPr>
+      <w:r>
+        <w:rPr>
+          <w:lang w:eastAsia="bg-BG"/>
+        </w:rPr>
+        <w:t>От друга страна, landmark detection предоставя значително по-детайлна информация. Вместо да се определя само областта на обекта, се откриват конкретни точки, които описват неговата форма. Това позволява по-прецизна обработка и анализ.</w:t>
+      </w:r>
+    </w:p>
+    <w:p>
+      <w:pPr>
+        <w:rPr>
+          <w:lang w:eastAsia="bg-BG"/>
+        </w:rPr>
+      </w:pPr>
+    </w:p>
+    <w:p>
+      <w:pPr>
+        <w:rPr>
+          <w:b/>
+          <w:lang w:eastAsia="bg-BG"/>
+        </w:rPr>
+      </w:pPr>
+      <w:r>
+        <w:rPr>
+          <w:b/>
+          <w:lang w:eastAsia="bg-BG"/>
+        </w:rPr>
+        <w:t xml:space="preserve">Основните </w:t>
+      </w:r>
+      <w:r>
+        <w:rPr>
+          <w:b/>
+          <w:lang w:eastAsia="bg-BG"/>
+        </w:rPr>
+        <w:t>разлики между двата подхода са:</w:t>
+      </w:r>
+    </w:p>
+    <w:p>
+      <w:pPr>
+        <w:pStyle w:val="ListParagraph"/>
+        <w:numPr>
+          <w:ilvl w:val="0"/>
+          <w:numId w:val="12"/>
+        </w:numPr>
+        <w:rPr>
+          <w:lang w:eastAsia="bg-BG"/>
+        </w:rPr>
+      </w:pPr>
+      <w:r>
+        <w:rPr>
+          <w:lang w:eastAsia="bg-BG"/>
+        </w:rPr>
+        <w:t xml:space="preserve">object detection определя местоположението на обекта като </w:t>
+      </w:r>
+      <w:r>
+        <w:rPr>
+          <w:lang w:eastAsia="bg-BG"/>
+        </w:rPr>
+        <w:t>цяло;</w:t>
+      </w:r>
+    </w:p>
+    <w:p>
+      <w:pPr>
+        <w:pStyle w:val="ListParagraph"/>
+        <w:numPr>
+          <w:ilvl w:val="0"/>
+          <w:numId w:val="12"/>
+        </w:numPr>
+        <w:rPr>
+          <w:lang w:eastAsia="bg-BG"/>
+        </w:rPr>
+      </w:pPr>
+      <w:r>
+        <w:rPr>
+          <w:lang w:eastAsia="bg-BG"/>
+        </w:rPr>
+        <w:t xml:space="preserve">landmark detection описва </w:t>
+      </w:r>
+      <w:r>
+        <w:rPr>
+          <w:lang w:eastAsia="bg-BG"/>
+        </w:rPr>
+        <w:t>вътрешната структура на обекта;</w:t>
+      </w:r>
+    </w:p>
+    <w:p>
+      <w:pPr>
+        <w:pStyle w:val="ListParagraph"/>
+        <w:numPr>
+          <w:ilvl w:val="0"/>
+          <w:numId w:val="12"/>
+        </w:numPr>
+        <w:rPr>
+          <w:lang w:eastAsia="bg-BG"/>
+        </w:rPr>
+      </w:pPr>
+      <w:r>
+        <w:rPr>
+          <w:lang w:eastAsia="bg-BG"/>
+        </w:rPr>
+        <w:t>landmark detection позволява изчисляване на разстояния, ъгли и ориентация.</w:t>
+      </w:r>
+    </w:p>
+    <w:p>
+      <w:pPr>
+        <w:rPr>
+          <w:lang w:eastAsia="bg-BG"/>
+        </w:rPr>
+      </w:pPr>
+    </w:p>
+    <w:p>
+      <w:pPr>
+        <w:rPr>
+          <w:lang w:eastAsia="bg-BG"/>
+        </w:rPr>
+      </w:pPr>
+      <w:r>
+        <w:rPr>
+          <w:lang w:eastAsia="bg-BG"/>
+        </w:rPr>
+        <w:t>В задачите от тип виртуално пробване object detection не е достатъчен, тъй като не осигурява нужната точност. За виртуален маникюр е необходимо да се знае точното положение на всеки пръст и нокът, което прави landmark detection по-подходящия метод за реализация на проекта.</w:t>
+      </w:r>
+    </w:p>
+    <w:p>
+      <w:pPr>
+        <w:rPr>
+          <w:lang w:eastAsia="bg-BG"/>
+        </w:rPr>
+      </w:pPr>
+    </w:p>
+    <w:p>
+      <w:pPr>
+        <w:pStyle w:val="Heading2"/>
+        <w:rPr>
+          <w:lang w:eastAsia="bg-BG"/>
+        </w:rPr>
+      </w:pPr>
+      <w:r>
+        <w:rPr>
+          <w:lang w:eastAsia="bg-BG"/>
+        </w:rPr>
+        <w:t>Landmark detection при ръце</w:t>
+      </w:r>
+    </w:p>
+    <w:p>
+      <w:pPr>
+        <w:rPr>
+          <w:lang w:eastAsia="bg-BG"/>
+        </w:rPr>
+      </w:pPr>
+    </w:p>
+    <w:p>
+      <w:pPr>
+        <w:rPr>
+          <w:lang w:eastAsia="bg-BG"/>
+        </w:rPr>
+      </w:pPr>
+      <w:r>
+        <w:rPr>
+          <w:lang w:eastAsia="bg-BG"/>
+        </w:rPr>
+        <w:t>Landmark detection при ръце представлява процес на откриване на предварително дефиниран набор от ключови точки, които описват анатомичната структура на човешката ръка. Тези точки обикновено включват китката, ставите на пр</w:t>
+      </w:r>
+      <w:r>
+        <w:rPr>
+          <w:lang w:eastAsia="bg-BG"/>
+        </w:rPr>
+        <w:t>ъстите и върховете на пръстите.</w:t>
+      </w:r>
+    </w:p>
+    <w:p>
+      <w:pPr>
+        <w:rPr>
+          <w:lang w:eastAsia="bg-BG"/>
+        </w:rPr>
+      </w:pPr>
+      <w:r>
+        <w:rPr>
+          <w:lang w:eastAsia="bg-BG"/>
+        </w:rPr>
+        <w:lastRenderedPageBreak/>
+        <w:t>Чрез използването на тези ключови точки ръката може да бъде представена като геометричен модел. Това позволява да се определи не само позицията на ръката, но и нейното движение, ориентация и форма. Всяка точка има точно определено значение и служи като ори</w:t>
+      </w:r>
+      <w:r>
+        <w:rPr>
+          <w:lang w:eastAsia="bg-BG"/>
+        </w:rPr>
+        <w:t>ентир за последващи изчисления.</w:t>
+      </w:r>
+    </w:p>
+    <w:p>
+      <w:pPr>
+        <w:rPr>
+          <w:lang w:eastAsia="bg-BG"/>
+        </w:rPr>
+      </w:pPr>
+      <w:r>
+        <w:rPr>
+          <w:lang w:eastAsia="bg-BG"/>
+        </w:rPr>
+        <w:t>В проекта за виртуален маникюр landmark detection при ръце е от</w:t>
+      </w:r>
+      <w:r>
+        <w:rPr>
+          <w:lang w:eastAsia="bg-BG"/>
+        </w:rPr>
+        <w:t xml:space="preserve"> съществено значение, тъй като:</w:t>
+      </w:r>
+    </w:p>
+    <w:p>
+      <w:pPr>
+        <w:pStyle w:val="ListParagraph"/>
+        <w:numPr>
+          <w:ilvl w:val="0"/>
+          <w:numId w:val="13"/>
+        </w:numPr>
+        <w:rPr>
+          <w:lang w:eastAsia="bg-BG"/>
+        </w:rPr>
+      </w:pPr>
+      <w:r>
+        <w:rPr>
+          <w:lang w:eastAsia="bg-BG"/>
+        </w:rPr>
+        <w:t>позволява откр</w:t>
+      </w:r>
+      <w:r>
+        <w:rPr>
+          <w:lang w:eastAsia="bg-BG"/>
+        </w:rPr>
+        <w:t>иване на върховете на пръстите;</w:t>
+      </w:r>
+    </w:p>
+    <w:p>
+      <w:pPr>
+        <w:pStyle w:val="ListParagraph"/>
+        <w:numPr>
+          <w:ilvl w:val="0"/>
+          <w:numId w:val="13"/>
+        </w:numPr>
+        <w:rPr>
+          <w:lang w:eastAsia="bg-BG"/>
+        </w:rPr>
+      </w:pPr>
+      <w:r>
+        <w:rPr>
+          <w:lang w:eastAsia="bg-BG"/>
+        </w:rPr>
+        <w:t>осигурява информа</w:t>
+      </w:r>
+      <w:r>
+        <w:rPr>
+          <w:lang w:eastAsia="bg-BG"/>
+        </w:rPr>
+        <w:t>ция за ориентацията на ноктите;</w:t>
+      </w:r>
+    </w:p>
+    <w:p>
+      <w:pPr>
+        <w:pStyle w:val="ListParagraph"/>
+        <w:numPr>
+          <w:ilvl w:val="0"/>
+          <w:numId w:val="13"/>
+        </w:numPr>
+        <w:rPr>
+          <w:lang w:eastAsia="bg-BG"/>
+        </w:rPr>
+      </w:pPr>
+      <w:r>
+        <w:rPr>
+          <w:lang w:eastAsia="bg-BG"/>
+        </w:rPr>
+        <w:t>улеснява адаптирането на маникюрния модел към реалната ръка.</w:t>
+      </w:r>
+    </w:p>
+    <w:p>
+      <w:pPr>
+        <w:rPr>
+          <w:lang w:eastAsia="bg-BG"/>
+        </w:rPr>
+      </w:pPr>
+    </w:p>
+    <w:p>
+      <w:pPr>
+        <w:rPr>
+          <w:lang w:eastAsia="bg-BG"/>
+        </w:rPr>
+      </w:pPr>
+      <w:r>
+        <w:rPr>
+          <w:lang w:eastAsia="bg-BG"/>
+        </w:rPr>
+        <w:t>По този начин виртуалният маникюр изглежда по-естествен и реалистичен, тъй като следва реалната форма и позиция на ръката на потребителя.</w:t>
+      </w:r>
+    </w:p>
+    <w:p>
+      <w:pPr>
+        <w:pStyle w:val="Heading2"/>
+        <w:rPr>
+          <w:lang w:eastAsia="bg-BG"/>
+        </w:rPr>
+      </w:pPr>
+      <w:r>
+        <w:rPr>
+          <w:lang w:eastAsia="bg-BG"/>
+        </w:rPr>
+        <w:t>Използване на готови модели</w:t>
+      </w:r>
+    </w:p>
+    <w:p>
+      <w:pPr>
+        <w:rPr>
+          <w:lang w:eastAsia="bg-BG"/>
+        </w:rPr>
+      </w:pPr>
+    </w:p>
+    <w:p>
+      <w:pPr>
+        <w:rPr>
+          <w:lang w:eastAsia="bg-BG"/>
+        </w:rPr>
+      </w:pPr>
+      <w:r>
+        <w:rPr>
+          <w:lang w:eastAsia="bg-BG"/>
+        </w:rPr>
+        <w:t>В съвременните приложения на компютърното зрение често се използват готови, предварително обучени модели за landmark detection. Тези модели са разработени и обучени върху големи набори от данни и предостав</w:t>
+      </w:r>
+      <w:r>
+        <w:rPr>
+          <w:lang w:eastAsia="bg-BG"/>
+        </w:rPr>
+        <w:t>ят висока точност и надеждност.</w:t>
+      </w:r>
+    </w:p>
+    <w:p>
+      <w:pPr>
+        <w:rPr>
+          <w:b/>
+          <w:lang w:eastAsia="bg-BG"/>
+        </w:rPr>
+      </w:pPr>
+      <w:r>
+        <w:rPr>
+          <w:b/>
+          <w:lang w:eastAsia="bg-BG"/>
+        </w:rPr>
+        <w:t>Използването на готов</w:t>
+      </w:r>
+      <w:r>
+        <w:rPr>
+          <w:b/>
+          <w:lang w:eastAsia="bg-BG"/>
+        </w:rPr>
+        <w:t>и модели има редица предимства:</w:t>
+      </w:r>
+    </w:p>
+    <w:p>
+      <w:pPr>
+        <w:pStyle w:val="ListParagraph"/>
+        <w:numPr>
+          <w:ilvl w:val="0"/>
+          <w:numId w:val="14"/>
+        </w:numPr>
+        <w:rPr>
+          <w:lang w:eastAsia="bg-BG"/>
+        </w:rPr>
+      </w:pPr>
+      <w:r>
+        <w:rPr>
+          <w:lang w:eastAsia="bg-BG"/>
+        </w:rPr>
+        <w:t xml:space="preserve">значително </w:t>
+      </w:r>
+      <w:r>
+        <w:rPr>
+          <w:lang w:eastAsia="bg-BG"/>
+        </w:rPr>
+        <w:t>намалява времето за разработка;</w:t>
+      </w:r>
+    </w:p>
+    <w:p>
+      <w:pPr>
+        <w:pStyle w:val="ListParagraph"/>
+        <w:numPr>
+          <w:ilvl w:val="0"/>
+          <w:numId w:val="14"/>
+        </w:numPr>
+        <w:rPr>
+          <w:lang w:eastAsia="bg-BG"/>
+        </w:rPr>
+      </w:pPr>
+      <w:r>
+        <w:rPr>
+          <w:lang w:eastAsia="bg-BG"/>
+        </w:rPr>
+        <w:t>не изисква задълбочени знания</w:t>
+      </w:r>
+      <w:r>
+        <w:rPr>
+          <w:lang w:eastAsia="bg-BG"/>
+        </w:rPr>
+        <w:t xml:space="preserve"> по обучение на невронни мрежи;</w:t>
+      </w:r>
+    </w:p>
+    <w:p>
+      <w:pPr>
+        <w:pStyle w:val="ListParagraph"/>
+        <w:numPr>
+          <w:ilvl w:val="0"/>
+          <w:numId w:val="14"/>
+        </w:numPr>
+        <w:rPr>
+          <w:lang w:eastAsia="bg-BG"/>
+        </w:rPr>
+      </w:pPr>
+      <w:r>
+        <w:rPr>
+          <w:lang w:eastAsia="bg-BG"/>
+        </w:rPr>
+        <w:t xml:space="preserve">осигурява стабилни </w:t>
+      </w:r>
+      <w:r>
+        <w:rPr>
+          <w:lang w:eastAsia="bg-BG"/>
+        </w:rPr>
+        <w:t>резултати при различни условия;</w:t>
+      </w:r>
+    </w:p>
+    <w:p>
+      <w:pPr>
+        <w:pStyle w:val="ListParagraph"/>
+        <w:numPr>
+          <w:ilvl w:val="0"/>
+          <w:numId w:val="14"/>
+        </w:numPr>
+        <w:rPr>
+          <w:lang w:eastAsia="bg-BG"/>
+        </w:rPr>
+      </w:pPr>
+      <w:r>
+        <w:rPr>
+          <w:lang w:eastAsia="bg-BG"/>
+        </w:rPr>
+        <w:t>подходящо е за учебни и практически проекти.</w:t>
+      </w:r>
+    </w:p>
+    <w:p>
+      <w:pPr>
+        <w:rPr>
+          <w:lang w:eastAsia="bg-BG"/>
+        </w:rPr>
+      </w:pPr>
+    </w:p>
+    <w:p>
+      <w:pPr>
+        <w:rPr>
+          <w:lang w:eastAsia="bg-BG"/>
+        </w:rPr>
+      </w:pPr>
+      <w:r>
+        <w:rPr>
+          <w:lang w:eastAsia="bg-BG"/>
+        </w:rPr>
+        <w:t xml:space="preserve">В настоящия дипломен проект използването на готов модел за разпознаване на ръце позволява фокусът да бъде насочен към практическата реализация на </w:t>
+      </w:r>
+      <w:r>
+        <w:rPr>
+          <w:lang w:eastAsia="bg-BG"/>
+        </w:rPr>
+        <w:lastRenderedPageBreak/>
+        <w:t>приложението, а не към сложни процеси по обучение на модел. Това прави проекта по-достъпен, разбираем и приложим в реална среда.</w:t>
+      </w:r>
+    </w:p>
+    <w:p>
+      <w:pPr>
+        <w:pStyle w:val="Heading1"/>
+      </w:pPr>
+      <w:r>
+        <w:t>Библиотеката MediaPipe</w:t>
+      </w:r>
+    </w:p>
+    <w:p>
+      <w:pPr>
+        <w:pStyle w:val="Heading2"/>
+        <w:numPr>
+          <w:ilvl w:val="0"/>
+          <w:numId w:val="0"/>
+        </w:numPr>
+        <w:ind w:left="430"/>
+        <w:rPr>
+          <w:lang w:eastAsia="bg-BG"/>
+        </w:rPr>
+      </w:pPr>
+    </w:p>
+    <w:p>
+      <w:pPr>
+        <w:rPr>
+          <w:lang w:eastAsia="bg-BG"/>
+        </w:rPr>
+      </w:pPr>
+      <w:r>
+        <w:rPr>
+          <w:lang w:eastAsia="bg-BG"/>
+        </w:rPr>
+        <w:t>Библиотеката MediaPipe е съвременна платформа за разработване на приложения, базирани на компютърно зрение и машинно обучение. Тя е създадена от компанията Google и е предназначена за бърза и ефективна обработка на изображения и видео в реално време. MediaPipe предоставя готови решения за разпознаване на лице, ръце, тяло и други обекти, което я прави изключително подходяща за задачи от типа „вир</w:t>
+      </w:r>
+      <w:r>
+        <w:rPr>
+          <w:lang w:eastAsia="bg-BG"/>
+        </w:rPr>
+        <w:t>туална проба“ (Virtual Try-On).</w:t>
+      </w:r>
+    </w:p>
+    <w:p>
+      <w:pPr>
+        <w:rPr>
+          <w:lang w:eastAsia="bg-BG"/>
+        </w:rPr>
+      </w:pPr>
+      <w:r>
+        <w:rPr>
+          <w:lang w:eastAsia="bg-BG"/>
+        </w:rPr>
+        <w:t>Едно от основните предимства на MediaPipe е, че позволява използването на предварително обучени модели, без необходимост от допълнително обучение или събиране на голямо количество данни. Това значително улеснява разработката на приложения и намалява времето за реализация на проекта. Библиотеката е оптимизирана за работа в реално време и може да се използва както в настолни, така и в уеб и мобилни прило</w:t>
+      </w:r>
+      <w:r>
+        <w:rPr>
+          <w:lang w:eastAsia="bg-BG"/>
+        </w:rPr>
+        <w:t>жения.</w:t>
+      </w:r>
+      <w:bookmarkStart w:id="4" w:name="_GoBack"/>
+      <w:bookmarkEnd w:id="4"/>
+    </w:p>
+    <w:p>
+      <w:pPr>
+        <w:rPr>
+          <w:lang w:eastAsia="bg-BG"/>
+        </w:rPr>
+      </w:pPr>
+      <w:r>
+        <w:rPr>
+          <w:lang w:eastAsia="bg-BG"/>
+        </w:rPr>
+        <w:t>В проекта „Виртуално студио за маникюр“ MediaPipe се използва за разпознаване на ръката и извличане на ключови точки на пръстите. Тази информация е основа за определяне на позицията, размера и ориентацията на всеки нокът, върху който впоследствие се наслагва избраният PNG модел на маникюр.</w:t>
+      </w:r>
+    </w:p>
+    <w:p>
+      <w:pPr>
+        <w:rPr>
+          <w:lang w:eastAsia="bg-BG"/>
+        </w:rPr>
+      </w:pPr>
+    </w:p>
+    <w:p>
+      <w:pPr>
+        <w:rPr>
+          <w:lang w:eastAsia="bg-BG"/>
+        </w:rPr>
+      </w:pPr>
+    </w:p>
+    <w:p>
+      <w:pPr>
+        <w:rPr>
+          <w:lang w:eastAsia="bg-BG"/>
+        </w:rPr>
+      </w:pPr>
+    </w:p>
+    <w:p>
+      <w:pPr>
+        <w:rPr>
+          <w:lang w:eastAsia="bg-BG"/>
+        </w:rPr>
+      </w:pPr>
+    </w:p>
+    <w:p>
+      <w:pPr>
+        <w:rPr>
+          <w:lang w:eastAsia="bg-BG"/>
+        </w:rPr>
+      </w:pPr>
+    </w:p>
+    <w:p>
+      <w:pPr>
+        <w:rPr>
+          <w:lang w:eastAsia="bg-BG"/>
+        </w:rPr>
+      </w:pPr>
+    </w:p>
+    <w:p>
+      <w:pPr>
+        <w:rPr>
+          <w:lang w:eastAsia="bg-BG"/>
+        </w:rPr>
+      </w:pPr>
+    </w:p>
+    <w:p>
+      <w:pPr>
+        <w:rPr>
+          <w:lang w:eastAsia="bg-BG"/>
+        </w:rPr>
+      </w:pPr>
+    </w:p>
+    <w:p>
+      <w:pPr>
+        <w:rPr>
+          <w:lang w:eastAsia="bg-BG"/>
+        </w:rPr>
+      </w:pPr>
+    </w:p>
+    <w:p>
+      <w:pPr>
+        <w:rPr>
+          <w:lang w:eastAsia="bg-BG"/>
+        </w:rPr>
+      </w:pPr>
+    </w:p>
+    <w:p>
+      <w:pPr>
+        <w:rPr>
+          <w:lang w:eastAsia="bg-BG"/>
+        </w:rPr>
+      </w:pPr>
+    </w:p>
+    <w:p>
+      <w:pPr>
+        <w:rPr>
+          <w:lang w:eastAsia="bg-BG"/>
+        </w:rPr>
+      </w:pPr>
+    </w:p>
+    <w:p>
+      <w:pPr>
+        <w:rPr>
+          <w:lang w:eastAsia="bg-BG"/>
+        </w:rPr>
+      </w:pPr>
+    </w:p>
+    <w:p>
+      <w:pPr>
+        <w:rPr>
+          <w:lang w:eastAsia="bg-BG"/>
+        </w:rPr>
+      </w:pPr>
+    </w:p>
+    <w:p>
+      <w:pPr>
+        <w:rPr>
+          <w:lang w:eastAsia="bg-BG"/>
+        </w:rPr>
+      </w:pPr>
     </w:p>
     <w:p/>
     <w:p>
@@ -395,14 +1654,14 @@
       <w:pPr>
         <w:pStyle w:val="Heading1"/>
       </w:pPr>
-      <w:bookmarkStart w:id="6" w:name="_Toc219445204"/>
+      <w:bookmarkStart w:id="5" w:name="_Toc219445204"/>
       <w:r>
         <w:t>Литература:</w:t>
       </w:r>
+      <w:bookmarkEnd w:id="1"/>
       <w:bookmarkEnd w:id="2"/>
       <w:bookmarkEnd w:id="3"/>
-      <w:bookmarkEnd w:id="4"/>
-      <w:bookmarkEnd w:id="6"/>
+      <w:bookmarkEnd w:id="5"/>
     </w:p>
     <w:p>
       <w:pPr>
@@ -413,10 +1672,10 @@
         </w:numPr>
         <w:spacing w:after="160"/>
       </w:pPr>
-      <w:bookmarkStart w:id="7" w:name="_Toc109577646"/>
-      <w:bookmarkStart w:id="8" w:name="_Toc133249660"/>
-      <w:bookmarkStart w:id="9" w:name="_Toc133249727"/>
-      <w:bookmarkStart w:id="10" w:name="_Toc133272496"/>
+      <w:bookmarkStart w:id="6" w:name="_Toc109577646"/>
+      <w:bookmarkStart w:id="7" w:name="_Toc133249660"/>
+      <w:bookmarkStart w:id="8" w:name="_Toc133249727"/>
+      <w:bookmarkStart w:id="9" w:name="_Toc133272496"/>
       <w:r>
         <w:t xml:space="preserve">Колисниченко, Денис, Адаптивен уеб дизайн с </w:t>
       </w:r>
@@ -470,10 +1729,10 @@
       <w:r>
         <w:t>.АлексСофт, С 2017</w:t>
       </w:r>
+      <w:bookmarkEnd w:id="6"/>
       <w:bookmarkEnd w:id="7"/>
       <w:bookmarkEnd w:id="8"/>
       <w:bookmarkEnd w:id="9"/>
-      <w:bookmarkEnd w:id="10"/>
     </w:p>
     <w:p>
       <w:pPr>
@@ -484,17 +1743,17 @@
         </w:numPr>
         <w:spacing w:after="160"/>
       </w:pPr>
-      <w:bookmarkStart w:id="11" w:name="_Toc109577647"/>
-      <w:bookmarkStart w:id="12" w:name="_Toc133249661"/>
-      <w:bookmarkStart w:id="13" w:name="_Toc133249728"/>
-      <w:bookmarkStart w:id="14" w:name="_Toc133272497"/>
+      <w:bookmarkStart w:id="10" w:name="_Toc109577647"/>
+      <w:bookmarkStart w:id="11" w:name="_Toc133249661"/>
+      <w:bookmarkStart w:id="12" w:name="_Toc133249728"/>
+      <w:bookmarkStart w:id="13" w:name="_Toc133272497"/>
       <w:r>
         <w:t xml:space="preserve">Есканази, Аврам. </w:t>
       </w:r>
+      <w:bookmarkEnd w:id="10"/>
       <w:bookmarkEnd w:id="11"/>
       <w:bookmarkEnd w:id="12"/>
       <w:bookmarkEnd w:id="13"/>
-      <w:bookmarkEnd w:id="14"/>
       <w:r>
         <w:t>Софтуерни техологии. КЛМН, С 2006</w:t>
       </w:r>
@@ -600,6 +1859,7 @@
         <w:spacing w:beforeAutospacing="0" w:afterAutospacing="0"/>
       </w:pPr>
       <w:r>
+        <w:lastRenderedPageBreak/>
         <w:t>https://priobshti.se/article/strategii-v-pomosht-na-prepodavaneto/taksonomiya-na-blum-ili-kak-da-napravim-uroka-v</w:t>
       </w:r>
     </w:p>
@@ -698,7 +1958,7 @@
           <w:rPr>
             <w:noProof/>
           </w:rPr>
-          <w:t>1</w:t>
+          <w:t>10</w:t>
         </w:r>
         <w:r>
           <w:rPr>
@@ -1001,6 +2261,119 @@
     </w:lvl>
   </w:abstractNum>
   <w:abstractNum w:abstractNumId="2" w15:restartNumberingAfterBreak="0">
+    <w:nsid w:val="0B7950CB"/>
+    <w:multiLevelType w:val="hybridMultilevel"/>
+    <w:tmpl w:val="A6407B70"/>
+    <w:lvl w:ilvl="0" w:tplc="04020001">
+      <w:start w:val="1"/>
+      <w:numFmt w:val="bullet"/>
+      <w:lvlText w:val=""/>
+      <w:lvlJc w:val="left"/>
+      <w:pPr>
+        <w:ind w:left="1571" w:hanging="360"/>
+      </w:pPr>
+      <w:rPr>
+        <w:rFonts w:ascii="Symbol" w:hAnsi="Symbol" w:hint="default"/>
+      </w:rPr>
+    </w:lvl>
+    <w:lvl w:ilvl="1" w:tplc="04020003" w:tentative="1">
+      <w:start w:val="1"/>
+      <w:numFmt w:val="bullet"/>
+      <w:lvlText w:val="o"/>
+      <w:lvlJc w:val="left"/>
+      <w:pPr>
+        <w:ind w:left="2291" w:hanging="360"/>
+      </w:pPr>
+      <w:rPr>
+        <w:rFonts w:ascii="Courier New" w:hAnsi="Courier New" w:cs="Courier New" w:hint="default"/>
+      </w:rPr>
+    </w:lvl>
+    <w:lvl w:ilvl="2" w:tplc="04020005" w:tentative="1">
+      <w:start w:val="1"/>
+      <w:numFmt w:val="bullet"/>
+      <w:lvlText w:val=""/>
+      <w:lvlJc w:val="left"/>
+      <w:pPr>
+        <w:ind w:left="3011" w:hanging="360"/>
+      </w:pPr>
+      <w:rPr>
+        <w:rFonts w:ascii="Wingdings" w:hAnsi="Wingdings" w:hint="default"/>
+      </w:rPr>
+    </w:lvl>
+    <w:lvl w:ilvl="3" w:tplc="04020001" w:tentative="1">
+      <w:start w:val="1"/>
+      <w:numFmt w:val="bullet"/>
+      <w:lvlText w:val=""/>
+      <w:lvlJc w:val="left"/>
+      <w:pPr>
+        <w:ind w:left="3731" w:hanging="360"/>
+      </w:pPr>
+      <w:rPr>
+        <w:rFonts w:ascii="Symbol" w:hAnsi="Symbol" w:hint="default"/>
+      </w:rPr>
+    </w:lvl>
+    <w:lvl w:ilvl="4" w:tplc="04020003" w:tentative="1">
+      <w:start w:val="1"/>
+      <w:numFmt w:val="bullet"/>
+      <w:lvlText w:val="o"/>
+      <w:lvlJc w:val="left"/>
+      <w:pPr>
+        <w:ind w:left="4451" w:hanging="360"/>
+      </w:pPr>
+      <w:rPr>
+        <w:rFonts w:ascii="Courier New" w:hAnsi="Courier New" w:cs="Courier New" w:hint="default"/>
+      </w:rPr>
+    </w:lvl>
+    <w:lvl w:ilvl="5" w:tplc="04020005" w:tentative="1">
+      <w:start w:val="1"/>
+      <w:numFmt w:val="bullet"/>
+      <w:lvlText w:val=""/>
+      <w:lvlJc w:val="left"/>
+      <w:pPr>
+        <w:ind w:left="5171" w:hanging="360"/>
+      </w:pPr>
+      <w:rPr>
+        <w:rFonts w:ascii="Wingdings" w:hAnsi="Wingdings" w:hint="default"/>
+      </w:rPr>
+    </w:lvl>
+    <w:lvl w:ilvl="6" w:tplc="04020001" w:tentative="1">
+      <w:start w:val="1"/>
+      <w:numFmt w:val="bullet"/>
+      <w:lvlText w:val=""/>
+      <w:lvlJc w:val="left"/>
+      <w:pPr>
+        <w:ind w:left="5891" w:hanging="360"/>
+      </w:pPr>
+      <w:rPr>
+        <w:rFonts w:ascii="Symbol" w:hAnsi="Symbol" w:hint="default"/>
+      </w:rPr>
+    </w:lvl>
+    <w:lvl w:ilvl="7" w:tplc="04020003" w:tentative="1">
+      <w:start w:val="1"/>
+      <w:numFmt w:val="bullet"/>
+      <w:lvlText w:val="o"/>
+      <w:lvlJc w:val="left"/>
+      <w:pPr>
+        <w:ind w:left="6611" w:hanging="360"/>
+      </w:pPr>
+      <w:rPr>
+        <w:rFonts w:ascii="Courier New" w:hAnsi="Courier New" w:cs="Courier New" w:hint="default"/>
+      </w:rPr>
+    </w:lvl>
+    <w:lvl w:ilvl="8" w:tplc="04020005" w:tentative="1">
+      <w:start w:val="1"/>
+      <w:numFmt w:val="bullet"/>
+      <w:lvlText w:val=""/>
+      <w:lvlJc w:val="left"/>
+      <w:pPr>
+        <w:ind w:left="7331" w:hanging="360"/>
+      </w:pPr>
+      <w:rPr>
+        <w:rFonts w:ascii="Wingdings" w:hAnsi="Wingdings" w:hint="default"/>
+      </w:rPr>
+    </w:lvl>
+  </w:abstractNum>
+  <w:abstractNum w:abstractNumId="3" w15:restartNumberingAfterBreak="0">
     <w:nsid w:val="11C61772"/>
     <w:multiLevelType w:val="multilevel"/>
     <w:tmpl w:val="4508AB0C"/>
@@ -1113,7 +2486,7 @@
       </w:pPr>
     </w:lvl>
   </w:abstractNum>
-  <w:abstractNum w:abstractNumId="3" w15:restartNumberingAfterBreak="0">
+  <w:abstractNum w:abstractNumId="4" w15:restartNumberingAfterBreak="0">
     <w:nsid w:val="1482775B"/>
     <w:multiLevelType w:val="multilevel"/>
     <w:tmpl w:val="4FA01912"/>
@@ -1235,7 +2608,120 @@
       </w:rPr>
     </w:lvl>
   </w:abstractNum>
-  <w:abstractNum w:abstractNumId="4" w15:restartNumberingAfterBreak="0">
+  <w:abstractNum w:abstractNumId="5" w15:restartNumberingAfterBreak="0">
+    <w:nsid w:val="27B87953"/>
+    <w:multiLevelType w:val="hybridMultilevel"/>
+    <w:tmpl w:val="4D2CFAB2"/>
+    <w:lvl w:ilvl="0" w:tplc="04020001">
+      <w:start w:val="1"/>
+      <w:numFmt w:val="bullet"/>
+      <w:lvlText w:val=""/>
+      <w:lvlJc w:val="left"/>
+      <w:pPr>
+        <w:ind w:left="1571" w:hanging="360"/>
+      </w:pPr>
+      <w:rPr>
+        <w:rFonts w:ascii="Symbol" w:hAnsi="Symbol" w:hint="default"/>
+      </w:rPr>
+    </w:lvl>
+    <w:lvl w:ilvl="1" w:tplc="04020003" w:tentative="1">
+      <w:start w:val="1"/>
+      <w:numFmt w:val="bullet"/>
+      <w:lvlText w:val="o"/>
+      <w:lvlJc w:val="left"/>
+      <w:pPr>
+        <w:ind w:left="2291" w:hanging="360"/>
+      </w:pPr>
+      <w:rPr>
+        <w:rFonts w:ascii="Courier New" w:hAnsi="Courier New" w:cs="Courier New" w:hint="default"/>
+      </w:rPr>
+    </w:lvl>
+    <w:lvl w:ilvl="2" w:tplc="04020005" w:tentative="1">
+      <w:start w:val="1"/>
+      <w:numFmt w:val="bullet"/>
+      <w:lvlText w:val=""/>
+      <w:lvlJc w:val="left"/>
+      <w:pPr>
+        <w:ind w:left="3011" w:hanging="360"/>
+      </w:pPr>
+      <w:rPr>
+        <w:rFonts w:ascii="Wingdings" w:hAnsi="Wingdings" w:hint="default"/>
+      </w:rPr>
+    </w:lvl>
+    <w:lvl w:ilvl="3" w:tplc="04020001" w:tentative="1">
+      <w:start w:val="1"/>
+      <w:numFmt w:val="bullet"/>
+      <w:lvlText w:val=""/>
+      <w:lvlJc w:val="left"/>
+      <w:pPr>
+        <w:ind w:left="3731" w:hanging="360"/>
+      </w:pPr>
+      <w:rPr>
+        <w:rFonts w:ascii="Symbol" w:hAnsi="Symbol" w:hint="default"/>
+      </w:rPr>
+    </w:lvl>
+    <w:lvl w:ilvl="4" w:tplc="04020003" w:tentative="1">
+      <w:start w:val="1"/>
+      <w:numFmt w:val="bullet"/>
+      <w:lvlText w:val="o"/>
+      <w:lvlJc w:val="left"/>
+      <w:pPr>
+        <w:ind w:left="4451" w:hanging="360"/>
+      </w:pPr>
+      <w:rPr>
+        <w:rFonts w:ascii="Courier New" w:hAnsi="Courier New" w:cs="Courier New" w:hint="default"/>
+      </w:rPr>
+    </w:lvl>
+    <w:lvl w:ilvl="5" w:tplc="04020005" w:tentative="1">
+      <w:start w:val="1"/>
+      <w:numFmt w:val="bullet"/>
+      <w:lvlText w:val=""/>
+      <w:lvlJc w:val="left"/>
+      <w:pPr>
+        <w:ind w:left="5171" w:hanging="360"/>
+      </w:pPr>
+      <w:rPr>
+        <w:rFonts w:ascii="Wingdings" w:hAnsi="Wingdings" w:hint="default"/>
+      </w:rPr>
+    </w:lvl>
+    <w:lvl w:ilvl="6" w:tplc="04020001" w:tentative="1">
+      <w:start w:val="1"/>
+      <w:numFmt w:val="bullet"/>
+      <w:lvlText w:val=""/>
+      <w:lvlJc w:val="left"/>
+      <w:pPr>
+        <w:ind w:left="5891" w:hanging="360"/>
+      </w:pPr>
+      <w:rPr>
+        <w:rFonts w:ascii="Symbol" w:hAnsi="Symbol" w:hint="default"/>
+      </w:rPr>
+    </w:lvl>
+    <w:lvl w:ilvl="7" w:tplc="04020003" w:tentative="1">
+      <w:start w:val="1"/>
+      <w:numFmt w:val="bullet"/>
+      <w:lvlText w:val="o"/>
+      <w:lvlJc w:val="left"/>
+      <w:pPr>
+        <w:ind w:left="6611" w:hanging="360"/>
+      </w:pPr>
+      <w:rPr>
+        <w:rFonts w:ascii="Courier New" w:hAnsi="Courier New" w:cs="Courier New" w:hint="default"/>
+      </w:rPr>
+    </w:lvl>
+    <w:lvl w:ilvl="8" w:tplc="04020005" w:tentative="1">
+      <w:start w:val="1"/>
+      <w:numFmt w:val="bullet"/>
+      <w:lvlText w:val=""/>
+      <w:lvlJc w:val="left"/>
+      <w:pPr>
+        <w:ind w:left="7331" w:hanging="360"/>
+      </w:pPr>
+      <w:rPr>
+        <w:rFonts w:ascii="Wingdings" w:hAnsi="Wingdings" w:hint="default"/>
+      </w:rPr>
+    </w:lvl>
+  </w:abstractNum>
+  <w:abstractNum w:abstractNumId="6" w15:restartNumberingAfterBreak="0">
     <w:nsid w:val="28B151F1"/>
     <w:multiLevelType w:val="hybridMultilevel"/>
     <w:tmpl w:val="BEB47992"/>
@@ -1324,7 +2810,120 @@
       </w:pPr>
     </w:lvl>
   </w:abstractNum>
-  <w:abstractNum w:abstractNumId="5" w15:restartNumberingAfterBreak="0">
+  <w:abstractNum w:abstractNumId="7" w15:restartNumberingAfterBreak="0">
+    <w:nsid w:val="302A7A6C"/>
+    <w:multiLevelType w:val="hybridMultilevel"/>
+    <w:tmpl w:val="A464FEDC"/>
+    <w:lvl w:ilvl="0" w:tplc="04020001">
+      <w:start w:val="1"/>
+      <w:numFmt w:val="bullet"/>
+      <w:lvlText w:val=""/>
+      <w:lvlJc w:val="left"/>
+      <w:pPr>
+        <w:ind w:left="1571" w:hanging="360"/>
+      </w:pPr>
+      <w:rPr>
+        <w:rFonts w:ascii="Symbol" w:hAnsi="Symbol" w:hint="default"/>
+      </w:rPr>
+    </w:lvl>
+    <w:lvl w:ilvl="1" w:tplc="04020003" w:tentative="1">
+      <w:start w:val="1"/>
+      <w:numFmt w:val="bullet"/>
+      <w:lvlText w:val="o"/>
+      <w:lvlJc w:val="left"/>
+      <w:pPr>
+        <w:ind w:left="2291" w:hanging="360"/>
+      </w:pPr>
+      <w:rPr>
+        <w:rFonts w:ascii="Courier New" w:hAnsi="Courier New" w:cs="Courier New" w:hint="default"/>
+      </w:rPr>
+    </w:lvl>
+    <w:lvl w:ilvl="2" w:tplc="04020005" w:tentative="1">
+      <w:start w:val="1"/>
+      <w:numFmt w:val="bullet"/>
+      <w:lvlText w:val=""/>
+      <w:lvlJc w:val="left"/>
+      <w:pPr>
+        <w:ind w:left="3011" w:hanging="360"/>
+      </w:pPr>
+      <w:rPr>
+        <w:rFonts w:ascii="Wingdings" w:hAnsi="Wingdings" w:hint="default"/>
+      </w:rPr>
+    </w:lvl>
+    <w:lvl w:ilvl="3" w:tplc="04020001" w:tentative="1">
+      <w:start w:val="1"/>
+      <w:numFmt w:val="bullet"/>
+      <w:lvlText w:val=""/>
+      <w:lvlJc w:val="left"/>
+      <w:pPr>
+        <w:ind w:left="3731" w:hanging="360"/>
+      </w:pPr>
+      <w:rPr>
+        <w:rFonts w:ascii="Symbol" w:hAnsi="Symbol" w:hint="default"/>
+      </w:rPr>
+    </w:lvl>
+    <w:lvl w:ilvl="4" w:tplc="04020003" w:tentative="1">
+      <w:start w:val="1"/>
+      <w:numFmt w:val="bullet"/>
+      <w:lvlText w:val="o"/>
+      <w:lvlJc w:val="left"/>
+      <w:pPr>
+        <w:ind w:left="4451" w:hanging="360"/>
+      </w:pPr>
+      <w:rPr>
+        <w:rFonts w:ascii="Courier New" w:hAnsi="Courier New" w:cs="Courier New" w:hint="default"/>
+      </w:rPr>
+    </w:lvl>
+    <w:lvl w:ilvl="5" w:tplc="04020005" w:tentative="1">
+      <w:start w:val="1"/>
+      <w:numFmt w:val="bullet"/>
+      <w:lvlText w:val=""/>
+      <w:lvlJc w:val="left"/>
+      <w:pPr>
+        <w:ind w:left="5171" w:hanging="360"/>
+      </w:pPr>
+      <w:rPr>
+        <w:rFonts w:ascii="Wingdings" w:hAnsi="Wingdings" w:hint="default"/>
+      </w:rPr>
+    </w:lvl>
+    <w:lvl w:ilvl="6" w:tplc="04020001" w:tentative="1">
+      <w:start w:val="1"/>
+      <w:numFmt w:val="bullet"/>
+      <w:lvlText w:val=""/>
+      <w:lvlJc w:val="left"/>
+      <w:pPr>
+        <w:ind w:left="5891" w:hanging="360"/>
+      </w:pPr>
+      <w:rPr>
+        <w:rFonts w:ascii="Symbol" w:hAnsi="Symbol" w:hint="default"/>
+      </w:rPr>
+    </w:lvl>
+    <w:lvl w:ilvl="7" w:tplc="04020003" w:tentative="1">
+      <w:start w:val="1"/>
+      <w:numFmt w:val="bullet"/>
+      <w:lvlText w:val="o"/>
+      <w:lvlJc w:val="left"/>
+      <w:pPr>
+        <w:ind w:left="6611" w:hanging="360"/>
+      </w:pPr>
+      <w:rPr>
+        <w:rFonts w:ascii="Courier New" w:hAnsi="Courier New" w:cs="Courier New" w:hint="default"/>
+      </w:rPr>
+    </w:lvl>
+    <w:lvl w:ilvl="8" w:tplc="04020005" w:tentative="1">
+      <w:start w:val="1"/>
+      <w:numFmt w:val="bullet"/>
+      <w:lvlText w:val=""/>
+      <w:lvlJc w:val="left"/>
+      <w:pPr>
+        <w:ind w:left="7331" w:hanging="360"/>
+      </w:pPr>
+      <w:rPr>
+        <w:rFonts w:ascii="Wingdings" w:hAnsi="Wingdings" w:hint="default"/>
+      </w:rPr>
+    </w:lvl>
+  </w:abstractNum>
+  <w:abstractNum w:abstractNumId="8" w15:restartNumberingAfterBreak="0">
     <w:nsid w:val="39453D5D"/>
     <w:multiLevelType w:val="multilevel"/>
     <w:tmpl w:val="AE70A622"/>
@@ -1473,7 +3072,7 @@
       </w:rPr>
     </w:lvl>
   </w:abstractNum>
-  <w:abstractNum w:abstractNumId="6" w15:restartNumberingAfterBreak="0">
+  <w:abstractNum w:abstractNumId="9" w15:restartNumberingAfterBreak="0">
     <w:nsid w:val="3C990C35"/>
     <w:multiLevelType w:val="multilevel"/>
     <w:tmpl w:val="E8F47E58"/>
@@ -1586,7 +3185,7 @@
       </w:pPr>
     </w:lvl>
   </w:abstractNum>
-  <w:abstractNum w:abstractNumId="7" w15:restartNumberingAfterBreak="0">
+  <w:abstractNum w:abstractNumId="10" w15:restartNumberingAfterBreak="0">
     <w:nsid w:val="3D470C5C"/>
     <w:multiLevelType w:val="multilevel"/>
     <w:tmpl w:val="BE0EB5C2"/>
@@ -1735,7 +3334,7 @@
       </w:rPr>
     </w:lvl>
   </w:abstractNum>
-  <w:abstractNum w:abstractNumId="8" w15:restartNumberingAfterBreak="0">
+  <w:abstractNum w:abstractNumId="11" w15:restartNumberingAfterBreak="0">
     <w:nsid w:val="4B401398"/>
     <w:multiLevelType w:val="multilevel"/>
     <w:tmpl w:val="A1B2A394"/>
@@ -1884,7 +3483,120 @@
       </w:rPr>
     </w:lvl>
   </w:abstractNum>
-  <w:abstractNum w:abstractNumId="9" w15:restartNumberingAfterBreak="0">
+  <w:abstractNum w:abstractNumId="12" w15:restartNumberingAfterBreak="0">
+    <w:nsid w:val="636A2823"/>
+    <w:multiLevelType w:val="hybridMultilevel"/>
+    <w:tmpl w:val="21A8A942"/>
+    <w:lvl w:ilvl="0" w:tplc="04020001">
+      <w:start w:val="1"/>
+      <w:numFmt w:val="bullet"/>
+      <w:lvlText w:val=""/>
+      <w:lvlJc w:val="left"/>
+      <w:pPr>
+        <w:ind w:left="1571" w:hanging="360"/>
+      </w:pPr>
+      <w:rPr>
+        <w:rFonts w:ascii="Symbol" w:hAnsi="Symbol" w:hint="default"/>
+      </w:rPr>
+    </w:lvl>
+    <w:lvl w:ilvl="1" w:tplc="04020003" w:tentative="1">
+      <w:start w:val="1"/>
+      <w:numFmt w:val="bullet"/>
+      <w:lvlText w:val="o"/>
+      <w:lvlJc w:val="left"/>
+      <w:pPr>
+        <w:ind w:left="2291" w:hanging="360"/>
+      </w:pPr>
+      <w:rPr>
+        <w:rFonts w:ascii="Courier New" w:hAnsi="Courier New" w:cs="Courier New" w:hint="default"/>
+      </w:rPr>
+    </w:lvl>
+    <w:lvl w:ilvl="2" w:tplc="04020005" w:tentative="1">
+      <w:start w:val="1"/>
+      <w:numFmt w:val="bullet"/>
+      <w:lvlText w:val=""/>
+      <w:lvlJc w:val="left"/>
+      <w:pPr>
+        <w:ind w:left="3011" w:hanging="360"/>
+      </w:pPr>
+      <w:rPr>
+        <w:rFonts w:ascii="Wingdings" w:hAnsi="Wingdings" w:hint="default"/>
+      </w:rPr>
+    </w:lvl>
+    <w:lvl w:ilvl="3" w:tplc="04020001" w:tentative="1">
+      <w:start w:val="1"/>
+      <w:numFmt w:val="bullet"/>
+      <w:lvlText w:val=""/>
+      <w:lvlJc w:val="left"/>
+      <w:pPr>
+        <w:ind w:left="3731" w:hanging="360"/>
+      </w:pPr>
+      <w:rPr>
+        <w:rFonts w:ascii="Symbol" w:hAnsi="Symbol" w:hint="default"/>
+      </w:rPr>
+    </w:lvl>
+    <w:lvl w:ilvl="4" w:tplc="04020003" w:tentative="1">
+      <w:start w:val="1"/>
+      <w:numFmt w:val="bullet"/>
+      <w:lvlText w:val="o"/>
+      <w:lvlJc w:val="left"/>
+      <w:pPr>
+        <w:ind w:left="4451" w:hanging="360"/>
+      </w:pPr>
+      <w:rPr>
+        <w:rFonts w:ascii="Courier New" w:hAnsi="Courier New" w:cs="Courier New" w:hint="default"/>
+      </w:rPr>
+    </w:lvl>
+    <w:lvl w:ilvl="5" w:tplc="04020005" w:tentative="1">
+      <w:start w:val="1"/>
+      <w:numFmt w:val="bullet"/>
+      <w:lvlText w:val=""/>
+      <w:lvlJc w:val="left"/>
+      <w:pPr>
+        <w:ind w:left="5171" w:hanging="360"/>
+      </w:pPr>
+      <w:rPr>
+        <w:rFonts w:ascii="Wingdings" w:hAnsi="Wingdings" w:hint="default"/>
+      </w:rPr>
+    </w:lvl>
+    <w:lvl w:ilvl="6" w:tplc="04020001" w:tentative="1">
+      <w:start w:val="1"/>
+      <w:numFmt w:val="bullet"/>
+      <w:lvlText w:val=""/>
+      <w:lvlJc w:val="left"/>
+      <w:pPr>
+        <w:ind w:left="5891" w:hanging="360"/>
+      </w:pPr>
+      <w:rPr>
+        <w:rFonts w:ascii="Symbol" w:hAnsi="Symbol" w:hint="default"/>
+      </w:rPr>
+    </w:lvl>
+    <w:lvl w:ilvl="7" w:tplc="04020003" w:tentative="1">
+      <w:start w:val="1"/>
+      <w:numFmt w:val="bullet"/>
+      <w:lvlText w:val="o"/>
+      <w:lvlJc w:val="left"/>
+      <w:pPr>
+        <w:ind w:left="6611" w:hanging="360"/>
+      </w:pPr>
+      <w:rPr>
+        <w:rFonts w:ascii="Courier New" w:hAnsi="Courier New" w:cs="Courier New" w:hint="default"/>
+      </w:rPr>
+    </w:lvl>
+    <w:lvl w:ilvl="8" w:tplc="04020005" w:tentative="1">
+      <w:start w:val="1"/>
+      <w:numFmt w:val="bullet"/>
+      <w:lvlText w:val=""/>
+      <w:lvlJc w:val="left"/>
+      <w:pPr>
+        <w:ind w:left="7331" w:hanging="360"/>
+      </w:pPr>
+      <w:rPr>
+        <w:rFonts w:ascii="Wingdings" w:hAnsi="Wingdings" w:hint="default"/>
+      </w:rPr>
+    </w:lvl>
+  </w:abstractNum>
+  <w:abstractNum w:abstractNumId="13" w15:restartNumberingAfterBreak="0">
     <w:nsid w:val="7DD05627"/>
     <w:multiLevelType w:val="multilevel"/>
     <w:tmpl w:val="6B0057BC"/>
@@ -2035,19 +3747,19 @@
     </w:lvl>
   </w:abstractNum>
   <w:num w:numId="1">
-    <w:abstractNumId w:val="3"/>
+    <w:abstractNumId w:val="4"/>
   </w:num>
   <w:num w:numId="2">
-    <w:abstractNumId w:val="4"/>
+    <w:abstractNumId w:val="6"/>
   </w:num>
   <w:num w:numId="3">
-    <w:abstractNumId w:val="9"/>
+    <w:abstractNumId w:val="13"/>
   </w:num>
   <w:num w:numId="4">
-    <w:abstractNumId w:val="5"/>
+    <w:abstractNumId w:val="8"/>
   </w:num>
   <w:num w:numId="5">
-    <w:abstractNumId w:val="8"/>
+    <w:abstractNumId w:val="11"/>
   </w:num>
   <w:num w:numId="6">
     <w:abstractNumId w:val="0"/>
@@ -2056,13 +3768,25 @@
     <w:abstractNumId w:val="1"/>
   </w:num>
   <w:num w:numId="8">
+    <w:abstractNumId w:val="3"/>
+  </w:num>
+  <w:num w:numId="9">
+    <w:abstractNumId w:val="10"/>
+  </w:num>
+  <w:num w:numId="10">
+    <w:abstractNumId w:val="9"/>
+  </w:num>
+  <w:num w:numId="11">
+    <w:abstractNumId w:val="12"/>
+  </w:num>
+  <w:num w:numId="12">
+    <w:abstractNumId w:val="7"/>
+  </w:num>
+  <w:num w:numId="13">
     <w:abstractNumId w:val="2"/>
   </w:num>
-  <w:num w:numId="9">
-    <w:abstractNumId w:val="7"/>
-  </w:num>
-  <w:num w:numId="10">
-    <w:abstractNumId w:val="6"/>
+  <w:num w:numId="14">
+    <w:abstractNumId w:val="5"/>
   </w:num>
   <w:numIdMacAtCleanup w:val="10"/>
 </w:numbering>
@@ -3781,7 +5505,7 @@
 </file>
 
 <file path=customXml/itemProps1.xml><?xml version="1.0" encoding="utf-8"?>
-<ds:datastoreItem xmlns:ds="http://schemas.openxmlformats.org/officeDocument/2006/customXml" ds:itemID="{03D13441-70EB-4BC1-BBC4-FB901F5448F2}">
+<ds:datastoreItem xmlns:ds="http://schemas.openxmlformats.org/officeDocument/2006/customXml" ds:itemID="{9A5037C1-A96B-4426-A366-C55628173975}">
   <ds:schemaRefs>
     <ds:schemaRef ds:uri="http://schemas.openxmlformats.org/officeDocument/2006/bibliography"/>
   </ds:schemaRefs>

--- a/Download/Шаблон_проект.docx
+++ b/Download/Шаблон_проект.docx
@@ -28,7 +28,7 @@
       <w:sdtContent>
         <w:p>
           <w:pPr>
-            <w:pStyle w:val="aff"/>
+            <w:pStyle w:val="TOCHeading"/>
             <w:numPr>
               <w:ilvl w:val="0"/>
               <w:numId w:val="0"/>
@@ -40,7 +40,7 @@
         </w:p>
         <w:p>
           <w:pPr>
-            <w:pStyle w:val="11"/>
+            <w:pStyle w:val="TOC1"/>
             <w:tabs>
               <w:tab w:val="left" w:pos="1320"/>
               <w:tab w:val="right" w:leader="dot" w:pos="9062"/>
@@ -62,10 +62,10 @@
           <w:r>
             <w:fldChar w:fldCharType="separate"/>
           </w:r>
-          <w:hyperlink w:anchor="_Toc220350970" w:history="1">
-            <w:r>
-              <w:rPr>
-                <w:rStyle w:val="a7"/>
+          <w:hyperlink w:anchor="_Toc220492368" w:history="1">
+            <w:r>
+              <w:rPr>
+                <w:rStyle w:val="Hyperlink"/>
                 <w:noProof/>
               </w:rPr>
               <w:t>1.</w:t>
@@ -82,7 +82,7 @@
             </w:r>
             <w:r>
               <w:rPr>
-                <w:rStyle w:val="a7"/>
+                <w:rStyle w:val="Hyperlink"/>
                 <w:noProof/>
               </w:rPr>
               <w:t>Увод</w:t>
@@ -106,7 +106,7 @@
                 <w:noProof/>
                 <w:webHidden/>
               </w:rPr>
-              <w:instrText xml:space="preserve"> PAGEREF _Toc220350970 \h </w:instrText>
+              <w:instrText xml:space="preserve"> PAGEREF _Toc220492368 \h </w:instrText>
             </w:r>
             <w:r>
               <w:rPr>
@@ -126,7 +126,7 @@
                 <w:noProof/>
                 <w:webHidden/>
               </w:rPr>
-              <w:t>4</w:t>
+              <w:t>3</w:t>
             </w:r>
             <w:r>
               <w:rPr>
@@ -139,7 +139,7 @@
         </w:p>
         <w:p>
           <w:pPr>
-            <w:pStyle w:val="11"/>
+            <w:pStyle w:val="TOC1"/>
             <w:tabs>
               <w:tab w:val="left" w:pos="1320"/>
               <w:tab w:val="right" w:leader="dot" w:pos="9062"/>
@@ -152,10 +152,10 @@
               <w:lang w:eastAsia="bg-BG"/>
             </w:rPr>
           </w:pPr>
-          <w:hyperlink w:anchor="_Toc220350971" w:history="1">
-            <w:r>
-              <w:rPr>
-                <w:rStyle w:val="a7"/>
+          <w:hyperlink w:anchor="_Toc220492369" w:history="1">
+            <w:r>
+              <w:rPr>
+                <w:rStyle w:val="Hyperlink"/>
                 <w:noProof/>
               </w:rPr>
               <w:t>2.</w:t>
@@ -172,7 +172,7 @@
             </w:r>
             <w:r>
               <w:rPr>
-                <w:rStyle w:val="a7"/>
+                <w:rStyle w:val="Hyperlink"/>
                 <w:noProof/>
               </w:rPr>
               <w:t>Основи на компютърното зрение</w:t>
@@ -196,7 +196,7 @@
                 <w:noProof/>
                 <w:webHidden/>
               </w:rPr>
-              <w:instrText xml:space="preserve"> PAGEREF _Toc220350971 \h </w:instrText>
+              <w:instrText xml:space="preserve"> PAGEREF _Toc220492369 \h </w:instrText>
             </w:r>
             <w:r>
               <w:rPr>
@@ -216,7 +216,7 @@
                 <w:noProof/>
                 <w:webHidden/>
               </w:rPr>
-              <w:t>4</w:t>
+              <w:t>3</w:t>
             </w:r>
             <w:r>
               <w:rPr>
@@ -229,7 +229,7 @@
         </w:p>
         <w:p>
           <w:pPr>
-            <w:pStyle w:val="21"/>
+            <w:pStyle w:val="TOC2"/>
             <w:tabs>
               <w:tab w:val="left" w:pos="1760"/>
               <w:tab w:val="right" w:leader="dot" w:pos="9062"/>
@@ -242,10 +242,10 @@
               <w:lang w:eastAsia="bg-BG"/>
             </w:rPr>
           </w:pPr>
-          <w:hyperlink w:anchor="_Toc220350972" w:history="1">
-            <w:r>
-              <w:rPr>
-                <w:rStyle w:val="a7"/>
+          <w:hyperlink w:anchor="_Toc220492370" w:history="1">
+            <w:r>
+              <w:rPr>
+                <w:rStyle w:val="Hyperlink"/>
                 <w:noProof/>
               </w:rPr>
               <w:t>2.1</w:t>
@@ -262,7 +262,7 @@
             </w:r>
             <w:r>
               <w:rPr>
-                <w:rStyle w:val="a7"/>
+                <w:rStyle w:val="Hyperlink"/>
                 <w:noProof/>
               </w:rPr>
               <w:t>Същност на компютърното зрение</w:t>
@@ -286,7 +286,7 @@
                 <w:noProof/>
                 <w:webHidden/>
               </w:rPr>
-              <w:instrText xml:space="preserve"> PAGEREF _Toc220350972 \h </w:instrText>
+              <w:instrText xml:space="preserve"> PAGEREF _Toc220492370 \h </w:instrText>
             </w:r>
             <w:r>
               <w:rPr>
@@ -319,7 +319,7 @@
         </w:p>
         <w:p>
           <w:pPr>
-            <w:pStyle w:val="21"/>
+            <w:pStyle w:val="TOC2"/>
             <w:tabs>
               <w:tab w:val="left" w:pos="1760"/>
               <w:tab w:val="right" w:leader="dot" w:pos="9062"/>
@@ -332,10 +332,10 @@
               <w:lang w:eastAsia="bg-BG"/>
             </w:rPr>
           </w:pPr>
-          <w:hyperlink w:anchor="_Toc220350973" w:history="1">
-            <w:r>
-              <w:rPr>
-                <w:rStyle w:val="a7"/>
+          <w:hyperlink w:anchor="_Toc220492371" w:history="1">
+            <w:r>
+              <w:rPr>
+                <w:rStyle w:val="Hyperlink"/>
                 <w:noProof/>
               </w:rPr>
               <w:t>2.2</w:t>
@@ -352,7 +352,7 @@
             </w:r>
             <w:r>
               <w:rPr>
-                <w:rStyle w:val="a7"/>
+                <w:rStyle w:val="Hyperlink"/>
                 <w:noProof/>
               </w:rPr>
               <w:t>Основни задачи в компютърното зрение</w:t>
@@ -376,7 +376,7 @@
                 <w:noProof/>
                 <w:webHidden/>
               </w:rPr>
-              <w:instrText xml:space="preserve"> PAGEREF _Toc220350973 \h </w:instrText>
+              <w:instrText xml:space="preserve"> PAGEREF _Toc220492371 \h </w:instrText>
             </w:r>
             <w:r>
               <w:rPr>
@@ -396,7 +396,7 @@
                 <w:noProof/>
                 <w:webHidden/>
               </w:rPr>
-              <w:t>5</w:t>
+              <w:t>4</w:t>
             </w:r>
             <w:r>
               <w:rPr>
@@ -409,7 +409,7 @@
         </w:p>
         <w:p>
           <w:pPr>
-            <w:pStyle w:val="21"/>
+            <w:pStyle w:val="TOC2"/>
             <w:tabs>
               <w:tab w:val="left" w:pos="1760"/>
               <w:tab w:val="right" w:leader="dot" w:pos="9062"/>
@@ -422,10 +422,10 @@
               <w:lang w:eastAsia="bg-BG"/>
             </w:rPr>
           </w:pPr>
-          <w:hyperlink w:anchor="_Toc220350974" w:history="1">
-            <w:r>
-              <w:rPr>
-                <w:rStyle w:val="a7"/>
+          <w:hyperlink w:anchor="_Toc220492372" w:history="1">
+            <w:r>
+              <w:rPr>
+                <w:rStyle w:val="Hyperlink"/>
                 <w:noProof/>
               </w:rPr>
               <w:t>2.3</w:t>
@@ -442,7 +442,7 @@
             </w:r>
             <w:r>
               <w:rPr>
-                <w:rStyle w:val="a7"/>
+                <w:rStyle w:val="Hyperlink"/>
                 <w:noProof/>
               </w:rPr>
               <w:t>Приложения на компютърното зрение</w:t>
@@ -466,7 +466,7 @@
                 <w:noProof/>
                 <w:webHidden/>
               </w:rPr>
-              <w:instrText xml:space="preserve"> PAGEREF _Toc220350974 \h </w:instrText>
+              <w:instrText xml:space="preserve"> PAGEREF _Toc220492372 \h </w:instrText>
             </w:r>
             <w:r>
               <w:rPr>
@@ -486,7 +486,7 @@
                 <w:noProof/>
                 <w:webHidden/>
               </w:rPr>
-              <w:t>6</w:t>
+              <w:t>5</w:t>
             </w:r>
             <w:r>
               <w:rPr>
@@ -499,7 +499,7 @@
         </w:p>
         <w:p>
           <w:pPr>
-            <w:pStyle w:val="21"/>
+            <w:pStyle w:val="TOC2"/>
             <w:tabs>
               <w:tab w:val="left" w:pos="1760"/>
               <w:tab w:val="right" w:leader="dot" w:pos="9062"/>
@@ -512,10 +512,10 @@
               <w:lang w:eastAsia="bg-BG"/>
             </w:rPr>
           </w:pPr>
-          <w:hyperlink w:anchor="_Toc220350975" w:history="1">
-            <w:r>
-              <w:rPr>
-                <w:rStyle w:val="a7"/>
+          <w:hyperlink w:anchor="_Toc220492373" w:history="1">
+            <w:r>
+              <w:rPr>
+                <w:rStyle w:val="Hyperlink"/>
                 <w:noProof/>
                 <w:lang w:eastAsia="bg-BG"/>
               </w:rPr>
@@ -533,7 +533,7 @@
             </w:r>
             <w:r>
               <w:rPr>
-                <w:rStyle w:val="a7"/>
+                <w:rStyle w:val="Hyperlink"/>
                 <w:noProof/>
                 <w:lang w:eastAsia="bg-BG"/>
               </w:rPr>
@@ -558,7 +558,7 @@
                 <w:noProof/>
                 <w:webHidden/>
               </w:rPr>
-              <w:instrText xml:space="preserve"> PAGEREF _Toc220350975 \h </w:instrText>
+              <w:instrText xml:space="preserve"> PAGEREF _Toc220492373 \h </w:instrText>
             </w:r>
             <w:r>
               <w:rPr>
@@ -578,7 +578,7 @@
                 <w:noProof/>
                 <w:webHidden/>
               </w:rPr>
-              <w:t>7</w:t>
+              <w:t>6</w:t>
             </w:r>
             <w:r>
               <w:rPr>
@@ -591,7 +591,7 @@
         </w:p>
         <w:p>
           <w:pPr>
-            <w:pStyle w:val="11"/>
+            <w:pStyle w:val="TOC1"/>
             <w:tabs>
               <w:tab w:val="left" w:pos="1320"/>
               <w:tab w:val="right" w:leader="dot" w:pos="9062"/>
@@ -604,10 +604,10 @@
               <w:lang w:eastAsia="bg-BG"/>
             </w:rPr>
           </w:pPr>
-          <w:hyperlink w:anchor="_Toc220350976" w:history="1">
-            <w:r>
-              <w:rPr>
-                <w:rStyle w:val="a7"/>
+          <w:hyperlink w:anchor="_Toc220492374" w:history="1">
+            <w:r>
+              <w:rPr>
+                <w:rStyle w:val="Hyperlink"/>
                 <w:noProof/>
               </w:rPr>
               <w:t>3.</w:t>
@@ -624,7 +624,7 @@
             </w:r>
             <w:r>
               <w:rPr>
-                <w:rStyle w:val="a7"/>
+                <w:rStyle w:val="Hyperlink"/>
                 <w:noProof/>
               </w:rPr>
               <w:t>Откриване на ключови точки (Landmark Detection)</w:t>
@@ -648,7 +648,7 @@
                 <w:noProof/>
                 <w:webHidden/>
               </w:rPr>
-              <w:instrText xml:space="preserve"> PAGEREF _Toc220350976 \h </w:instrText>
+              <w:instrText xml:space="preserve"> PAGEREF _Toc220492374 \h </w:instrText>
             </w:r>
             <w:r>
               <w:rPr>
@@ -668,7 +668,7 @@
                 <w:noProof/>
                 <w:webHidden/>
               </w:rPr>
-              <w:t>8</w:t>
+              <w:t>6</w:t>
             </w:r>
             <w:r>
               <w:rPr>
@@ -681,7 +681,7 @@
         </w:p>
         <w:p>
           <w:pPr>
-            <w:pStyle w:val="21"/>
+            <w:pStyle w:val="TOC2"/>
             <w:tabs>
               <w:tab w:val="left" w:pos="1760"/>
               <w:tab w:val="right" w:leader="dot" w:pos="9062"/>
@@ -694,10 +694,10 @@
               <w:lang w:eastAsia="bg-BG"/>
             </w:rPr>
           </w:pPr>
-          <w:hyperlink w:anchor="_Toc220350977" w:history="1">
-            <w:r>
-              <w:rPr>
-                <w:rStyle w:val="a7"/>
+          <w:hyperlink w:anchor="_Toc220492375" w:history="1">
+            <w:r>
+              <w:rPr>
+                <w:rStyle w:val="Hyperlink"/>
                 <w:noProof/>
                 <w:lang w:eastAsia="bg-BG"/>
               </w:rPr>
@@ -715,7 +715,7 @@
             </w:r>
             <w:r>
               <w:rPr>
-                <w:rStyle w:val="a7"/>
+                <w:rStyle w:val="Hyperlink"/>
                 <w:noProof/>
                 <w:lang w:eastAsia="bg-BG"/>
               </w:rPr>
@@ -740,7 +740,7 @@
                 <w:noProof/>
                 <w:webHidden/>
               </w:rPr>
-              <w:instrText xml:space="preserve"> PAGEREF _Toc220350977 \h </w:instrText>
+              <w:instrText xml:space="preserve"> PAGEREF _Toc220492375 \h </w:instrText>
             </w:r>
             <w:r>
               <w:rPr>
@@ -760,7 +760,7 @@
                 <w:noProof/>
                 <w:webHidden/>
               </w:rPr>
-              <w:t>8</w:t>
+              <w:t>6</w:t>
             </w:r>
             <w:r>
               <w:rPr>
@@ -773,7 +773,7 @@
         </w:p>
         <w:p>
           <w:pPr>
-            <w:pStyle w:val="21"/>
+            <w:pStyle w:val="TOC2"/>
             <w:tabs>
               <w:tab w:val="left" w:pos="1760"/>
               <w:tab w:val="right" w:leader="dot" w:pos="9062"/>
@@ -786,10 +786,10 @@
               <w:lang w:eastAsia="bg-BG"/>
             </w:rPr>
           </w:pPr>
-          <w:hyperlink w:anchor="_Toc220350978" w:history="1">
-            <w:r>
-              <w:rPr>
-                <w:rStyle w:val="a7"/>
+          <w:hyperlink w:anchor="_Toc220492376" w:history="1">
+            <w:r>
+              <w:rPr>
+                <w:rStyle w:val="Hyperlink"/>
                 <w:noProof/>
                 <w:lang w:eastAsia="bg-BG"/>
               </w:rPr>
@@ -807,7 +807,7 @@
             </w:r>
             <w:r>
               <w:rPr>
-                <w:rStyle w:val="a7"/>
+                <w:rStyle w:val="Hyperlink"/>
                 <w:noProof/>
                 <w:lang w:eastAsia="bg-BG"/>
               </w:rPr>
@@ -832,7 +832,7 @@
                 <w:noProof/>
                 <w:webHidden/>
               </w:rPr>
-              <w:instrText xml:space="preserve"> PAGEREF _Toc220350978 \h </w:instrText>
+              <w:instrText xml:space="preserve"> PAGEREF _Toc220492376 \h </w:instrText>
             </w:r>
             <w:r>
               <w:rPr>
@@ -852,7 +852,7 @@
                 <w:noProof/>
                 <w:webHidden/>
               </w:rPr>
-              <w:t>8</w:t>
+              <w:t>7</w:t>
             </w:r>
             <w:r>
               <w:rPr>
@@ -865,7 +865,7 @@
         </w:p>
         <w:p>
           <w:pPr>
-            <w:pStyle w:val="21"/>
+            <w:pStyle w:val="TOC2"/>
             <w:tabs>
               <w:tab w:val="left" w:pos="1760"/>
               <w:tab w:val="right" w:leader="dot" w:pos="9062"/>
@@ -878,10 +878,10 @@
               <w:lang w:eastAsia="bg-BG"/>
             </w:rPr>
           </w:pPr>
-          <w:hyperlink w:anchor="_Toc220350979" w:history="1">
-            <w:r>
-              <w:rPr>
-                <w:rStyle w:val="a7"/>
+          <w:hyperlink w:anchor="_Toc220492377" w:history="1">
+            <w:r>
+              <w:rPr>
+                <w:rStyle w:val="Hyperlink"/>
                 <w:noProof/>
                 <w:lang w:eastAsia="bg-BG"/>
               </w:rPr>
@@ -899,7 +899,7 @@
             </w:r>
             <w:r>
               <w:rPr>
-                <w:rStyle w:val="a7"/>
+                <w:rStyle w:val="Hyperlink"/>
                 <w:noProof/>
                 <w:lang w:eastAsia="bg-BG"/>
               </w:rPr>
@@ -924,7 +924,7 @@
                 <w:noProof/>
                 <w:webHidden/>
               </w:rPr>
-              <w:instrText xml:space="preserve"> PAGEREF _Toc220350979 \h </w:instrText>
+              <w:instrText xml:space="preserve"> PAGEREF _Toc220492377 \h </w:instrText>
             </w:r>
             <w:r>
               <w:rPr>
@@ -944,7 +944,7 @@
                 <w:noProof/>
                 <w:webHidden/>
               </w:rPr>
-              <w:t>9</w:t>
+              <w:t>8</w:t>
             </w:r>
             <w:r>
               <w:rPr>
@@ -957,7 +957,7 @@
         </w:p>
         <w:p>
           <w:pPr>
-            <w:pStyle w:val="21"/>
+            <w:pStyle w:val="TOC2"/>
             <w:tabs>
               <w:tab w:val="left" w:pos="1760"/>
               <w:tab w:val="right" w:leader="dot" w:pos="9062"/>
@@ -970,10 +970,10 @@
               <w:lang w:eastAsia="bg-BG"/>
             </w:rPr>
           </w:pPr>
-          <w:hyperlink w:anchor="_Toc220350980" w:history="1">
-            <w:r>
-              <w:rPr>
-                <w:rStyle w:val="a7"/>
+          <w:hyperlink w:anchor="_Toc220492378" w:history="1">
+            <w:r>
+              <w:rPr>
+                <w:rStyle w:val="Hyperlink"/>
                 <w:noProof/>
                 <w:lang w:eastAsia="bg-BG"/>
               </w:rPr>
@@ -991,7 +991,7 @@
             </w:r>
             <w:r>
               <w:rPr>
-                <w:rStyle w:val="a7"/>
+                <w:rStyle w:val="Hyperlink"/>
                 <w:noProof/>
                 <w:lang w:eastAsia="bg-BG"/>
               </w:rPr>
@@ -1016,7 +1016,7 @@
                 <w:noProof/>
                 <w:webHidden/>
               </w:rPr>
-              <w:instrText xml:space="preserve"> PAGEREF _Toc220350980 \h </w:instrText>
+              <w:instrText xml:space="preserve"> PAGEREF _Toc220492378 \h </w:instrText>
             </w:r>
             <w:r>
               <w:rPr>
@@ -1036,7 +1036,7 @@
                 <w:noProof/>
                 <w:webHidden/>
               </w:rPr>
-              <w:t>10</w:t>
+              <w:t>9</w:t>
             </w:r>
             <w:r>
               <w:rPr>
@@ -1049,7 +1049,7 @@
         </w:p>
         <w:p>
           <w:pPr>
-            <w:pStyle w:val="11"/>
+            <w:pStyle w:val="TOC1"/>
             <w:tabs>
               <w:tab w:val="left" w:pos="1320"/>
               <w:tab w:val="right" w:leader="dot" w:pos="9062"/>
@@ -1062,10 +1062,10 @@
               <w:lang w:eastAsia="bg-BG"/>
             </w:rPr>
           </w:pPr>
-          <w:hyperlink w:anchor="_Toc220350981" w:history="1">
-            <w:r>
-              <w:rPr>
-                <w:rStyle w:val="a7"/>
+          <w:hyperlink w:anchor="_Toc220492379" w:history="1">
+            <w:r>
+              <w:rPr>
+                <w:rStyle w:val="Hyperlink"/>
                 <w:noProof/>
               </w:rPr>
               <w:t>4.</w:t>
@@ -1082,7 +1082,7 @@
             </w:r>
             <w:r>
               <w:rPr>
-                <w:rStyle w:val="a7"/>
+                <w:rStyle w:val="Hyperlink"/>
                 <w:noProof/>
               </w:rPr>
               <w:t>Библиотеката MediaPipe</w:t>
@@ -1106,7 +1106,7 @@
                 <w:noProof/>
                 <w:webHidden/>
               </w:rPr>
-              <w:instrText xml:space="preserve"> PAGEREF _Toc220350981 \h </w:instrText>
+              <w:instrText xml:space="preserve"> PAGEREF _Toc220492379 \h </w:instrText>
             </w:r>
             <w:r>
               <w:rPr>
@@ -1126,7 +1126,7 @@
                 <w:noProof/>
                 <w:webHidden/>
               </w:rPr>
-              <w:t>11</w:t>
+              <w:t>9</w:t>
             </w:r>
             <w:r>
               <w:rPr>
@@ -1139,7 +1139,7 @@
         </w:p>
         <w:p>
           <w:pPr>
-            <w:pStyle w:val="21"/>
+            <w:pStyle w:val="TOC2"/>
             <w:tabs>
               <w:tab w:val="left" w:pos="1760"/>
               <w:tab w:val="right" w:leader="dot" w:pos="9062"/>
@@ -1152,10 +1152,10 @@
               <w:lang w:eastAsia="bg-BG"/>
             </w:rPr>
           </w:pPr>
-          <w:hyperlink w:anchor="_Toc220350982" w:history="1">
-            <w:r>
-              <w:rPr>
-                <w:rStyle w:val="a7"/>
+          <w:hyperlink w:anchor="_Toc220492380" w:history="1">
+            <w:r>
+              <w:rPr>
+                <w:rStyle w:val="Hyperlink"/>
                 <w:noProof/>
               </w:rPr>
               <w:t>4.1</w:t>
@@ -1172,7 +1172,7 @@
             </w:r>
             <w:r>
               <w:rPr>
-                <w:rStyle w:val="a7"/>
+                <w:rStyle w:val="Hyperlink"/>
                 <w:noProof/>
               </w:rPr>
               <w:t>Обща характеристика на MediaPipe</w:t>
@@ -1196,7 +1196,7 @@
                 <w:noProof/>
                 <w:webHidden/>
               </w:rPr>
-              <w:instrText xml:space="preserve"> PAGEREF _Toc220350982 \h </w:instrText>
+              <w:instrText xml:space="preserve"> PAGEREF _Toc220492380 \h </w:instrText>
             </w:r>
             <w:r>
               <w:rPr>
@@ -1216,7 +1216,7 @@
                 <w:noProof/>
                 <w:webHidden/>
               </w:rPr>
-              <w:t>11</w:t>
+              <w:t>10</w:t>
             </w:r>
             <w:r>
               <w:rPr>
@@ -1229,7 +1229,7 @@
         </w:p>
         <w:p>
           <w:pPr>
-            <w:pStyle w:val="21"/>
+            <w:pStyle w:val="TOC2"/>
             <w:tabs>
               <w:tab w:val="left" w:pos="1760"/>
               <w:tab w:val="right" w:leader="dot" w:pos="9062"/>
@@ -1242,10 +1242,10 @@
               <w:lang w:eastAsia="bg-BG"/>
             </w:rPr>
           </w:pPr>
-          <w:hyperlink w:anchor="_Toc220350983" w:history="1">
-            <w:r>
-              <w:rPr>
-                <w:rStyle w:val="a7"/>
+          <w:hyperlink w:anchor="_Toc220492381" w:history="1">
+            <w:r>
+              <w:rPr>
+                <w:rStyle w:val="Hyperlink"/>
                 <w:noProof/>
               </w:rPr>
               <w:t>4.2</w:t>
@@ -1262,7 +1262,7 @@
             </w:r>
             <w:r>
               <w:rPr>
-                <w:rStyle w:val="a7"/>
+                <w:rStyle w:val="Hyperlink"/>
                 <w:noProof/>
               </w:rPr>
               <w:t>Архитектура на MediaPipe</w:t>
@@ -1286,7 +1286,7 @@
                 <w:noProof/>
                 <w:webHidden/>
               </w:rPr>
-              <w:instrText xml:space="preserve"> PAGEREF _Toc220350983 \h </w:instrText>
+              <w:instrText xml:space="preserve"> PAGEREF _Toc220492381 \h </w:instrText>
             </w:r>
             <w:r>
               <w:rPr>
@@ -1306,7 +1306,7 @@
                 <w:noProof/>
                 <w:webHidden/>
               </w:rPr>
-              <w:t>12</w:t>
+              <w:t>11</w:t>
             </w:r>
             <w:r>
               <w:rPr>
@@ -1319,7 +1319,7 @@
         </w:p>
         <w:p>
           <w:pPr>
-            <w:pStyle w:val="21"/>
+            <w:pStyle w:val="TOC2"/>
             <w:tabs>
               <w:tab w:val="left" w:pos="1760"/>
               <w:tab w:val="right" w:leader="dot" w:pos="9062"/>
@@ -1332,10 +1332,10 @@
               <w:lang w:eastAsia="bg-BG"/>
             </w:rPr>
           </w:pPr>
-          <w:hyperlink w:anchor="_Toc220350984" w:history="1">
-            <w:r>
-              <w:rPr>
-                <w:rStyle w:val="a7"/>
+          <w:hyperlink w:anchor="_Toc220492382" w:history="1">
+            <w:r>
+              <w:rPr>
+                <w:rStyle w:val="Hyperlink"/>
                 <w:noProof/>
               </w:rPr>
               <w:t>4.3</w:t>
@@ -1352,7 +1352,7 @@
             </w:r>
             <w:r>
               <w:rPr>
-                <w:rStyle w:val="a7"/>
+                <w:rStyle w:val="Hyperlink"/>
                 <w:noProof/>
               </w:rPr>
               <w:t>Модулът MediaPipe Hands</w:t>
@@ -1376,7 +1376,7 @@
                 <w:noProof/>
                 <w:webHidden/>
               </w:rPr>
-              <w:instrText xml:space="preserve"> PAGEREF _Toc220350984 \h </w:instrText>
+              <w:instrText xml:space="preserve"> PAGEREF _Toc220492382 \h </w:instrText>
             </w:r>
             <w:r>
               <w:rPr>
@@ -1396,7 +1396,7 @@
                 <w:noProof/>
                 <w:webHidden/>
               </w:rPr>
-              <w:t>13</w:t>
+              <w:t>11</w:t>
             </w:r>
             <w:r>
               <w:rPr>
@@ -1409,7 +1409,7 @@
         </w:p>
         <w:p>
           <w:pPr>
-            <w:pStyle w:val="21"/>
+            <w:pStyle w:val="TOC2"/>
             <w:tabs>
               <w:tab w:val="left" w:pos="1760"/>
               <w:tab w:val="right" w:leader="dot" w:pos="9062"/>
@@ -1422,10 +1422,10 @@
               <w:lang w:eastAsia="bg-BG"/>
             </w:rPr>
           </w:pPr>
-          <w:hyperlink w:anchor="_Toc220350985" w:history="1">
-            <w:r>
-              <w:rPr>
-                <w:rStyle w:val="a7"/>
+          <w:hyperlink w:anchor="_Toc220492383" w:history="1">
+            <w:r>
+              <w:rPr>
+                <w:rStyle w:val="Hyperlink"/>
                 <w:noProof/>
               </w:rPr>
               <w:t>4.4</w:t>
@@ -1442,7 +1442,7 @@
             </w:r>
             <w:r>
               <w:rPr>
-                <w:rStyle w:val="a7"/>
+                <w:rStyle w:val="Hyperlink"/>
                 <w:noProof/>
               </w:rPr>
               <w:t>Ключови точки на ръката</w:t>
@@ -1466,7 +1466,7 @@
                 <w:noProof/>
                 <w:webHidden/>
               </w:rPr>
-              <w:instrText xml:space="preserve"> PAGEREF _Toc220350985 \h </w:instrText>
+              <w:instrText xml:space="preserve"> PAGEREF _Toc220492383 \h </w:instrText>
             </w:r>
             <w:r>
               <w:rPr>
@@ -1486,7 +1486,7 @@
                 <w:noProof/>
                 <w:webHidden/>
               </w:rPr>
-              <w:t>14</w:t>
+              <w:t>12</w:t>
             </w:r>
             <w:r>
               <w:rPr>
@@ -1499,7 +1499,7 @@
         </w:p>
         <w:p>
           <w:pPr>
-            <w:pStyle w:val="21"/>
+            <w:pStyle w:val="TOC2"/>
             <w:tabs>
               <w:tab w:val="left" w:pos="1760"/>
               <w:tab w:val="right" w:leader="dot" w:pos="9062"/>
@@ -1512,10 +1512,10 @@
               <w:lang w:eastAsia="bg-BG"/>
             </w:rPr>
           </w:pPr>
-          <w:hyperlink w:anchor="_Toc220350986" w:history="1">
-            <w:r>
-              <w:rPr>
-                <w:rStyle w:val="a7"/>
+          <w:hyperlink w:anchor="_Toc220492384" w:history="1">
+            <w:r>
+              <w:rPr>
+                <w:rStyle w:val="Hyperlink"/>
                 <w:noProof/>
               </w:rPr>
               <w:t>4.5</w:t>
@@ -1532,7 +1532,7 @@
             </w:r>
             <w:r>
               <w:rPr>
-                <w:rStyle w:val="a7"/>
+                <w:rStyle w:val="Hyperlink"/>
                 <w:noProof/>
               </w:rPr>
               <w:t>Координатна система</w:t>
@@ -1556,7 +1556,7 @@
                 <w:noProof/>
                 <w:webHidden/>
               </w:rPr>
-              <w:instrText xml:space="preserve"> PAGEREF _Toc220350986 \h </w:instrText>
+              <w:instrText xml:space="preserve"> PAGEREF _Toc220492384 \h </w:instrText>
             </w:r>
             <w:r>
               <w:rPr>
@@ -1576,7 +1576,7 @@
                 <w:noProof/>
                 <w:webHidden/>
               </w:rPr>
-              <w:t>14</w:t>
+              <w:t>13</w:t>
             </w:r>
             <w:r>
               <w:rPr>
@@ -1589,7 +1589,7 @@
         </w:p>
         <w:p>
           <w:pPr>
-            <w:pStyle w:val="21"/>
+            <w:pStyle w:val="TOC2"/>
             <w:tabs>
               <w:tab w:val="left" w:pos="1760"/>
               <w:tab w:val="right" w:leader="dot" w:pos="9062"/>
@@ -1602,10 +1602,10 @@
               <w:lang w:eastAsia="bg-BG"/>
             </w:rPr>
           </w:pPr>
-          <w:hyperlink w:anchor="_Toc220350987" w:history="1">
-            <w:r>
-              <w:rPr>
-                <w:rStyle w:val="a7"/>
+          <w:hyperlink w:anchor="_Toc220492385" w:history="1">
+            <w:r>
+              <w:rPr>
+                <w:rStyle w:val="Hyperlink"/>
                 <w:noProof/>
               </w:rPr>
               <w:t>4.6</w:t>
@@ -1622,7 +1622,7 @@
             </w:r>
             <w:r>
               <w:rPr>
-                <w:rStyle w:val="a7"/>
+                <w:rStyle w:val="Hyperlink"/>
                 <w:noProof/>
               </w:rPr>
               <w:t>Значение на върховете на пръстите за проекта</w:t>
@@ -1646,7 +1646,7 @@
                 <w:noProof/>
                 <w:webHidden/>
               </w:rPr>
-              <w:instrText xml:space="preserve"> PAGEREF _Toc220350987 \h </w:instrText>
+              <w:instrText xml:space="preserve"> PAGEREF _Toc220492385 \h </w:instrText>
             </w:r>
             <w:r>
               <w:rPr>
@@ -1666,7 +1666,7 @@
                 <w:noProof/>
                 <w:webHidden/>
               </w:rPr>
-              <w:t>15</w:t>
+              <w:t>13</w:t>
             </w:r>
             <w:r>
               <w:rPr>
@@ -1679,7 +1679,7 @@
         </w:p>
         <w:p>
           <w:pPr>
-            <w:pStyle w:val="11"/>
+            <w:pStyle w:val="TOC1"/>
             <w:tabs>
               <w:tab w:val="left" w:pos="1320"/>
               <w:tab w:val="right" w:leader="dot" w:pos="9062"/>
@@ -1692,10 +1692,10 @@
               <w:lang w:eastAsia="bg-BG"/>
             </w:rPr>
           </w:pPr>
-          <w:hyperlink w:anchor="_Toc220350988" w:history="1">
-            <w:r>
-              <w:rPr>
-                <w:rStyle w:val="a7"/>
+          <w:hyperlink w:anchor="_Toc220492386" w:history="1">
+            <w:r>
+              <w:rPr>
+                <w:rStyle w:val="Hyperlink"/>
                 <w:noProof/>
               </w:rPr>
               <w:t>5.</w:t>
@@ -1712,7 +1712,7 @@
             </w:r>
             <w:r>
               <w:rPr>
-                <w:rStyle w:val="a7"/>
+                <w:rStyle w:val="Hyperlink"/>
                 <w:noProof/>
               </w:rPr>
               <w:t>Основи на обработката на изображения</w:t>
@@ -1736,7 +1736,7 @@
                 <w:noProof/>
                 <w:webHidden/>
               </w:rPr>
-              <w:instrText xml:space="preserve"> PAGEREF _Toc220350988 \h </w:instrText>
+              <w:instrText xml:space="preserve"> PAGEREF _Toc220492386 \h </w:instrText>
             </w:r>
             <w:r>
               <w:rPr>
@@ -1756,7 +1756,7 @@
                 <w:noProof/>
                 <w:webHidden/>
               </w:rPr>
-              <w:t>15</w:t>
+              <w:t>14</w:t>
             </w:r>
             <w:r>
               <w:rPr>
@@ -1769,7 +1769,7 @@
         </w:p>
         <w:p>
           <w:pPr>
-            <w:pStyle w:val="21"/>
+            <w:pStyle w:val="TOC2"/>
             <w:tabs>
               <w:tab w:val="left" w:pos="1760"/>
               <w:tab w:val="right" w:leader="dot" w:pos="9062"/>
@@ -1782,10 +1782,10 @@
               <w:lang w:eastAsia="bg-BG"/>
             </w:rPr>
           </w:pPr>
-          <w:hyperlink w:anchor="_Toc220350989" w:history="1">
-            <w:r>
-              <w:rPr>
-                <w:rStyle w:val="a7"/>
+          <w:hyperlink w:anchor="_Toc220492387" w:history="1">
+            <w:r>
+              <w:rPr>
+                <w:rStyle w:val="Hyperlink"/>
                 <w:noProof/>
                 <w:lang w:eastAsia="bg-BG"/>
               </w:rPr>
@@ -1803,7 +1803,7 @@
             </w:r>
             <w:r>
               <w:rPr>
-                <w:rStyle w:val="a7"/>
+                <w:rStyle w:val="Hyperlink"/>
                 <w:noProof/>
                 <w:lang w:eastAsia="bg-BG"/>
               </w:rPr>
@@ -1828,7 +1828,7 @@
                 <w:noProof/>
                 <w:webHidden/>
               </w:rPr>
-              <w:instrText xml:space="preserve"> PAGEREF _Toc220350989 \h </w:instrText>
+              <w:instrText xml:space="preserve"> PAGEREF _Toc220492387 \h </w:instrText>
             </w:r>
             <w:r>
               <w:rPr>
@@ -1848,7 +1848,7 @@
                 <w:noProof/>
                 <w:webHidden/>
               </w:rPr>
-              <w:t>15</w:t>
+              <w:t>14</w:t>
             </w:r>
             <w:r>
               <w:rPr>
@@ -1861,7 +1861,7 @@
         </w:p>
         <w:p>
           <w:pPr>
-            <w:pStyle w:val="21"/>
+            <w:pStyle w:val="TOC2"/>
             <w:tabs>
               <w:tab w:val="left" w:pos="1760"/>
               <w:tab w:val="right" w:leader="dot" w:pos="9062"/>
@@ -1874,10 +1874,10 @@
               <w:lang w:eastAsia="bg-BG"/>
             </w:rPr>
           </w:pPr>
-          <w:hyperlink w:anchor="_Toc220350990" w:history="1">
-            <w:r>
-              <w:rPr>
-                <w:rStyle w:val="a7"/>
+          <w:hyperlink w:anchor="_Toc220492388" w:history="1">
+            <w:r>
+              <w:rPr>
+                <w:rStyle w:val="Hyperlink"/>
                 <w:noProof/>
                 <w:lang w:eastAsia="bg-BG"/>
               </w:rPr>
@@ -1895,7 +1895,7 @@
             </w:r>
             <w:r>
               <w:rPr>
-                <w:rStyle w:val="a7"/>
+                <w:rStyle w:val="Hyperlink"/>
                 <w:noProof/>
                 <w:lang w:eastAsia="bg-BG"/>
               </w:rPr>
@@ -1920,7 +1920,7 @@
                 <w:noProof/>
                 <w:webHidden/>
               </w:rPr>
-              <w:instrText xml:space="preserve"> PAGEREF _Toc220350990 \h </w:instrText>
+              <w:instrText xml:space="preserve"> PAGEREF _Toc220492388 \h </w:instrText>
             </w:r>
             <w:r>
               <w:rPr>
@@ -1940,7 +1940,7 @@
                 <w:noProof/>
                 <w:webHidden/>
               </w:rPr>
-              <w:t>16</w:t>
+              <w:t>15</w:t>
             </w:r>
             <w:r>
               <w:rPr>
@@ -1953,7 +1953,7 @@
         </w:p>
         <w:p>
           <w:pPr>
-            <w:pStyle w:val="21"/>
+            <w:pStyle w:val="TOC2"/>
             <w:tabs>
               <w:tab w:val="left" w:pos="1760"/>
               <w:tab w:val="right" w:leader="dot" w:pos="9062"/>
@@ -1966,10 +1966,10 @@
               <w:lang w:eastAsia="bg-BG"/>
             </w:rPr>
           </w:pPr>
-          <w:hyperlink w:anchor="_Toc220350991" w:history="1">
-            <w:r>
-              <w:rPr>
-                <w:rStyle w:val="a7"/>
+          <w:hyperlink w:anchor="_Toc220492389" w:history="1">
+            <w:r>
+              <w:rPr>
+                <w:rStyle w:val="Hyperlink"/>
                 <w:noProof/>
                 <w:lang w:eastAsia="bg-BG"/>
               </w:rPr>
@@ -1987,7 +1987,7 @@
             </w:r>
             <w:r>
               <w:rPr>
-                <w:rStyle w:val="a7"/>
+                <w:rStyle w:val="Hyperlink"/>
                 <w:noProof/>
                 <w:lang w:eastAsia="bg-BG"/>
               </w:rPr>
@@ -2012,7 +2012,7 @@
                 <w:noProof/>
                 <w:webHidden/>
               </w:rPr>
-              <w:instrText xml:space="preserve"> PAGEREF _Toc220350991 \h </w:instrText>
+              <w:instrText xml:space="preserve"> PAGEREF _Toc220492389 \h </w:instrText>
             </w:r>
             <w:r>
               <w:rPr>
@@ -2032,7 +2032,7 @@
                 <w:noProof/>
                 <w:webHidden/>
               </w:rPr>
-              <w:t>16</w:t>
+              <w:t>15</w:t>
             </w:r>
             <w:r>
               <w:rPr>
@@ -2045,7 +2045,7 @@
         </w:p>
         <w:p>
           <w:pPr>
-            <w:pStyle w:val="21"/>
+            <w:pStyle w:val="TOC2"/>
             <w:tabs>
               <w:tab w:val="left" w:pos="1760"/>
               <w:tab w:val="right" w:leader="dot" w:pos="9062"/>
@@ -2058,10 +2058,10 @@
               <w:lang w:eastAsia="bg-BG"/>
             </w:rPr>
           </w:pPr>
-          <w:hyperlink w:anchor="_Toc220350992" w:history="1">
-            <w:r>
-              <w:rPr>
-                <w:rStyle w:val="a7"/>
+          <w:hyperlink w:anchor="_Toc220492390" w:history="1">
+            <w:r>
+              <w:rPr>
+                <w:rStyle w:val="Hyperlink"/>
                 <w:noProof/>
                 <w:lang w:eastAsia="bg-BG"/>
               </w:rPr>
@@ -2079,7 +2079,7 @@
             </w:r>
             <w:r>
               <w:rPr>
-                <w:rStyle w:val="a7"/>
+                <w:rStyle w:val="Hyperlink"/>
                 <w:noProof/>
                 <w:lang w:eastAsia="bg-BG"/>
               </w:rPr>
@@ -2104,7 +2104,7 @@
                 <w:noProof/>
                 <w:webHidden/>
               </w:rPr>
-              <w:instrText xml:space="preserve"> PAGEREF _Toc220350992 \h </w:instrText>
+              <w:instrText xml:space="preserve"> PAGEREF _Toc220492390 \h </w:instrText>
             </w:r>
             <w:r>
               <w:rPr>
@@ -2124,7 +2124,7 @@
                 <w:noProof/>
                 <w:webHidden/>
               </w:rPr>
-              <w:t>17</w:t>
+              <w:t>15</w:t>
             </w:r>
             <w:r>
               <w:rPr>
@@ -2137,7 +2137,7 @@
         </w:p>
         <w:p>
           <w:pPr>
-            <w:pStyle w:val="11"/>
+            <w:pStyle w:val="TOC1"/>
             <w:tabs>
               <w:tab w:val="left" w:pos="1320"/>
               <w:tab w:val="right" w:leader="dot" w:pos="9062"/>
@@ -2150,10 +2150,10 @@
               <w:lang w:eastAsia="bg-BG"/>
             </w:rPr>
           </w:pPr>
-          <w:hyperlink w:anchor="_Toc220350993" w:history="1">
-            <w:r>
-              <w:rPr>
-                <w:rStyle w:val="a7"/>
+          <w:hyperlink w:anchor="_Toc220492391" w:history="1">
+            <w:r>
+              <w:rPr>
+                <w:rStyle w:val="Hyperlink"/>
                 <w:noProof/>
               </w:rPr>
               <w:t>6.</w:t>
@@ -2170,7 +2170,7 @@
             </w:r>
             <w:r>
               <w:rPr>
-                <w:rStyle w:val="a7"/>
+                <w:rStyle w:val="Hyperlink"/>
                 <w:noProof/>
               </w:rPr>
               <w:t>Афинни трансформации</w:t>
@@ -2194,7 +2194,7 @@
                 <w:noProof/>
                 <w:webHidden/>
               </w:rPr>
-              <w:instrText xml:space="preserve"> PAGEREF _Toc220350993 \h </w:instrText>
+              <w:instrText xml:space="preserve"> PAGEREF _Toc220492391 \h </w:instrText>
             </w:r>
             <w:r>
               <w:rPr>
@@ -2214,7 +2214,7 @@
                 <w:noProof/>
                 <w:webHidden/>
               </w:rPr>
-              <w:t>18</w:t>
+              <w:t>16</w:t>
             </w:r>
             <w:r>
               <w:rPr>
@@ -2227,7 +2227,7 @@
         </w:p>
         <w:p>
           <w:pPr>
-            <w:pStyle w:val="21"/>
+            <w:pStyle w:val="TOC2"/>
             <w:tabs>
               <w:tab w:val="left" w:pos="1760"/>
               <w:tab w:val="right" w:leader="dot" w:pos="9062"/>
@@ -2240,10 +2240,10 @@
               <w:lang w:eastAsia="bg-BG"/>
             </w:rPr>
           </w:pPr>
-          <w:hyperlink w:anchor="_Toc220350994" w:history="1">
-            <w:r>
-              <w:rPr>
-                <w:rStyle w:val="a7"/>
+          <w:hyperlink w:anchor="_Toc220492392" w:history="1">
+            <w:r>
+              <w:rPr>
+                <w:rStyle w:val="Hyperlink"/>
                 <w:noProof/>
               </w:rPr>
               <w:t>6.1</w:t>
@@ -2260,7 +2260,7 @@
             </w:r>
             <w:r>
               <w:rPr>
-                <w:rStyle w:val="a7"/>
+                <w:rStyle w:val="Hyperlink"/>
                 <w:noProof/>
               </w:rPr>
               <w:t>Същност на афинните трансформации</w:t>
@@ -2284,7 +2284,7 @@
                 <w:noProof/>
                 <w:webHidden/>
               </w:rPr>
-              <w:instrText xml:space="preserve"> PAGEREF _Toc220350994 \h </w:instrText>
+              <w:instrText xml:space="preserve"> PAGEREF _Toc220492392 \h </w:instrText>
             </w:r>
             <w:r>
               <w:rPr>
@@ -2304,7 +2304,7 @@
                 <w:noProof/>
                 <w:webHidden/>
               </w:rPr>
-              <w:t>18</w:t>
+              <w:t>17</w:t>
             </w:r>
             <w:r>
               <w:rPr>
@@ -2317,7 +2317,7 @@
         </w:p>
         <w:p>
           <w:pPr>
-            <w:pStyle w:val="21"/>
+            <w:pStyle w:val="TOC2"/>
             <w:tabs>
               <w:tab w:val="left" w:pos="1760"/>
               <w:tab w:val="right" w:leader="dot" w:pos="9062"/>
@@ -2330,10 +2330,10 @@
               <w:lang w:eastAsia="bg-BG"/>
             </w:rPr>
           </w:pPr>
-          <w:hyperlink w:anchor="_Toc220350995" w:history="1">
-            <w:r>
-              <w:rPr>
-                <w:rStyle w:val="a7"/>
+          <w:hyperlink w:anchor="_Toc220492393" w:history="1">
+            <w:r>
+              <w:rPr>
+                <w:rStyle w:val="Hyperlink"/>
                 <w:noProof/>
               </w:rPr>
               <w:t>6.2</w:t>
@@ -2350,7 +2350,7 @@
             </w:r>
             <w:r>
               <w:rPr>
-                <w:rStyle w:val="a7"/>
+                <w:rStyle w:val="Hyperlink"/>
                 <w:noProof/>
               </w:rPr>
               <w:t>Видове афинни трансформации</w:t>
@@ -2374,7 +2374,7 @@
                 <w:noProof/>
                 <w:webHidden/>
               </w:rPr>
-              <w:instrText xml:space="preserve"> PAGEREF _Toc220350995 \h </w:instrText>
+              <w:instrText xml:space="preserve"> PAGEREF _Toc220492393 \h </w:instrText>
             </w:r>
             <w:r>
               <w:rPr>
@@ -2394,7 +2394,7 @@
                 <w:noProof/>
                 <w:webHidden/>
               </w:rPr>
-              <w:t>19</w:t>
+              <w:t>18</w:t>
             </w:r>
             <w:r>
               <w:rPr>
@@ -2407,7 +2407,7 @@
         </w:p>
         <w:p>
           <w:pPr>
-            <w:pStyle w:val="21"/>
+            <w:pStyle w:val="TOC2"/>
             <w:tabs>
               <w:tab w:val="left" w:pos="1760"/>
               <w:tab w:val="right" w:leader="dot" w:pos="9062"/>
@@ -2420,10 +2420,10 @@
               <w:lang w:eastAsia="bg-BG"/>
             </w:rPr>
           </w:pPr>
-          <w:hyperlink w:anchor="_Toc220350996" w:history="1">
-            <w:r>
-              <w:rPr>
-                <w:rStyle w:val="a7"/>
+          <w:hyperlink w:anchor="_Toc220492394" w:history="1">
+            <w:r>
+              <w:rPr>
+                <w:rStyle w:val="Hyperlink"/>
                 <w:noProof/>
               </w:rPr>
               <w:t>6.3</w:t>
@@ -2440,7 +2440,7 @@
             </w:r>
             <w:r>
               <w:rPr>
-                <w:rStyle w:val="a7"/>
+                <w:rStyle w:val="Hyperlink"/>
                 <w:noProof/>
               </w:rPr>
               <w:t>Математическа основа на трансформациите</w:t>
@@ -2464,7 +2464,7 @@
                 <w:noProof/>
                 <w:webHidden/>
               </w:rPr>
-              <w:instrText xml:space="preserve"> PAGEREF _Toc220350996 \h </w:instrText>
+              <w:instrText xml:space="preserve"> PAGEREF _Toc220492394 \h </w:instrText>
             </w:r>
             <w:r>
               <w:rPr>
@@ -2484,7 +2484,7 @@
                 <w:noProof/>
                 <w:webHidden/>
               </w:rPr>
-              <w:t>20</w:t>
+              <w:t>19</w:t>
             </w:r>
             <w:r>
               <w:rPr>
@@ -2497,7 +2497,7 @@
         </w:p>
         <w:p>
           <w:pPr>
-            <w:pStyle w:val="21"/>
+            <w:pStyle w:val="TOC2"/>
             <w:tabs>
               <w:tab w:val="left" w:pos="1760"/>
               <w:tab w:val="right" w:leader="dot" w:pos="9062"/>
@@ -2510,10 +2510,10 @@
               <w:lang w:eastAsia="bg-BG"/>
             </w:rPr>
           </w:pPr>
-          <w:hyperlink w:anchor="_Toc220350997" w:history="1">
-            <w:r>
-              <w:rPr>
-                <w:rStyle w:val="a7"/>
+          <w:hyperlink w:anchor="_Toc220492395" w:history="1">
+            <w:r>
+              <w:rPr>
+                <w:rStyle w:val="Hyperlink"/>
                 <w:noProof/>
               </w:rPr>
               <w:t>6.4</w:t>
@@ -2530,7 +2530,7 @@
             </w:r>
             <w:r>
               <w:rPr>
-                <w:rStyle w:val="a7"/>
+                <w:rStyle w:val="Hyperlink"/>
                 <w:noProof/>
               </w:rPr>
               <w:t>Приложение на афинните трансформации в проекта</w:t>
@@ -2554,7 +2554,7 @@
                 <w:noProof/>
                 <w:webHidden/>
               </w:rPr>
-              <w:instrText xml:space="preserve"> PAGEREF _Toc220350997 \h </w:instrText>
+              <w:instrText xml:space="preserve"> PAGEREF _Toc220492395 \h </w:instrText>
             </w:r>
             <w:r>
               <w:rPr>
@@ -2574,7 +2574,7 @@
                 <w:noProof/>
                 <w:webHidden/>
               </w:rPr>
-              <w:t>20</w:t>
+              <w:t>19</w:t>
             </w:r>
             <w:r>
               <w:rPr>
@@ -2587,7 +2587,7 @@
         </w:p>
         <w:p>
           <w:pPr>
-            <w:pStyle w:val="11"/>
+            <w:pStyle w:val="TOC1"/>
             <w:tabs>
               <w:tab w:val="left" w:pos="1320"/>
               <w:tab w:val="right" w:leader="dot" w:pos="9062"/>
@@ -2600,10 +2600,10 @@
               <w:lang w:eastAsia="bg-BG"/>
             </w:rPr>
           </w:pPr>
-          <w:hyperlink w:anchor="_Toc220350998" w:history="1">
-            <w:r>
-              <w:rPr>
-                <w:rStyle w:val="a7"/>
+          <w:hyperlink w:anchor="_Toc220492396" w:history="1">
+            <w:r>
+              <w:rPr>
+                <w:rStyle w:val="Hyperlink"/>
                 <w:noProof/>
               </w:rPr>
               <w:t>7.</w:t>
@@ -2620,7 +2620,7 @@
             </w:r>
             <w:r>
               <w:rPr>
-                <w:rStyle w:val="a7"/>
+                <w:rStyle w:val="Hyperlink"/>
                 <w:noProof/>
               </w:rPr>
               <w:t>Alpha Blending и прозрачност</w:t>
@@ -2644,7 +2644,7 @@
                 <w:noProof/>
                 <w:webHidden/>
               </w:rPr>
-              <w:instrText xml:space="preserve"> PAGEREF _Toc220350998 \h </w:instrText>
+              <w:instrText xml:space="preserve"> PAGEREF _Toc220492396 \h </w:instrText>
             </w:r>
             <w:r>
               <w:rPr>
@@ -2664,7 +2664,7 @@
                 <w:noProof/>
                 <w:webHidden/>
               </w:rPr>
-              <w:t>20</w:t>
+              <w:t>19</w:t>
             </w:r>
             <w:r>
               <w:rPr>
@@ -2677,7 +2677,7 @@
         </w:p>
         <w:p>
           <w:pPr>
-            <w:pStyle w:val="21"/>
+            <w:pStyle w:val="TOC2"/>
             <w:tabs>
               <w:tab w:val="left" w:pos="1760"/>
               <w:tab w:val="right" w:leader="dot" w:pos="9062"/>
@@ -2690,10 +2690,10 @@
               <w:lang w:eastAsia="bg-BG"/>
             </w:rPr>
           </w:pPr>
-          <w:hyperlink w:anchor="_Toc220350999" w:history="1">
-            <w:r>
-              <w:rPr>
-                <w:rStyle w:val="a7"/>
+          <w:hyperlink w:anchor="_Toc220492397" w:history="1">
+            <w:r>
+              <w:rPr>
+                <w:rStyle w:val="Hyperlink"/>
                 <w:noProof/>
                 <w:lang w:eastAsia="bg-BG"/>
               </w:rPr>
@@ -2711,7 +2711,7 @@
             </w:r>
             <w:r>
               <w:rPr>
-                <w:rStyle w:val="a7"/>
+                <w:rStyle w:val="Hyperlink"/>
                 <w:noProof/>
                 <w:lang w:eastAsia="bg-BG"/>
               </w:rPr>
@@ -2736,7 +2736,7 @@
                 <w:noProof/>
                 <w:webHidden/>
               </w:rPr>
-              <w:instrText xml:space="preserve"> PAGEREF _Toc220350999 \h </w:instrText>
+              <w:instrText xml:space="preserve"> PAGEREF _Toc220492397 \h </w:instrText>
             </w:r>
             <w:r>
               <w:rPr>
@@ -2756,7 +2756,7 @@
                 <w:noProof/>
                 <w:webHidden/>
               </w:rPr>
-              <w:t>21</w:t>
+              <w:t>20</w:t>
             </w:r>
             <w:r>
               <w:rPr>
@@ -2769,7 +2769,7 @@
         </w:p>
         <w:p>
           <w:pPr>
-            <w:pStyle w:val="21"/>
+            <w:pStyle w:val="TOC2"/>
             <w:tabs>
               <w:tab w:val="left" w:pos="1760"/>
               <w:tab w:val="right" w:leader="dot" w:pos="9062"/>
@@ -2782,10 +2782,10 @@
               <w:lang w:eastAsia="bg-BG"/>
             </w:rPr>
           </w:pPr>
-          <w:hyperlink w:anchor="_Toc220351000" w:history="1">
-            <w:r>
-              <w:rPr>
-                <w:rStyle w:val="a7"/>
+          <w:hyperlink w:anchor="_Toc220492398" w:history="1">
+            <w:r>
+              <w:rPr>
+                <w:rStyle w:val="Hyperlink"/>
                 <w:noProof/>
                 <w:lang w:eastAsia="bg-BG"/>
               </w:rPr>
@@ -2803,7 +2803,7 @@
             </w:r>
             <w:r>
               <w:rPr>
-                <w:rStyle w:val="a7"/>
+                <w:rStyle w:val="Hyperlink"/>
                 <w:noProof/>
                 <w:lang w:eastAsia="bg-BG"/>
               </w:rPr>
@@ -2828,7 +2828,7 @@
                 <w:noProof/>
                 <w:webHidden/>
               </w:rPr>
-              <w:instrText xml:space="preserve"> PAGEREF _Toc220351000 \h </w:instrText>
+              <w:instrText xml:space="preserve"> PAGEREF _Toc220492398 \h </w:instrText>
             </w:r>
             <w:r>
               <w:rPr>
@@ -2848,7 +2848,7 @@
                 <w:noProof/>
                 <w:webHidden/>
               </w:rPr>
-              <w:t>22</w:t>
+              <w:t>21</w:t>
             </w:r>
             <w:r>
               <w:rPr>
@@ -2861,7 +2861,7 @@
         </w:p>
         <w:p>
           <w:pPr>
-            <w:pStyle w:val="21"/>
+            <w:pStyle w:val="TOC2"/>
             <w:tabs>
               <w:tab w:val="left" w:pos="1760"/>
               <w:tab w:val="right" w:leader="dot" w:pos="9062"/>
@@ -2874,10 +2874,10 @@
               <w:lang w:eastAsia="bg-BG"/>
             </w:rPr>
           </w:pPr>
-          <w:hyperlink w:anchor="_Toc220351001" w:history="1">
-            <w:r>
-              <w:rPr>
-                <w:rStyle w:val="a7"/>
+          <w:hyperlink w:anchor="_Toc220492399" w:history="1">
+            <w:r>
+              <w:rPr>
+                <w:rStyle w:val="Hyperlink"/>
                 <w:noProof/>
                 <w:lang w:eastAsia="bg-BG"/>
               </w:rPr>
@@ -2895,7 +2895,7 @@
             </w:r>
             <w:r>
               <w:rPr>
-                <w:rStyle w:val="a7"/>
+                <w:rStyle w:val="Hyperlink"/>
                 <w:noProof/>
                 <w:lang w:eastAsia="bg-BG"/>
               </w:rPr>
@@ -2920,7 +2920,7 @@
                 <w:noProof/>
                 <w:webHidden/>
               </w:rPr>
-              <w:instrText xml:space="preserve"> PAGEREF _Toc220351001 \h </w:instrText>
+              <w:instrText xml:space="preserve"> PAGEREF _Toc220492399 \h </w:instrText>
             </w:r>
             <w:r>
               <w:rPr>
@@ -2940,7 +2940,7 @@
                 <w:noProof/>
                 <w:webHidden/>
               </w:rPr>
-              <w:t>22</w:t>
+              <w:t>21</w:t>
             </w:r>
             <w:r>
               <w:rPr>
@@ -2953,7 +2953,7 @@
         </w:p>
         <w:p>
           <w:pPr>
-            <w:pStyle w:val="21"/>
+            <w:pStyle w:val="TOC2"/>
             <w:tabs>
               <w:tab w:val="left" w:pos="1760"/>
               <w:tab w:val="right" w:leader="dot" w:pos="9062"/>
@@ -2966,10 +2966,10 @@
               <w:lang w:eastAsia="bg-BG"/>
             </w:rPr>
           </w:pPr>
-          <w:hyperlink w:anchor="_Toc220351002" w:history="1">
-            <w:r>
-              <w:rPr>
-                <w:rStyle w:val="a7"/>
+          <w:hyperlink w:anchor="_Toc220492400" w:history="1">
+            <w:r>
+              <w:rPr>
+                <w:rStyle w:val="Hyperlink"/>
                 <w:noProof/>
                 <w:lang w:eastAsia="bg-BG"/>
               </w:rPr>
@@ -2987,7 +2987,7 @@
             </w:r>
             <w:r>
               <w:rPr>
-                <w:rStyle w:val="a7"/>
+                <w:rStyle w:val="Hyperlink"/>
                 <w:noProof/>
                 <w:lang w:eastAsia="bg-BG"/>
               </w:rPr>
@@ -3012,7 +3012,7 @@
                 <w:noProof/>
                 <w:webHidden/>
               </w:rPr>
-              <w:instrText xml:space="preserve"> PAGEREF _Toc220351002 \h </w:instrText>
+              <w:instrText xml:space="preserve"> PAGEREF _Toc220492400 \h </w:instrText>
             </w:r>
             <w:r>
               <w:rPr>
@@ -3032,7 +3032,7 @@
                 <w:noProof/>
                 <w:webHidden/>
               </w:rPr>
-              <w:t>23</w:t>
+              <w:t>22</w:t>
             </w:r>
             <w:r>
               <w:rPr>
@@ -3045,7 +3045,7 @@
         </w:p>
         <w:p>
           <w:pPr>
-            <w:pStyle w:val="11"/>
+            <w:pStyle w:val="TOC1"/>
             <w:tabs>
               <w:tab w:val="left" w:pos="1320"/>
               <w:tab w:val="right" w:leader="dot" w:pos="9062"/>
@@ -3058,10 +3058,10 @@
               <w:lang w:eastAsia="bg-BG"/>
             </w:rPr>
           </w:pPr>
-          <w:hyperlink w:anchor="_Toc220351003" w:history="1">
-            <w:r>
-              <w:rPr>
-                <w:rStyle w:val="a7"/>
+          <w:hyperlink w:anchor="_Toc220492401" w:history="1">
+            <w:r>
+              <w:rPr>
+                <w:rStyle w:val="Hyperlink"/>
                 <w:noProof/>
               </w:rPr>
               <w:t>8.</w:t>
@@ -3078,7 +3078,7 @@
             </w:r>
             <w:r>
               <w:rPr>
-                <w:rStyle w:val="a7"/>
+                <w:rStyle w:val="Hyperlink"/>
                 <w:noProof/>
               </w:rPr>
               <w:t>Математическа основа на проекта</w:t>
@@ -3102,7 +3102,7 @@
                 <w:noProof/>
                 <w:webHidden/>
               </w:rPr>
-              <w:instrText xml:space="preserve"> PAGEREF _Toc220351003 \h </w:instrText>
+              <w:instrText xml:space="preserve"> PAGEREF _Toc220492401 \h </w:instrText>
             </w:r>
             <w:r>
               <w:rPr>
@@ -3122,7 +3122,7 @@
                 <w:noProof/>
                 <w:webHidden/>
               </w:rPr>
-              <w:t>23</w:t>
+              <w:t>22</w:t>
             </w:r>
             <w:r>
               <w:rPr>
@@ -3135,7 +3135,7 @@
         </w:p>
         <w:p>
           <w:pPr>
-            <w:pStyle w:val="21"/>
+            <w:pStyle w:val="TOC2"/>
             <w:tabs>
               <w:tab w:val="left" w:pos="1760"/>
               <w:tab w:val="right" w:leader="dot" w:pos="9062"/>
@@ -3148,10 +3148,10 @@
               <w:lang w:eastAsia="bg-BG"/>
             </w:rPr>
           </w:pPr>
-          <w:hyperlink w:anchor="_Toc220351004" w:history="1">
-            <w:r>
-              <w:rPr>
-                <w:rStyle w:val="a7"/>
+          <w:hyperlink w:anchor="_Toc220492402" w:history="1">
+            <w:r>
+              <w:rPr>
+                <w:rStyle w:val="Hyperlink"/>
                 <w:noProof/>
                 <w:lang w:eastAsia="bg-BG"/>
               </w:rPr>
@@ -3169,7 +3169,7 @@
             </w:r>
             <w:r>
               <w:rPr>
-                <w:rStyle w:val="a7"/>
+                <w:rStyle w:val="Hyperlink"/>
                 <w:noProof/>
                 <w:lang w:eastAsia="bg-BG"/>
               </w:rPr>
@@ -3194,7 +3194,7 @@
                 <w:noProof/>
                 <w:webHidden/>
               </w:rPr>
-              <w:instrText xml:space="preserve"> PAGEREF _Toc220351004 \h </w:instrText>
+              <w:instrText xml:space="preserve"> PAGEREF _Toc220492402 \h </w:instrText>
             </w:r>
             <w:r>
               <w:rPr>
@@ -3214,7 +3214,7 @@
                 <w:noProof/>
                 <w:webHidden/>
               </w:rPr>
-              <w:t>23</w:t>
+              <w:t>22</w:t>
             </w:r>
             <w:r>
               <w:rPr>
@@ -3227,7 +3227,7 @@
         </w:p>
         <w:p>
           <w:pPr>
-            <w:pStyle w:val="21"/>
+            <w:pStyle w:val="TOC2"/>
             <w:tabs>
               <w:tab w:val="left" w:pos="1760"/>
               <w:tab w:val="right" w:leader="dot" w:pos="9062"/>
@@ -3240,10 +3240,10 @@
               <w:lang w:eastAsia="bg-BG"/>
             </w:rPr>
           </w:pPr>
-          <w:hyperlink w:anchor="_Toc220351005" w:history="1">
-            <w:r>
-              <w:rPr>
-                <w:rStyle w:val="a7"/>
+          <w:hyperlink w:anchor="_Toc220492403" w:history="1">
+            <w:r>
+              <w:rPr>
+                <w:rStyle w:val="Hyperlink"/>
                 <w:noProof/>
                 <w:lang w:eastAsia="bg-BG"/>
               </w:rPr>
@@ -3261,7 +3261,7 @@
             </w:r>
             <w:r>
               <w:rPr>
-                <w:rStyle w:val="a7"/>
+                <w:rStyle w:val="Hyperlink"/>
                 <w:noProof/>
                 <w:lang w:eastAsia="bg-BG"/>
               </w:rPr>
@@ -3286,7 +3286,7 @@
                 <w:noProof/>
                 <w:webHidden/>
               </w:rPr>
-              <w:instrText xml:space="preserve"> PAGEREF _Toc220351005 \h </w:instrText>
+              <w:instrText xml:space="preserve"> PAGEREF _Toc220492403 \h </w:instrText>
             </w:r>
             <w:r>
               <w:rPr>
@@ -3306,7 +3306,7 @@
                 <w:noProof/>
                 <w:webHidden/>
               </w:rPr>
-              <w:t>24</w:t>
+              <w:t>23</w:t>
             </w:r>
             <w:r>
               <w:rPr>
@@ -3319,7 +3319,7 @@
         </w:p>
         <w:p>
           <w:pPr>
-            <w:pStyle w:val="21"/>
+            <w:pStyle w:val="TOC2"/>
             <w:tabs>
               <w:tab w:val="left" w:pos="1760"/>
               <w:tab w:val="right" w:leader="dot" w:pos="9062"/>
@@ -3332,10 +3332,10 @@
               <w:lang w:eastAsia="bg-BG"/>
             </w:rPr>
           </w:pPr>
-          <w:hyperlink w:anchor="_Toc220351006" w:history="1">
-            <w:r>
-              <w:rPr>
-                <w:rStyle w:val="a7"/>
+          <w:hyperlink w:anchor="_Toc220492404" w:history="1">
+            <w:r>
+              <w:rPr>
+                <w:rStyle w:val="Hyperlink"/>
                 <w:noProof/>
                 <w:lang w:eastAsia="bg-BG"/>
               </w:rPr>
@@ -3353,7 +3353,7 @@
             </w:r>
             <w:r>
               <w:rPr>
-                <w:rStyle w:val="a7"/>
+                <w:rStyle w:val="Hyperlink"/>
                 <w:noProof/>
                 <w:lang w:eastAsia="bg-BG"/>
               </w:rPr>
@@ -3378,7 +3378,7 @@
                 <w:noProof/>
                 <w:webHidden/>
               </w:rPr>
-              <w:instrText xml:space="preserve"> PAGEREF _Toc220351006 \h </w:instrText>
+              <w:instrText xml:space="preserve"> PAGEREF _Toc220492404 \h </w:instrText>
             </w:r>
             <w:r>
               <w:rPr>
@@ -3398,7 +3398,7 @@
                 <w:noProof/>
                 <w:webHidden/>
               </w:rPr>
-              <w:t>24</w:t>
+              <w:t>23</w:t>
             </w:r>
             <w:r>
               <w:rPr>
@@ -3411,7 +3411,7 @@
         </w:p>
         <w:p>
           <w:pPr>
-            <w:pStyle w:val="11"/>
+            <w:pStyle w:val="TOC1"/>
             <w:tabs>
               <w:tab w:val="left" w:pos="1320"/>
               <w:tab w:val="right" w:leader="dot" w:pos="9062"/>
@@ -3424,10 +3424,10 @@
               <w:lang w:eastAsia="bg-BG"/>
             </w:rPr>
           </w:pPr>
-          <w:hyperlink w:anchor="_Toc220351007" w:history="1">
-            <w:r>
-              <w:rPr>
-                <w:rStyle w:val="a7"/>
+          <w:hyperlink w:anchor="_Toc220492405" w:history="1">
+            <w:r>
+              <w:rPr>
+                <w:rStyle w:val="Hyperlink"/>
                 <w:noProof/>
               </w:rPr>
               <w:t>9.</w:t>
@@ -3444,7 +3444,7 @@
             </w:r>
             <w:r>
               <w:rPr>
-                <w:rStyle w:val="a7"/>
+                <w:rStyle w:val="Hyperlink"/>
                 <w:noProof/>
               </w:rPr>
               <w:t>Архитектура и използвани технологии</w:t>
@@ -3468,7 +3468,7 @@
                 <w:noProof/>
                 <w:webHidden/>
               </w:rPr>
-              <w:instrText xml:space="preserve"> PAGEREF _Toc220351007 \h </w:instrText>
+              <w:instrText xml:space="preserve"> PAGEREF _Toc220492405 \h </w:instrText>
             </w:r>
             <w:r>
               <w:rPr>
@@ -3488,7 +3488,7 @@
                 <w:noProof/>
                 <w:webHidden/>
               </w:rPr>
-              <w:t>24</w:t>
+              <w:t>23</w:t>
             </w:r>
             <w:r>
               <w:rPr>
@@ -3501,7 +3501,7 @@
         </w:p>
         <w:p>
           <w:pPr>
-            <w:pStyle w:val="21"/>
+            <w:pStyle w:val="TOC2"/>
             <w:tabs>
               <w:tab w:val="left" w:pos="1760"/>
               <w:tab w:val="right" w:leader="dot" w:pos="9062"/>
@@ -3514,10 +3514,10 @@
               <w:lang w:eastAsia="bg-BG"/>
             </w:rPr>
           </w:pPr>
-          <w:hyperlink w:anchor="_Toc220351008" w:history="1">
-            <w:r>
-              <w:rPr>
-                <w:rStyle w:val="a7"/>
+          <w:hyperlink w:anchor="_Toc220492406" w:history="1">
+            <w:r>
+              <w:rPr>
+                <w:rStyle w:val="Hyperlink"/>
                 <w:noProof/>
               </w:rPr>
               <w:t>9.1</w:t>
@@ -3534,7 +3534,7 @@
             </w:r>
             <w:r>
               <w:rPr>
-                <w:rStyle w:val="a7"/>
+                <w:rStyle w:val="Hyperlink"/>
                 <w:noProof/>
               </w:rPr>
               <w:t>Клиент-сървър архитектура</w:t>
@@ -3558,7 +3558,7 @@
                 <w:noProof/>
                 <w:webHidden/>
               </w:rPr>
-              <w:instrText xml:space="preserve"> PAGEREF _Toc220351008 \h </w:instrText>
+              <w:instrText xml:space="preserve"> PAGEREF _Toc220492406 \h </w:instrText>
             </w:r>
             <w:r>
               <w:rPr>
@@ -3578,7 +3578,7 @@
                 <w:noProof/>
                 <w:webHidden/>
               </w:rPr>
-              <w:t>25</w:t>
+              <w:t>24</w:t>
             </w:r>
             <w:r>
               <w:rPr>
@@ -3591,7 +3591,7 @@
         </w:p>
         <w:p>
           <w:pPr>
-            <w:pStyle w:val="21"/>
+            <w:pStyle w:val="TOC2"/>
             <w:tabs>
               <w:tab w:val="left" w:pos="1760"/>
               <w:tab w:val="right" w:leader="dot" w:pos="9062"/>
@@ -3604,10 +3604,10 @@
               <w:lang w:eastAsia="bg-BG"/>
             </w:rPr>
           </w:pPr>
-          <w:hyperlink w:anchor="_Toc220351009" w:history="1">
-            <w:r>
-              <w:rPr>
-                <w:rStyle w:val="a7"/>
+          <w:hyperlink w:anchor="_Toc220492407" w:history="1">
+            <w:r>
+              <w:rPr>
+                <w:rStyle w:val="Hyperlink"/>
                 <w:noProof/>
               </w:rPr>
               <w:t>9.2</w:t>
@@ -3624,7 +3624,7 @@
             </w:r>
             <w:r>
               <w:rPr>
-                <w:rStyle w:val="a7"/>
+                <w:rStyle w:val="Hyperlink"/>
                 <w:noProof/>
               </w:rPr>
               <w:t>Уеб framework Django</w:t>
@@ -3648,7 +3648,7 @@
                 <w:noProof/>
                 <w:webHidden/>
               </w:rPr>
-              <w:instrText xml:space="preserve"> PAGEREF _Toc220351009 \h </w:instrText>
+              <w:instrText xml:space="preserve"> PAGEREF _Toc220492407 \h </w:instrText>
             </w:r>
             <w:r>
               <w:rPr>
@@ -3668,7 +3668,7 @@
                 <w:noProof/>
                 <w:webHidden/>
               </w:rPr>
-              <w:t>25</w:t>
+              <w:t>24</w:t>
             </w:r>
             <w:r>
               <w:rPr>
@@ -3681,7 +3681,7 @@
         </w:p>
         <w:p>
           <w:pPr>
-            <w:pStyle w:val="21"/>
+            <w:pStyle w:val="TOC2"/>
             <w:tabs>
               <w:tab w:val="left" w:pos="1760"/>
               <w:tab w:val="right" w:leader="dot" w:pos="9062"/>
@@ -3694,10 +3694,10 @@
               <w:lang w:eastAsia="bg-BG"/>
             </w:rPr>
           </w:pPr>
-          <w:hyperlink w:anchor="_Toc220351010" w:history="1">
-            <w:r>
-              <w:rPr>
-                <w:rStyle w:val="a7"/>
+          <w:hyperlink w:anchor="_Toc220492408" w:history="1">
+            <w:r>
+              <w:rPr>
+                <w:rStyle w:val="Hyperlink"/>
                 <w:noProof/>
                 <w:lang w:eastAsia="bg-BG"/>
               </w:rPr>
@@ -3715,7 +3715,7 @@
             </w:r>
             <w:r>
               <w:rPr>
-                <w:rStyle w:val="a7"/>
+                <w:rStyle w:val="Hyperlink"/>
                 <w:noProof/>
                 <w:lang w:eastAsia="bg-BG"/>
               </w:rPr>
@@ -3740,7 +3740,7 @@
                 <w:noProof/>
                 <w:webHidden/>
               </w:rPr>
-              <w:instrText xml:space="preserve"> PAGEREF _Toc220351010 \h </w:instrText>
+              <w:instrText xml:space="preserve"> PAGEREF _Toc220492408 \h </w:instrText>
             </w:r>
             <w:r>
               <w:rPr>
@@ -3760,7 +3760,7 @@
                 <w:noProof/>
                 <w:webHidden/>
               </w:rPr>
-              <w:t>26</w:t>
+              <w:t>25</w:t>
             </w:r>
             <w:r>
               <w:rPr>
@@ -3773,7 +3773,7 @@
         </w:p>
         <w:p>
           <w:pPr>
-            <w:pStyle w:val="21"/>
+            <w:pStyle w:val="TOC2"/>
             <w:tabs>
               <w:tab w:val="left" w:pos="1760"/>
               <w:tab w:val="right" w:leader="dot" w:pos="9062"/>
@@ -3786,10 +3786,10 @@
               <w:lang w:eastAsia="bg-BG"/>
             </w:rPr>
           </w:pPr>
-          <w:hyperlink w:anchor="_Toc220351011" w:history="1">
-            <w:r>
-              <w:rPr>
-                <w:rStyle w:val="a7"/>
+          <w:hyperlink w:anchor="_Toc220492409" w:history="1">
+            <w:r>
+              <w:rPr>
+                <w:rStyle w:val="Hyperlink"/>
                 <w:noProof/>
                 <w:lang w:eastAsia="bg-BG"/>
               </w:rPr>
@@ -3807,7 +3807,7 @@
             </w:r>
             <w:r>
               <w:rPr>
-                <w:rStyle w:val="a7"/>
+                <w:rStyle w:val="Hyperlink"/>
                 <w:noProof/>
                 <w:lang w:eastAsia="bg-BG"/>
               </w:rPr>
@@ -3832,7 +3832,7 @@
                 <w:noProof/>
                 <w:webHidden/>
               </w:rPr>
-              <w:instrText xml:space="preserve"> PAGEREF _Toc220351011 \h </w:instrText>
+              <w:instrText xml:space="preserve"> PAGEREF _Toc220492409 \h </w:instrText>
             </w:r>
             <w:r>
               <w:rPr>
@@ -3852,7 +3852,7 @@
                 <w:noProof/>
                 <w:webHidden/>
               </w:rPr>
-              <w:t>27</w:t>
+              <w:t>26</w:t>
             </w:r>
             <w:r>
               <w:rPr>
@@ -3865,7 +3865,7 @@
         </w:p>
         <w:p>
           <w:pPr>
-            <w:pStyle w:val="11"/>
+            <w:pStyle w:val="TOC1"/>
             <w:tabs>
               <w:tab w:val="left" w:pos="1540"/>
               <w:tab w:val="right" w:leader="dot" w:pos="9062"/>
@@ -3878,10 +3878,10 @@
               <w:lang w:eastAsia="bg-BG"/>
             </w:rPr>
           </w:pPr>
-          <w:hyperlink w:anchor="_Toc220351012" w:history="1">
-            <w:r>
-              <w:rPr>
-                <w:rStyle w:val="a7"/>
+          <w:hyperlink w:anchor="_Toc220492410" w:history="1">
+            <w:r>
+              <w:rPr>
+                <w:rStyle w:val="Hyperlink"/>
                 <w:noProof/>
               </w:rPr>
               <w:t>10.</w:t>
@@ -3898,7 +3898,7 @@
             </w:r>
             <w:r>
               <w:rPr>
-                <w:rStyle w:val="a7"/>
+                <w:rStyle w:val="Hyperlink"/>
                 <w:noProof/>
               </w:rPr>
               <w:t>Реализация на приложението „Виртуално студио за маникюр“</w:t>
@@ -3922,7 +3922,7 @@
                 <w:noProof/>
                 <w:webHidden/>
               </w:rPr>
-              <w:instrText xml:space="preserve"> PAGEREF _Toc220351012 \h </w:instrText>
+              <w:instrText xml:space="preserve"> PAGEREF _Toc220492410 \h </w:instrText>
             </w:r>
             <w:r>
               <w:rPr>
@@ -3942,7 +3942,7 @@
                 <w:noProof/>
                 <w:webHidden/>
               </w:rPr>
-              <w:t>27</w:t>
+              <w:t>26</w:t>
             </w:r>
             <w:r>
               <w:rPr>
@@ -3955,7 +3955,7 @@
         </w:p>
         <w:p>
           <w:pPr>
-            <w:pStyle w:val="21"/>
+            <w:pStyle w:val="TOC2"/>
             <w:tabs>
               <w:tab w:val="left" w:pos="1760"/>
               <w:tab w:val="right" w:leader="dot" w:pos="9062"/>
@@ -3968,10 +3968,10 @@
               <w:lang w:eastAsia="bg-BG"/>
             </w:rPr>
           </w:pPr>
-          <w:hyperlink w:anchor="_Toc220351013" w:history="1">
-            <w:r>
-              <w:rPr>
-                <w:rStyle w:val="a7"/>
+          <w:hyperlink w:anchor="_Toc220492411" w:history="1">
+            <w:r>
+              <w:rPr>
+                <w:rStyle w:val="Hyperlink"/>
                 <w:noProof/>
                 <w:lang w:eastAsia="bg-BG"/>
               </w:rPr>
@@ -3989,7 +3989,7 @@
             </w:r>
             <w:r>
               <w:rPr>
-                <w:rStyle w:val="a7"/>
+                <w:rStyle w:val="Hyperlink"/>
                 <w:noProof/>
                 <w:lang w:eastAsia="bg-BG"/>
               </w:rPr>
@@ -4014,7 +4014,7 @@
                 <w:noProof/>
                 <w:webHidden/>
               </w:rPr>
-              <w:instrText xml:space="preserve"> PAGEREF _Toc220351013 \h </w:instrText>
+              <w:instrText xml:space="preserve"> PAGEREF _Toc220492411 \h </w:instrText>
             </w:r>
             <w:r>
               <w:rPr>
@@ -4034,7 +4034,7 @@
                 <w:noProof/>
                 <w:webHidden/>
               </w:rPr>
-              <w:t>28</w:t>
+              <w:t>27</w:t>
             </w:r>
             <w:r>
               <w:rPr>
@@ -4047,7 +4047,7 @@
         </w:p>
         <w:p>
           <w:pPr>
-            <w:pStyle w:val="21"/>
+            <w:pStyle w:val="TOC2"/>
             <w:tabs>
               <w:tab w:val="left" w:pos="1760"/>
               <w:tab w:val="right" w:leader="dot" w:pos="9062"/>
@@ -4060,10 +4060,10 @@
               <w:lang w:eastAsia="bg-BG"/>
             </w:rPr>
           </w:pPr>
-          <w:hyperlink w:anchor="_Toc220351014" w:history="1">
-            <w:r>
-              <w:rPr>
-                <w:rStyle w:val="a7"/>
+          <w:hyperlink w:anchor="_Toc220492412" w:history="1">
+            <w:r>
+              <w:rPr>
+                <w:rStyle w:val="Hyperlink"/>
                 <w:noProof/>
                 <w:lang w:eastAsia="bg-BG"/>
               </w:rPr>
@@ -4081,7 +4081,7 @@
             </w:r>
             <w:r>
               <w:rPr>
-                <w:rStyle w:val="a7"/>
+                <w:rStyle w:val="Hyperlink"/>
                 <w:noProof/>
                 <w:lang w:eastAsia="bg-BG"/>
               </w:rPr>
@@ -4106,7 +4106,7 @@
                 <w:noProof/>
                 <w:webHidden/>
               </w:rPr>
-              <w:instrText xml:space="preserve"> PAGEREF _Toc220351014 \h </w:instrText>
+              <w:instrText xml:space="preserve"> PAGEREF _Toc220492412 \h </w:instrText>
             </w:r>
             <w:r>
               <w:rPr>
@@ -4126,7 +4126,7 @@
                 <w:noProof/>
                 <w:webHidden/>
               </w:rPr>
-              <w:t>28</w:t>
+              <w:t>27</w:t>
             </w:r>
             <w:r>
               <w:rPr>
@@ -4139,7 +4139,7 @@
         </w:p>
         <w:p>
           <w:pPr>
-            <w:pStyle w:val="21"/>
+            <w:pStyle w:val="TOC2"/>
             <w:tabs>
               <w:tab w:val="left" w:pos="1760"/>
               <w:tab w:val="right" w:leader="dot" w:pos="9062"/>
@@ -4152,10 +4152,10 @@
               <w:lang w:eastAsia="bg-BG"/>
             </w:rPr>
           </w:pPr>
-          <w:hyperlink w:anchor="_Toc220351015" w:history="1">
-            <w:r>
-              <w:rPr>
-                <w:rStyle w:val="a7"/>
+          <w:hyperlink w:anchor="_Toc220492413" w:history="1">
+            <w:r>
+              <w:rPr>
+                <w:rStyle w:val="Hyperlink"/>
                 <w:noProof/>
               </w:rPr>
               <w:t>10.3</w:t>
@@ -4172,7 +4172,7 @@
             </w:r>
             <w:r>
               <w:rPr>
-                <w:rStyle w:val="a7"/>
+                <w:rStyle w:val="Hyperlink"/>
                 <w:noProof/>
               </w:rPr>
               <w:t>Алгоритъм за обработка на изображението</w:t>
@@ -4196,7 +4196,7 @@
                 <w:noProof/>
                 <w:webHidden/>
               </w:rPr>
-              <w:instrText xml:space="preserve"> PAGEREF _Toc220351015 \h </w:instrText>
+              <w:instrText xml:space="preserve"> PAGEREF _Toc220492413 \h </w:instrText>
             </w:r>
             <w:r>
               <w:rPr>
@@ -4216,7 +4216,7 @@
                 <w:noProof/>
                 <w:webHidden/>
               </w:rPr>
-              <w:t>29</w:t>
+              <w:t>28</w:t>
             </w:r>
             <w:r>
               <w:rPr>
@@ -4229,7 +4229,7 @@
         </w:p>
         <w:p>
           <w:pPr>
-            <w:pStyle w:val="21"/>
+            <w:pStyle w:val="TOC2"/>
             <w:tabs>
               <w:tab w:val="left" w:pos="1760"/>
               <w:tab w:val="right" w:leader="dot" w:pos="9062"/>
@@ -4242,10 +4242,10 @@
               <w:lang w:eastAsia="bg-BG"/>
             </w:rPr>
           </w:pPr>
-          <w:hyperlink w:anchor="_Toc220351016" w:history="1">
-            <w:r>
-              <w:rPr>
-                <w:rStyle w:val="a7"/>
+          <w:hyperlink w:anchor="_Toc220492414" w:history="1">
+            <w:r>
+              <w:rPr>
+                <w:rStyle w:val="Hyperlink"/>
                 <w:noProof/>
               </w:rPr>
               <w:t>10.4</w:t>
@@ -4262,7 +4262,7 @@
             </w:r>
             <w:r>
               <w:rPr>
-                <w:rStyle w:val="a7"/>
+                <w:rStyle w:val="Hyperlink"/>
                 <w:noProof/>
               </w:rPr>
               <w:t>Геометрично напасване на маникюр моделите</w:t>
@@ -4286,7 +4286,7 @@
                 <w:noProof/>
                 <w:webHidden/>
               </w:rPr>
-              <w:instrText xml:space="preserve"> PAGEREF _Toc220351016 \h </w:instrText>
+              <w:instrText xml:space="preserve"> PAGEREF _Toc220492414 \h </w:instrText>
             </w:r>
             <w:r>
               <w:rPr>
@@ -4306,7 +4306,7 @@
                 <w:noProof/>
                 <w:webHidden/>
               </w:rPr>
-              <w:t>29</w:t>
+              <w:t>28</w:t>
             </w:r>
             <w:r>
               <w:rPr>
@@ -4319,7 +4319,7 @@
         </w:p>
         <w:p>
           <w:pPr>
-            <w:pStyle w:val="21"/>
+            <w:pStyle w:val="TOC2"/>
             <w:tabs>
               <w:tab w:val="left" w:pos="1760"/>
               <w:tab w:val="right" w:leader="dot" w:pos="9062"/>
@@ -4332,10 +4332,10 @@
               <w:lang w:eastAsia="bg-BG"/>
             </w:rPr>
           </w:pPr>
-          <w:hyperlink w:anchor="_Toc220351017" w:history="1">
-            <w:r>
-              <w:rPr>
-                <w:rStyle w:val="a7"/>
+          <w:hyperlink w:anchor="_Toc220492415" w:history="1">
+            <w:r>
+              <w:rPr>
+                <w:rStyle w:val="Hyperlink"/>
                 <w:noProof/>
                 <w:lang w:eastAsia="bg-BG"/>
               </w:rPr>
@@ -4353,7 +4353,7 @@
             </w:r>
             <w:r>
               <w:rPr>
-                <w:rStyle w:val="a7"/>
+                <w:rStyle w:val="Hyperlink"/>
                 <w:noProof/>
                 <w:lang w:eastAsia="bg-BG"/>
               </w:rPr>
@@ -4378,7 +4378,7 @@
                 <w:noProof/>
                 <w:webHidden/>
               </w:rPr>
-              <w:instrText xml:space="preserve"> PAGEREF _Toc220351017 \h </w:instrText>
+              <w:instrText xml:space="preserve"> PAGEREF _Toc220492415 \h </w:instrText>
             </w:r>
             <w:r>
               <w:rPr>
@@ -4398,7 +4398,7 @@
                 <w:noProof/>
                 <w:webHidden/>
               </w:rPr>
-              <w:t>29</w:t>
+              <w:t>28</w:t>
             </w:r>
             <w:r>
               <w:rPr>
@@ -4411,7 +4411,7 @@
         </w:p>
         <w:p>
           <w:pPr>
-            <w:pStyle w:val="11"/>
+            <w:pStyle w:val="TOC1"/>
             <w:tabs>
               <w:tab w:val="left" w:pos="1540"/>
               <w:tab w:val="right" w:leader="dot" w:pos="9062"/>
@@ -4424,10 +4424,10 @@
               <w:lang w:eastAsia="bg-BG"/>
             </w:rPr>
           </w:pPr>
-          <w:hyperlink w:anchor="_Toc220351018" w:history="1">
-            <w:r>
-              <w:rPr>
-                <w:rStyle w:val="a7"/>
+          <w:hyperlink w:anchor="_Toc220492416" w:history="1">
+            <w:r>
+              <w:rPr>
+                <w:rStyle w:val="Hyperlink"/>
                 <w:noProof/>
               </w:rPr>
               <w:t>11.</w:t>
@@ -4444,7 +4444,7 @@
             </w:r>
             <w:r>
               <w:rPr>
-                <w:rStyle w:val="a7"/>
+                <w:rStyle w:val="Hyperlink"/>
                 <w:noProof/>
               </w:rPr>
               <w:t>Предимства и ограничения на разработеното решение</w:t>
@@ -4468,7 +4468,7 @@
                 <w:noProof/>
                 <w:webHidden/>
               </w:rPr>
-              <w:instrText xml:space="preserve"> PAGEREF _Toc220351018 \h </w:instrText>
+              <w:instrText xml:space="preserve"> PAGEREF _Toc220492416 \h </w:instrText>
             </w:r>
             <w:r>
               <w:rPr>
@@ -4488,7 +4488,7 @@
                 <w:noProof/>
                 <w:webHidden/>
               </w:rPr>
-              <w:t>30</w:t>
+              <w:t>29</w:t>
             </w:r>
             <w:r>
               <w:rPr>
@@ -4501,191 +4501,7 @@
         </w:p>
         <w:p>
           <w:pPr>
-            <w:pStyle w:val="21"/>
-            <w:tabs>
-              <w:tab w:val="left" w:pos="1760"/>
-              <w:tab w:val="right" w:leader="dot" w:pos="9062"/>
-            </w:tabs>
-            <w:rPr>
-              <w:rFonts w:asciiTheme="minorHAnsi" w:hAnsiTheme="minorHAnsi" w:cstheme="minorBidi"/>
-              <w:noProof/>
-              <w:sz w:val="22"/>
-              <w:szCs w:val="22"/>
-              <w:lang w:eastAsia="bg-BG"/>
-            </w:rPr>
-          </w:pPr>
-          <w:hyperlink w:anchor="_Toc220351019" w:history="1">
-            <w:r>
-              <w:rPr>
-                <w:rStyle w:val="a7"/>
-                <w:noProof/>
-                <w:lang w:eastAsia="bg-BG"/>
-              </w:rPr>
-              <w:t>11.1</w:t>
-            </w:r>
-            <w:r>
-              <w:rPr>
-                <w:rFonts w:asciiTheme="minorHAnsi" w:hAnsiTheme="minorHAnsi" w:cstheme="minorBidi"/>
-                <w:noProof/>
-                <w:sz w:val="22"/>
-                <w:szCs w:val="22"/>
-                <w:lang w:eastAsia="bg-BG"/>
-              </w:rPr>
-              <w:tab/>
-            </w:r>
-            <w:r>
-              <w:rPr>
-                <w:rStyle w:val="a7"/>
-                <w:noProof/>
-                <w:lang w:eastAsia="bg-BG"/>
-              </w:rPr>
-              <w:t>Предимства на приложението</w:t>
-            </w:r>
-            <w:r>
-              <w:rPr>
-                <w:noProof/>
-                <w:webHidden/>
-              </w:rPr>
-              <w:tab/>
-            </w:r>
-            <w:r>
-              <w:rPr>
-                <w:noProof/>
-                <w:webHidden/>
-              </w:rPr>
-              <w:fldChar w:fldCharType="begin"/>
-            </w:r>
-            <w:r>
-              <w:rPr>
-                <w:noProof/>
-                <w:webHidden/>
-              </w:rPr>
-              <w:instrText xml:space="preserve"> PAGEREF _Toc220351019 \h </w:instrText>
-            </w:r>
-            <w:r>
-              <w:rPr>
-                <w:noProof/>
-                <w:webHidden/>
-              </w:rPr>
-            </w:r>
-            <w:r>
-              <w:rPr>
-                <w:noProof/>
-                <w:webHidden/>
-              </w:rPr>
-              <w:fldChar w:fldCharType="separate"/>
-            </w:r>
-            <w:r>
-              <w:rPr>
-                <w:noProof/>
-                <w:webHidden/>
-              </w:rPr>
-              <w:t>30</w:t>
-            </w:r>
-            <w:r>
-              <w:rPr>
-                <w:noProof/>
-                <w:webHidden/>
-              </w:rPr>
-              <w:fldChar w:fldCharType="end"/>
-            </w:r>
-          </w:hyperlink>
-        </w:p>
-        <w:p>
-          <w:pPr>
-            <w:pStyle w:val="21"/>
-            <w:tabs>
-              <w:tab w:val="left" w:pos="1760"/>
-              <w:tab w:val="right" w:leader="dot" w:pos="9062"/>
-            </w:tabs>
-            <w:rPr>
-              <w:rFonts w:asciiTheme="minorHAnsi" w:hAnsiTheme="minorHAnsi" w:cstheme="minorBidi"/>
-              <w:noProof/>
-              <w:sz w:val="22"/>
-              <w:szCs w:val="22"/>
-              <w:lang w:eastAsia="bg-BG"/>
-            </w:rPr>
-          </w:pPr>
-          <w:hyperlink w:anchor="_Toc220351020" w:history="1">
-            <w:r>
-              <w:rPr>
-                <w:rStyle w:val="a7"/>
-                <w:noProof/>
-                <w:lang w:eastAsia="bg-BG"/>
-              </w:rPr>
-              <w:t>11.2</w:t>
-            </w:r>
-            <w:r>
-              <w:rPr>
-                <w:rFonts w:asciiTheme="minorHAnsi" w:hAnsiTheme="minorHAnsi" w:cstheme="minorBidi"/>
-                <w:noProof/>
-                <w:sz w:val="22"/>
-                <w:szCs w:val="22"/>
-                <w:lang w:eastAsia="bg-BG"/>
-              </w:rPr>
-              <w:tab/>
-            </w:r>
-            <w:r>
-              <w:rPr>
-                <w:rStyle w:val="a7"/>
-                <w:noProof/>
-                <w:lang w:eastAsia="bg-BG"/>
-              </w:rPr>
-              <w:t>Ограничения и възможни проблеми</w:t>
-            </w:r>
-            <w:r>
-              <w:rPr>
-                <w:noProof/>
-                <w:webHidden/>
-              </w:rPr>
-              <w:tab/>
-            </w:r>
-            <w:r>
-              <w:rPr>
-                <w:noProof/>
-                <w:webHidden/>
-              </w:rPr>
-              <w:fldChar w:fldCharType="begin"/>
-            </w:r>
-            <w:r>
-              <w:rPr>
-                <w:noProof/>
-                <w:webHidden/>
-              </w:rPr>
-              <w:instrText xml:space="preserve"> PAGEREF _Toc220351020 \h </w:instrText>
-            </w:r>
-            <w:r>
-              <w:rPr>
-                <w:noProof/>
-                <w:webHidden/>
-              </w:rPr>
-            </w:r>
-            <w:r>
-              <w:rPr>
-                <w:noProof/>
-                <w:webHidden/>
-              </w:rPr>
-              <w:fldChar w:fldCharType="separate"/>
-            </w:r>
-            <w:r>
-              <w:rPr>
-                <w:noProof/>
-                <w:webHidden/>
-              </w:rPr>
-              <w:t>30</w:t>
-            </w:r>
-            <w:r>
-              <w:rPr>
-                <w:noProof/>
-                <w:webHidden/>
-              </w:rPr>
-              <w:fldChar w:fldCharType="end"/>
-            </w:r>
-          </w:hyperlink>
-        </w:p>
-        <w:p>
-          <w:pPr>
-            <w:pStyle w:val="11"/>
+            <w:pStyle w:val="TOC1"/>
             <w:tabs>
               <w:tab w:val="left" w:pos="1540"/>
               <w:tab w:val="right" w:leader="dot" w:pos="9062"/>
@@ -4698,10 +4514,10 @@
               <w:lang w:eastAsia="bg-BG"/>
             </w:rPr>
           </w:pPr>
-          <w:hyperlink w:anchor="_Toc220351021" w:history="1">
-            <w:r>
-              <w:rPr>
-                <w:rStyle w:val="a7"/>
+          <w:hyperlink w:anchor="_Toc220492417" w:history="1">
+            <w:r>
+              <w:rPr>
+                <w:rStyle w:val="Hyperlink"/>
                 <w:noProof/>
               </w:rPr>
               <w:t>12.</w:t>
@@ -4718,7 +4534,7 @@
             </w:r>
             <w:r>
               <w:rPr>
-                <w:rStyle w:val="a7"/>
+                <w:rStyle w:val="Hyperlink"/>
                 <w:noProof/>
               </w:rPr>
               <w:t>Заключение</w:t>
@@ -4742,7 +4558,7 @@
                 <w:noProof/>
                 <w:webHidden/>
               </w:rPr>
-              <w:instrText xml:space="preserve"> PAGEREF _Toc220351021 \h </w:instrText>
+              <w:instrText xml:space="preserve"> PAGEREF _Toc220492417 \h </w:instrText>
             </w:r>
             <w:r>
               <w:rPr>
@@ -4762,7 +4578,7 @@
                 <w:noProof/>
                 <w:webHidden/>
               </w:rPr>
-              <w:t>31</w:t>
+              <w:t>29</w:t>
             </w:r>
             <w:r>
               <w:rPr>
@@ -4775,7 +4591,7 @@
         </w:p>
         <w:p>
           <w:pPr>
-            <w:pStyle w:val="11"/>
+            <w:pStyle w:val="TOC1"/>
             <w:tabs>
               <w:tab w:val="left" w:pos="1540"/>
               <w:tab w:val="right" w:leader="dot" w:pos="9062"/>
@@ -4788,10 +4604,10 @@
               <w:lang w:eastAsia="bg-BG"/>
             </w:rPr>
           </w:pPr>
-          <w:hyperlink w:anchor="_Toc220351022" w:history="1">
-            <w:r>
-              <w:rPr>
-                <w:rStyle w:val="a7"/>
+          <w:hyperlink w:anchor="_Toc220492418" w:history="1">
+            <w:r>
+              <w:rPr>
+                <w:rStyle w:val="Hyperlink"/>
                 <w:noProof/>
               </w:rPr>
               <w:t>13.</w:t>
@@ -4808,7 +4624,7 @@
             </w:r>
             <w:r>
               <w:rPr>
-                <w:rStyle w:val="a7"/>
+                <w:rStyle w:val="Hyperlink"/>
                 <w:noProof/>
               </w:rPr>
               <w:t>Литература:</w:t>
@@ -4832,7 +4648,7 @@
                 <w:noProof/>
                 <w:webHidden/>
               </w:rPr>
-              <w:instrText xml:space="preserve"> PAGEREF _Toc220351022 \h </w:instrText>
+              <w:instrText xml:space="preserve"> PAGEREF _Toc220492418 \h </w:instrText>
             </w:r>
             <w:r>
               <w:rPr>
@@ -4852,7 +4668,7 @@
                 <w:noProof/>
                 <w:webHidden/>
               </w:rPr>
-              <w:t>32</w:t>
+              <w:t>30</w:t>
             </w:r>
             <w:r>
               <w:rPr>
@@ -4864,217 +4680,230 @@
           </w:hyperlink>
         </w:p>
         <w:p>
+          <w:pPr>
+            <w:ind w:firstLine="0"/>
+          </w:pPr>
           <w:r>
             <w:rPr>
               <w:b/>
               <w:bCs/>
               <w:noProof/>
             </w:rPr>
+            <w:lastRenderedPageBreak/>
             <w:fldChar w:fldCharType="end"/>
           </w:r>
         </w:p>
       </w:sdtContent>
     </w:sdt>
-    <w:p/>
-    <w:p>
-      <w:pPr>
-        <w:spacing w:after="160" w:line="259" w:lineRule="auto"/>
-        <w:ind w:firstLine="0"/>
-        <w:jc w:val="left"/>
-        <w:rPr>
-          <w:rFonts w:asciiTheme="majorHAnsi" w:eastAsiaTheme="majorEastAsia" w:hAnsiTheme="majorHAnsi" w:cstheme="majorBidi"/>
-          <w:b/>
-          <w:bCs/>
-          <w:smallCaps/>
-          <w:color w:val="000000" w:themeColor="text1"/>
-          <w:sz w:val="36"/>
-          <w:szCs w:val="36"/>
-        </w:rPr>
-      </w:pPr>
-      <w:r>
-        <w:br w:type="page"/>
-      </w:r>
-    </w:p>
-    <w:p>
-      <w:pPr>
-        <w:pStyle w:val="1"/>
-      </w:pPr>
-      <w:bookmarkStart w:id="0" w:name="_Toc220350970"/>
+    <w:p>
+      <w:pPr>
+        <w:pStyle w:val="Heading1"/>
+      </w:pPr>
+      <w:bookmarkStart w:id="0" w:name="_Toc220492368"/>
+      <w:r>
+        <w:t>Увод</w:t>
+      </w:r>
+      <w:bookmarkEnd w:id="0"/>
+    </w:p>
+    <w:p>
+      <w:pPr>
+        <w:rPr>
+          <w:lang w:eastAsia="bg-BG"/>
+        </w:rPr>
+      </w:pPr>
+    </w:p>
+    <w:p>
+      <w:pPr>
+        <w:rPr>
+          <w:lang w:eastAsia="bg-BG"/>
+        </w:rPr>
+      </w:pPr>
+      <w:r>
+        <w:rPr>
+          <w:lang w:eastAsia="bg-BG"/>
+        </w:rPr>
+        <w:t>През последните години развитието на дигиталните технологии оказва значително влияние върху различни сфери от ежедневието. Компютърното зрение и обработката на изображения намират все по-широко приложение в съвременните информационни системи, като една от най-бързо развиващите се области е виртуалното пробване на продукти (Virtual Try-On). Тези технологии позволяват на потребителите да визуализират даден продукт върху свое реално изображение още преди да направят окончателен избор.</w:t>
+      </w:r>
+    </w:p>
+    <w:p>
+      <w:pPr>
+        <w:rPr>
+          <w:lang w:eastAsia="bg-BG"/>
+        </w:rPr>
+      </w:pPr>
+      <w:r>
+        <w:rPr>
+          <w:lang w:eastAsia="bg-BG"/>
+        </w:rPr>
+        <w:t>В козметичната индустрия виртуалните пробни системи се използват все по-често за грим, аксесоари и маникюр. Те улесняват процеса на избор, спестяват време и предоставят по-добро потребителско изживяване. Виртуалното пробване на маникюр е особено полезно, тъй като крайният резултат често е трудно да бъде предварително представен само чрез описание или примерни снимки.</w:t>
+      </w:r>
+    </w:p>
+    <w:p>
+      <w:pPr>
+        <w:rPr>
+          <w:lang w:eastAsia="bg-BG"/>
+        </w:rPr>
+      </w:pPr>
+      <w:r>
+        <w:rPr>
+          <w:lang w:eastAsia="bg-BG"/>
+        </w:rPr>
+        <w:t>Настоящият дипломен проект е насочен към разработването на уеб базирано приложение „Виртуално студио за маникюр (Virtual Nail Art Try-On)“, което използва методи от компютърното зрение за автоматично разпознаване на ръката и наслагване на маникюрни модели върху реална снимка. Проектът има за цел да демонстрира практическото приложение на теоретичните знания, придобити по време на обучението, и да покаже възможностите на съвременните софтуерни технологии в реална задача.</w:t>
+      </w:r>
+    </w:p>
+    <w:p>
+      <w:pPr>
+        <w:rPr>
+          <w:lang w:eastAsia="bg-BG"/>
+        </w:rPr>
+      </w:pPr>
+    </w:p>
+    <w:p>
+      <w:pPr>
+        <w:pStyle w:val="Heading1"/>
+        <w:spacing w:before="600"/>
+        <w:ind w:left="374" w:hanging="431"/>
+      </w:pPr>
+      <w:bookmarkStart w:id="1" w:name="_Toc220492369"/>
+      <w:r>
+        <w:t>Основи на компютърното зрение</w:t>
+      </w:r>
+      <w:bookmarkEnd w:id="1"/>
+    </w:p>
+    <w:p>
+      <w:pPr>
+        <w:rPr>
+          <w:lang w:eastAsia="bg-BG"/>
+        </w:rPr>
+      </w:pPr>
+    </w:p>
+    <w:p>
+      <w:pPr>
+        <w:pStyle w:val="Heading2"/>
+      </w:pPr>
+      <w:bookmarkStart w:id="2" w:name="_Toc164562456"/>
+      <w:bookmarkStart w:id="3" w:name="_Toc164568069"/>
+      <w:bookmarkStart w:id="4" w:name="_Toc164627453"/>
+      <w:bookmarkStart w:id="5" w:name="_Toc220492370"/>
       <w:r>
         <w:lastRenderedPageBreak/>
-        <w:t>Увод</w:t>
-      </w:r>
-      <w:bookmarkEnd w:id="0"/>
-    </w:p>
-    <w:p>
-      <w:pPr>
-        <w:rPr>
-          <w:lang w:eastAsia="bg-BG"/>
-        </w:rPr>
-      </w:pPr>
-    </w:p>
-    <w:p>
-      <w:pPr>
-        <w:rPr>
-          <w:lang w:eastAsia="bg-BG"/>
-        </w:rPr>
-      </w:pPr>
-      <w:r>
-        <w:rPr>
-          <w:lang w:eastAsia="bg-BG"/>
-        </w:rPr>
-        <w:t>През последните години развитието на дигиталните технологии оказва значително влияние върху различни сфери от ежедневието. Компютърното зрение и обработката на изображения намират все по-широко приложение в съвременните информационни системи, като една от най-бързо развиващите се области е виртуалното пробване на продукти (Virtual Try-On). Тези технологии позволяват на потребителите да визуализират даден продукт върху свое реално изображение още преди да направят окончателен избор.</w:t>
-      </w:r>
-    </w:p>
-    <w:p>
-      <w:pPr>
-        <w:rPr>
-          <w:lang w:eastAsia="bg-BG"/>
-        </w:rPr>
-      </w:pPr>
-      <w:r>
-        <w:rPr>
-          <w:lang w:eastAsia="bg-BG"/>
-        </w:rPr>
-        <w:t>В козметичната индустрия виртуалните пробни системи се използват все по-често за грим, аксесоари и маникюр. Те улесняват процеса на избор, спестяват време и предоставят по-добро потребителско изживяване. Виртуалното пробване на маникюр е особено полезно, тъй като крайният резултат често е трудно да бъде предварително представен само чрез описание или примерни снимки.</w:t>
-      </w:r>
-    </w:p>
-    <w:p>
-      <w:pPr>
-        <w:rPr>
-          <w:lang w:eastAsia="bg-BG"/>
-        </w:rPr>
-      </w:pPr>
-      <w:r>
-        <w:rPr>
-          <w:lang w:eastAsia="bg-BG"/>
-        </w:rPr>
-        <w:t>Настоящият дипломен проект е насочен към разработването на уеб базирано приложение „Виртуално студио за маникюр (Virtual Nail Art Try-On)“, което използва методи от компютърното зрение за автоматично разпознаване на ръката и наслагване на маникюрни модели върху реална снимка. Проектът има за цел да демонстрира практическото приложение на теоретичните знания, придобити по време на обучението, и да покаже възможностите на съвременните софтуерни технологии в реална задача.</w:t>
-      </w:r>
-    </w:p>
-    <w:p>
-      <w:pPr>
-        <w:rPr>
-          <w:lang w:eastAsia="bg-BG"/>
-        </w:rPr>
-      </w:pPr>
-    </w:p>
-    <w:p>
-      <w:pPr>
-        <w:pStyle w:val="1"/>
-      </w:pPr>
-      <w:bookmarkStart w:id="1" w:name="_Toc220350971"/>
-      <w:r>
-        <w:t>Основи на компютърното зрение</w:t>
-      </w:r>
-      <w:bookmarkEnd w:id="1"/>
-    </w:p>
-    <w:p>
-      <w:pPr>
-        <w:rPr>
-          <w:lang w:eastAsia="bg-BG"/>
-        </w:rPr>
-      </w:pPr>
-    </w:p>
-    <w:p>
-      <w:pPr>
-        <w:pStyle w:val="2"/>
-      </w:pPr>
-      <w:bookmarkStart w:id="2" w:name="_Toc220350972"/>
-      <w:bookmarkStart w:id="3" w:name="_Toc164562456"/>
-      <w:bookmarkStart w:id="4" w:name="_Toc164568069"/>
-      <w:bookmarkStart w:id="5" w:name="_Toc164627453"/>
-      <w:r>
         <w:t>Същност на компютърното зрение</w:t>
       </w:r>
-      <w:bookmarkEnd w:id="2"/>
-    </w:p>
-    <w:p/>
-    <w:p>
-      <w:r>
-        <w:lastRenderedPageBreak/>
+      <w:bookmarkEnd w:id="5"/>
+    </w:p>
+    <w:p>
+      <w:pPr>
+        <w:spacing w:after="360"/>
+      </w:pPr>
+      <w:r>
         <w:t>Компютърното зрение е област от информатиката и изкуствения интелект, която се занимава с разработването на методи и алгоритми, чрез които компютрите могат да „виждат“, анализират и разбират изображения и видео. Основната цел на компютърното зрение е автоматичното извличане на полезна информация от визуални данни.</w:t>
       </w:r>
     </w:p>
     <w:p>
+      <w:pPr>
+        <w:spacing w:after="360"/>
+      </w:pPr>
       <w:r>
         <w:t>За разлика от човешкото зрение, което разчита на мозъка и опита на човека, компютърното зрение използва математически модели, алгоритми и програмни библиотеки, за да обработва изображенията. Компютърът възприема изображението като матрица от пиксели, като всеки пиксел има определени цветови стойности.</w:t>
       </w:r>
     </w:p>
     <w:p>
       <w:pPr>
+        <w:spacing w:after="360"/>
         <w:ind w:firstLine="708"/>
       </w:pPr>
       <w:r>
-        <w:t>Компютърното зрение намира приложение в много съвременни технологии, като системи за разпознаване на лица, автономни автомобили, медицински анализи и приложения с добавена реалност. Благодарение на развитието на изчислителната мощ и машинното обучение, тази област се развива изключително бързо.</w:t>
-      </w:r>
-    </w:p>
-    <w:p>
-      <w:r>
-        <w:t>В настоящия дипломен проект компютърното зрение се използва за анализ на изображение на човешка ръка с цел откриване на ключови точки и последващо наслагване на виртуален маникюр.</w:t>
-      </w:r>
-    </w:p>
-    <w:p/>
-    <w:p>
-      <w:pPr>
-        <w:pStyle w:val="2"/>
-      </w:pPr>
-      <w:bookmarkStart w:id="6" w:name="_Toc220350973"/>
+        <w:t>Компютърното зрение намира приложение в много съвременни технологии, като системи за разпознаване на лица, автономни автомобили, медицински анализи и приложения с добавена реалност. Благодарение на развитието на изчислителната мощ и машинното обучение, тази област</w:t>
+      </w:r>
+      <w:r>
+        <w:t xml:space="preserve"> се развива изключително бързо.</w:t>
+      </w:r>
+    </w:p>
+    <w:p>
+      <w:pPr>
+        <w:ind w:firstLine="708"/>
+      </w:pPr>
+    </w:p>
+    <w:p>
+      <w:pPr>
+        <w:pStyle w:val="Heading2"/>
+      </w:pPr>
+      <w:bookmarkStart w:id="6" w:name="_Toc220492371"/>
       <w:r>
         <w:t>Основни задачи в компютърното зрение</w:t>
       </w:r>
       <w:bookmarkEnd w:id="6"/>
     </w:p>
-    <w:p/>
-    <w:p>
-      <w:r>
-        <w:t>Компютърното зрение включва различни основни задачи, които имат ключова роля при анализа и разбирането на изображения. Всяка от тези задачи изпълнява конкретна функция и допринася за извличането на полезна информация от визуалните данни.</w:t>
-      </w:r>
-    </w:p>
-    <w:p/>
-    <w:p>
+    <w:p>
+      <w:pPr>
+        <w:spacing w:after="360"/>
+      </w:pPr>
+    </w:p>
+    <w:p>
+      <w:pPr>
+        <w:spacing w:after="360"/>
+      </w:pPr>
+      <w:r>
+        <w:t xml:space="preserve">Компютърното зрение включва различни основни задачи, които имат ключова роля при анализа и разбирането на изображения. Всяка от тези задачи изпълнява конкретна функция и допринася за извличането на полезна </w:t>
+      </w:r>
+      <w:r>
+        <w:t>информация от визуалните данни.</w:t>
+      </w:r>
+    </w:p>
+    <w:p>
+      <w:pPr>
+        <w:spacing w:after="360"/>
+      </w:pPr>
       <w:r>
         <w:t>Една от най-важните задачи е детекцията (Detection), която представлява откриване на обекти в изображението и определяне на тяхното местоположение. Чрез детекцията системата може да установи дали в дадено изображение присъства определен обект, като например ръка, лице или друг предмет, както и къде точно се намира той.</w:t>
       </w:r>
     </w:p>
     <w:p>
+      <w:pPr>
+        <w:spacing w:after="360"/>
+      </w:pPr>
       <w:r>
         <w:lastRenderedPageBreak/>
         <w:t>Друга основна задача е класификацията (Classification), чиято цел е да определи към кой клас принадлежи даден обект. Например чрез класификация може да се определи дали изображението съдържа ръка или не, както и какъв тип обект е разпознат.</w:t>
       </w:r>
     </w:p>
     <w:p>
+      <w:pPr>
+        <w:spacing w:after="360"/>
+      </w:pPr>
       <w:r>
         <w:t>Сегментацията (Segmentation) представлява процес на разделяне на изображението на отделни области или пиксели, които принадлежат към конкретен обект. Тази задача позволява по-прецизен анализ на формата и границите на обекта, което е важно при по-сложни приложения на компютърното зрение.</w:t>
       </w:r>
     </w:p>
     <w:p>
+      <w:pPr>
+        <w:spacing w:after="360"/>
+      </w:pPr>
       <w:r>
         <w:t>Проследяването (Tracking) се използва основно при обработка на видео и позволява следене на движението на обекти във времето. То намира приложение при системи, работещи в реално време, като видеонаблюдение и интерактивни приложения.</w:t>
       </w:r>
     </w:p>
     <w:p>
-      <w:r>
-        <w:t>В проекта „Виртуално студио за маникюр“ най-съществено значение имат задачите по детекция и извличане на информация за позицията на ръката и пръстите. Те служат като основа за последващото геометрично напасване и реалистично наслагване на виртуален маникюр върху изображението на ръката.</w:t>
-      </w:r>
-    </w:p>
-    <w:p/>
-    <w:p>
-      <w:pPr>
-        <w:pStyle w:val="2"/>
+      <w:pPr>
+        <w:ind w:firstLine="0"/>
+      </w:pPr>
+    </w:p>
+    <w:p>
+      <w:pPr>
+        <w:pStyle w:val="Heading2"/>
       </w:pPr>
       <w:r>
         <w:t xml:space="preserve"> </w:t>
       </w:r>
-      <w:bookmarkStart w:id="7" w:name="_Toc220350974"/>
+      <w:bookmarkStart w:id="7" w:name="_Toc220492372"/>
       <w:r>
         <w:t>Приложения на компютърното зрение</w:t>
       </w:r>
       <w:bookmarkEnd w:id="7"/>
     </w:p>
-    <w:p/>
-    <w:p>
-      <w:pPr>
+    <w:p>
+      <w:pPr>
+        <w:spacing w:after="360"/>
         <w:rPr>
           <w:lang w:eastAsia="bg-BG"/>
         </w:rPr>
@@ -5088,6 +4917,12 @@
     </w:p>
     <w:p>
       <w:pPr>
+        <w:pStyle w:val="ListParagraph"/>
+        <w:numPr>
+          <w:ilvl w:val="0"/>
+          <w:numId w:val="16"/>
+        </w:numPr>
+        <w:spacing w:after="360"/>
         <w:rPr>
           <w:b/>
           <w:lang w:eastAsia="bg-BG"/>
@@ -5098,66 +4933,101 @@
           <w:b/>
           <w:lang w:eastAsia="bg-BG"/>
         </w:rPr>
-        <w:t>Мобилни приложения</w:t>
-      </w:r>
-      <w:r>
+        <w:t>Мобилни приложения:</w:t>
+      </w:r>
+    </w:p>
+    <w:p>
+      <w:pPr>
+        <w:spacing w:after="360"/>
+        <w:rPr>
+          <w:lang w:eastAsia="bg-BG"/>
+        </w:rPr>
+      </w:pPr>
+      <w:r>
+        <w:rPr>
+          <w:lang w:eastAsia="bg-BG"/>
+        </w:rPr>
+        <w:t>Разпознаване на лица за отключване на устройства, филтри за снимки и виртуално пробване на продукти.</w:t>
+      </w:r>
+    </w:p>
+    <w:p>
+      <w:pPr>
+        <w:pStyle w:val="ListParagraph"/>
+        <w:numPr>
+          <w:ilvl w:val="0"/>
+          <w:numId w:val="16"/>
+        </w:numPr>
+        <w:spacing w:after="360"/>
         <w:rPr>
           <w:b/>
           <w:lang w:eastAsia="bg-BG"/>
         </w:rPr>
-        <w:t>:</w:t>
-      </w:r>
-    </w:p>
-    <w:p>
-      <w:pPr>
-        <w:rPr>
-          <w:lang w:eastAsia="bg-BG"/>
-        </w:rPr>
-      </w:pPr>
-      <w:r>
-        <w:rPr>
-          <w:lang w:eastAsia="bg-BG"/>
-        </w:rPr>
-        <w:t>Разпознаване на лица за отключване на устройства, филтри за снимки и виртуално пробване на продукти.</w:t>
-      </w:r>
-    </w:p>
-    <w:p>
-      <w:pPr>
+      </w:pPr>
+      <w:r>
         <w:rPr>
           <w:b/>
           <w:lang w:eastAsia="bg-BG"/>
         </w:rPr>
-      </w:pPr>
-      <w:r>
+        <w:t>Автономни системи:</w:t>
+      </w:r>
+    </w:p>
+    <w:p>
+      <w:pPr>
+        <w:spacing w:after="360"/>
+        <w:rPr>
+          <w:lang w:eastAsia="bg-BG"/>
+        </w:rPr>
+      </w:pPr>
+      <w:r>
+        <w:rPr>
+          <w:lang w:eastAsia="bg-BG"/>
+        </w:rPr>
+        <w:t>Самоуправляващи се автомобили, които разпознават пътни знаци, пешеходци и други превозни средства.</w:t>
+      </w:r>
+    </w:p>
+    <w:p>
+      <w:pPr>
+        <w:pStyle w:val="ListParagraph"/>
+        <w:numPr>
+          <w:ilvl w:val="0"/>
+          <w:numId w:val="16"/>
+        </w:numPr>
+        <w:spacing w:after="360"/>
         <w:rPr>
           <w:b/>
           <w:lang w:eastAsia="bg-BG"/>
         </w:rPr>
-        <w:t>Автономни системи</w:t>
-      </w:r>
+      </w:pPr>
       <w:r>
         <w:rPr>
           <w:b/>
           <w:lang w:eastAsia="bg-BG"/>
         </w:rPr>
-        <w:t>:</w:t>
-      </w:r>
-    </w:p>
-    <w:p>
-      <w:pPr>
-        <w:rPr>
-          <w:lang w:eastAsia="bg-BG"/>
-        </w:rPr>
-      </w:pPr>
-      <w:r>
-        <w:rPr>
-          <w:lang w:eastAsia="bg-BG"/>
-        </w:rPr>
-        <w:t>Самоуправляващи се автомобили, които разпознават пътни знаци, пешеходци и други превозни средства.</w:t>
-      </w:r>
-    </w:p>
-    <w:p>
-      <w:pPr>
+        <w:t>Медицинска диагностика:</w:t>
+      </w:r>
+    </w:p>
+    <w:p>
+      <w:pPr>
+        <w:spacing w:after="360"/>
+        <w:rPr>
+          <w:lang w:eastAsia="bg-BG"/>
+        </w:rPr>
+      </w:pPr>
+      <w:r>
+        <w:rPr>
+          <w:lang w:eastAsia="bg-BG"/>
+        </w:rPr>
+        <w:t>Анализ на медицински изображения като рентгенови снимки и скенери с цел подпомагане на лекарската диагноза.</w:t>
+      </w:r>
+    </w:p>
+    <w:p>
+      <w:pPr>
+        <w:pStyle w:val="ListParagraph"/>
+        <w:numPr>
+          <w:ilvl w:val="0"/>
+          <w:numId w:val="16"/>
+        </w:numPr>
+        <w:spacing w:after="360"/>
         <w:rPr>
           <w:b/>
           <w:lang w:eastAsia="bg-BG"/>
@@ -5168,150 +5038,85 @@
           <w:b/>
           <w:lang w:eastAsia="bg-BG"/>
         </w:rPr>
-        <w:t>Медицинска диагностика</w:t>
-      </w:r>
-      <w:r>
+        <w:lastRenderedPageBreak/>
+        <w:t>Разширена и добавена реалност:</w:t>
+      </w:r>
+    </w:p>
+    <w:p>
+      <w:pPr>
+        <w:spacing w:after="360"/>
+        <w:rPr>
+          <w:lang w:eastAsia="bg-BG"/>
+        </w:rPr>
+      </w:pPr>
+      <w:r>
+        <w:rPr>
+          <w:lang w:eastAsia="bg-BG"/>
+        </w:rPr>
+        <w:t>Наслагване на виртуални обекти върху реални изображения, например вир</w:t>
+      </w:r>
+      <w:r>
+        <w:rPr>
+          <w:lang w:eastAsia="bg-BG"/>
+        </w:rPr>
+        <w:t>туален грим, очила или маникюр.</w:t>
+      </w:r>
+    </w:p>
+    <w:p>
+      <w:pPr>
+        <w:pStyle w:val="Heading2"/>
+      </w:pPr>
+      <w:bookmarkStart w:id="8" w:name="_Toc220492373"/>
+      <w:r>
+        <w:t>Роля на компютърното зрение в проекта</w:t>
+      </w:r>
+      <w:bookmarkEnd w:id="8"/>
+    </w:p>
+    <w:p>
+      <w:pPr>
+        <w:spacing w:after="360"/>
+        <w:rPr>
+          <w:lang w:eastAsia="bg-BG"/>
+        </w:rPr>
+      </w:pPr>
+      <w:r>
+        <w:rPr>
+          <w:lang w:eastAsia="bg-BG"/>
+        </w:rPr>
+        <w:t>Компютърното зрение има ключова роля в реализацията на дипломния проект „Виртуално студио за маникюр“. Чрез него се осъществява анализът на изображението на ръката и извличането на необходимата информация за позициониране на маникюрните модели.</w:t>
+      </w:r>
+    </w:p>
+    <w:p>
+      <w:pPr>
+        <w:spacing w:after="360"/>
         <w:rPr>
           <w:b/>
           <w:lang w:eastAsia="bg-BG"/>
         </w:rPr>
-        <w:t>:</w:t>
-      </w:r>
-    </w:p>
-    <w:p>
-      <w:pPr>
-        <w:rPr>
-          <w:lang w:eastAsia="bg-BG"/>
-        </w:rPr>
-      </w:pPr>
-      <w:r>
-        <w:rPr>
-          <w:lang w:eastAsia="bg-BG"/>
-        </w:rPr>
-        <w:lastRenderedPageBreak/>
-        <w:t>Анализ на медицински изображения като рентгенови снимки и скенери с цел подпомагане на лекарската диагноза.</w:t>
-      </w:r>
-    </w:p>
-    <w:p>
-      <w:pPr>
+      </w:pPr>
+      <w:r>
         <w:rPr>
           <w:b/>
           <w:lang w:eastAsia="bg-BG"/>
         </w:rPr>
-      </w:pPr>
+        <w:t>Основните функции на ко</w:t>
+      </w:r>
       <w:r>
         <w:rPr>
           <w:b/>
           <w:lang w:eastAsia="bg-BG"/>
         </w:rPr>
-        <w:t>Разширена и добавена реалност</w:t>
-      </w:r>
-      <w:r>
-        <w:rPr>
-          <w:b/>
-          <w:lang w:eastAsia="bg-BG"/>
-        </w:rPr>
-        <w:t>:</w:t>
-      </w:r>
-    </w:p>
-    <w:p>
-      <w:pPr>
-        <w:rPr>
-          <w:lang w:eastAsia="bg-BG"/>
-        </w:rPr>
-      </w:pPr>
-      <w:r>
-        <w:rPr>
-          <w:lang w:eastAsia="bg-BG"/>
-        </w:rPr>
-        <w:t>Наслагване на виртуални обекти върху реални изображения, например виртуален грим, очила или маникюр.</w:t>
-      </w:r>
-    </w:p>
-    <w:p>
-      <w:pPr>
-        <w:rPr>
-          <w:lang w:eastAsia="bg-BG"/>
-        </w:rPr>
-      </w:pPr>
-      <w:r>
-        <w:rPr>
-          <w:lang w:eastAsia="bg-BG"/>
-        </w:rPr>
-        <w:t>Настоящият проект попада именно в категорията на приложенията с виртуално пробване и добавена реалност, като използва компютърното зрение за създаване на реалистично визуално изживяване.</w:t>
-      </w:r>
-    </w:p>
-    <w:p>
-      <w:pPr>
-        <w:rPr>
-          <w:lang w:eastAsia="bg-BG"/>
-        </w:rPr>
-      </w:pPr>
-    </w:p>
-    <w:p>
-      <w:pPr>
-        <w:pStyle w:val="2"/>
-        <w:rPr>
-          <w:lang w:eastAsia="bg-BG"/>
-        </w:rPr>
-      </w:pPr>
-      <w:bookmarkStart w:id="8" w:name="_Toc220350975"/>
-      <w:r>
-        <w:rPr>
-          <w:lang w:eastAsia="bg-BG"/>
-        </w:rPr>
-        <w:t>Роля на компютърното зрение в проекта</w:t>
-      </w:r>
-      <w:bookmarkEnd w:id="8"/>
-    </w:p>
-    <w:p>
-      <w:pPr>
-        <w:rPr>
-          <w:lang w:eastAsia="bg-BG"/>
-        </w:rPr>
-      </w:pPr>
-    </w:p>
-    <w:p>
-      <w:pPr>
-        <w:rPr>
-          <w:lang w:eastAsia="bg-BG"/>
-        </w:rPr>
-      </w:pPr>
-      <w:r>
-        <w:rPr>
-          <w:lang w:eastAsia="bg-BG"/>
-        </w:rPr>
-        <w:t>Компютърното зрение има ключова роля в реализацията на дипломния проект „Виртуално студио за маникюр“. Чрез него се осъществява анализът на изображението на ръката и извличането на необходимата информация за позициониране на маникюрните модели.</w:t>
-      </w:r>
-    </w:p>
-    <w:p>
-      <w:pPr>
-        <w:rPr>
-          <w:b/>
-          <w:lang w:eastAsia="bg-BG"/>
-        </w:rPr>
-      </w:pPr>
-      <w:r>
-        <w:rPr>
-          <w:b/>
-          <w:lang w:eastAsia="bg-BG"/>
-        </w:rPr>
-        <w:t>Основните функции на ко</w:t>
-      </w:r>
-      <w:r>
-        <w:rPr>
-          <w:b/>
-          <w:lang w:eastAsia="bg-BG"/>
-        </w:rPr>
         <w:t>мпютърното зрение в проекта са:</w:t>
       </w:r>
     </w:p>
     <w:p>
       <w:pPr>
-        <w:pStyle w:val="ac"/>
+        <w:pStyle w:val="ListParagraph"/>
         <w:numPr>
           <w:ilvl w:val="0"/>
           <w:numId w:val="11"/>
         </w:numPr>
+        <w:spacing w:after="360"/>
         <w:rPr>
           <w:lang w:eastAsia="bg-BG"/>
         </w:rPr>
@@ -5325,11 +5130,12 @@
     </w:p>
     <w:p>
       <w:pPr>
-        <w:pStyle w:val="ac"/>
+        <w:pStyle w:val="ListParagraph"/>
         <w:numPr>
           <w:ilvl w:val="0"/>
           <w:numId w:val="11"/>
         </w:numPr>
+        <w:spacing w:after="360"/>
         <w:rPr>
           <w:lang w:eastAsia="bg-BG"/>
         </w:rPr>
@@ -5343,11 +5149,12 @@
     </w:p>
     <w:p>
       <w:pPr>
-        <w:pStyle w:val="ac"/>
+        <w:pStyle w:val="ListParagraph"/>
         <w:numPr>
           <w:ilvl w:val="0"/>
           <w:numId w:val="11"/>
         </w:numPr>
+        <w:spacing w:after="360"/>
         <w:rPr>
           <w:lang w:eastAsia="bg-BG"/>
         </w:rPr>
@@ -5361,11 +5168,12 @@
     </w:p>
     <w:p>
       <w:pPr>
-        <w:pStyle w:val="ac"/>
+        <w:pStyle w:val="ListParagraph"/>
         <w:numPr>
           <w:ilvl w:val="0"/>
           <w:numId w:val="11"/>
         </w:numPr>
+        <w:spacing w:after="360"/>
         <w:rPr>
           <w:lang w:eastAsia="bg-BG"/>
         </w:rPr>
@@ -5379,15 +5187,7 @@
     </w:p>
     <w:p>
       <w:pPr>
-        <w:pStyle w:val="ac"/>
-        <w:ind w:left="1571" w:firstLine="0"/>
-        <w:rPr>
-          <w:lang w:eastAsia="bg-BG"/>
-        </w:rPr>
-      </w:pPr>
-    </w:p>
-    <w:p>
-      <w:pPr>
+        <w:spacing w:after="360"/>
         <w:rPr>
           <w:lang w:eastAsia="bg-BG"/>
         </w:rPr>
@@ -5401,169 +5201,123 @@
     </w:p>
     <w:p>
       <w:pPr>
-        <w:pStyle w:val="1"/>
-      </w:pPr>
-      <w:bookmarkStart w:id="9" w:name="_Toc220350976"/>
-      <w:r>
+        <w:pStyle w:val="Heading1"/>
+        <w:spacing w:before="600"/>
+        <w:ind w:left="425" w:hanging="431"/>
+      </w:pPr>
+      <w:bookmarkStart w:id="9" w:name="_Toc220492374"/>
+      <w:r>
+        <w:t>Откриване на ключови точки (Landmark Detection)</w:t>
+      </w:r>
+      <w:bookmarkEnd w:id="9"/>
+    </w:p>
+    <w:p>
+      <w:pPr>
+        <w:pStyle w:val="Heading2"/>
+        <w:spacing w:before="360"/>
+      </w:pPr>
+      <w:bookmarkStart w:id="10" w:name="_Toc220492375"/>
+      <w:r>
+        <w:t>Същност на landmark detection</w:t>
+      </w:r>
+      <w:bookmarkEnd w:id="10"/>
+    </w:p>
+    <w:p>
+      <w:pPr>
+        <w:spacing w:before="360"/>
+        <w:rPr>
+          <w:lang w:eastAsia="bg-BG"/>
+        </w:rPr>
+      </w:pPr>
+      <w:r>
+        <w:rPr>
+          <w:lang w:eastAsia="bg-BG"/>
+        </w:rPr>
+        <w:t>Landmark detection (откриване на ключови точки) е важен метод в областта на компютърното зрение, чрез който се определят конкретни характерни точки върху даден обект в изображение. Тези точки описват формата, структурата и положението на обекта в пространството. За разлика от методите, които разпознават обекта като цяло, landmark detection се фокусира върху неговите отделни части.</w:t>
+      </w:r>
+    </w:p>
+    <w:p>
+      <w:pPr>
+        <w:spacing w:before="360"/>
+        <w:rPr>
+          <w:lang w:eastAsia="bg-BG"/>
+        </w:rPr>
+      </w:pPr>
+      <w:r>
+        <w:rPr>
+          <w:lang w:eastAsia="bg-BG"/>
+        </w:rPr>
         <w:lastRenderedPageBreak/>
-        <w:t>Откриване на ключови точки (Landmark Detection)</w:t>
-      </w:r>
-      <w:bookmarkEnd w:id="9"/>
-    </w:p>
-    <w:p>
-      <w:pPr>
-        <w:rPr>
-          <w:lang w:eastAsia="bg-BG"/>
-        </w:rPr>
-      </w:pPr>
-    </w:p>
-    <w:p>
-      <w:pPr>
-        <w:pStyle w:val="2"/>
-        <w:rPr>
-          <w:lang w:eastAsia="bg-BG"/>
-        </w:rPr>
-      </w:pPr>
-      <w:bookmarkStart w:id="10" w:name="_Toc220350977"/>
-      <w:r>
-        <w:rPr>
-          <w:lang w:eastAsia="bg-BG"/>
-        </w:rPr>
-        <w:t>Същност на landmark detection</w:t>
-      </w:r>
-      <w:bookmarkEnd w:id="10"/>
-    </w:p>
-    <w:p>
-      <w:pPr>
-        <w:rPr>
-          <w:lang w:eastAsia="bg-BG"/>
-        </w:rPr>
-      </w:pPr>
-    </w:p>
-    <w:p>
-      <w:pPr>
-        <w:rPr>
-          <w:lang w:eastAsia="bg-BG"/>
-        </w:rPr>
-      </w:pPr>
-      <w:r>
-        <w:rPr>
-          <w:lang w:eastAsia="bg-BG"/>
-        </w:rPr>
-        <w:t>Landmark detection (откриване на ключови точки) е важен метод в областта на компютърното зрение, чрез който се определят конкретни характерни точки върху даден обект в изображение. Тези точки описват формата, структурата и положението на обекта в пространството. За разлика от методите, които разпознават обекта като цяло, landmark detection се фокусира върху неговите отделни части.</w:t>
-      </w:r>
-    </w:p>
-    <w:p>
-      <w:pPr>
-        <w:rPr>
-          <w:lang w:eastAsia="bg-BG"/>
-        </w:rPr>
-      </w:pPr>
-      <w:r>
-        <w:rPr>
-          <w:lang w:eastAsia="bg-BG"/>
-        </w:rPr>
         <w:t>Ключовите точки се представят чрез координати в двумерна координатна система (x, y), които съответстват на позицията им в изображението. Те се избират така, че да бъдат лесно разпознаваеми и стабилни при различни условия, като промяна на ъгъла, осветлението или размера на обекта.</w:t>
       </w:r>
     </w:p>
     <w:p>
       <w:pPr>
-        <w:rPr>
-          <w:lang w:eastAsia="bg-BG"/>
-        </w:rPr>
-      </w:pPr>
-      <w:r>
-        <w:rPr>
-          <w:lang w:eastAsia="bg-BG"/>
-        </w:rPr>
-        <w:t>Landmark detection намира широко приложение при анализ на лице, тяло и ръце. Например при лице се откриват точки като очи, нос и уста, а при ръка – ставите и върховете на пръстите. Благодарение на тези точки може да се анализира движението, формата и ориентацията на обекта.</w:t>
-      </w:r>
-    </w:p>
-    <w:p>
-      <w:pPr>
-        <w:rPr>
-          <w:lang w:eastAsia="bg-BG"/>
-        </w:rPr>
-      </w:pPr>
-      <w:r>
-        <w:rPr>
-          <w:lang w:eastAsia="bg-BG"/>
-        </w:rPr>
-        <w:t>В контекста на настоящия дипломен проект landmark detection играе ключова роля, тъй като позволява точно определяне на позицията на ноктите върху ръката. Това е основата, върху която се извършва виртуалното наслагване на маникюрните модели.</w:t>
-      </w:r>
-    </w:p>
-    <w:p>
-      <w:pPr>
-        <w:rPr>
-          <w:lang w:eastAsia="bg-BG"/>
-        </w:rPr>
-      </w:pPr>
-    </w:p>
-    <w:p>
-      <w:pPr>
-        <w:pStyle w:val="2"/>
-        <w:rPr>
-          <w:lang w:eastAsia="bg-BG"/>
-        </w:rPr>
-      </w:pPr>
-      <w:bookmarkStart w:id="11" w:name="_Toc220350978"/>
-      <w:r>
-        <w:rPr>
-          <w:lang w:eastAsia="bg-BG"/>
-        </w:rPr>
+        <w:spacing w:before="360"/>
+        <w:rPr>
+          <w:lang w:eastAsia="bg-BG"/>
+        </w:rPr>
+      </w:pPr>
+      <w:r>
+        <w:rPr>
+          <w:lang w:eastAsia="bg-BG"/>
+        </w:rPr>
+        <w:t>Landmark detection намира широко приложение при анализ на лице, тяло и ръце. Например при лице се откриват точки като очи, нос и уста, а при ръка – ставите и върховете на пръстите. Благодарение на тези точки може да се анализира движението, формата и орие</w:t>
+      </w:r>
+      <w:r>
+        <w:rPr>
+          <w:lang w:eastAsia="bg-BG"/>
+        </w:rPr>
+        <w:t>нтацията на обекта.</w:t>
+      </w:r>
+    </w:p>
+    <w:p>
+      <w:pPr>
+        <w:pStyle w:val="Heading2"/>
+      </w:pPr>
+      <w:bookmarkStart w:id="11" w:name="_Toc220492376"/>
+      <w:r>
         <w:t>Сравнение между landmark detection и object detection</w:t>
       </w:r>
       <w:bookmarkEnd w:id="11"/>
     </w:p>
     <w:p>
       <w:pPr>
-        <w:rPr>
-          <w:lang w:eastAsia="bg-BG"/>
-        </w:rPr>
-      </w:pPr>
-    </w:p>
-    <w:p>
-      <w:pPr>
-        <w:rPr>
-          <w:lang w:eastAsia="bg-BG"/>
-        </w:rPr>
-      </w:pPr>
-      <w:r>
-        <w:rPr>
-          <w:lang w:eastAsia="bg-BG"/>
-        </w:rPr>
-        <w:t xml:space="preserve">Object detection (детекция на обекти) и landmark detection са два основни подхода в компютърното зрение, които имат различни цели и приложения. При object detection задачата е да се открие дали даден обект присъства в изображението и къде </w:t>
-      </w:r>
-      <w:r>
-        <w:rPr>
-          <w:lang w:eastAsia="bg-BG"/>
-        </w:rPr>
-        <w:lastRenderedPageBreak/>
-        <w:t>приблизително се намира той. Резултатът от този процес обикновено е правоъгълна рамка, която огражда целия обект.</w:t>
-      </w:r>
-    </w:p>
-    <w:p>
-      <w:pPr>
-        <w:rPr>
-          <w:lang w:eastAsia="bg-BG"/>
-        </w:rPr>
-      </w:pPr>
-      <w:r>
-        <w:rPr>
-          <w:lang w:eastAsia="bg-BG"/>
-        </w:rPr>
-        <w:t>От друга страна, landmark detection предоставя значително по-детайлна информация. Вместо да се определя само областта на обекта, се откриват конкретни точки, които описват неговата форма. Това позволява по-прецизна обработка и анализ.</w:t>
-      </w:r>
-    </w:p>
-    <w:p>
-      <w:pPr>
-        <w:rPr>
-          <w:lang w:eastAsia="bg-BG"/>
-        </w:rPr>
-      </w:pPr>
-    </w:p>
-    <w:p>
-      <w:pPr>
+        <w:spacing w:after="360"/>
+        <w:rPr>
+          <w:lang w:eastAsia="bg-BG"/>
+        </w:rPr>
+      </w:pPr>
+      <w:r>
+        <w:rPr>
+          <w:lang w:eastAsia="bg-BG"/>
+        </w:rPr>
+        <w:t>Object detection (детекция на обекти) и landmark detection са два основни подхода в компютърното зрение, които имат различни цели и приложения. При object detection задачата е да се открие дали даден обект присъства в изображението и къде приблизително се намира той. Резултатът от този процес обикновено е правоъгълна рамка, която огражда целия обект.</w:t>
+      </w:r>
+    </w:p>
+    <w:p>
+      <w:pPr>
+        <w:spacing w:after="360"/>
+        <w:rPr>
+          <w:lang w:eastAsia="bg-BG"/>
+        </w:rPr>
+      </w:pPr>
+      <w:r>
+        <w:rPr>
+          <w:lang w:eastAsia="bg-BG"/>
+        </w:rPr>
+        <w:t xml:space="preserve">От друга страна, landmark detection предоставя значително по-детайлна информация. Вместо да се определя само областта на обекта, се откриват конкретни точки, които описват неговата форма. Това позволява </w:t>
+      </w:r>
+      <w:r>
+        <w:rPr>
+          <w:lang w:eastAsia="bg-BG"/>
+        </w:rPr>
+        <w:t>по-прецизна обработка и анализ.</w:t>
+      </w:r>
+    </w:p>
+    <w:p>
+      <w:pPr>
+        <w:spacing w:after="360"/>
         <w:rPr>
           <w:b/>
           <w:lang w:eastAsia="bg-BG"/>
@@ -5586,11 +5340,12 @@
     </w:p>
     <w:p>
       <w:pPr>
-        <w:pStyle w:val="ac"/>
+        <w:pStyle w:val="ListParagraph"/>
         <w:numPr>
           <w:ilvl w:val="0"/>
           <w:numId w:val="12"/>
         </w:numPr>
+        <w:spacing w:after="360"/>
         <w:rPr>
           <w:lang w:eastAsia="bg-BG"/>
         </w:rPr>
@@ -5604,11 +5359,12 @@
     </w:p>
     <w:p>
       <w:pPr>
-        <w:pStyle w:val="ac"/>
+        <w:pStyle w:val="ListParagraph"/>
         <w:numPr>
           <w:ilvl w:val="0"/>
           <w:numId w:val="12"/>
         </w:numPr>
+        <w:spacing w:after="360"/>
         <w:rPr>
           <w:lang w:eastAsia="bg-BG"/>
         </w:rPr>
@@ -5622,11 +5378,12 @@
     </w:p>
     <w:p>
       <w:pPr>
-        <w:pStyle w:val="ac"/>
+        <w:pStyle w:val="ListParagraph"/>
         <w:numPr>
           <w:ilvl w:val="0"/>
           <w:numId w:val="12"/>
         </w:numPr>
+        <w:spacing w:after="360"/>
         <w:rPr>
           <w:lang w:eastAsia="bg-BG"/>
         </w:rPr>
@@ -5640,13 +5397,7 @@
     </w:p>
     <w:p>
       <w:pPr>
-        <w:rPr>
-          <w:lang w:eastAsia="bg-BG"/>
-        </w:rPr>
-      </w:pPr>
-    </w:p>
-    <w:p>
-      <w:pPr>
+        <w:spacing w:after="360"/>
         <w:rPr>
           <w:lang w:eastAsia="bg-BG"/>
         </w:rPr>
@@ -5660,24 +5411,15 @@
     </w:p>
     <w:p>
       <w:pPr>
-        <w:rPr>
-          <w:lang w:eastAsia="bg-BG"/>
-        </w:rPr>
-      </w:pPr>
-    </w:p>
-    <w:p>
-      <w:pPr>
-        <w:pStyle w:val="2"/>
-        <w:rPr>
-          <w:lang w:eastAsia="bg-BG"/>
-        </w:rPr>
-      </w:pPr>
-      <w:bookmarkStart w:id="12" w:name="_Toc220350979"/>
-      <w:r>
-        <w:rPr>
-          <w:lang w:eastAsia="bg-BG"/>
-        </w:rPr>
-        <w:t>Landmark detection при ръце</w:t>
+        <w:pStyle w:val="Heading2"/>
+      </w:pPr>
+      <w:bookmarkStart w:id="12" w:name="_Toc220492377"/>
+      <w:r>
+        <w:lastRenderedPageBreak/>
+        <w:t>Landmark</w:t>
+      </w:r>
+      <w:r>
+        <w:t xml:space="preserve"> detection при ръце</w:t>
       </w:r>
       <w:bookmarkEnd w:id="12"/>
     </w:p>
@@ -5687,13 +5429,6 @@
           <w:lang w:eastAsia="bg-BG"/>
         </w:rPr>
       </w:pPr>
-    </w:p>
-    <w:p>
-      <w:pPr>
-        <w:rPr>
-          <w:lang w:eastAsia="bg-BG"/>
-        </w:rPr>
-      </w:pPr>
       <w:r>
         <w:rPr>
           <w:lang w:eastAsia="bg-BG"/>
@@ -5724,13 +5459,12 @@
         <w:rPr>
           <w:lang w:eastAsia="bg-BG"/>
         </w:rPr>
-        <w:lastRenderedPageBreak/>
         <w:t>В проекта за виртуален маникюр landmark detection при ръце е от съществено значение, тъй като:</w:t>
       </w:r>
     </w:p>
     <w:p>
       <w:pPr>
-        <w:pStyle w:val="ac"/>
+        <w:pStyle w:val="ListParagraph"/>
         <w:numPr>
           <w:ilvl w:val="0"/>
           <w:numId w:val="13"/>
@@ -5748,7 +5482,7 @@
     </w:p>
     <w:p>
       <w:pPr>
-        <w:pStyle w:val="ac"/>
+        <w:pStyle w:val="ListParagraph"/>
         <w:numPr>
           <w:ilvl w:val="0"/>
           <w:numId w:val="13"/>
@@ -5766,7 +5500,7 @@
     </w:p>
     <w:p>
       <w:pPr>
-        <w:pStyle w:val="ac"/>
+        <w:pStyle w:val="ListParagraph"/>
         <w:numPr>
           <w:ilvl w:val="0"/>
           <w:numId w:val="13"/>
@@ -5788,52 +5522,32 @@
           <w:lang w:eastAsia="bg-BG"/>
         </w:rPr>
       </w:pPr>
-    </w:p>
-    <w:p>
-      <w:pPr>
-        <w:rPr>
-          <w:lang w:eastAsia="bg-BG"/>
-        </w:rPr>
-      </w:pPr>
-      <w:r>
-        <w:rPr>
-          <w:lang w:eastAsia="bg-BG"/>
-        </w:rPr>
-        <w:t>По този начин виртуалният маникюр изглежда по-естествен и реалистичен, тъй като следва реалната форма и позиция на ръката на потребителя.</w:t>
-      </w:r>
-    </w:p>
-    <w:p>
-      <w:pPr>
-        <w:rPr>
-          <w:lang w:eastAsia="bg-BG"/>
-        </w:rPr>
-      </w:pPr>
-    </w:p>
-    <w:p>
-      <w:pPr>
-        <w:pStyle w:val="2"/>
-        <w:rPr>
-          <w:lang w:eastAsia="bg-BG"/>
-        </w:rPr>
-      </w:pPr>
-      <w:bookmarkStart w:id="13" w:name="_Toc220350980"/>
-      <w:r>
-        <w:rPr>
-          <w:lang w:eastAsia="bg-BG"/>
-        </w:rPr>
+      <w:r>
+        <w:rPr>
+          <w:lang w:eastAsia="bg-BG"/>
+        </w:rPr>
+        <w:t>По този начин виртуалният маникюр изглежда по-естествен и реалистичен, тъй като следва реалната форма и по</w:t>
+      </w:r>
+      <w:r>
+        <w:rPr>
+          <w:lang w:eastAsia="bg-BG"/>
+        </w:rPr>
+        <w:t>зиция на ръката на потребителя.</w:t>
+      </w:r>
+    </w:p>
+    <w:p>
+      <w:pPr>
+        <w:pStyle w:val="Heading2"/>
+      </w:pPr>
+      <w:bookmarkStart w:id="13" w:name="_Toc220492378"/>
+      <w:r>
         <w:t>Използване на готови модели</w:t>
       </w:r>
       <w:bookmarkEnd w:id="13"/>
     </w:p>
     <w:p>
       <w:pPr>
-        <w:rPr>
-          <w:lang w:eastAsia="bg-BG"/>
-        </w:rPr>
-      </w:pPr>
-    </w:p>
-    <w:p>
-      <w:pPr>
+        <w:spacing w:after="360"/>
         <w:rPr>
           <w:lang w:eastAsia="bg-BG"/>
         </w:rPr>
@@ -5847,6 +5561,7 @@
     </w:p>
     <w:p>
       <w:pPr>
+        <w:spacing w:after="360"/>
         <w:rPr>
           <w:b/>
           <w:lang w:eastAsia="bg-BG"/>
@@ -5862,11 +5577,12 @@
     </w:p>
     <w:p>
       <w:pPr>
-        <w:pStyle w:val="ac"/>
+        <w:pStyle w:val="ListParagraph"/>
         <w:numPr>
           <w:ilvl w:val="0"/>
           <w:numId w:val="14"/>
         </w:numPr>
+        <w:spacing w:after="360"/>
         <w:rPr>
           <w:lang w:eastAsia="bg-BG"/>
         </w:rPr>
@@ -5880,11 +5596,12 @@
     </w:p>
     <w:p>
       <w:pPr>
-        <w:pStyle w:val="ac"/>
+        <w:pStyle w:val="ListParagraph"/>
         <w:numPr>
           <w:ilvl w:val="0"/>
           <w:numId w:val="14"/>
         </w:numPr>
+        <w:spacing w:after="360"/>
         <w:rPr>
           <w:lang w:eastAsia="bg-BG"/>
         </w:rPr>
@@ -5898,11 +5615,12 @@
     </w:p>
     <w:p>
       <w:pPr>
-        <w:pStyle w:val="ac"/>
+        <w:pStyle w:val="ListParagraph"/>
         <w:numPr>
           <w:ilvl w:val="0"/>
           <w:numId w:val="14"/>
         </w:numPr>
+        <w:spacing w:after="360"/>
         <w:rPr>
           <w:lang w:eastAsia="bg-BG"/>
         </w:rPr>
@@ -5916,11 +5634,12 @@
     </w:p>
     <w:p>
       <w:pPr>
-        <w:pStyle w:val="ac"/>
+        <w:pStyle w:val="ListParagraph"/>
         <w:numPr>
           <w:ilvl w:val="0"/>
           <w:numId w:val="14"/>
         </w:numPr>
+        <w:spacing w:after="360"/>
         <w:rPr>
           <w:lang w:eastAsia="bg-BG"/>
         </w:rPr>
@@ -5941,22 +5660,9 @@
     </w:p>
     <w:p>
       <w:pPr>
-        <w:rPr>
-          <w:lang w:eastAsia="bg-BG"/>
-        </w:rPr>
-      </w:pPr>
-      <w:r>
-        <w:rPr>
-          <w:lang w:eastAsia="bg-BG"/>
-        </w:rPr>
-        <w:t>В настоящия дипломен проект използването на готов модел за разпознаване на ръце позволява фокусът да бъде насочен към практическата реализация на приложението, а не към сложни процеси по обучение на модел. Това прави проекта по-достъпен, разбираем и приложим в реална среда.</w:t>
-      </w:r>
-    </w:p>
-    <w:p>
-      <w:pPr>
-        <w:pStyle w:val="1"/>
-      </w:pPr>
-      <w:bookmarkStart w:id="14" w:name="_Toc220350981"/>
+        <w:pStyle w:val="Heading1"/>
+      </w:pPr>
+      <w:bookmarkStart w:id="14" w:name="_Toc220492379"/>
       <w:r>
         <w:lastRenderedPageBreak/>
         <w:t>Библиотеката MediaPipe</w:t>
@@ -5965,19 +5671,8 @@
     </w:p>
     <w:p>
       <w:pPr>
-        <w:pStyle w:val="2"/>
-        <w:numPr>
-          <w:ilvl w:val="0"/>
-          <w:numId w:val="0"/>
-        </w:numPr>
-        <w:ind w:left="430"/>
-        <w:rPr>
-          <w:lang w:eastAsia="bg-BG"/>
-        </w:rPr>
-      </w:pPr>
-    </w:p>
-    <w:p>
-      <w:pPr>
+        <w:spacing w:before="360" w:after="360"/>
+        <w:ind w:firstLine="426"/>
         <w:rPr>
           <w:lang w:eastAsia="bg-BG"/>
         </w:rPr>
@@ -5991,6 +5686,7 @@
     </w:p>
     <w:p>
       <w:pPr>
+        <w:spacing w:before="360" w:after="360"/>
         <w:rPr>
           <w:lang w:eastAsia="bg-BG"/>
         </w:rPr>
@@ -6004,38 +5700,38 @@
     </w:p>
     <w:p>
       <w:pPr>
-        <w:rPr>
-          <w:lang w:eastAsia="bg-BG"/>
-        </w:rPr>
-      </w:pPr>
-      <w:r>
-        <w:rPr>
-          <w:lang w:eastAsia="bg-BG"/>
-        </w:rPr>
-        <w:t>В проекта „Виртуално студио за маникюр“ MediaPipe се използва за разпознаване на ръката и извличане на ключови точки на пръстите. Тази информация е основа за определяне на позицията, размера и ориентацията на всеки нокът, върху който впоследствие се наслагва избраният PNG модел на маникюр.</w:t>
-      </w:r>
-    </w:p>
-    <w:p>
-      <w:pPr>
-        <w:rPr>
-          <w:lang w:eastAsia="bg-BG"/>
-        </w:rPr>
-      </w:pPr>
-    </w:p>
-    <w:p>
-      <w:pPr>
-        <w:pStyle w:val="2"/>
-      </w:pPr>
-      <w:bookmarkStart w:id="15" w:name="_Toc220350982"/>
+        <w:spacing w:before="360" w:after="360"/>
+        <w:rPr>
+          <w:lang w:eastAsia="bg-BG"/>
+        </w:rPr>
+      </w:pPr>
+      <w:r>
+        <w:rPr>
+          <w:lang w:eastAsia="bg-BG"/>
+        </w:rPr>
+        <w:t xml:space="preserve">В проекта „Виртуално студио за маникюр“ MediaPipe се използва за разпознаване на ръката и извличане на ключови точки на пръстите. Тази информация е основа за определяне на позицията, размера и ориентацията на всеки нокът, върху който впоследствие се наслагва </w:t>
+      </w:r>
+      <w:r>
+        <w:rPr>
+          <w:lang w:eastAsia="bg-BG"/>
+        </w:rPr>
+        <w:t>избраният PNG модел на маникюр.</w:t>
+      </w:r>
+    </w:p>
+    <w:p>
+      <w:pPr>
+        <w:pStyle w:val="Heading2"/>
+        <w:spacing w:after="360"/>
+      </w:pPr>
+      <w:bookmarkStart w:id="15" w:name="_Toc220492380"/>
       <w:r>
         <w:t>Обща характеристика на MediaPipe</w:t>
       </w:r>
       <w:bookmarkEnd w:id="15"/>
     </w:p>
-    <w:p/>
-    <w:p>
-      <w:pPr>
-        <w:spacing w:before="100" w:beforeAutospacing="1" w:after="100" w:afterAutospacing="1"/>
+    <w:p>
+      <w:pPr>
+        <w:spacing w:before="100" w:beforeAutospacing="1" w:after="360"/>
         <w:ind w:firstLine="430"/>
         <w:jc w:val="left"/>
         <w:rPr>
@@ -6069,9 +5765,533 @@
     </w:p>
     <w:p>
       <w:pPr>
+        <w:spacing w:before="100" w:beforeAutospacing="1" w:after="360"/>
+        <w:ind w:firstLine="430"/>
+        <w:jc w:val="left"/>
+        <w:rPr>
+          <w:rFonts w:eastAsia="Times New Roman"/>
+          <w:lang w:eastAsia="bg-BG"/>
+        </w:rPr>
+      </w:pPr>
+      <w:r>
+        <w:rPr>
+          <w:rFonts w:eastAsia="Times New Roman"/>
+          <w:lang w:eastAsia="bg-BG"/>
+        </w:rPr>
+        <w:t xml:space="preserve">Едно от основните предимства на MediaPipe е възможността за работа в реално време, което я прави подходяща за интерактивни приложения. Framework-ът е </w:t>
+      </w:r>
+      <w:r>
+        <w:rPr>
+          <w:rFonts w:eastAsia="Times New Roman"/>
+          <w:lang w:eastAsia="bg-BG"/>
+        </w:rPr>
+        <w:lastRenderedPageBreak/>
+        <w:t>оптимизиран за висока производителност и може да обработва изображения бързо, дори при използване на по-сложни модели за разпознаване. Това е особено важно при приложения, които изискват незабавна обратна връзка към потребителя, какъвто е и настоящият проект.</w:t>
+      </w:r>
+    </w:p>
+    <w:p>
+      <w:pPr>
+        <w:spacing w:before="100" w:beforeAutospacing="1" w:after="360"/>
+        <w:ind w:firstLine="430"/>
+        <w:jc w:val="left"/>
+        <w:rPr>
+          <w:rFonts w:eastAsia="Times New Roman"/>
+          <w:lang w:eastAsia="bg-BG"/>
+        </w:rPr>
+      </w:pPr>
+      <w:r>
+        <w:rPr>
+          <w:rFonts w:eastAsia="Times New Roman"/>
+          <w:lang w:eastAsia="bg-BG"/>
+        </w:rPr>
+        <w:t>MediaPipe поддържа работа с различни програмни езици, сред които Python, C++ и JavaScript. Тази гъвкавост позволява библиотеката да бъде използвана както в десктоп приложения, така и в уеб и мобилни среди. В настоящия дипломен проект MediaPipe се използва чрез езика Python, тъй като той предлага удобен синтаксис и богата екосистема от допълнителни библиотеки за обработка на изображения.</w:t>
+      </w:r>
+    </w:p>
+    <w:p>
+      <w:pPr>
+        <w:spacing w:before="100" w:beforeAutospacing="1" w:after="360"/>
+        <w:ind w:firstLine="430"/>
+        <w:jc w:val="left"/>
+        <w:rPr>
+          <w:rFonts w:eastAsia="Times New Roman"/>
+          <w:lang w:eastAsia="bg-BG"/>
+        </w:rPr>
+      </w:pPr>
+      <w:r>
+        <w:rPr>
+          <w:rFonts w:eastAsia="Times New Roman"/>
+          <w:lang w:eastAsia="bg-BG"/>
+        </w:rPr>
+        <w:t>Комбинацията на MediaPipe с OpenCV позволява по-ефективна работа с изображения, като OpenCV се използва за допълнителна обработка, мащабиране и визуализация, а MediaPipe – за откриване и анализ на ръката и нейните ключови точки. Освен това MediaPipe може лесно да бъде интегрирана с уеб framework като Django, което дава възможност за изграждане на уеб базирано приложение с ясна структура и логика.</w:t>
+      </w:r>
+    </w:p>
+    <w:p>
+      <w:pPr>
+        <w:spacing w:before="100" w:beforeAutospacing="1" w:after="360"/>
+        <w:ind w:firstLine="430"/>
+        <w:jc w:val="left"/>
+        <w:rPr>
+          <w:rFonts w:eastAsia="Times New Roman"/>
+          <w:lang w:eastAsia="bg-BG"/>
+        </w:rPr>
+      </w:pPr>
+      <w:r>
+        <w:rPr>
+          <w:rFonts w:eastAsia="Times New Roman"/>
+          <w:lang w:eastAsia="bg-BG"/>
+        </w:rPr>
+        <w:t>Благодарение на готовите си модули и предварително обучени модели, MediaPipe значително намалява времето за разработка и сложността на проекта. Това позволява фокусът да бъде поставен върху практическата реализация и функционалността на приложението, вместо върху обучението на со</w:t>
+      </w:r>
+      <w:r>
+        <w:rPr>
+          <w:rFonts w:eastAsia="Times New Roman"/>
+          <w:lang w:eastAsia="bg-BG"/>
+        </w:rPr>
+        <w:t>бствени модели за разпознаване.</w:t>
+      </w:r>
+    </w:p>
+    <w:p>
+      <w:pPr>
+        <w:pStyle w:val="Heading2"/>
+        <w:spacing w:after="240"/>
+      </w:pPr>
+      <w:bookmarkStart w:id="16" w:name="_Toc220492381"/>
+      <w:r>
+        <w:t>Архитектура на MediaPipe</w:t>
+      </w:r>
+      <w:bookmarkEnd w:id="16"/>
+    </w:p>
+    <w:p>
+      <w:r>
+        <w:t>Архитектурата на MediaPipe е изградена на принципа на т.нар. pipeline модел. Това означава, че обработката на изображението преминава през последователни етапи, като всеки етап изпълнява конкретна задача. Например първият етап може да открие ръката в изображението, следващият – да извлече ключовите точки, а последният – да визуализира резултата.</w:t>
+      </w:r>
+    </w:p>
+    <w:p>
+      <w:r>
+        <w:t xml:space="preserve">Този подход позволява ефективна и модулна обработка на данните, като всеки компонент може да бъде използван или заменен при необходимост. Благодарение на </w:t>
+      </w:r>
+      <w:r>
+        <w:lastRenderedPageBreak/>
+        <w:t>pipeline архитектурата MediaPipe е подходяща за приложения в реално време и за задачи, изискващи висока точност.</w:t>
+      </w:r>
+    </w:p>
+    <w:p>
+      <w:pPr>
+        <w:pStyle w:val="Heading2"/>
+        <w:spacing w:after="240"/>
+      </w:pPr>
+      <w:bookmarkStart w:id="17" w:name="_Toc220492382"/>
+      <w:r>
+        <w:t>Модулът MediaPipe Hands</w:t>
+      </w:r>
+      <w:bookmarkEnd w:id="17"/>
+    </w:p>
+    <w:p>
+      <w:pPr>
+        <w:spacing w:before="100" w:beforeAutospacing="1"/>
+        <w:ind w:firstLine="430"/>
+        <w:jc w:val="left"/>
+        <w:rPr>
+          <w:rFonts w:eastAsia="Times New Roman"/>
+          <w:lang w:eastAsia="bg-BG"/>
+        </w:rPr>
+      </w:pPr>
+      <w:r>
+        <w:rPr>
+          <w:rFonts w:eastAsia="Times New Roman"/>
+          <w:lang w:eastAsia="bg-BG"/>
+        </w:rPr>
+        <w:t>MediaPipe Hands е специализиран модул от библиотеката MediaPipe, предназначен за разпознаване и проследяване на човешки ръце в изображения и видео. Основната му функция е автоматичното откриване на една или две ръце и извличането на точна информация за тяхното положение и ориентация в пространството. Това се постига чрез използването на предварително обучени модели за машинно обучение, които анализират формата и структурата на ръката.</w:t>
+      </w:r>
+    </w:p>
+    <w:p>
+      <w:pPr>
+        <w:spacing w:before="100" w:beforeAutospacing="1"/>
+        <w:ind w:firstLine="430"/>
+        <w:jc w:val="left"/>
+        <w:rPr>
+          <w:rFonts w:eastAsia="Times New Roman"/>
+          <w:lang w:eastAsia="bg-BG"/>
+        </w:rPr>
+      </w:pPr>
+      <w:r>
+        <w:rPr>
+          <w:rFonts w:eastAsia="Times New Roman"/>
+          <w:lang w:eastAsia="bg-BG"/>
+        </w:rPr>
+        <w:t>Модулът MediaPipe Hands е способен да разпознава ръце при различни условия, като различно осветление, размер на изображението и позиция на ръката. Той осигурява висока точност и стабилност на резултатите, което го прави подходящ за приложения, изискващи надеждно разпознаване. Всяка разпозната ръка се представя чрез набор от ключови точки, които описват основните части на ръката и позволяват по-детайлен анализ.</w:t>
+      </w:r>
+    </w:p>
+    <w:p>
+      <w:pPr>
+        <w:spacing w:before="100" w:beforeAutospacing="1"/>
+        <w:ind w:firstLine="430"/>
+        <w:jc w:val="left"/>
+        <w:rPr>
+          <w:rFonts w:eastAsia="Times New Roman"/>
+          <w:lang w:eastAsia="bg-BG"/>
+        </w:rPr>
+      </w:pPr>
+      <w:r>
+        <w:rPr>
+          <w:rFonts w:eastAsia="Times New Roman"/>
+          <w:lang w:eastAsia="bg-BG"/>
+        </w:rPr>
+        <w:t>MediaPipe Hands поддържа различни режими на работа, включително обработка на статични изображения и анализ на видео поток в реално време. Това дава възможност модулът да бъде използван както в приложения, работещи с отделни изображения, така и в интерактивни системи с камера. В рамките на настоящия проект се използва режимът за обработка на статични изображения, при който потребителят качва снимка на ръката си, а системата автоматично извършва детекция и анализ.</w:t>
+      </w:r>
+    </w:p>
+    <w:p>
+      <w:pPr>
+        <w:spacing w:before="100" w:beforeAutospacing="1"/>
+        <w:ind w:firstLine="430"/>
+        <w:jc w:val="left"/>
+        <w:rPr>
+          <w:rFonts w:eastAsia="Times New Roman"/>
+          <w:lang w:eastAsia="bg-BG"/>
+        </w:rPr>
+      </w:pPr>
+      <w:r>
+        <w:rPr>
+          <w:rFonts w:eastAsia="Times New Roman"/>
+          <w:lang w:eastAsia="bg-BG"/>
+        </w:rPr>
+        <w:t>След като ръката бъде разпозната, модулът извлича координатите на ключовите точки, които впоследствие се използват за геометрично напасване на маникюрните модели. По този начин MediaPipe Hands играе ключова роля в проекта, тъй като осигурява необходимата информация за точното позициониране и ориентация на виртуалния маникюр върху реалната ръка.</w:t>
+      </w:r>
+    </w:p>
+    <w:p/>
+    <w:p>
+      <w:pPr>
+        <w:pStyle w:val="Heading2"/>
+        <w:spacing w:after="240"/>
+      </w:pPr>
+      <w:bookmarkStart w:id="18" w:name="_Toc220492383"/>
+      <w:r>
+        <w:lastRenderedPageBreak/>
+        <w:t>Ключови точки на ръката</w:t>
+      </w:r>
+      <w:bookmarkEnd w:id="18"/>
+    </w:p>
+    <w:p>
+      <w:pPr>
+        <w:spacing w:before="100" w:beforeAutospacing="1"/>
+        <w:ind w:firstLine="430"/>
+        <w:rPr>
+          <w:rFonts w:eastAsia="Times New Roman"/>
+          <w:lang w:eastAsia="bg-BG"/>
+        </w:rPr>
+      </w:pPr>
+      <w:r>
+        <w:rPr>
+          <w:rFonts w:eastAsia="Times New Roman"/>
+          <w:lang w:eastAsia="bg-BG"/>
+        </w:rPr>
+        <w:t>MediaPipe Hands разпознава общо 21 ключови точки (landmarks) за всяка човешка ръка. Тези ключови точки описват геометричната структура на ръката и представляват основните ѝ анатомични части. Те са разпределени в няколко групи, които включват китката, палеца, показалеца, средния пръст, безименния пръст и кутрето. Всяка група съдържа точки, които определят ставите и върховете на пръстите.</w:t>
+      </w:r>
+    </w:p>
+    <w:p>
+      <w:pPr>
+        <w:spacing w:before="100" w:beforeAutospacing="1"/>
+        <w:ind w:firstLine="430"/>
+        <w:rPr>
+          <w:rFonts w:eastAsia="Times New Roman"/>
+          <w:lang w:eastAsia="bg-BG"/>
+        </w:rPr>
+      </w:pPr>
+      <w:r>
+        <w:rPr>
+          <w:rFonts w:eastAsia="Times New Roman"/>
+          <w:lang w:eastAsia="bg-BG"/>
+        </w:rPr>
+        <w:t>Всяка ключова точка има точно определена позиция в пространството и се представя чрез координати, които позволяват детайлно описание на формата и ориентацията на ръката. Благодарение на тази информация може да се определи посоката на всеки пръст, неговата дължина и ъгъл спрямо останалата част на ръката. Това прави възможен прецизния анализ на движението и положението на ръката.</w:t>
+      </w:r>
+    </w:p>
+    <w:p>
+      <w:pPr>
+        <w:spacing w:before="100" w:beforeAutospacing="1"/>
+        <w:ind w:firstLine="430"/>
+        <w:rPr>
+          <w:rFonts w:eastAsia="Times New Roman"/>
+          <w:lang w:eastAsia="bg-BG"/>
+        </w:rPr>
+      </w:pPr>
+      <w:r>
+        <w:rPr>
+          <w:rFonts w:eastAsia="Times New Roman"/>
+          <w:lang w:eastAsia="bg-BG"/>
+        </w:rPr>
+        <w:t>Информацията, получена от ключовите точки, е изключително важна за настоящия проект, тъй като върховете на пръстите и областта около ноктите служат като основен ориентир при позиционирането на виртуалния маникюр. Чрез използване на координатите на тези точки може да се определи точното място, където трябва да бъде наслагван графичният модел на ноктите.</w:t>
+      </w:r>
+    </w:p>
+    <w:p>
+      <w:pPr>
+        <w:spacing w:before="100" w:beforeAutospacing="1"/>
+        <w:ind w:firstLine="430"/>
+        <w:rPr>
+          <w:rFonts w:eastAsia="Times New Roman"/>
+          <w:lang w:eastAsia="bg-BG"/>
+        </w:rPr>
+      </w:pPr>
+      <w:r>
+        <w:rPr>
+          <w:rFonts w:eastAsia="Times New Roman"/>
+          <w:lang w:eastAsia="bg-BG"/>
+        </w:rPr>
+        <w:t>По този начин MediaPipe Hands осигурява надеждна основа за геометрично напасване на маникюрните изображения, като позволява постигане на по-реалистичен и визуално точен краен резултат. Това прави модула ключов компонент в реализацията на приложението</w:t>
+      </w:r>
+      <w:r>
+        <w:rPr>
+          <w:rFonts w:eastAsia="Times New Roman"/>
+          <w:lang w:eastAsia="bg-BG"/>
+        </w:rPr>
+        <w:t xml:space="preserve"> „Виртуално студио за маникюр“.</w:t>
+      </w:r>
+    </w:p>
+    <w:p>
+      <w:pPr>
+        <w:pStyle w:val="Heading2"/>
+        <w:spacing w:after="240"/>
+      </w:pPr>
+      <w:bookmarkStart w:id="19" w:name="_Toc220492384"/>
+      <w:r>
+        <w:t>Координатна система</w:t>
+      </w:r>
+      <w:bookmarkEnd w:id="19"/>
+    </w:p>
+    <w:p>
+      <w:r>
+        <w:t>Координатите, които MediaPipe предоставя, са нормализирани и са в диапазона от 0 до 1. Това означава, че позицията на всяка ключова точка е зададена спрямо ширината и височината на изображението, независимо от неговия реален размер.</w:t>
+      </w:r>
+    </w:p>
+    <w:p>
+      <w:r>
+        <w:t>За нуждите на проекта тези нормализирани координати се преобразуват в пикселни координати, което позволява точното позициониране на графичните елементи върху изображението. Това преобразуване е необходимо, за да може избраният PNG модел на маникюр да бъде правилно мащабиран и наслагван върху всеки нокът.</w:t>
+      </w:r>
+    </w:p>
+    <w:p>
+      <w:pPr>
+        <w:pStyle w:val="Heading2"/>
+        <w:spacing w:after="240"/>
+      </w:pPr>
+      <w:bookmarkStart w:id="20" w:name="_Toc220492385"/>
+      <w:r>
+        <w:lastRenderedPageBreak/>
+        <w:t>Значение на върховете на пръстите за проекта</w:t>
+      </w:r>
+      <w:bookmarkEnd w:id="20"/>
+    </w:p>
+    <w:p>
+      <w:r>
+        <w:t>В проекта „Виртуално студио за маникюр“ особено важни са ключовите точки, разположени във върховете на пръстите. Те се използват за определяне на позицията, ориентацията и размера на всеки нокът.</w:t>
+      </w:r>
+    </w:p>
+    <w:p>
+      <w:r>
+        <w:t>На базата на тези точки се изчисляват ъгълът и дължината на пръста, което позволява правилното завъртане и мащабиране на маникюрния модел. По този начин се постига по-реалистично и точно наслагване, което прави крайния резултат визуално убедите</w:t>
+      </w:r>
+      <w:r>
+        <w:t>лен и близък до реален маникюр.</w:t>
+      </w:r>
+    </w:p>
+    <w:p>
+      <w:pPr>
+        <w:pStyle w:val="Heading1"/>
+        <w:spacing w:before="600"/>
+        <w:ind w:left="425" w:hanging="431"/>
+      </w:pPr>
+      <w:bookmarkStart w:id="21" w:name="_Toc220492386"/>
+      <w:r>
+        <w:t>Основи на обработката на изображения</w:t>
+      </w:r>
+      <w:bookmarkEnd w:id="21"/>
+    </w:p>
+    <w:p>
+      <w:pPr>
+        <w:rPr>
+          <w:lang w:eastAsia="bg-BG"/>
+        </w:rPr>
+      </w:pPr>
+      <w:r>
+        <w:rPr>
+          <w:lang w:eastAsia="bg-BG"/>
+        </w:rPr>
+        <w:t>Обработката на изображения е важна част от компютърното зрение и представлява съвкупност от методи и техники за анализ, промяна и подобряване на цифрови изображения чрез компютър. Тя позволява извличане на полезна информация от изображенията и създаване на визуални ефекти, които са основа за разработването на приложения като виртуални пробни системи.</w:t>
+      </w:r>
+    </w:p>
+    <w:p>
+      <w:pPr>
+        <w:rPr>
+          <w:lang w:eastAsia="bg-BG"/>
+        </w:rPr>
+      </w:pPr>
+      <w:r>
+        <w:rPr>
+          <w:lang w:eastAsia="bg-BG"/>
+        </w:rPr>
+        <w:t>В проекта „Виртуално студио за маникюр“ обработката на изображения се използва за работа със снимката на ръката на потребителя и за наслагване на PNG моделите на маникюр върх</w:t>
+      </w:r>
+      <w:r>
+        <w:rPr>
+          <w:lang w:eastAsia="bg-BG"/>
+        </w:rPr>
+        <w:t>у ноктите по реалистичен начин.</w:t>
+      </w:r>
+    </w:p>
+    <w:p>
+      <w:pPr>
+        <w:pStyle w:val="Heading2"/>
+        <w:spacing w:after="240"/>
+      </w:pPr>
+      <w:bookmarkStart w:id="22" w:name="_Toc220492387"/>
+      <w:r>
+        <w:t>Цифрово изображение и пикселна структура</w:t>
+      </w:r>
+      <w:bookmarkEnd w:id="22"/>
+    </w:p>
+    <w:p>
+      <w:pPr>
+        <w:rPr>
+          <w:lang w:eastAsia="bg-BG"/>
+        </w:rPr>
+      </w:pPr>
+      <w:r>
+        <w:rPr>
+          <w:lang w:eastAsia="bg-BG"/>
+        </w:rPr>
+        <w:t>Цифровото изображение представлява двумерна матрица от малки елементи, наречени пиксели. Всеки пиксел съдържа информация за цвета си и заема точно определено място в изображението. Колкото повече пиксели съдържа едно изображение, толкова по-висока е неговата резолюция и детайлност.</w:t>
+      </w:r>
+    </w:p>
+    <w:p>
+      <w:pPr>
+        <w:rPr>
+          <w:lang w:eastAsia="bg-BG"/>
+        </w:rPr>
+      </w:pPr>
+      <w:r>
+        <w:rPr>
+          <w:lang w:eastAsia="bg-BG"/>
+        </w:rPr>
+        <w:t>Пикселите са подредени в редове и колони, като позицията им се определя чрез координатна система. Тази структура позволява на компютъра да обработва изображението математически, като променя стойностите на отделните пиксели.</w:t>
+      </w:r>
+    </w:p>
+    <w:p>
+      <w:pPr>
+        <w:pStyle w:val="Heading2"/>
+        <w:spacing w:after="240"/>
+      </w:pPr>
+      <w:bookmarkStart w:id="23" w:name="_Toc220492388"/>
+      <w:r>
+        <w:lastRenderedPageBreak/>
+        <w:t>Цветови модели – RGB и RGBA</w:t>
+      </w:r>
+      <w:bookmarkEnd w:id="23"/>
+    </w:p>
+    <w:p>
+      <w:pPr>
+        <w:rPr>
+          <w:lang w:eastAsia="bg-BG"/>
+        </w:rPr>
+      </w:pPr>
+      <w:r>
+        <w:rPr>
+          <w:lang w:eastAsia="bg-BG"/>
+        </w:rPr>
+        <w:t>За представяне на цветовете в цифровите изображения се използват различни цветови модели. Един от най-често използваните е RGB моделът, който се състои от три основни цвята – червено (Red), зелено (Green) и синьо (Blue). Всеки цвят се описва чрез стойности, които определят неговата интензивност.</w:t>
+      </w:r>
+    </w:p>
+    <w:p>
+      <w:pPr>
+        <w:rPr>
+          <w:lang w:eastAsia="bg-BG"/>
+        </w:rPr>
+      </w:pPr>
+      <w:r>
+        <w:rPr>
+          <w:lang w:eastAsia="bg-BG"/>
+        </w:rPr>
+        <w:t>В проекта се използва и RGBA моделът, който освен трите основни цвята включва и alpha канал. Alpha каналът определя прозрачността на пиксела и позволява частично или пълно прозиране. Това е особено важно при наслагването на PNG изображения на маникюр върху снимката на ръката, тъй като позволява постигане на по-естествен визуален резултат.</w:t>
+      </w:r>
+    </w:p>
+    <w:p>
+      <w:pPr>
+        <w:rPr>
+          <w:lang w:eastAsia="bg-BG"/>
+        </w:rPr>
+      </w:pPr>
+    </w:p>
+    <w:p>
+      <w:pPr>
+        <w:pStyle w:val="Heading2"/>
+      </w:pPr>
+      <w:bookmarkStart w:id="24" w:name="_Toc220492389"/>
+      <w:r>
+        <w:t>Обработка на изображения с Python</w:t>
+      </w:r>
+      <w:bookmarkEnd w:id="24"/>
+    </w:p>
+    <w:p>
+      <w:pPr>
+        <w:rPr>
+          <w:lang w:eastAsia="bg-BG"/>
+        </w:rPr>
+      </w:pPr>
+      <w:bookmarkStart w:id="25" w:name="_GoBack"/>
+      <w:bookmarkEnd w:id="25"/>
+    </w:p>
+    <w:p>
+      <w:pPr>
+        <w:rPr>
+          <w:lang w:eastAsia="bg-BG"/>
+        </w:rPr>
+      </w:pPr>
+      <w:r>
+        <w:rPr>
+          <w:lang w:eastAsia="bg-BG"/>
+        </w:rPr>
+        <w:t>Python е широко използван програмен език за обработка на изображения, поради своята простота и богат набор от библиотеки. Чрез Python могат да се извършват различни операции върху изображения, като четене и запис на файлове, промяна на размери, изрязване, завъртане и комбиниране на изображения.</w:t>
+      </w:r>
+    </w:p>
+    <w:p>
+      <w:pPr>
+        <w:rPr>
+          <w:lang w:eastAsia="bg-BG"/>
+        </w:rPr>
+      </w:pPr>
+      <w:r>
+        <w:rPr>
+          <w:lang w:eastAsia="bg-BG"/>
+        </w:rPr>
+        <w:t>В настоящия проект Python служи като основен език за реализация на логиката за обработка на изображения. Той позволява лесна интеграция с библиотеки за компютърно зрение и осигурява удобна среда за разработка и тестване на приложението.</w:t>
+      </w:r>
+    </w:p>
+    <w:p>
+      <w:pPr>
+        <w:ind w:firstLine="0"/>
+        <w:rPr>
+          <w:lang w:eastAsia="bg-BG"/>
+        </w:rPr>
+      </w:pPr>
+    </w:p>
+    <w:p>
+      <w:pPr>
+        <w:pStyle w:val="Heading2"/>
+      </w:pPr>
+      <w:bookmarkStart w:id="26" w:name="_Toc220492390"/>
+      <w:r>
+        <w:t>Библиотеката OpenCV и нейното приложение</w:t>
+      </w:r>
+      <w:bookmarkEnd w:id="26"/>
+    </w:p>
+    <w:p>
+      <w:pPr>
+        <w:rPr>
+          <w:lang w:eastAsia="bg-BG"/>
+        </w:rPr>
+      </w:pPr>
+    </w:p>
+    <w:p>
+      <w:pPr>
         <w:spacing w:before="100" w:beforeAutospacing="1" w:after="100" w:afterAutospacing="1"/>
         <w:ind w:firstLine="430"/>
-        <w:jc w:val="left"/>
         <w:rPr>
           <w:rFonts w:eastAsia="Times New Roman"/>
           <w:lang w:eastAsia="bg-BG"/>
@@ -6082,15 +6302,21 @@
           <w:rFonts w:eastAsia="Times New Roman"/>
           <w:lang w:eastAsia="bg-BG"/>
         </w:rPr>
+        <w:t xml:space="preserve">OpenCV (Open Source Computer Vision Library) е една от най-популярните и широко използвани библиотеки с отворен код за обработка на изображения и </w:t>
+      </w:r>
+      <w:r>
+        <w:rPr>
+          <w:rFonts w:eastAsia="Times New Roman"/>
+          <w:lang w:eastAsia="bg-BG"/>
+        </w:rPr>
         <w:lastRenderedPageBreak/>
-        <w:t>Едно от основните предимства на MediaPipe е възможността за работа в реално време, което я прави подходяща за интерактивни приложения. Framework-ът е оптимизиран за висока производителност и може да обработва изображения бързо, дори при използване на по-сложни модели за разпознаване. Това е особено важно при приложения, които изискват незабавна обратна връзка към потребителя, какъвто е и настоящият проект.</w:t>
+        <w:t>компютърно зрение. Тя предоставя богат набор от готови функции и алгоритми, които улесняват анализа и обработката на цифрови изображения. OpenCV се използва както в образователни, така и в реални индустриални проекти, включително в приложения за разпознаване на обекти, медицинска диагностика и разширена реалност.</w:t>
       </w:r>
     </w:p>
     <w:p>
       <w:pPr>
         <w:spacing w:before="100" w:beforeAutospacing="1" w:after="100" w:afterAutospacing="1"/>
         <w:ind w:firstLine="430"/>
-        <w:jc w:val="left"/>
         <w:rPr>
           <w:rFonts w:eastAsia="Times New Roman"/>
           <w:lang w:eastAsia="bg-BG"/>
@@ -6101,14 +6327,13 @@
           <w:rFonts w:eastAsia="Times New Roman"/>
           <w:lang w:eastAsia="bg-BG"/>
         </w:rPr>
-        <w:t>MediaPipe поддържа работа с различни програмни езици, сред които Python, C++ и JavaScript. Тази гъвкавост позволява библиотеката да бъде използвана както в десктоп приложения, така и в уеб и мобилни среди. В настоящия дипломен проект MediaPipe се използва чрез езика Python, тъй като той предлага удобен синтаксис и богата екосистема от допълнителни библиотеки за обработка на изображения.</w:t>
+        <w:t>Библиотеката предлага възможности за извършване на различни операции върху изображения, като геометрични трансформации, филтриране, промяна на размер, завъртане и преобразуване на цветови пространства. Освен това OpenCV позволява работа с прозрачност и alpha канал, което е важно при комбинирането на няколко изображения в едно. Благодарение на тези функции може да се постигне по-добро визуално качество и по-реалистичен резултат.</w:t>
       </w:r>
     </w:p>
     <w:p>
       <w:pPr>
         <w:spacing w:before="100" w:beforeAutospacing="1" w:after="100" w:afterAutospacing="1"/>
         <w:ind w:firstLine="430"/>
-        <w:jc w:val="left"/>
         <w:rPr>
           <w:rFonts w:eastAsia="Times New Roman"/>
           <w:lang w:eastAsia="bg-BG"/>
@@ -6119,14 +6344,71 @@
           <w:rFonts w:eastAsia="Times New Roman"/>
           <w:lang w:eastAsia="bg-BG"/>
         </w:rPr>
-        <w:t>Комбинацията на MediaPipe с OpenCV позволява по-ефективна работа с изображения, като OpenCV се използва за допълнителна обработка, мащабиране и визуализация, а MediaPipe – за откриване и анализ на ръката и нейните ключови точки. Освен това MediaPipe може лесно да бъде интегрирана с уеб framework като Django, което дава възможност за изграждане на уеб базирано приложение с ясна структура и логика.</w:t>
-      </w:r>
-    </w:p>
+        <w:t>В проекта „Виртуално студио за маникюр“ OpenCV се използва за зареждане и предварителна обработка на изображението на ръката, предоставено от потребителя. Чрез библиотеката се извършва промяна на размера на изображението, корекция на цветовете и подготовка за последващ анализ. OpenCV играе ключова роля и при наслагването на PNG маникюрните модели върху ноктите.</w:t>
+      </w:r>
+    </w:p>
+    <w:p>
+      <w:pPr>
+        <w:spacing w:before="100" w:beforeAutospacing="1" w:after="100" w:afterAutospacing="1"/>
+        <w:ind w:firstLine="426"/>
+        <w:rPr>
+          <w:rFonts w:eastAsia="Times New Roman"/>
+          <w:lang w:eastAsia="bg-BG"/>
+        </w:rPr>
+      </w:pPr>
+      <w:r>
+        <w:rPr>
+          <w:rFonts w:eastAsia="Times New Roman"/>
+          <w:lang w:eastAsia="bg-BG"/>
+        </w:rPr>
+        <w:t>С помощта на функциите на OpenCV се реализират операции като мащабиране и завъртане на маникюрните изображения, така че те да отговарят на формата и ориентацията на пръстите. Комбинирането на изображенията чрез alpha blending позволява запазване на прозрачността и създаване на естествен външен вид. По този начин OpenCV допринася значително за постигането на реалистичен и визуално убедителен краен резултат в разработеното приложение.</w:t>
+      </w:r>
+    </w:p>
+    <w:p/>
+    <w:p>
+      <w:pPr>
+        <w:pStyle w:val="Heading1"/>
+      </w:pPr>
+      <w:bookmarkStart w:id="27" w:name="_Toc220492391"/>
+      <w:r>
+        <w:t>Афинни трансформации</w:t>
+      </w:r>
+      <w:bookmarkEnd w:id="27"/>
+    </w:p>
+    <w:p>
+      <w:pPr>
+        <w:rPr>
+          <w:lang w:eastAsia="bg-BG"/>
+        </w:rPr>
+      </w:pPr>
+    </w:p>
+    <w:p>
+      <w:r>
+        <w:t>Афинните трансформации представляват математически операции, които се използват за промяна на позицията, размера и ориентацията на обекти в равнината. Те са основна част от компютърната графика и обработката на изображения, тъй като позволяват адаптиране на графични елементи спрямо конкретно изображение.</w:t>
+      </w:r>
+    </w:p>
+    <w:p>
+      <w:r>
+        <w:lastRenderedPageBreak/>
+        <w:t>В проекта „Виртуално студио за маникюр“ афинните трансформации се използват за правилното напасване на маникюрния модел върху всеки нокът. Тъй като формата, размерът и ориентацията на пръстите са различни при всяка снимка, е необходимо виртуалният маникюр да бъде мащабиран, завъртян и позициониран спрямо конкретната ръка.</w:t>
+      </w:r>
+    </w:p>
+    <w:p/>
+    <w:p>
+      <w:pPr>
+        <w:pStyle w:val="Heading2"/>
+      </w:pPr>
+      <w:bookmarkStart w:id="28" w:name="_Toc220492392"/>
+      <w:r>
+        <w:t>Същност на афинните трансформации</w:t>
+      </w:r>
+      <w:bookmarkEnd w:id="28"/>
+    </w:p>
+    <w:p/>
     <w:p>
       <w:pPr>
         <w:spacing w:before="100" w:beforeAutospacing="1" w:after="100" w:afterAutospacing="1"/>
         <w:ind w:firstLine="430"/>
-        <w:jc w:val="left"/>
         <w:rPr>
           <w:rFonts w:eastAsia="Times New Roman"/>
           <w:lang w:eastAsia="bg-BG"/>
@@ -6137,49 +6419,13 @@
           <w:rFonts w:eastAsia="Times New Roman"/>
           <w:lang w:eastAsia="bg-BG"/>
         </w:rPr>
-        <w:t>Благодарение на готовите си модули и предварително обучени модели, MediaPipe значително намалява времето за разработка и сложността на проекта. Това позволява фокусът да бъде поставен върху практическата реализация и функционалността на приложението, вместо върху обучението на собствени модели за разпознаване.</w:t>
-      </w:r>
-    </w:p>
-    <w:p/>
-    <w:p>
-      <w:pPr>
-        <w:pStyle w:val="2"/>
-      </w:pPr>
-      <w:bookmarkStart w:id="16" w:name="_Toc220350983"/>
-      <w:r>
-        <w:t>Архитектура на MediaPipe</w:t>
-      </w:r>
-      <w:bookmarkEnd w:id="16"/>
-    </w:p>
-    <w:p/>
-    <w:p>
-      <w:r>
-        <w:t>Архитектурата на MediaPipe е изградена на принципа на т.нар. pipeline модел. Това означава, че обработката на изображението преминава през последователни етапи, като всеки етап изпълнява конкретна задача. Например първият етап може да открие ръката в изображението, следващият – да извлече ключовите точки, а последният – да визуализира резултата.</w:t>
-      </w:r>
-    </w:p>
-    <w:p>
-      <w:r>
-        <w:lastRenderedPageBreak/>
-        <w:t>Този подход позволява ефективна и модулна обработка на данните, като всеки компонент може да бъде използван или заменен при необходимост. Благодарение на pipeline архитектурата MediaPipe е подходяща за приложения в реално време и за задачи, изискващи висока точност.</w:t>
-      </w:r>
-    </w:p>
-    <w:p/>
-    <w:p>
-      <w:pPr>
-        <w:pStyle w:val="2"/>
-      </w:pPr>
-      <w:bookmarkStart w:id="17" w:name="_Toc220350984"/>
-      <w:r>
-        <w:t>Модулът MediaPipe Hands</w:t>
-      </w:r>
-      <w:bookmarkEnd w:id="17"/>
-    </w:p>
-    <w:p/>
+        <w:t>Афинните трансформации представляват вид геометрични преобразувания, при които се запазва формата на обекта, но се променя неговото положение, размер или ориентация в пространството. При тези трансформации не се нарушават правите линии и относителните пропорции на обекта, което означава, че той не се изкривява, а само се премества, увеличава, намалява или завърта. Поради това афинните трансформации са широко използвани в компютърната графика и обработката на изображения.</w:t>
+      </w:r>
+    </w:p>
     <w:p>
       <w:pPr>
         <w:spacing w:before="100" w:beforeAutospacing="1" w:after="100" w:afterAutospacing="1"/>
         <w:ind w:firstLine="430"/>
-        <w:jc w:val="left"/>
         <w:rPr>
           <w:rFonts w:eastAsia="Times New Roman"/>
           <w:lang w:eastAsia="bg-BG"/>
@@ -6190,14 +6436,13 @@
           <w:rFonts w:eastAsia="Times New Roman"/>
           <w:lang w:eastAsia="bg-BG"/>
         </w:rPr>
-        <w:t>MediaPipe Hands е специализиран модул от библиотеката MediaPipe, предназначен за разпознаване и проследяване на човешки ръце в изображения и видео. Основната му функция е автоматичното откриване на една или две ръце и извличането на точна информация за тяхното положение и ориентация в пространството. Това се постига чрез използването на предварително обучени модели за машинно обучение, които анализират формата и структурата на ръката.</w:t>
+        <w:t>В контекста на обработката на изображения афинните трансформации дават възможност един графичен елемент да бъде прецизно адаптиран към друго изображение. Чрез тях може да се постигне точно позициониране на обекти спрямо определени координати, както и напасване към различни размери и ориентации. Това е особено важно при работа с реални изображения, при които всеки обект може да бъде заснет под различен ъгъл или мащаб.</w:t>
       </w:r>
     </w:p>
     <w:p>
       <w:pPr>
         <w:spacing w:before="100" w:beforeAutospacing="1" w:after="100" w:afterAutospacing="1"/>
         <w:ind w:firstLine="430"/>
-        <w:jc w:val="left"/>
         <w:rPr>
           <w:rFonts w:eastAsia="Times New Roman"/>
           <w:lang w:eastAsia="bg-BG"/>
@@ -6208,14 +6453,13 @@
           <w:rFonts w:eastAsia="Times New Roman"/>
           <w:lang w:eastAsia="bg-BG"/>
         </w:rPr>
-        <w:t>Модулът MediaPipe Hands е способен да разпознава ръце при различни условия, като различно осветление, размер на изображението и позиция на ръката. Той осигурява висока точност и стабилност на резултатите, което го прави подходящ за приложения, изискващи надеждно разпознаване. Всяка разпозната ръка се представя чрез набор от ключови точки, които описват основните части на ръката и позволяват по-детайлен анализ.</w:t>
+        <w:t>В проекта „Виртуално студио за маникюр“ афинните трансформации се използват за коректно напасване на маникюрните модели върху ноктите. Чрез транслация маникюрният модел се премества до правилната позиция върху пръста, чрез мащабиране се променя размерът му така, че да съответства на реалния нокът, а чрез ротация се завърта според ориентацията на пръста. По този начин маникюрът изглежда естествено и реалистично, без визуални изкривявания.</w:t>
       </w:r>
     </w:p>
     <w:p>
       <w:pPr>
         <w:spacing w:before="100" w:beforeAutospacing="1" w:after="100" w:afterAutospacing="1"/>
         <w:ind w:firstLine="430"/>
-        <w:jc w:val="left"/>
         <w:rPr>
           <w:rFonts w:eastAsia="Times New Roman"/>
           <w:lang w:eastAsia="bg-BG"/>
@@ -6226,617 +6470,37 @@
           <w:rFonts w:eastAsia="Times New Roman"/>
           <w:lang w:eastAsia="bg-BG"/>
         </w:rPr>
-        <w:t>MediaPipe Hands поддържа различни режими на работа, включително обработка на статични изображения и анализ на видео поток в реално време. Това дава възможност модулът да бъде използван както в приложения, работещи с отделни изображения, така и в интерактивни системи с камера. В рамките на настоящия проект се използва режимът за обработка на статични изображения, при който потребителят качва снимка на ръката си, а системата автоматично извършва детекция и анализ.</w:t>
-      </w:r>
-    </w:p>
-    <w:p>
-      <w:pPr>
-        <w:spacing w:before="100" w:beforeAutospacing="1" w:after="100" w:afterAutospacing="1"/>
-        <w:ind w:firstLine="430"/>
-        <w:jc w:val="left"/>
+        <w:t xml:space="preserve">Използването на афинни трансформации е от ключово значение за постигане на добър визуален резултат, тъй като те позволяват комбиниране на реални изображения и </w:t>
+      </w:r>
+      <w:r>
         <w:rPr>
           <w:rFonts w:eastAsia="Times New Roman"/>
           <w:lang w:eastAsia="bg-BG"/>
         </w:rPr>
-      </w:pPr>
-      <w:r>
-        <w:rPr>
-          <w:rFonts w:eastAsia="Times New Roman"/>
-          <w:lang w:eastAsia="bg-BG"/>
-        </w:rPr>
-        <w:t xml:space="preserve">След като ръката бъде разпозната, модулът извлича координатите на ключовите точки, които впоследствие се използват за геометрично напасване на маникюрните модели. По този начин MediaPipe Hands играе ключова роля в проекта, тъй като </w:t>
-      </w:r>
-      <w:r>
-        <w:rPr>
-          <w:rFonts w:eastAsia="Times New Roman"/>
-          <w:lang w:eastAsia="bg-BG"/>
-        </w:rPr>
         <w:lastRenderedPageBreak/>
-        <w:t>осигурява необходимата информация за точното позициониране и ориентация на виртуалния маникюр върху реалната ръка.</w:t>
+        <w:t>графични елементи по начин, който наподобява реалния външен вид. Това ги прави незаменима част от приложенията за виртуално пробване и разширена реалност.</w:t>
       </w:r>
     </w:p>
     <w:p/>
     <w:p>
       <w:pPr>
-        <w:pStyle w:val="2"/>
-      </w:pPr>
-      <w:bookmarkStart w:id="18" w:name="_Toc220350985"/>
-      <w:r>
-        <w:t>Ключови точки на ръката</w:t>
-      </w:r>
-      <w:bookmarkEnd w:id="18"/>
+        <w:pStyle w:val="Heading2"/>
+      </w:pPr>
+      <w:bookmarkStart w:id="29" w:name="_Toc220492393"/>
+      <w:r>
+        <w:t>Видове афинни трансформации</w:t>
+      </w:r>
+      <w:bookmarkEnd w:id="29"/>
     </w:p>
     <w:p/>
     <w:p>
-      <w:pPr>
-        <w:spacing w:before="100" w:beforeAutospacing="1" w:after="100" w:afterAutospacing="1"/>
-        <w:ind w:firstLine="430"/>
-        <w:rPr>
-          <w:rFonts w:eastAsia="Times New Roman"/>
-          <w:lang w:eastAsia="bg-BG"/>
-        </w:rPr>
-      </w:pPr>
-      <w:r>
-        <w:rPr>
-          <w:rFonts w:eastAsia="Times New Roman"/>
-          <w:lang w:eastAsia="bg-BG"/>
-        </w:rPr>
-        <w:t>MediaPipe Hands разпознава общо 21 ключови точки (landmarks) за всяка човешка ръка. Тези ключови точки описват геометричната структура на ръката и представляват основните ѝ анатомични части. Те са разпределени в няколко групи, които включват китката, палеца, показалеца, средния пръст, безименния пръст и кутрето. Всяка група съдържа точки, които определят ставите и върховете на пръстите.</w:t>
-      </w:r>
-    </w:p>
-    <w:p>
-      <w:pPr>
-        <w:spacing w:before="100" w:beforeAutospacing="1" w:after="100" w:afterAutospacing="1"/>
-        <w:ind w:firstLine="430"/>
-        <w:rPr>
-          <w:rFonts w:eastAsia="Times New Roman"/>
-          <w:lang w:eastAsia="bg-BG"/>
-        </w:rPr>
-      </w:pPr>
-      <w:r>
-        <w:rPr>
-          <w:rFonts w:eastAsia="Times New Roman"/>
-          <w:lang w:eastAsia="bg-BG"/>
-        </w:rPr>
-        <w:t>Всяка ключова точка има точно определена позиция в пространството и се представя чрез координати, които позволяват детайлно описание на формата и ориентацията на ръката. Благодарение на тази информация може да се определи посоката на всеки пръст, неговата дължина и ъгъл спрямо останалата част на ръката. Това прави възможен прецизния анализ на движението и положението на ръката.</w:t>
-      </w:r>
-    </w:p>
-    <w:p>
-      <w:pPr>
-        <w:spacing w:before="100" w:beforeAutospacing="1" w:after="100" w:afterAutospacing="1"/>
-        <w:ind w:firstLine="430"/>
-        <w:rPr>
-          <w:rFonts w:eastAsia="Times New Roman"/>
-          <w:lang w:eastAsia="bg-BG"/>
-        </w:rPr>
-      </w:pPr>
-      <w:r>
-        <w:rPr>
-          <w:rFonts w:eastAsia="Times New Roman"/>
-          <w:lang w:eastAsia="bg-BG"/>
-        </w:rPr>
-        <w:t>Информацията, получена от ключовите точки, е изключително важна за настоящия проект, тъй като върховете на пръстите и областта около ноктите служат като основен ориентир при позиционирането на виртуалния маникюр. Чрез използване на координатите на тези точки може да се определи точното място, където трябва да бъде наслагван графичният модел на ноктите.</w:t>
-      </w:r>
-    </w:p>
-    <w:p>
-      <w:pPr>
-        <w:spacing w:before="100" w:beforeAutospacing="1" w:after="100" w:afterAutospacing="1"/>
-        <w:ind w:firstLine="430"/>
-        <w:rPr>
-          <w:rFonts w:eastAsia="Times New Roman"/>
-          <w:lang w:eastAsia="bg-BG"/>
-        </w:rPr>
-      </w:pPr>
-      <w:r>
-        <w:rPr>
-          <w:rFonts w:eastAsia="Times New Roman"/>
-          <w:lang w:eastAsia="bg-BG"/>
-        </w:rPr>
-        <w:t>По този начин MediaPipe Hands осигурява надеждна основа за геометрично напасване на маникюрните изображения, като позволява постигане на по-реалистичен и визуално точен краен резултат. Това прави модула ключов компонент в реализацията на приложението „Виртуално студио за маникюр“.</w:t>
-      </w:r>
-    </w:p>
-    <w:p/>
-    <w:p>
-      <w:pPr>
-        <w:pStyle w:val="2"/>
-      </w:pPr>
-      <w:bookmarkStart w:id="19" w:name="_Toc220350986"/>
-      <w:r>
-        <w:t>Координатна система</w:t>
-      </w:r>
-      <w:bookmarkEnd w:id="19"/>
-    </w:p>
-    <w:p/>
-    <w:p>
-      <w:r>
-        <w:lastRenderedPageBreak/>
-        <w:t>Координатите, които MediaPipe предоставя, са нормализирани и са в диапазона от 0 до 1. Това означава, че позицията на всяка ключова точка е зададена спрямо ширината и височината на изображението, независимо от неговия реален размер.</w:t>
-      </w:r>
-    </w:p>
-    <w:p>
-      <w:r>
-        <w:t>За нуждите на проекта тези нормализирани координати се преобразуват в пикселни координати, което позволява точното позициониране на графичните елементи върху изображението. Това преобразуване е необходимо, за да може избраният PNG модел на маникюр да бъде правилно мащабиран и наслагван върху всеки нокът.</w:t>
-      </w:r>
-    </w:p>
-    <w:p/>
-    <w:p>
-      <w:pPr>
-        <w:pStyle w:val="2"/>
-      </w:pPr>
-      <w:bookmarkStart w:id="20" w:name="_Toc220350987"/>
-      <w:r>
-        <w:t>Значение на върховете на пръстите за проекта</w:t>
-      </w:r>
-      <w:bookmarkEnd w:id="20"/>
-    </w:p>
-    <w:p/>
-    <w:p>
-      <w:r>
-        <w:t>В проекта „Виртуално студио за маникюр“ особено важни са ключовите точки, разположени във върховете на пръстите. Те се използват за определяне на позицията, ориентацията и размера на всеки нокът.</w:t>
-      </w:r>
-    </w:p>
-    <w:p>
-      <w:r>
-        <w:t>На базата на тези точки се изчисляват ъгълът и дължината на пръста, което позволява правилното завъртане и мащабиране на маникюрния модел. По този начин се постига по-реалистично и точно наслагване, което прави крайния резултат визуално убедителен и близък до реален маникюр.</w:t>
-      </w:r>
-    </w:p>
-    <w:p/>
-    <w:p>
-      <w:pPr>
-        <w:pStyle w:val="1"/>
-      </w:pPr>
-      <w:bookmarkStart w:id="21" w:name="_Toc220350988"/>
-      <w:r>
-        <w:t>Основи на обработката на изображения</w:t>
-      </w:r>
-      <w:bookmarkEnd w:id="21"/>
-    </w:p>
-    <w:p>
-      <w:pPr>
-        <w:rPr>
-          <w:lang w:eastAsia="bg-BG"/>
-        </w:rPr>
-      </w:pPr>
-    </w:p>
-    <w:p>
-      <w:pPr>
-        <w:rPr>
-          <w:lang w:eastAsia="bg-BG"/>
-        </w:rPr>
-      </w:pPr>
-      <w:r>
-        <w:rPr>
-          <w:lang w:eastAsia="bg-BG"/>
-        </w:rPr>
-        <w:t>Обработката на изображения е важна част от компютърното зрение и представлява съвкупност от методи и техники за анализ, промяна и подобряване на цифрови изображения чрез компютър. Тя позволява извличане на полезна информация от изображенията и създаване на визуални ефекти, които са основа за разработването на приложения като виртуални пробни системи.</w:t>
-      </w:r>
-    </w:p>
-    <w:p>
-      <w:pPr>
-        <w:rPr>
-          <w:lang w:eastAsia="bg-BG"/>
-        </w:rPr>
-      </w:pPr>
-      <w:r>
-        <w:rPr>
-          <w:lang w:eastAsia="bg-BG"/>
-        </w:rPr>
-        <w:lastRenderedPageBreak/>
-        <w:t>В проекта „Виртуално студио за маникюр“ обработката на изображения се използва за работа със снимката на ръката на потребителя и за наслагване на PNG моделите на маникюр върху ноктите по реалистичен начин.</w:t>
-      </w:r>
-    </w:p>
-    <w:p>
-      <w:pPr>
-        <w:rPr>
-          <w:lang w:eastAsia="bg-BG"/>
-        </w:rPr>
-      </w:pPr>
-    </w:p>
-    <w:p>
-      <w:pPr>
-        <w:pStyle w:val="2"/>
-        <w:rPr>
-          <w:lang w:eastAsia="bg-BG"/>
-        </w:rPr>
-      </w:pPr>
-      <w:bookmarkStart w:id="22" w:name="_Toc220350989"/>
-      <w:r>
-        <w:rPr>
-          <w:lang w:eastAsia="bg-BG"/>
-        </w:rPr>
-        <w:t>Цифрово изображение и пикселна структура</w:t>
-      </w:r>
-      <w:bookmarkEnd w:id="22"/>
-    </w:p>
-    <w:p>
-      <w:pPr>
-        <w:rPr>
-          <w:lang w:eastAsia="bg-BG"/>
-        </w:rPr>
-      </w:pPr>
-    </w:p>
-    <w:p>
-      <w:pPr>
-        <w:rPr>
-          <w:lang w:eastAsia="bg-BG"/>
-        </w:rPr>
-      </w:pPr>
-      <w:r>
-        <w:rPr>
-          <w:lang w:eastAsia="bg-BG"/>
-        </w:rPr>
-        <w:t>Цифровото изображение представлява двумерна матрица от малки елементи, наречени пиксели. Всеки пиксел съдържа информация за цвета си и заема точно определено място в изображението. Колкото повече пиксели съдържа едно изображение, толкова по-висока е неговата резолюция и детайлност.</w:t>
-      </w:r>
-    </w:p>
-    <w:p>
-      <w:pPr>
-        <w:rPr>
-          <w:lang w:eastAsia="bg-BG"/>
-        </w:rPr>
-      </w:pPr>
-      <w:r>
-        <w:rPr>
-          <w:lang w:eastAsia="bg-BG"/>
-        </w:rPr>
-        <w:t>Пикселите са подредени в редове и колони, като позицията им се определя чрез координатна система. Тази структура позволява на компютъра да обработва изображението математически, като променя стойностите на отделните пиксели.</w:t>
-      </w:r>
-    </w:p>
-    <w:p>
-      <w:pPr>
-        <w:rPr>
-          <w:lang w:eastAsia="bg-BG"/>
-        </w:rPr>
-      </w:pPr>
-    </w:p>
-    <w:p>
-      <w:pPr>
-        <w:pStyle w:val="2"/>
-        <w:rPr>
-          <w:lang w:eastAsia="bg-BG"/>
-        </w:rPr>
-      </w:pPr>
-      <w:bookmarkStart w:id="23" w:name="_Toc220350990"/>
-      <w:r>
-        <w:rPr>
-          <w:lang w:eastAsia="bg-BG"/>
-        </w:rPr>
-        <w:t>Цветови модели – RGB и RGBA</w:t>
-      </w:r>
-      <w:bookmarkEnd w:id="23"/>
-    </w:p>
-    <w:p>
-      <w:pPr>
-        <w:rPr>
-          <w:lang w:eastAsia="bg-BG"/>
-        </w:rPr>
-      </w:pPr>
-    </w:p>
-    <w:p>
-      <w:pPr>
-        <w:rPr>
-          <w:lang w:eastAsia="bg-BG"/>
-        </w:rPr>
-      </w:pPr>
-      <w:r>
-        <w:rPr>
-          <w:lang w:eastAsia="bg-BG"/>
-        </w:rPr>
-        <w:t>За представяне на цветовете в цифровите изображения се използват различни цветови модели. Един от най-често използваните е RGB моделът, който се състои от три основни цвята – червено (Red), зелено (Green) и синьо (Blue). Всеки цвят се описва чрез стойности, които определят неговата интензивност.</w:t>
-      </w:r>
-    </w:p>
-    <w:p>
-      <w:pPr>
-        <w:rPr>
-          <w:lang w:eastAsia="bg-BG"/>
-        </w:rPr>
-      </w:pPr>
-      <w:r>
-        <w:rPr>
-          <w:lang w:eastAsia="bg-BG"/>
-        </w:rPr>
-        <w:t>В проекта се използва и RGBA моделът, който освен трите основни цвята включва и alpha канал. Alpha каналът определя прозрачността на пиксела и позволява частично или пълно прозиране. Това е особено важно при наслагването на PNG изображения на маникюр върху снимката на ръката, тъй като позволява постигане на по-естествен визуален резултат.</w:t>
-      </w:r>
-    </w:p>
-    <w:p>
-      <w:pPr>
-        <w:rPr>
-          <w:lang w:eastAsia="bg-BG"/>
-        </w:rPr>
-      </w:pPr>
-    </w:p>
-    <w:p>
-      <w:pPr>
-        <w:pStyle w:val="2"/>
-        <w:rPr>
-          <w:lang w:eastAsia="bg-BG"/>
-        </w:rPr>
-      </w:pPr>
-      <w:bookmarkStart w:id="24" w:name="_Toc220350991"/>
-      <w:r>
-        <w:rPr>
-          <w:lang w:eastAsia="bg-BG"/>
-        </w:rPr>
-        <w:lastRenderedPageBreak/>
-        <w:t>Обработка на изображения с Python</w:t>
-      </w:r>
-      <w:bookmarkEnd w:id="24"/>
-    </w:p>
-    <w:p>
-      <w:pPr>
-        <w:rPr>
-          <w:lang w:eastAsia="bg-BG"/>
-        </w:rPr>
-      </w:pPr>
-    </w:p>
-    <w:p>
-      <w:pPr>
-        <w:rPr>
-          <w:lang w:eastAsia="bg-BG"/>
-        </w:rPr>
-      </w:pPr>
-      <w:r>
-        <w:rPr>
-          <w:lang w:eastAsia="bg-BG"/>
-        </w:rPr>
-        <w:t>Python е широко използван програмен език за обработка на изображения, поради своята простота и богат набор от библиотеки. Чрез Python могат да се извършват различни операции върху изображения, като четене и запис на файлове, промяна на размери, изрязване, завъртане и комбиниране на изображения.</w:t>
-      </w:r>
-    </w:p>
-    <w:p>
-      <w:pPr>
-        <w:rPr>
-          <w:lang w:eastAsia="bg-BG"/>
-        </w:rPr>
-      </w:pPr>
-      <w:r>
-        <w:rPr>
-          <w:lang w:eastAsia="bg-BG"/>
-        </w:rPr>
-        <w:t>В настоящия проект Python служи като основен език за реализация на логиката за обработка на изображения. Той позволява лесна интеграция с библиотеки за компютърно зрение и осигурява удобна среда за разработка и тестване на приложението.</w:t>
-      </w:r>
-    </w:p>
-    <w:p>
-      <w:pPr>
-        <w:ind w:firstLine="0"/>
-        <w:rPr>
-          <w:lang w:eastAsia="bg-BG"/>
-        </w:rPr>
-      </w:pPr>
-    </w:p>
-    <w:p>
-      <w:pPr>
-        <w:pStyle w:val="2"/>
-        <w:rPr>
-          <w:lang w:eastAsia="bg-BG"/>
-        </w:rPr>
-      </w:pPr>
-      <w:bookmarkStart w:id="25" w:name="_Toc220350992"/>
-      <w:r>
-        <w:rPr>
-          <w:lang w:eastAsia="bg-BG"/>
-        </w:rPr>
-        <w:t>Библиотеката OpenCV и нейното приложение</w:t>
-      </w:r>
-      <w:bookmarkEnd w:id="25"/>
-    </w:p>
-    <w:p>
-      <w:pPr>
-        <w:rPr>
-          <w:lang w:eastAsia="bg-BG"/>
-        </w:rPr>
-      </w:pPr>
-    </w:p>
-    <w:p>
-      <w:pPr>
-        <w:spacing w:before="100" w:beforeAutospacing="1" w:after="100" w:afterAutospacing="1"/>
-        <w:ind w:firstLine="430"/>
-        <w:rPr>
-          <w:rFonts w:eastAsia="Times New Roman"/>
-          <w:lang w:eastAsia="bg-BG"/>
-        </w:rPr>
-      </w:pPr>
-      <w:r>
-        <w:rPr>
-          <w:rFonts w:eastAsia="Times New Roman"/>
-          <w:lang w:eastAsia="bg-BG"/>
-        </w:rPr>
-        <w:t>OpenCV (Open Source Computer Vision Library) е една от най-популярните и широко използвани библиотеки с отворен код за обработка на изображения и компютърно зрение. Тя предоставя богат набор от готови функции и алгоритми, които улесняват анализа и обработката на цифрови изображения. OpenCV се използва както в образователни, така и в реални индустриални проекти, включително в приложения за разпознаване на обекти, медицинска диагностика и разширена реалност.</w:t>
-      </w:r>
-    </w:p>
-    <w:p>
-      <w:pPr>
-        <w:spacing w:before="100" w:beforeAutospacing="1" w:after="100" w:afterAutospacing="1"/>
-        <w:ind w:firstLine="430"/>
-        <w:rPr>
-          <w:rFonts w:eastAsia="Times New Roman"/>
-          <w:lang w:eastAsia="bg-BG"/>
-        </w:rPr>
-      </w:pPr>
-      <w:r>
-        <w:rPr>
-          <w:rFonts w:eastAsia="Times New Roman"/>
-          <w:lang w:eastAsia="bg-BG"/>
-        </w:rPr>
-        <w:t>Библиотеката предлага възможности за извършване на различни операции върху изображения, като геометрични трансформации, филтриране, промяна на размер, завъртане и преобразуване на цветови пространства. Освен това OpenCV позволява работа с прозрачност и alpha канал, което е важно при комбинирането на няколко изображения в едно. Благодарение на тези функции може да се постигне по-добро визуално качество и по-реалистичен резултат.</w:t>
-      </w:r>
-    </w:p>
-    <w:p>
-      <w:pPr>
-        <w:spacing w:before="100" w:beforeAutospacing="1" w:after="100" w:afterAutospacing="1"/>
-        <w:ind w:firstLine="430"/>
-        <w:rPr>
-          <w:rFonts w:eastAsia="Times New Roman"/>
-          <w:lang w:eastAsia="bg-BG"/>
-        </w:rPr>
-      </w:pPr>
-      <w:r>
-        <w:rPr>
-          <w:rFonts w:eastAsia="Times New Roman"/>
-          <w:lang w:eastAsia="bg-BG"/>
-        </w:rPr>
-        <w:t xml:space="preserve">В проекта „Виртуално студио за маникюр“ OpenCV се използва за зареждане и предварителна обработка на изображението на ръката, предоставено от потребителя. Чрез библиотеката се извършва промяна на размера на изображението, корекция на </w:t>
-      </w:r>
-      <w:r>
-        <w:rPr>
-          <w:rFonts w:eastAsia="Times New Roman"/>
-          <w:lang w:eastAsia="bg-BG"/>
-        </w:rPr>
-        <w:lastRenderedPageBreak/>
-        <w:t>цветовете и подготовка за последващ анализ. OpenCV играе ключова роля и при наслагването на PNG маникюрните модели върху ноктите.</w:t>
-      </w:r>
-    </w:p>
-    <w:p>
-      <w:pPr>
-        <w:spacing w:before="100" w:beforeAutospacing="1" w:after="100" w:afterAutospacing="1"/>
-        <w:ind w:firstLine="426"/>
-        <w:rPr>
-          <w:rFonts w:eastAsia="Times New Roman"/>
-          <w:lang w:eastAsia="bg-BG"/>
-        </w:rPr>
-      </w:pPr>
-      <w:r>
-        <w:rPr>
-          <w:rFonts w:eastAsia="Times New Roman"/>
-          <w:lang w:eastAsia="bg-BG"/>
-        </w:rPr>
-        <w:t>С помощта на функциите на OpenCV се реализират операции като мащабиране и завъртане на маникюрните изображения, така че те да отговарят на формата и ориентацията на пръстите. Комбинирането на изображенията чрез alpha blending позволява запазване на прозрачността и създаване на естествен външен вид. По този начин OpenCV допринася значително за постигането на реалистичен и визуално убедителен краен резултат в разработеното приложение.</w:t>
-      </w:r>
-    </w:p>
-    <w:p/>
-    <w:p>
-      <w:pPr>
-        <w:pStyle w:val="1"/>
-      </w:pPr>
-      <w:bookmarkStart w:id="26" w:name="_Toc220350993"/>
-      <w:r>
-        <w:t>Афинни трансформации</w:t>
-      </w:r>
-      <w:bookmarkEnd w:id="26"/>
-    </w:p>
-    <w:p>
-      <w:pPr>
-        <w:rPr>
-          <w:lang w:eastAsia="bg-BG"/>
-        </w:rPr>
-      </w:pPr>
-    </w:p>
-    <w:p>
-      <w:r>
-        <w:t>Афинните трансформации представляват математически операции, които се използват за промяна на позицията, размера и ориентацията на обекти в равнината. Те са основна част от компютърната графика и обработката на изображения, тъй като позволяват адаптиране на графични елементи спрямо конкретно изображение.</w:t>
-      </w:r>
-    </w:p>
-    <w:p>
-      <w:r>
-        <w:t>В проекта „Виртуално студио за маникюр“ афинните трансформации се използват за правилното напасване на маникюрния модел върху всеки нокът. Тъй като формата, размерът и ориентацията на пръстите са различни при всяка снимка, е необходимо виртуалният маникюр да бъде мащабиран, завъртян и позициониран спрямо конкретната ръка.</w:t>
-      </w:r>
-    </w:p>
-    <w:p/>
-    <w:p>
-      <w:pPr>
-        <w:pStyle w:val="2"/>
-      </w:pPr>
-      <w:bookmarkStart w:id="27" w:name="_Toc220350994"/>
-      <w:r>
-        <w:t>Същност на афинните трансформации</w:t>
-      </w:r>
-      <w:bookmarkEnd w:id="27"/>
-    </w:p>
-    <w:p/>
-    <w:p>
-      <w:pPr>
-        <w:spacing w:before="100" w:beforeAutospacing="1" w:after="100" w:afterAutospacing="1"/>
-        <w:ind w:firstLine="430"/>
-        <w:rPr>
-          <w:rFonts w:eastAsia="Times New Roman"/>
-          <w:lang w:eastAsia="bg-BG"/>
-        </w:rPr>
-      </w:pPr>
-      <w:r>
-        <w:rPr>
-          <w:rFonts w:eastAsia="Times New Roman"/>
-          <w:lang w:eastAsia="bg-BG"/>
-        </w:rPr>
-        <w:t xml:space="preserve">Афинните трансформации представляват вид геометрични преобразувания, при които се запазва формата на обекта, но се променя неговото положение, размер или ориентация в пространството. При тези трансформации не се нарушават правите линии </w:t>
-      </w:r>
-      <w:r>
-        <w:rPr>
-          <w:rFonts w:eastAsia="Times New Roman"/>
-          <w:lang w:eastAsia="bg-BG"/>
-        </w:rPr>
-        <w:lastRenderedPageBreak/>
-        <w:t>и относителните пропорции на обекта, което означава, че той не се изкривява, а само се премества, увеличава, намалява или завърта. Поради това афинните трансформации са широко използвани в компютърната графика и обработката на изображения.</w:t>
-      </w:r>
-    </w:p>
-    <w:p>
-      <w:pPr>
-        <w:spacing w:before="100" w:beforeAutospacing="1" w:after="100" w:afterAutospacing="1"/>
-        <w:ind w:firstLine="430"/>
-        <w:rPr>
-          <w:rFonts w:eastAsia="Times New Roman"/>
-          <w:lang w:eastAsia="bg-BG"/>
-        </w:rPr>
-      </w:pPr>
-      <w:r>
-        <w:rPr>
-          <w:rFonts w:eastAsia="Times New Roman"/>
-          <w:lang w:eastAsia="bg-BG"/>
-        </w:rPr>
-        <w:t>В контекста на обработката на изображения афинните трансформации дават възможност един графичен елемент да бъде прецизно адаптиран към друго изображение. Чрез тях може да се постигне точно позициониране на обекти спрямо определени координати, както и напасване към различни размери и ориентации. Това е особено важно при работа с реални изображения, при които всеки обект може да бъде заснет под различен ъгъл или мащаб.</w:t>
-      </w:r>
-    </w:p>
-    <w:p>
-      <w:pPr>
-        <w:spacing w:before="100" w:beforeAutospacing="1" w:after="100" w:afterAutospacing="1"/>
-        <w:ind w:firstLine="430"/>
-        <w:rPr>
-          <w:rFonts w:eastAsia="Times New Roman"/>
-          <w:lang w:eastAsia="bg-BG"/>
-        </w:rPr>
-      </w:pPr>
-      <w:r>
-        <w:rPr>
-          <w:rFonts w:eastAsia="Times New Roman"/>
-          <w:lang w:eastAsia="bg-BG"/>
-        </w:rPr>
-        <w:t>В проекта „Виртуално студио за маникюр“ афинните трансформации се използват за коректно напасване на маникюрните модели върху ноктите. Чрез транслация маникюрният модел се премества до правилната позиция върху пръста, чрез мащабиране се променя размерът му така, че да съответства на реалния нокът, а чрез ротация се завърта според ориентацията на пръста. По този начин маникюрът изглежда естествено и реалистично, без визуални изкривявания.</w:t>
-      </w:r>
-    </w:p>
-    <w:p>
-      <w:pPr>
-        <w:spacing w:before="100" w:beforeAutospacing="1" w:after="100" w:afterAutospacing="1"/>
-        <w:ind w:firstLine="430"/>
-        <w:rPr>
-          <w:rFonts w:eastAsia="Times New Roman"/>
-          <w:lang w:eastAsia="bg-BG"/>
-        </w:rPr>
-      </w:pPr>
-      <w:r>
-        <w:rPr>
-          <w:rFonts w:eastAsia="Times New Roman"/>
-          <w:lang w:eastAsia="bg-BG"/>
-        </w:rPr>
-        <w:t>Използването на афинни трансформации е от ключово значение за постигане на добър визуален резултат, тъй като те позволяват комбиниране на реални изображения и графични елементи по начин, който наподобява реалния външен вид. Това ги прави незаменима част от приложенията за виртуално пробване и разширена реалност.</w:t>
-      </w:r>
-    </w:p>
-    <w:p/>
-    <w:p>
-      <w:pPr>
-        <w:pStyle w:val="2"/>
-      </w:pPr>
-      <w:bookmarkStart w:id="28" w:name="_Toc220350995"/>
-      <w:r>
-        <w:t>Видове афинни трансформации</w:t>
-      </w:r>
-      <w:bookmarkEnd w:id="28"/>
-    </w:p>
-    <w:p/>
-    <w:p>
       <w:r>
         <w:t>Съществуват няколко основни вида афинни трансформации, които се използват в компютърната графика и обработката на изображения.</w:t>
       </w:r>
     </w:p>
     <w:p>
       <w:pPr>
-        <w:pStyle w:val="ac"/>
+        <w:pStyle w:val="ListParagraph"/>
         <w:numPr>
           <w:ilvl w:val="0"/>
           <w:numId w:val="15"/>
@@ -6859,7 +6523,7 @@
     </w:p>
     <w:p>
       <w:pPr>
-        <w:pStyle w:val="ac"/>
+        <w:pStyle w:val="ListParagraph"/>
         <w:numPr>
           <w:ilvl w:val="0"/>
           <w:numId w:val="15"/>
@@ -6872,7 +6536,6 @@
         <w:rPr>
           <w:b/>
         </w:rPr>
-        <w:lastRenderedPageBreak/>
         <w:t>Мащабиране</w:t>
       </w:r>
     </w:p>
@@ -6883,7 +6546,7 @@
     </w:p>
     <w:p>
       <w:pPr>
-        <w:pStyle w:val="ac"/>
+        <w:pStyle w:val="ListParagraph"/>
         <w:numPr>
           <w:ilvl w:val="0"/>
           <w:numId w:val="15"/>
@@ -6906,7 +6569,7 @@
     </w:p>
     <w:p>
       <w:pPr>
-        <w:pStyle w:val="ac"/>
+        <w:pStyle w:val="ListParagraph"/>
         <w:numPr>
           <w:ilvl w:val="0"/>
           <w:numId w:val="15"/>
@@ -6930,13 +6593,14 @@
     <w:p/>
     <w:p>
       <w:pPr>
-        <w:pStyle w:val="2"/>
-      </w:pPr>
-      <w:bookmarkStart w:id="29" w:name="_Toc220350996"/>
-      <w:r>
+        <w:pStyle w:val="Heading2"/>
+      </w:pPr>
+      <w:bookmarkStart w:id="30" w:name="_Toc220492394"/>
+      <w:r>
+        <w:lastRenderedPageBreak/>
         <w:t>Математическа основа на трансформациите</w:t>
       </w:r>
-      <w:bookmarkEnd w:id="29"/>
+      <w:bookmarkEnd w:id="30"/>
     </w:p>
     <w:p/>
     <w:p>
@@ -6953,18 +6617,17 @@
     <w:p/>
     <w:p>
       <w:pPr>
-        <w:pStyle w:val="2"/>
-      </w:pPr>
-      <w:bookmarkStart w:id="30" w:name="_Toc220350997"/>
+        <w:pStyle w:val="Heading2"/>
+      </w:pPr>
+      <w:bookmarkStart w:id="31" w:name="_Toc220492395"/>
       <w:r>
         <w:t>Приложение на афинните трансформации в проекта</w:t>
       </w:r>
-      <w:bookmarkEnd w:id="30"/>
+      <w:bookmarkEnd w:id="31"/>
     </w:p>
     <w:p/>
     <w:p>
       <w:r>
-        <w:lastRenderedPageBreak/>
         <w:t>В проекта „Виртуално студио за маникюр“ афинните трансформации се използват за адаптиране на PNG моделите на маникюр към формата и позицията на ноктите. Чрез координатите на ключовите точки, получени от MediaPipe, се изчисляват ъгълът и размерът на всеки пръст.</w:t>
       </w:r>
     </w:p>
@@ -6976,13 +6639,13 @@
     <w:p/>
     <w:p>
       <w:pPr>
-        <w:pStyle w:val="1"/>
-      </w:pPr>
-      <w:bookmarkStart w:id="31" w:name="_Toc220350998"/>
+        <w:pStyle w:val="Heading1"/>
+      </w:pPr>
+      <w:bookmarkStart w:id="32" w:name="_Toc220492396"/>
       <w:r>
         <w:t>Alpha Blending и прозрачност</w:t>
       </w:r>
-      <w:bookmarkEnd w:id="31"/>
+      <w:bookmarkEnd w:id="32"/>
     </w:p>
     <w:p>
       <w:pPr>
@@ -7005,6 +6668,7 @@
           <w:rFonts w:eastAsia="Times New Roman"/>
           <w:lang w:eastAsia="bg-BG"/>
         </w:rPr>
+        <w:lastRenderedPageBreak/>
         <w:t>Alpha blending е техника за комбиниране на изображения, която позволява наслагване на графични елементи с различна степен на прозрачност върху друго изображение. Тази техника се основава на използването на т.нар. alpha канал, който определя доколко даден пиксел е прозрачен или непрозрачен. Alpha blending е широко използвана в компютърната графика, обработката на изображения и създаването на визуални ефекти, когато е необходимо да се съчетаят няколко изображения по естествен и плавен начин.</w:t>
       </w:r>
     </w:p>
@@ -7039,15 +6703,7 @@
           <w:rFonts w:eastAsia="Times New Roman"/>
           <w:lang w:eastAsia="bg-BG"/>
         </w:rPr>
-        <w:t xml:space="preserve">В проекта „Виртуално студио за маникюр“ alpha blending се използва за наслагване на PNG моделите на маникюр върху реална снимка на ръката. Форматът PNG е особено подходящ за тази цел, тъй като поддържа прозрачност и позволява създаването на изображения с фини и гладки контури. Благодарение на alpha blending маникюрните </w:t>
-      </w:r>
-      <w:r>
-        <w:rPr>
-          <w:rFonts w:eastAsia="Times New Roman"/>
-          <w:lang w:eastAsia="bg-BG"/>
-        </w:rPr>
-        <w:lastRenderedPageBreak/>
-        <w:t>модели се сливат естествено с ноктите, като се запазват детайлите и формата на реалния нокът.</w:t>
+        <w:t>В проекта „Виртуално студио за маникюр“ alpha blending се използва за наслагване на PNG моделите на маникюр върху реална снимка на ръката. Форматът PNG е особено подходящ за тази цел, тъй като поддържа прозрачност и позволява създаването на изображения с фини и гладки контури. Благодарение на alpha blending маникюрните модели се сливат естествено с ноктите, като се запазват детайлите и формата на реалния нокът.</w:t>
       </w:r>
     </w:p>
     <w:p>
@@ -7076,37 +6732,32 @@
     </w:p>
     <w:p>
       <w:pPr>
-        <w:pStyle w:val="2"/>
-        <w:rPr>
-          <w:lang w:eastAsia="bg-BG"/>
-        </w:rPr>
-      </w:pPr>
-      <w:bookmarkStart w:id="32" w:name="_Toc220350999"/>
-      <w:r>
-        <w:rPr>
-          <w:lang w:eastAsia="bg-BG"/>
-        </w:rPr>
+        <w:pStyle w:val="Heading2"/>
+      </w:pPr>
+      <w:bookmarkStart w:id="33" w:name="_Toc220492397"/>
+      <w:r>
         <w:t>Alpha канал и RGBA модел</w:t>
       </w:r>
-      <w:bookmarkEnd w:id="32"/>
-    </w:p>
-    <w:p>
-      <w:pPr>
-        <w:rPr>
-          <w:lang w:eastAsia="bg-BG"/>
-        </w:rPr>
-      </w:pPr>
-    </w:p>
-    <w:p>
-      <w:pPr>
-        <w:rPr>
-          <w:lang w:eastAsia="bg-BG"/>
-        </w:rPr>
-      </w:pPr>
-      <w:r>
-        <w:rPr>
-          <w:lang w:eastAsia="bg-BG"/>
-        </w:rPr>
+      <w:bookmarkEnd w:id="33"/>
+    </w:p>
+    <w:p>
+      <w:pPr>
+        <w:rPr>
+          <w:lang w:eastAsia="bg-BG"/>
+        </w:rPr>
+      </w:pPr>
+    </w:p>
+    <w:p>
+      <w:pPr>
+        <w:rPr>
+          <w:lang w:eastAsia="bg-BG"/>
+        </w:rPr>
+      </w:pPr>
+      <w:r>
+        <w:rPr>
+          <w:lang w:eastAsia="bg-BG"/>
+        </w:rPr>
+        <w:lastRenderedPageBreak/>
         <w:t>Alpha каналът е допълнителен канал в изображението, който определя степента на прозрачност на всеки пиксел. За разлика от RGB модела, който описва цвета чрез червен, зелен и син компонент, RGBA моделът включва и alpha компонент.</w:t>
       </w:r>
     </w:p>
@@ -7132,19 +6783,13 @@
     </w:p>
     <w:p>
       <w:pPr>
-        <w:pStyle w:val="2"/>
-        <w:rPr>
-          <w:lang w:eastAsia="bg-BG"/>
-        </w:rPr>
-      </w:pPr>
-      <w:bookmarkStart w:id="33" w:name="_Toc220351000"/>
-      <w:r>
-        <w:rPr>
-          <w:lang w:eastAsia="bg-BG"/>
-        </w:rPr>
+        <w:pStyle w:val="Heading2"/>
+      </w:pPr>
+      <w:bookmarkStart w:id="34" w:name="_Toc220492398"/>
+      <w:r>
         <w:t>Теория на alpha blending</w:t>
       </w:r>
-      <w:bookmarkEnd w:id="33"/>
+      <w:bookmarkEnd w:id="34"/>
     </w:p>
     <w:p>
       <w:pPr>
@@ -7188,19 +6833,13 @@
     </w:p>
     <w:p>
       <w:pPr>
-        <w:pStyle w:val="2"/>
-        <w:rPr>
-          <w:lang w:eastAsia="bg-BG"/>
-        </w:rPr>
-      </w:pPr>
-      <w:bookmarkStart w:id="34" w:name="_Toc220351001"/>
-      <w:r>
-        <w:rPr>
-          <w:lang w:eastAsia="bg-BG"/>
-        </w:rPr>
+        <w:pStyle w:val="Heading2"/>
+      </w:pPr>
+      <w:bookmarkStart w:id="35" w:name="_Toc220492399"/>
+      <w:r>
         <w:t>Наслагване на PNG изображения</w:t>
       </w:r>
-      <w:bookmarkEnd w:id="34"/>
+      <w:bookmarkEnd w:id="35"/>
     </w:p>
     <w:p>
       <w:pPr>
@@ -7238,31 +6877,32 @@
         <w:rPr>
           <w:lang w:eastAsia="bg-BG"/>
         </w:rPr>
-        <w:t>В проекта PNG моделите на маникюр се обработват така, че да бъдат правилно позиционирани и комбинирани със снимката на ръката. По този начин виртуалният маникюр изглежда естествено, без ясно видими граници между графичния модел и реалния нокът.</w:t>
-      </w:r>
-    </w:p>
-    <w:p>
-      <w:pPr>
-        <w:rPr>
-          <w:lang w:eastAsia="bg-BG"/>
-        </w:rPr>
-      </w:pPr>
-    </w:p>
-    <w:p>
-      <w:pPr>
-        <w:pStyle w:val="2"/>
-        <w:rPr>
-          <w:lang w:eastAsia="bg-BG"/>
-        </w:rPr>
-      </w:pPr>
-      <w:bookmarkStart w:id="35" w:name="_Toc220351002"/>
-      <w:r>
-        <w:rPr>
-          <w:lang w:eastAsia="bg-BG"/>
-        </w:rPr>
+        <w:t xml:space="preserve">В проекта PNG моделите на маникюр се обработват така, че да бъдат правилно позиционирани и комбинирани със снимката на ръката. По този начин виртуалният </w:t>
+      </w:r>
+      <w:r>
+        <w:rPr>
+          <w:lang w:eastAsia="bg-BG"/>
+        </w:rPr>
+        <w:lastRenderedPageBreak/>
+        <w:t>маникюр изглежда естествено, без ясно видими граници между графичния модел и реалния нокът.</w:t>
+      </w:r>
+    </w:p>
+    <w:p>
+      <w:pPr>
+        <w:rPr>
+          <w:lang w:eastAsia="bg-BG"/>
+        </w:rPr>
+      </w:pPr>
+    </w:p>
+    <w:p>
+      <w:pPr>
+        <w:pStyle w:val="Heading2"/>
+      </w:pPr>
+      <w:bookmarkStart w:id="36" w:name="_Toc220492400"/>
+      <w:r>
         <w:t>Значение за реалистичен визуален резултат</w:t>
       </w:r>
-      <w:bookmarkEnd w:id="35"/>
+      <w:bookmarkEnd w:id="36"/>
     </w:p>
     <w:p>
       <w:pPr>
@@ -7306,13 +6946,13 @@
     </w:p>
     <w:p>
       <w:pPr>
-        <w:pStyle w:val="1"/>
-      </w:pPr>
-      <w:bookmarkStart w:id="36" w:name="_Toc220351003"/>
+        <w:pStyle w:val="Heading1"/>
+      </w:pPr>
+      <w:bookmarkStart w:id="37" w:name="_Toc220492401"/>
       <w:r>
         <w:t>Математическа основа на проекта</w:t>
       </w:r>
-      <w:bookmarkEnd w:id="36"/>
+      <w:bookmarkEnd w:id="37"/>
     </w:p>
     <w:p/>
     <w:p>
@@ -7325,56 +6965,44 @@
         <w:rPr>
           <w:lang w:eastAsia="bg-BG"/>
         </w:rPr>
-        <w:t xml:space="preserve">Математиката играе важна роля в реализацията на проекта „Виртуално студио за маникюр“, тъй като чрез нея се извършват изчисления, свързани с позицията, </w:t>
-      </w:r>
+        <w:t>Математиката играе важна роля в реализацията на проекта „Виртуално студио за маникюр“, тъй като чрез нея се извършват изчисления, свързани с позицията, размера и ориентацията на маникюрните модели. Използваните математически операции са сравнително основни, но изключително важни за постигането на точен и реалистичен краен резултат. В проекта математическите изчисления се използват за работа с координати, измерване на разстояния между ключови точки и определяне на ъгъла на пръстите.</w:t>
+      </w:r>
+    </w:p>
+    <w:p>
+      <w:pPr>
+        <w:rPr>
+          <w:lang w:eastAsia="bg-BG"/>
+        </w:rPr>
+      </w:pPr>
+    </w:p>
+    <w:p>
+      <w:pPr>
+        <w:pStyle w:val="Heading2"/>
+      </w:pPr>
+      <w:bookmarkStart w:id="38" w:name="_Toc220492402"/>
+      <w:r>
+        <w:t>Работа с координатни системи</w:t>
+      </w:r>
+      <w:bookmarkEnd w:id="38"/>
+    </w:p>
+    <w:p>
+      <w:pPr>
+        <w:rPr>
+          <w:lang w:eastAsia="bg-BG"/>
+        </w:rPr>
+      </w:pPr>
+    </w:p>
+    <w:p>
+      <w:pPr>
+        <w:rPr>
+          <w:lang w:eastAsia="bg-BG"/>
+        </w:rPr>
+      </w:pPr>
       <w:r>
         <w:rPr>
           <w:lang w:eastAsia="bg-BG"/>
         </w:rPr>
         <w:lastRenderedPageBreak/>
-        <w:t>размера и ориентацията на маникюрните модели. Използваните математически операции са сравнително основни, но изключително важни за постигането на точен и реалистичен краен резултат. В проекта математическите изчисления се използват за работа с координати, измерване на разстояния между ключови точки и определяне на ъгъла на пръстите.</w:t>
-      </w:r>
-    </w:p>
-    <w:p>
-      <w:pPr>
-        <w:rPr>
-          <w:lang w:eastAsia="bg-BG"/>
-        </w:rPr>
-      </w:pPr>
-    </w:p>
-    <w:p>
-      <w:pPr>
-        <w:pStyle w:val="2"/>
-        <w:rPr>
-          <w:lang w:eastAsia="bg-BG"/>
-        </w:rPr>
-      </w:pPr>
-      <w:bookmarkStart w:id="37" w:name="_Toc220351004"/>
-      <w:r>
-        <w:rPr>
-          <w:lang w:eastAsia="bg-BG"/>
-        </w:rPr>
-        <w:t>Работа с координатни системи</w:t>
-      </w:r>
-      <w:bookmarkEnd w:id="37"/>
-    </w:p>
-    <w:p>
-      <w:pPr>
-        <w:rPr>
-          <w:lang w:eastAsia="bg-BG"/>
-        </w:rPr>
-      </w:pPr>
-    </w:p>
-    <w:p>
-      <w:pPr>
-        <w:rPr>
-          <w:lang w:eastAsia="bg-BG"/>
-        </w:rPr>
-      </w:pPr>
-      <w:r>
-        <w:rPr>
-          <w:lang w:eastAsia="bg-BG"/>
-        </w:rPr>
         <w:t>При обработката на изображения всяка точка се описва чрез координати в двумерна координатна система. Позицията на даден пиксел се определя чрез координати по хоризонталната и вертикалната ос.</w:t>
       </w:r>
     </w:p>
@@ -7393,19 +7021,13 @@
     </w:p>
     <w:p>
       <w:pPr>
-        <w:pStyle w:val="2"/>
-        <w:rPr>
-          <w:lang w:eastAsia="bg-BG"/>
-        </w:rPr>
-      </w:pPr>
-      <w:bookmarkStart w:id="38" w:name="_Toc220351005"/>
-      <w:r>
-        <w:rPr>
-          <w:lang w:eastAsia="bg-BG"/>
-        </w:rPr>
+        <w:pStyle w:val="Heading2"/>
+      </w:pPr>
+      <w:bookmarkStart w:id="39" w:name="_Toc220492403"/>
+      <w:r>
         <w:t>Изчисляване на разстояние между точки</w:t>
       </w:r>
-      <w:bookmarkEnd w:id="38"/>
+      <w:bookmarkEnd w:id="39"/>
     </w:p>
     <w:p>
       <w:pPr>
@@ -7442,70 +7064,64 @@
     </w:p>
     <w:p>
       <w:pPr>
-        <w:pStyle w:val="2"/>
-        <w:rPr>
-          <w:lang w:eastAsia="bg-BG"/>
-        </w:rPr>
-      </w:pPr>
-      <w:bookmarkStart w:id="39" w:name="_Toc220351006"/>
-      <w:r>
-        <w:rPr>
-          <w:lang w:eastAsia="bg-BG"/>
-        </w:rPr>
+        <w:pStyle w:val="Heading2"/>
+      </w:pPr>
+      <w:bookmarkStart w:id="40" w:name="_Toc220492404"/>
+      <w:r>
         <w:t>Изчисляване на ъгъл и ориентация на пръст</w:t>
       </w:r>
-      <w:bookmarkEnd w:id="39"/>
-    </w:p>
-    <w:p>
-      <w:pPr>
-        <w:rPr>
-          <w:lang w:eastAsia="bg-BG"/>
-        </w:rPr>
-      </w:pPr>
-    </w:p>
-    <w:p>
-      <w:pPr>
-        <w:rPr>
-          <w:lang w:eastAsia="bg-BG"/>
-        </w:rPr>
-      </w:pPr>
-      <w:r>
-        <w:rPr>
-          <w:lang w:eastAsia="bg-BG"/>
-        </w:rPr>
+      <w:bookmarkEnd w:id="40"/>
+    </w:p>
+    <w:p>
+      <w:pPr>
+        <w:rPr>
+          <w:lang w:eastAsia="bg-BG"/>
+        </w:rPr>
+      </w:pPr>
+    </w:p>
+    <w:p>
+      <w:pPr>
+        <w:rPr>
+          <w:lang w:eastAsia="bg-BG"/>
+        </w:rPr>
+      </w:pPr>
+      <w:r>
+        <w:rPr>
+          <w:lang w:eastAsia="bg-BG"/>
+        </w:rPr>
+        <w:t>За да бъде маникюрът правилно ориентиран спрямо пръста, е необходимо да се изчисли ъгълът между две ключови точки. Това се извършва чрез математическа функция, която определя наклона на пръста спрямо хоризонталната ос.</w:t>
+      </w:r>
+    </w:p>
+    <w:p>
+      <w:pPr>
+        <w:rPr>
+          <w:lang w:eastAsia="bg-BG"/>
+        </w:rPr>
+      </w:pPr>
+      <w:r>
+        <w:rPr>
+          <w:lang w:eastAsia="bg-BG"/>
+        </w:rPr>
+        <w:t>Изчисленият ъгъл се използва за завъртане на маникюрния модел, така че той да следва естествената посока на пръста. Благодарение на това виртуалният маникюр изглежда естествено и не е наклонен или изкривен спрямо ръката.</w:t>
+      </w:r>
+    </w:p>
+    <w:p>
+      <w:pPr>
+        <w:rPr>
+          <w:lang w:eastAsia="bg-BG"/>
+        </w:rPr>
+      </w:pPr>
+    </w:p>
+    <w:p>
+      <w:pPr>
+        <w:pStyle w:val="Heading1"/>
+      </w:pPr>
+      <w:bookmarkStart w:id="41" w:name="_Toc220492405"/>
+      <w:r>
         <w:lastRenderedPageBreak/>
-        <w:t>За да бъде маникюрът правилно ориентиран спрямо пръста, е необходимо да се изчисли ъгълът между две ключови точки. Това се извършва чрез математическа функция, която определя наклона на пръста спрямо хоризонталната ос.</w:t>
-      </w:r>
-    </w:p>
-    <w:p>
-      <w:pPr>
-        <w:rPr>
-          <w:lang w:eastAsia="bg-BG"/>
-        </w:rPr>
-      </w:pPr>
-      <w:r>
-        <w:rPr>
-          <w:lang w:eastAsia="bg-BG"/>
-        </w:rPr>
-        <w:t>Изчисленият ъгъл се използва за завъртане на маникюрния модел, така че той да следва естествената посока на пръста. Благодарение на това виртуалният маникюр изглежда естествено и не е наклонен или изкривен спрямо ръката.</w:t>
-      </w:r>
-    </w:p>
-    <w:p>
-      <w:pPr>
-        <w:rPr>
-          <w:lang w:eastAsia="bg-BG"/>
-        </w:rPr>
-      </w:pPr>
-    </w:p>
-    <w:p>
-      <w:pPr>
-        <w:pStyle w:val="1"/>
-      </w:pPr>
-      <w:bookmarkStart w:id="40" w:name="_Toc220351007"/>
-      <w:r>
         <w:t>Архитектура и използвани технологии</w:t>
       </w:r>
-      <w:bookmarkEnd w:id="40"/>
+      <w:bookmarkEnd w:id="41"/>
     </w:p>
     <w:p>
       <w:pPr>
@@ -7549,13 +7165,13 @@
     </w:p>
     <w:p>
       <w:pPr>
-        <w:pStyle w:val="2"/>
-      </w:pPr>
-      <w:bookmarkStart w:id="41" w:name="_Toc220351008"/>
+        <w:pStyle w:val="Heading2"/>
+      </w:pPr>
+      <w:bookmarkStart w:id="42" w:name="_Toc220492406"/>
       <w:r>
         <w:t>Клиент-сървър архитектура</w:t>
       </w:r>
-      <w:bookmarkEnd w:id="41"/>
+      <w:bookmarkEnd w:id="42"/>
     </w:p>
     <w:p/>
     <w:p>
@@ -7565,389 +7181,284 @@
     </w:p>
     <w:p>
       <w:r>
-        <w:t xml:space="preserve">В проекта клиентът отговаря за избора на маникюрен модел и качването на снимка на ръката. Сървърът получава тези данни, извършва анализ на изображението </w:t>
-      </w:r>
-      <w:r>
+        <w:t>В проекта клиентът отговаря за избора на маникюрен модел и качването на снимка на ръката. Сървърът получава тези данни, извършва анализ на изображението чрез компютърно зрение и връща обратно генерираното изображение с приложен маникюр.</w:t>
+      </w:r>
+    </w:p>
+    <w:p/>
+    <w:p>
+      <w:pPr>
+        <w:pStyle w:val="Heading2"/>
+      </w:pPr>
+      <w:bookmarkStart w:id="43" w:name="_Toc220492407"/>
+      <w:r>
+        <w:t>Уеб framework Django</w:t>
+      </w:r>
+      <w:bookmarkEnd w:id="43"/>
+    </w:p>
+    <w:p>
+      <w:pPr>
+        <w:ind w:firstLine="431"/>
+        <w:rPr>
+          <w:lang w:eastAsia="bg-BG"/>
+        </w:rPr>
+      </w:pPr>
+      <w:r>
+        <w:rPr>
+          <w:lang w:eastAsia="bg-BG"/>
+        </w:rPr>
+        <w:t xml:space="preserve">Django е уеб framework с отворен код за езика Python, използван за разработване на сигурни и мащабируеми уеб приложения. Той следва архитектурния модел MVT </w:t>
+      </w:r>
+      <w:r>
+        <w:rPr>
+          <w:lang w:eastAsia="bg-BG"/>
+        </w:rPr>
         <w:lastRenderedPageBreak/>
-        <w:t>чрез компютърно зрение и връща обратно генерираното изображение с приложен маникюр.</w:t>
-      </w:r>
-    </w:p>
-    <w:p/>
-    <w:p>
-      <w:pPr>
-        <w:pStyle w:val="2"/>
-      </w:pPr>
-      <w:bookmarkStart w:id="42" w:name="_Toc220351009"/>
-      <w:r>
-        <w:t>Уеб framework Django</w:t>
-      </w:r>
-      <w:bookmarkEnd w:id="42"/>
-    </w:p>
-    <w:p/>
-    <w:p>
-      <w:pPr>
-        <w:spacing w:before="100" w:beforeAutospacing="1" w:after="100" w:afterAutospacing="1"/>
-        <w:ind w:firstLine="430"/>
-        <w:rPr>
-          <w:rFonts w:eastAsia="Times New Roman"/>
-          <w:lang w:eastAsia="bg-BG"/>
-        </w:rPr>
-      </w:pPr>
-      <w:r>
-        <w:rPr>
-          <w:rFonts w:eastAsia="Times New Roman"/>
-          <w:lang w:eastAsia="bg-BG"/>
-        </w:rPr>
-        <w:t>Django е уеб framework с отворен код за програмния език Python, който се използва за разработване на сигурни, надеждни и мащабируеми уеб приложения. Той следва архитектурния модел MVT (Model–View–Template), който спомага за ясно разделение между логиката на приложението, работата с данни и визуалната част. Благодарение на тази структура кодът е по-добре организиран, по-лесен за поддръжка и по-разбираем.</w:t>
-      </w:r>
-    </w:p>
-    <w:p>
-      <w:pPr>
-        <w:spacing w:before="100" w:beforeAutospacing="1" w:after="100" w:afterAutospacing="1"/>
-        <w:ind w:firstLine="430"/>
-        <w:rPr>
-          <w:rFonts w:eastAsia="Times New Roman"/>
-          <w:lang w:eastAsia="bg-BG"/>
-        </w:rPr>
-      </w:pPr>
-      <w:r>
-        <w:rPr>
-          <w:rFonts w:eastAsia="Times New Roman"/>
-          <w:lang w:eastAsia="bg-BG"/>
-        </w:rPr>
-        <w:t>Framework-ът предоставя множество готови инструменти и функционалности, като обработка на HTTP заявки, управление на потребителски сесии, работа с файлове, защита срещу често срещани уеб атаки и връзка с база от данни. Това позволява на разработчика да се съсредоточи върху логиката на приложението, без да е необходимо да изгражда основни механизми от нулата.</w:t>
-      </w:r>
-    </w:p>
-    <w:p>
-      <w:pPr>
-        <w:spacing w:before="100" w:beforeAutospacing="1" w:after="100" w:afterAutospacing="1"/>
-        <w:ind w:firstLine="430"/>
-        <w:rPr>
-          <w:rFonts w:eastAsia="Times New Roman"/>
-          <w:lang w:eastAsia="bg-BG"/>
-        </w:rPr>
-      </w:pPr>
-      <w:r>
-        <w:rPr>
-          <w:rFonts w:eastAsia="Times New Roman"/>
-          <w:lang w:eastAsia="bg-BG"/>
-        </w:rPr>
-        <w:t>В проекта „Виртуално студио за маникюр“ Django се използва за реализация на сървърната част на приложението. Чрез него се обработват заявките, изпратени от потребителя през уеб интерфейса, включително качването на изображения на ръката и избора на маникюрен модел. След това Django осъществява комуникация с Python модула за обработка на изображения, който извършва анализ на снимката и генерира крайния резултат.</w:t>
-      </w:r>
-    </w:p>
-    <w:p>
-      <w:pPr>
-        <w:spacing w:before="100" w:beforeAutospacing="1" w:after="100" w:afterAutospacing="1"/>
-        <w:ind w:firstLine="430"/>
-        <w:rPr>
-          <w:rFonts w:eastAsia="Times New Roman"/>
-          <w:lang w:eastAsia="bg-BG"/>
-        </w:rPr>
-      </w:pPr>
-      <w:r>
-        <w:rPr>
-          <w:rFonts w:eastAsia="Times New Roman"/>
-          <w:lang w:eastAsia="bg-BG"/>
-        </w:rPr>
-        <w:t>Благодарение на използването на Django логиката на приложението е добре структурирана и лесна за разширяване. Това позволява в бъдеще да бъдат добавяни нови функционалности, като повече маникюрни модели, потребителски профили или обработка на изображения в реално време. По този начин Django допринася за стабилността, сигурността и добрата организация на цялото уеб приложение.</w:t>
-      </w:r>
-    </w:p>
-    <w:p>
-      <w:pPr>
-        <w:rPr>
-          <w:lang w:eastAsia="bg-BG"/>
-        </w:rPr>
-      </w:pPr>
-    </w:p>
-    <w:p>
-      <w:pPr>
-        <w:pStyle w:val="2"/>
-        <w:rPr>
-          <w:lang w:eastAsia="bg-BG"/>
-        </w:rPr>
-      </w:pPr>
-      <w:bookmarkStart w:id="43" w:name="_Toc220351010"/>
+        <w:t>(Model–View–Template), който осигурява ясно разделение между логиката, данните и визуалната част на приложението, което улеснява поддр</w:t>
+      </w:r>
+      <w:r>
+        <w:rPr>
+          <w:lang w:eastAsia="bg-BG"/>
+        </w:rPr>
+        <w:t>ъжката и разширяването на кода.</w:t>
+      </w:r>
+    </w:p>
+    <w:p>
+      <w:pPr>
+        <w:ind w:firstLine="431"/>
+        <w:rPr>
+          <w:lang w:eastAsia="bg-BG"/>
+        </w:rPr>
+      </w:pPr>
+      <w:r>
+        <w:rPr>
+          <w:lang w:eastAsia="bg-BG"/>
+        </w:rPr>
+        <w:t>Framework-ът предоставя готови инструменти за обработка на HTTP заявки, работа с файлове и защита на приложението, което позволява по-бърза и ефективна разработка. В проекта „Виртуално студио за маникюр“ Django се използва за реализация на сървърната част, като обработва потребителските заявки, качването на изображения и комуникацията с модула за обработка на изображения. Благодарение на това приложението е добре организирано, стабилно и лесно за надграждане в бъдеще.</w:t>
+      </w:r>
+    </w:p>
+    <w:p>
+      <w:pPr>
+        <w:pStyle w:val="Heading2"/>
+      </w:pPr>
+      <w:bookmarkStart w:id="44" w:name="_Toc220492408"/>
+      <w:r>
+        <w:t>Frontend технологии – HTML, CSS, JavaScript, Vue.js</w:t>
+      </w:r>
+      <w:bookmarkEnd w:id="44"/>
+    </w:p>
+    <w:p>
+      <w:pPr>
+        <w:ind w:firstLine="431"/>
+        <w:jc w:val="left"/>
+        <w:rPr>
+          <w:lang w:eastAsia="bg-BG"/>
+        </w:rPr>
+      </w:pPr>
+      <w:r>
+        <w:rPr>
+          <w:lang w:eastAsia="bg-BG"/>
+        </w:rPr>
+        <w:t>Frontend частта на приложението отговаря за визуалното представяне и взаимодействието с потребителя и има ключова роля за удобството при използване на виртуалното студио за маникюр. Основната ѝ цел е да осигури интуитивен и приятен потребителски интерфейс, който улеснява работата с приложението.</w:t>
+      </w:r>
+    </w:p>
+    <w:p>
+      <w:pPr>
+        <w:ind w:firstLine="431"/>
+        <w:jc w:val="left"/>
+        <w:rPr>
+          <w:lang w:eastAsia="bg-BG"/>
+        </w:rPr>
+      </w:pPr>
+      <w:r>
+        <w:rPr>
+          <w:lang w:eastAsia="bg-BG"/>
+        </w:rPr>
+        <w:t>За изграждането на интерфейса се използват стандартни уеб технологии – HTML за структурата на страницата, CSS за стилизацията и оформлението, и JavaScript за осигуряване на интерактивност при действия като качване на изображение и избор на маникюрен модел. За създаването на динамичен интерфейс е използван JavaScript framework-ът Vue.js, който позволява бързо обновяване на съдържанието без презареждане на страницата.</w:t>
+      </w:r>
+    </w:p>
+    <w:p>
+      <w:pPr>
+        <w:ind w:firstLine="0"/>
+        <w:rPr>
+          <w:lang w:eastAsia="bg-BG"/>
+        </w:rPr>
+      </w:pPr>
+    </w:p>
+    <w:p>
+      <w:pPr>
+        <w:ind w:firstLine="431"/>
+        <w:rPr>
+          <w:lang w:eastAsia="bg-BG"/>
+        </w:rPr>
+      </w:pPr>
+      <w:r>
+        <w:rPr>
+          <w:lang w:eastAsia="bg-BG"/>
+        </w:rPr>
+        <w:t>В проекта Vue.js се използва за избор на маникюрен модел, визуализация на качената снимка и показване на крайния резултат. Благодарение на това интерфейсът е гъвкав, лесен за използване и позволява бъдещо разширяване с допълнителни функции и подобрения.</w:t>
+      </w:r>
+    </w:p>
+    <w:p>
+      <w:pPr>
+        <w:pStyle w:val="Heading2"/>
+      </w:pPr>
+      <w:bookmarkStart w:id="45" w:name="_Toc220492409"/>
+      <w:r>
+        <w:t>Поток на данните в приложението</w:t>
+      </w:r>
+      <w:bookmarkEnd w:id="45"/>
+    </w:p>
+    <w:p>
+      <w:pPr>
+        <w:rPr>
+          <w:lang w:eastAsia="bg-BG"/>
+        </w:rPr>
+      </w:pPr>
+    </w:p>
+    <w:p>
+      <w:pPr>
+        <w:rPr>
+          <w:lang w:eastAsia="bg-BG"/>
+        </w:rPr>
+      </w:pPr>
       <w:r>
         <w:rPr>
           <w:lang w:eastAsia="bg-BG"/>
         </w:rPr>
         <w:lastRenderedPageBreak/>
-        <w:t>Frontend технологии – HTML, CSS, JavaScript, Vue.js</w:t>
-      </w:r>
-      <w:bookmarkEnd w:id="43"/>
-    </w:p>
-    <w:p>
-      <w:pPr>
-        <w:rPr>
-          <w:lang w:eastAsia="bg-BG"/>
-        </w:rPr>
-      </w:pPr>
-    </w:p>
-    <w:p>
-      <w:pPr>
-        <w:spacing w:before="100" w:beforeAutospacing="1" w:after="100" w:afterAutospacing="1"/>
-        <w:ind w:firstLine="430"/>
-        <w:rPr>
-          <w:rFonts w:eastAsia="Times New Roman"/>
-          <w:lang w:eastAsia="bg-BG"/>
-        </w:rPr>
-      </w:pPr>
-      <w:r>
-        <w:rPr>
-          <w:rFonts w:eastAsia="Times New Roman"/>
-          <w:lang w:eastAsia="bg-BG"/>
-        </w:rPr>
-        <w:t>Frontend частта на приложението отговаря за визуалното представяне на системата и за взаимодействието с потребителя. Тя е първата част от приложението, с която потребителят има контакт, и затова има ключова роля за удобството и лесната употреба на виртуалното студио за маникюр. Основната цел на frontend частта е да предостави интуитивен и приятен потребителски интерфейс, който да улесни работата с приложението.</w:t>
-      </w:r>
-    </w:p>
-    <w:p>
-      <w:pPr>
-        <w:spacing w:before="100" w:beforeAutospacing="1" w:after="100" w:afterAutospacing="1"/>
-        <w:ind w:firstLine="430"/>
-        <w:rPr>
-          <w:rFonts w:eastAsia="Times New Roman"/>
-          <w:lang w:eastAsia="bg-BG"/>
-        </w:rPr>
-      </w:pPr>
-      <w:r>
-        <w:rPr>
-          <w:rFonts w:eastAsia="Times New Roman"/>
-          <w:lang w:eastAsia="bg-BG"/>
-        </w:rPr>
-        <w:t>За изграждането на интерфейса се използват стандартни уеб технологии. HTML служи за създаване на структурата на уеб страницата, като определя разположението на различните елементи – бутони, изображения, формуляри и текстове. CSS се използва за стилизиране на страницата, като определя цветовете, шрифтовете, разположението и общия визуален облик на приложението. JavaScript осигурява интерактивността, като позволява на страницата да реагира на действията на потребителя, например при качване на изображение или избор на маникюрен модел.</w:t>
-      </w:r>
-    </w:p>
-    <w:p>
-      <w:pPr>
-        <w:spacing w:before="100" w:beforeAutospacing="1" w:after="100" w:afterAutospacing="1"/>
-        <w:ind w:firstLine="430"/>
-        <w:rPr>
-          <w:rFonts w:eastAsia="Times New Roman"/>
-          <w:lang w:eastAsia="bg-BG"/>
-        </w:rPr>
-      </w:pPr>
-      <w:r>
-        <w:rPr>
-          <w:rFonts w:eastAsia="Times New Roman"/>
-          <w:lang w:eastAsia="bg-BG"/>
-        </w:rPr>
-        <w:t>Vue.js е JavaScript framework, който значително улеснява създаването на динамични и интерактивни потребителски интерфейси. Той позволява бързо обновяване на съдържанието на страницата без необходимост от нейното презареждане, което подобрява потребителското изживяване. В рамките на проекта Vue.js се използва за реализация на функционалности като избор на маникюрен модел от галерия, визуализация на качената снимка на ръката и показване на генерирания краен резултат.</w:t>
-      </w:r>
-    </w:p>
-    <w:p>
-      <w:pPr>
-        <w:spacing w:before="100" w:beforeAutospacing="1" w:after="100" w:afterAutospacing="1"/>
-        <w:ind w:firstLine="430"/>
-        <w:rPr>
-          <w:rFonts w:eastAsia="Times New Roman"/>
-          <w:lang w:eastAsia="bg-BG"/>
-        </w:rPr>
-      </w:pPr>
-      <w:r>
-        <w:rPr>
-          <w:rFonts w:eastAsia="Times New Roman"/>
-          <w:lang w:eastAsia="bg-BG"/>
-        </w:rPr>
-        <w:t>Чрез използването на Vue.js интерфейсът става по-гъвкав и лесен за разширяване. Това позволява в бъдеще да бъдат добавяни нови функции и подобрения, като повече визуални ефекти, допълнителни настройки или по-добра навигация. По този начин frontend частта допринася за цялостната функционалност и удобство на приложението „Виртуално студио за маникюр“.</w:t>
-      </w:r>
-    </w:p>
-    <w:p>
-      <w:pPr>
-        <w:rPr>
-          <w:lang w:eastAsia="bg-BG"/>
-        </w:rPr>
-      </w:pPr>
-    </w:p>
-    <w:p>
-      <w:pPr>
-        <w:pStyle w:val="2"/>
-        <w:rPr>
-          <w:lang w:eastAsia="bg-BG"/>
-        </w:rPr>
-      </w:pPr>
-      <w:bookmarkStart w:id="44" w:name="_Toc220351011"/>
-      <w:r>
-        <w:rPr>
-          <w:lang w:eastAsia="bg-BG"/>
-        </w:rPr>
+        <w:t>Потокът на данните в приложението започва от потребителя, който избира маникюрен модел и качва изображение на ръката си. След това данните се изпращат към сървъра, където се извършва анализ на изображението чрез MediaPipe и OpenCV.</w:t>
+      </w:r>
+    </w:p>
+    <w:p>
+      <w:pPr>
+        <w:rPr>
+          <w:lang w:eastAsia="bg-BG"/>
+        </w:rPr>
+      </w:pPr>
+      <w:r>
+        <w:rPr>
+          <w:lang w:eastAsia="bg-BG"/>
+        </w:rPr>
+        <w:t>След обработката се генерира ново изображение с виртуално приложен маникюр, което се връща обратно към клиента. Потребителят може да визуализира резултата директно в браузъра и при необходимост да го изтегли.</w:t>
+      </w:r>
+    </w:p>
+    <w:p>
+      <w:pPr>
+        <w:rPr>
+          <w:lang w:eastAsia="bg-BG"/>
+        </w:rPr>
+      </w:pPr>
+    </w:p>
+    <w:p>
+      <w:pPr>
+        <w:pStyle w:val="Heading1"/>
+      </w:pPr>
+      <w:bookmarkStart w:id="46" w:name="_Toc220492410"/>
+      <w:r>
+        <w:t>Реализация на приложението „Виртуално студио за маникюр“</w:t>
+      </w:r>
+      <w:bookmarkEnd w:id="46"/>
+    </w:p>
+    <w:p>
+      <w:pPr>
+        <w:rPr>
+          <w:lang w:eastAsia="bg-BG"/>
+        </w:rPr>
+      </w:pPr>
+    </w:p>
+    <w:p>
+      <w:pPr>
+        <w:rPr>
+          <w:lang w:eastAsia="bg-BG"/>
+        </w:rPr>
+      </w:pPr>
+      <w:r>
+        <w:rPr>
+          <w:lang w:eastAsia="bg-BG"/>
+        </w:rPr>
+        <w:t>Настоящата точка описва практическата реализация на разработеното приложение за виртуално пробване на маникюр. Основната цел на приложението е да предостави на потребителя възможност да види как би изглеждал избран маникюр върху реална снимка на ръката му, преди да бъде направен в действителност.</w:t>
+      </w:r>
+    </w:p>
+    <w:p>
+      <w:pPr>
+        <w:rPr>
+          <w:lang w:eastAsia="bg-BG"/>
+        </w:rPr>
+      </w:pPr>
+    </w:p>
+    <w:p>
+      <w:pPr>
+        <w:pStyle w:val="Heading2"/>
+      </w:pPr>
+      <w:r>
+        <w:t xml:space="preserve"> </w:t>
+      </w:r>
+      <w:r>
+        <w:tab/>
+      </w:r>
+      <w:bookmarkStart w:id="47" w:name="_Toc220492411"/>
+      <w:r>
+        <w:t>Обща концепция на приложението</w:t>
+      </w:r>
+      <w:bookmarkEnd w:id="47"/>
+    </w:p>
+    <w:p>
+      <w:pPr>
+        <w:rPr>
+          <w:lang w:eastAsia="bg-BG"/>
+        </w:rPr>
+      </w:pPr>
+    </w:p>
+    <w:p>
+      <w:pPr>
+        <w:rPr>
+          <w:lang w:eastAsia="bg-BG"/>
+        </w:rPr>
+      </w:pPr>
+      <w:r>
+        <w:rPr>
+          <w:lang w:eastAsia="bg-BG"/>
+        </w:rPr>
+        <w:t>Приложението „Виртуално студио за маникюр“ представлява уеб базирана система, която комбинира компютърно зрение и обработка на изображения. Потребителят качва снимка на своята ръка и избира маникюрен модел, а системата автоматично наслагва избрания дизайн върху ноктите.</w:t>
+      </w:r>
+    </w:p>
+    <w:p>
+      <w:pPr>
+        <w:rPr>
+          <w:lang w:eastAsia="bg-BG"/>
+        </w:rPr>
+      </w:pPr>
+      <w:r>
+        <w:rPr>
+          <w:lang w:eastAsia="bg-BG"/>
+        </w:rPr>
+        <w:t>Основната идея е да се осигури бърза, лесна и реалистична визуализация на крайния резултат без необходимост от физическо нанасяне на маникюра.</w:t>
+      </w:r>
+    </w:p>
+    <w:p>
+      <w:pPr>
+        <w:rPr>
+          <w:lang w:eastAsia="bg-BG"/>
+        </w:rPr>
+      </w:pPr>
+    </w:p>
+    <w:p>
+      <w:pPr>
+        <w:pStyle w:val="Heading2"/>
+      </w:pPr>
+      <w:r>
         <w:lastRenderedPageBreak/>
-        <w:t>Поток на данните в приложението</w:t>
-      </w:r>
-      <w:bookmarkEnd w:id="44"/>
-    </w:p>
-    <w:p>
-      <w:pPr>
-        <w:rPr>
-          <w:lang w:eastAsia="bg-BG"/>
-        </w:rPr>
-      </w:pPr>
-    </w:p>
-    <w:p>
-      <w:pPr>
-        <w:rPr>
-          <w:lang w:eastAsia="bg-BG"/>
-        </w:rPr>
-      </w:pPr>
-      <w:r>
-        <w:rPr>
-          <w:lang w:eastAsia="bg-BG"/>
-        </w:rPr>
-        <w:t>Потокът на данните в приложението започва от потребителя, който избира маникюрен модел и качва изображение на ръката си. След това данните се изпращат към сървъра, където се извършва анализ на изображението чрез MediaPipe и OpenCV.</w:t>
-      </w:r>
-    </w:p>
-    <w:p>
-      <w:pPr>
-        <w:rPr>
-          <w:lang w:eastAsia="bg-BG"/>
-        </w:rPr>
-      </w:pPr>
-      <w:r>
-        <w:rPr>
-          <w:lang w:eastAsia="bg-BG"/>
-        </w:rPr>
-        <w:t>След обработката се генерира ново изображение с виртуално приложен маникюр, което се връща обратно към клиента. Потребителят може да визуализира резултата директно в браузъра и при необходимост да го изтегли.</w:t>
-      </w:r>
-    </w:p>
-    <w:p>
-      <w:pPr>
-        <w:rPr>
-          <w:lang w:eastAsia="bg-BG"/>
-        </w:rPr>
-      </w:pPr>
-    </w:p>
-    <w:p>
-      <w:pPr>
-        <w:pStyle w:val="1"/>
-      </w:pPr>
-      <w:bookmarkStart w:id="45" w:name="_Toc220351012"/>
-      <w:r>
-        <w:t>Реализация на приложението „Виртуално студио за маникюр“</w:t>
-      </w:r>
-      <w:bookmarkEnd w:id="45"/>
-    </w:p>
-    <w:p>
-      <w:pPr>
-        <w:rPr>
-          <w:lang w:eastAsia="bg-BG"/>
-        </w:rPr>
-      </w:pPr>
-    </w:p>
-    <w:p>
-      <w:pPr>
-        <w:rPr>
-          <w:lang w:eastAsia="bg-BG"/>
-        </w:rPr>
-      </w:pPr>
-      <w:r>
-        <w:rPr>
-          <w:lang w:eastAsia="bg-BG"/>
-        </w:rPr>
-        <w:t>Настоящата точка описва практическата реализация на разработеното приложение за виртуално пробване на маникюр. Основната цел на приложението е да предостави на потребителя възможност да види как би изглеждал избран маникюр върху реална снимка на ръката му, преди да бъде направен в действителност.</w:t>
-      </w:r>
-    </w:p>
-    <w:p>
-      <w:pPr>
-        <w:rPr>
-          <w:lang w:eastAsia="bg-BG"/>
-        </w:rPr>
-      </w:pPr>
-    </w:p>
-    <w:p>
-      <w:pPr>
-        <w:pStyle w:val="2"/>
-        <w:rPr>
-          <w:lang w:eastAsia="bg-BG"/>
-        </w:rPr>
-      </w:pPr>
-      <w:r>
-        <w:rPr>
-          <w:lang w:eastAsia="bg-BG"/>
-        </w:rPr>
         <w:t xml:space="preserve"> </w:t>
       </w:r>
       <w:r>
-        <w:rPr>
-          <w:lang w:eastAsia="bg-BG"/>
-        </w:rPr>
-        <w:tab/>
-      </w:r>
-      <w:bookmarkStart w:id="46" w:name="_Toc220351013"/>
-      <w:r>
-        <w:rPr>
-          <w:lang w:eastAsia="bg-BG"/>
-        </w:rPr>
-        <w:t>Обща концепция на приложението</w:t>
-      </w:r>
-      <w:bookmarkEnd w:id="46"/>
-    </w:p>
-    <w:p>
-      <w:pPr>
-        <w:rPr>
-          <w:lang w:eastAsia="bg-BG"/>
-        </w:rPr>
-      </w:pPr>
-    </w:p>
-    <w:p>
-      <w:pPr>
-        <w:rPr>
-          <w:lang w:eastAsia="bg-BG"/>
-        </w:rPr>
-      </w:pPr>
-      <w:r>
-        <w:rPr>
-          <w:lang w:eastAsia="bg-BG"/>
-        </w:rPr>
-        <w:t>Приложението „Виртуално студио за маникюр“ представлява уеб базирана система, която комбинира компютърно зрение и обработка на изображения. Потребителят качва снимка на своята ръка и избира маникюрен модел, а системата автоматично наслагва избрания дизайн върху ноктите.</w:t>
-      </w:r>
-    </w:p>
-    <w:p>
-      <w:pPr>
-        <w:rPr>
-          <w:lang w:eastAsia="bg-BG"/>
-        </w:rPr>
-      </w:pPr>
-      <w:r>
-        <w:rPr>
-          <w:lang w:eastAsia="bg-BG"/>
-        </w:rPr>
-        <w:t>Основната идея е да се осигури бърза, лесна и реалистична визуализация на крайния резултат без необходимост от физическо нанасяне на маникюра.</w:t>
-      </w:r>
-    </w:p>
-    <w:p>
-      <w:pPr>
-        <w:rPr>
-          <w:lang w:eastAsia="bg-BG"/>
-        </w:rPr>
-      </w:pPr>
-    </w:p>
-    <w:p>
-      <w:pPr>
-        <w:pStyle w:val="2"/>
-        <w:rPr>
-          <w:lang w:eastAsia="bg-BG"/>
-        </w:rPr>
-      </w:pPr>
-      <w:r>
-        <w:rPr>
-          <w:lang w:eastAsia="bg-BG"/>
-        </w:rPr>
-        <w:t xml:space="preserve"> </w:t>
-      </w:r>
-      <w:r>
-        <w:rPr>
-          <w:lang w:eastAsia="bg-BG"/>
-        </w:rPr>
         <w:tab/>
         <w:t xml:space="preserve"> </w:t>
       </w:r>
-      <w:bookmarkStart w:id="47" w:name="_Toc220351014"/>
-      <w:r>
-        <w:rPr>
-          <w:lang w:eastAsia="bg-BG"/>
-        </w:rPr>
+      <w:bookmarkStart w:id="48" w:name="_Toc220492412"/>
+      <w:r>
         <w:t>Потребителски интерфейс и потребителски сценарий</w:t>
       </w:r>
-      <w:bookmarkEnd w:id="47"/>
+      <w:bookmarkEnd w:id="48"/>
     </w:p>
     <w:p>
       <w:pPr>
@@ -7971,7 +7482,7 @@
     </w:p>
     <w:p>
       <w:pPr>
-        <w:pStyle w:val="ac"/>
+        <w:pStyle w:val="ListParagraph"/>
         <w:numPr>
           <w:ilvl w:val="0"/>
           <w:numId w:val="15"/>
@@ -7989,7 +7500,7 @@
     </w:p>
     <w:p>
       <w:pPr>
-        <w:pStyle w:val="ac"/>
+        <w:pStyle w:val="ListParagraph"/>
         <w:numPr>
           <w:ilvl w:val="0"/>
           <w:numId w:val="15"/>
@@ -8007,7 +7518,7 @@
     </w:p>
     <w:p>
       <w:pPr>
-        <w:pStyle w:val="ac"/>
+        <w:pStyle w:val="ListParagraph"/>
         <w:numPr>
           <w:ilvl w:val="0"/>
           <w:numId w:val="15"/>
@@ -8052,7 +7563,7 @@
     </w:p>
     <w:p>
       <w:pPr>
-        <w:pStyle w:val="2"/>
+        <w:pStyle w:val="Heading2"/>
       </w:pPr>
       <w:r>
         <w:t xml:space="preserve">  </w:t>
@@ -8060,11 +7571,11 @@
       <w:r>
         <w:tab/>
       </w:r>
-      <w:bookmarkStart w:id="48" w:name="_Toc220351015"/>
+      <w:bookmarkStart w:id="49" w:name="_Toc220492413"/>
       <w:r>
         <w:t>Алгоритъм за обработка на изображението</w:t>
       </w:r>
-      <w:bookmarkEnd w:id="48"/>
+      <w:bookmarkEnd w:id="49"/>
     </w:p>
     <w:p/>
     <w:p>
@@ -8080,7 +7591,7 @@
     <w:p/>
     <w:p>
       <w:pPr>
-        <w:pStyle w:val="2"/>
+        <w:pStyle w:val="Heading2"/>
       </w:pPr>
       <w:r>
         <w:t xml:space="preserve">   </w:t>
@@ -8088,11 +7599,11 @@
       <w:r>
         <w:tab/>
       </w:r>
-      <w:bookmarkStart w:id="49" w:name="_Toc220351016"/>
+      <w:bookmarkStart w:id="50" w:name="_Toc220492414"/>
       <w:r>
         <w:t>Геометрично напасване на маникюр моделите</w:t>
       </w:r>
-      <w:bookmarkEnd w:id="49"/>
+      <w:bookmarkEnd w:id="50"/>
       <w:r>
         <w:tab/>
       </w:r>
@@ -8117,31 +7628,19 @@
     </w:p>
     <w:p>
       <w:pPr>
-        <w:pStyle w:val="2"/>
-        <w:rPr>
-          <w:lang w:eastAsia="bg-BG"/>
-        </w:rPr>
-      </w:pPr>
-      <w:r>
-        <w:rPr>
-          <w:lang w:eastAsia="bg-BG"/>
-        </w:rPr>
+        <w:pStyle w:val="Heading2"/>
+      </w:pPr>
+      <w:r>
         <w:t xml:space="preserve">  </w:t>
       </w:r>
       <w:r>
-        <w:rPr>
-          <w:lang w:eastAsia="bg-BG"/>
-        </w:rPr>
         <w:tab/>
       </w:r>
-      <w:bookmarkStart w:id="50" w:name="_Toc220351017"/>
-      <w:r>
-        <w:rPr>
-          <w:lang w:eastAsia="bg-BG"/>
-        </w:rPr>
+      <w:bookmarkStart w:id="51" w:name="_Toc220492415"/>
+      <w:r>
         <w:t>Тестване и демонстрация</w:t>
       </w:r>
-      <w:bookmarkEnd w:id="50"/>
+      <w:bookmarkEnd w:id="51"/>
     </w:p>
     <w:p>
       <w:pPr>
@@ -8178,281 +7677,143 @@
     </w:p>
     <w:p>
       <w:pPr>
-        <w:pStyle w:val="1"/>
-      </w:pPr>
-      <w:bookmarkStart w:id="51" w:name="_Toc220351018"/>
+        <w:pStyle w:val="Heading1"/>
+      </w:pPr>
+      <w:bookmarkStart w:id="52" w:name="_Toc220492416"/>
       <w:r>
         <w:t>Предимства и ограничения на разработеното решение</w:t>
       </w:r>
-      <w:bookmarkEnd w:id="51"/>
-    </w:p>
-    <w:p>
-      <w:pPr>
-        <w:rPr>
-          <w:lang w:eastAsia="bg-BG"/>
-        </w:rPr>
-      </w:pPr>
-    </w:p>
-    <w:p>
-      <w:pPr>
-        <w:rPr>
-          <w:lang w:eastAsia="bg-BG"/>
-        </w:rPr>
-      </w:pPr>
-      <w:r>
-        <w:rPr>
-          <w:lang w:eastAsia="bg-BG"/>
-        </w:rPr>
-        <w:t>В тази точка са разгледани основните предимства на разработеното приложение „Виртуално студио за маникюр“, както и неговите ограничения, които произтичат от използваните технологии и условията на работа.</w:t>
-      </w:r>
-    </w:p>
-    <w:p>
-      <w:pPr>
-        <w:rPr>
-          <w:lang w:eastAsia="bg-BG"/>
-        </w:rPr>
-      </w:pPr>
-    </w:p>
-    <w:p>
-      <w:pPr>
-        <w:pStyle w:val="2"/>
-        <w:rPr>
-          <w:lang w:eastAsia="bg-BG"/>
-        </w:rPr>
-      </w:pPr>
-      <w:r>
-        <w:rPr>
-          <w:lang w:eastAsia="bg-BG"/>
-        </w:rPr>
+      <w:bookmarkEnd w:id="52"/>
+    </w:p>
+    <w:p>
+      <w:pPr>
+        <w:rPr>
+          <w:lang w:eastAsia="bg-BG"/>
+        </w:rPr>
+      </w:pPr>
+    </w:p>
+    <w:p>
+      <w:pPr>
+        <w:ind w:firstLine="0"/>
+        <w:rPr>
+          <w:lang w:eastAsia="bg-BG"/>
+        </w:rPr>
+      </w:pPr>
+      <w:r>
+        <w:rPr>
+          <w:lang w:eastAsia="bg-BG"/>
+        </w:rPr>
+        <w:t>Разработеното приложение „Виртуално студио за маникюр“ предоставя възможност за бърза и удобна визуализация на маникюрен дизайн върху реална снимка на ръка. Това позволява на потребителя да види крайния резултат предварително, което улеснява избора и намалява риска от нежелан резултат, като същевременно спестява време и средства. Приложението използва съвременни технологии за компютърно зрение, като MediaPipe и OpenCV, които осигуряват добра точност при разпознаване на ръката и пръстите и автоматично наслагване на маникюрните модели без необходимост от ръчна намеса. Допълнително предимство е, че приложението е уеб базирано и може да бъде използвано на различни устройства чрез интернет браузър, без инсталиране на допълнителен софтуер.</w:t>
+      </w:r>
+    </w:p>
+    <w:p>
+      <w:pPr>
+        <w:ind w:firstLine="0"/>
+        <w:rPr>
+          <w:lang w:eastAsia="bg-BG"/>
+        </w:rPr>
+      </w:pPr>
+    </w:p>
+    <w:p>
+      <w:pPr>
+        <w:ind w:firstLine="0"/>
+        <w:rPr>
+          <w:lang w:eastAsia="bg-BG"/>
+        </w:rPr>
+      </w:pPr>
+      <w:r>
+        <w:rPr>
+          <w:lang w:eastAsia="bg-BG"/>
+        </w:rPr>
+        <w:lastRenderedPageBreak/>
+        <w:t>Въпреки своите предимства, приложението има и някои ограничения. Точността на крайния резултат зависи от качеството на входното изображение, като лошото осветление или неправилната позиция на ръката могат да доведат до неточности. Също така разнообразието от маникюрни модели е ограничено, а индивидуалните особености на формата на ноктите не се отчитат напълно. Въпреки това приложението успешно демонстрира възможностите на компютърното зрение и може да бъде доразвивано в бъдеще.</w:t>
+      </w:r>
+    </w:p>
+    <w:p>
+      <w:pPr>
+        <w:ind w:firstLine="0"/>
+        <w:rPr>
+          <w:lang w:eastAsia="bg-BG"/>
+        </w:rPr>
+      </w:pPr>
+    </w:p>
+    <w:p>
+      <w:pPr>
+        <w:pStyle w:val="Heading1"/>
+      </w:pPr>
+      <w:r>
         <w:t xml:space="preserve"> </w:t>
       </w:r>
-      <w:r>
-        <w:rPr>
-          <w:lang w:eastAsia="bg-BG"/>
-        </w:rPr>
-        <w:tab/>
-      </w:r>
-      <w:bookmarkStart w:id="52" w:name="_Toc220351019"/>
-      <w:r>
-        <w:rPr>
-          <w:lang w:eastAsia="bg-BG"/>
-        </w:rPr>
-        <w:t>Предимства на приложението</w:t>
-      </w:r>
-      <w:bookmarkEnd w:id="52"/>
-    </w:p>
-    <w:p>
-      <w:pPr>
-        <w:rPr>
-          <w:lang w:eastAsia="bg-BG"/>
-        </w:rPr>
-      </w:pPr>
-    </w:p>
-    <w:p>
-      <w:pPr>
-        <w:rPr>
-          <w:lang w:eastAsia="bg-BG"/>
-        </w:rPr>
-      </w:pPr>
-      <w:r>
-        <w:rPr>
-          <w:lang w:eastAsia="bg-BG"/>
-        </w:rPr>
-        <w:t>Едно от основните предимства на разработеното приложение е възможността за бърза и удобна визуализация на маникюр върху реална снимка на ръка. Потребителят може да види крайния резултат още преди реалното изпълнение, което улеснява избора и намалява риска от нежелан резултат.</w:t>
-      </w:r>
-    </w:p>
-    <w:p>
-      <w:pPr>
-        <w:rPr>
-          <w:lang w:eastAsia="bg-BG"/>
-        </w:rPr>
-      </w:pPr>
+      <w:bookmarkStart w:id="53" w:name="_Toc220492417"/>
+      <w:r>
+        <w:t>Заключение</w:t>
+      </w:r>
+      <w:bookmarkEnd w:id="53"/>
+    </w:p>
+    <w:p>
+      <w:pPr>
+        <w:rPr>
+          <w:lang w:eastAsia="bg-BG"/>
+        </w:rPr>
+      </w:pPr>
+    </w:p>
+    <w:p>
+      <w:pPr>
+        <w:rPr>
+          <w:lang w:eastAsia="bg-BG"/>
+        </w:rPr>
+      </w:pPr>
+      <w:r>
+        <w:rPr>
+          <w:lang w:eastAsia="bg-BG"/>
+        </w:rPr>
+        <w:t>В настоящия дипломен проект беше разработено уеб базирано приложение „Виртуално студио за маникюр (Virtual Nail Art Try-On)“, което има за цел да улесни избора на маникюр чрез визуализация върху реална снимка на ръка. Проектът съчетава знания от областта на компютърното зрение, обработката на изображения и уеб технологиите.</w:t>
+      </w:r>
+    </w:p>
+    <w:p>
+      <w:pPr>
+        <w:rPr>
+          <w:lang w:eastAsia="bg-BG"/>
+        </w:rPr>
+      </w:pPr>
+      <w:r>
+        <w:rPr>
+          <w:lang w:eastAsia="bg-BG"/>
+        </w:rPr>
+        <w:t>В хода на разработката бяха разгледани основните принципи на компютърното зрение, методите за откриване на ключови точки и използването на готови модели за разпознаване на ръце чрез библиотеката MediaPipe. Анализирана беше ролята на афинните трансформации и alpha blending за постигане на реалистично и точно наслагване на маникюрните модели.</w:t>
+      </w:r>
+    </w:p>
+    <w:p>
+      <w:pPr>
+        <w:rPr>
+          <w:lang w:eastAsia="bg-BG"/>
+        </w:rPr>
+      </w:pPr>
+      <w:r>
+        <w:rPr>
+          <w:lang w:eastAsia="bg-BG"/>
+        </w:rPr>
+        <w:t>Реализацията на проекта показва, че използването на съвременни технологии като Python, OpenCV, MediaPipe и Django позволява създаването на функционално и интуитивно приложение. Чрез клиент–сървър архитектурата и уеб базирания интерфейс се осигурява лесен достъп и удобство за потребителя.</w:t>
+      </w:r>
+    </w:p>
+    <w:p>
+      <w:pPr>
+        <w:rPr>
+          <w:lang w:eastAsia="bg-BG"/>
+        </w:rPr>
+      </w:pPr>
+      <w:r>
+        <w:rPr>
+          <w:lang w:eastAsia="bg-BG"/>
+        </w:rPr>
+        <w:t xml:space="preserve">Разработеното решение успешно изпълнява поставените цели, като предоставя възможност за бързо и визуално пробване на маникюр, намалява времето за избор и ограничава ненужните разходи. Въпреки съществуващите ограничения, проектът </w:t>
+      </w:r>
       <w:r>
         <w:rPr>
           <w:lang w:eastAsia="bg-BG"/>
         </w:rPr>
         <w:lastRenderedPageBreak/>
-        <w:t>Приложението използва съвременни технологии за компютърно зрение, като MediaPipe и OpenCV, което осигурява добра точност при откриване на ръката и пръстите. Автоматичното наслагване на маникюрните модели спестява време и не изисква ръчна намеса.</w:t>
-      </w:r>
-    </w:p>
-    <w:p>
-      <w:pPr>
-        <w:rPr>
-          <w:lang w:eastAsia="bg-BG"/>
-        </w:rPr>
-      </w:pPr>
-      <w:r>
-        <w:rPr>
-          <w:lang w:eastAsia="bg-BG"/>
-        </w:rPr>
-        <w:t>Друго предимство е, че приложението е уеб базирано и може да бъде използвано на различни устройства без необходимост от инсталиране на допълнителен софтуер. Интерфейсът е лесен за използване и подходящ за широк кръг потребители.</w:t>
-      </w:r>
-    </w:p>
-    <w:p>
-      <w:pPr>
-        <w:rPr>
-          <w:lang w:eastAsia="bg-BG"/>
-        </w:rPr>
-      </w:pPr>
-    </w:p>
-    <w:p>
-      <w:pPr>
-        <w:pStyle w:val="2"/>
-        <w:rPr>
-          <w:lang w:eastAsia="bg-BG"/>
-        </w:rPr>
-      </w:pPr>
-      <w:r>
-        <w:rPr>
-          <w:lang w:eastAsia="bg-BG"/>
-        </w:rPr>
-        <w:t xml:space="preserve"> </w:t>
-      </w:r>
-      <w:r>
-        <w:rPr>
-          <w:lang w:eastAsia="bg-BG"/>
-        </w:rPr>
-        <w:tab/>
-      </w:r>
-      <w:bookmarkStart w:id="53" w:name="_Toc220351020"/>
-      <w:r>
-        <w:rPr>
-          <w:lang w:eastAsia="bg-BG"/>
-        </w:rPr>
-        <w:t>Ограничения и възможни проблеми</w:t>
-      </w:r>
-      <w:bookmarkEnd w:id="53"/>
-    </w:p>
-    <w:p>
-      <w:pPr>
-        <w:rPr>
-          <w:lang w:eastAsia="bg-BG"/>
-        </w:rPr>
-      </w:pPr>
-    </w:p>
-    <w:p>
-      <w:pPr>
-        <w:rPr>
-          <w:lang w:eastAsia="bg-BG"/>
-        </w:rPr>
-      </w:pPr>
-      <w:r>
-        <w:rPr>
-          <w:lang w:eastAsia="bg-BG"/>
-        </w:rPr>
-        <w:t>Въпреки своите предимства, приложението има и някои ограничения. Точността на наслагването зависи силно от качеството на входното изображение. При лошо осветление, замъглени снимки или неправилна позиция на ръката резултатът може да бъде по-малко прецизен.</w:t>
-      </w:r>
-    </w:p>
-    <w:p>
-      <w:pPr>
-        <w:rPr>
-          <w:lang w:eastAsia="bg-BG"/>
-        </w:rPr>
-      </w:pPr>
-      <w:r>
-        <w:rPr>
-          <w:lang w:eastAsia="bg-BG"/>
-        </w:rPr>
-        <w:t>Друг възможен проблем е ограничената гама от маникюрни модели, които са предварително подготвени. Реалистичността на резултата зависи и от разнообразието и качеството на използваните графични изображения.</w:t>
-      </w:r>
-    </w:p>
-    <w:p>
-      <w:pPr>
-        <w:rPr>
-          <w:lang w:eastAsia="bg-BG"/>
-        </w:rPr>
-      </w:pPr>
-      <w:r>
-        <w:rPr>
-          <w:lang w:eastAsia="bg-BG"/>
-        </w:rPr>
-        <w:t>Освен това приложението не отчита напълно индивидуалните особености на формата на ноктите, което може да доведе до леки неточности при напасването.</w:t>
-      </w:r>
-    </w:p>
-    <w:p>
-      <w:pPr>
-        <w:rPr>
-          <w:lang w:eastAsia="bg-BG"/>
-        </w:rPr>
-      </w:pPr>
-    </w:p>
-    <w:p>
-      <w:pPr>
-        <w:pStyle w:val="1"/>
-      </w:pPr>
-      <w:r>
-        <w:t xml:space="preserve"> </w:t>
-      </w:r>
-      <w:bookmarkStart w:id="54" w:name="_Toc220351021"/>
-      <w:r>
-        <w:t>Заключение</w:t>
-      </w:r>
-      <w:bookmarkEnd w:id="54"/>
-    </w:p>
-    <w:p>
-      <w:pPr>
-        <w:rPr>
-          <w:lang w:eastAsia="bg-BG"/>
-        </w:rPr>
-      </w:pPr>
-    </w:p>
-    <w:p>
-      <w:pPr>
-        <w:rPr>
-          <w:lang w:eastAsia="bg-BG"/>
-        </w:rPr>
-      </w:pPr>
-      <w:r>
-        <w:rPr>
-          <w:lang w:eastAsia="bg-BG"/>
-        </w:rPr>
-        <w:t xml:space="preserve">В настоящия дипломен проект беше разработено уеб базирано приложение „Виртуално студио за маникюр (Virtual Nail Art Try-On)“, което има за цел да улесни избора на маникюр чрез визуализация върху реална снимка на ръка. Проектът съчетава </w:t>
-      </w:r>
-      <w:r>
-        <w:rPr>
-          <w:lang w:eastAsia="bg-BG"/>
-        </w:rPr>
-        <w:lastRenderedPageBreak/>
-        <w:t>знания от областта на компютърното зрение, обработката на изображения и уеб технологиите.</w:t>
-      </w:r>
-    </w:p>
-    <w:p>
-      <w:pPr>
-        <w:rPr>
-          <w:lang w:eastAsia="bg-BG"/>
-        </w:rPr>
-      </w:pPr>
-      <w:r>
-        <w:rPr>
-          <w:lang w:eastAsia="bg-BG"/>
-        </w:rPr>
-        <w:t>В хода на разработката бяха разгледани основните принципи на компютърното зрение, методите за откриване на ключови точки и използването на готови модели за разпознаване на ръце чрез библиотеката MediaPipe. Анализирана беше ролята на афинните трансформации и alpha blending за постигане на реалистично и точно наслагване на маникюрните модели.</w:t>
-      </w:r>
-    </w:p>
-    <w:p>
-      <w:pPr>
-        <w:rPr>
-          <w:lang w:eastAsia="bg-BG"/>
-        </w:rPr>
-      </w:pPr>
-      <w:r>
-        <w:rPr>
-          <w:lang w:eastAsia="bg-BG"/>
-        </w:rPr>
-        <w:t>Реализацията на проекта показва, че използването на съвременни технологии като Python, OpenCV, MediaPipe и Django позволява създаването на функционално и интуитивно приложение. Чрез клиент–сървър архитектурата и уеб базирания интерфейс се осигурява лесен достъп и удобство за потребителя.</w:t>
-      </w:r>
-    </w:p>
-    <w:p>
-      <w:pPr>
-        <w:rPr>
-          <w:lang w:eastAsia="bg-BG"/>
-        </w:rPr>
-      </w:pPr>
-      <w:r>
-        <w:rPr>
-          <w:lang w:eastAsia="bg-BG"/>
-        </w:rPr>
-        <w:t>Разработеното решение успешно изпълнява поставените цели, като предоставя възможност за бързо и визуално пробване на маникюр, намалява времето за избор и ограничава ненужните разходи. Въпреки съществуващите ограничения, проектът демонстрира практическото приложение на компютърното зрение в козметичната индустрия и показва потенциала за бъдещо развитие и усъвършенстване.</w:t>
+        <w:t>демонстрира практическото приложение на компютърното зрение в козметичната индустрия и показва потенциала за бъдещо развитие и усъвършенстване.</w:t>
       </w:r>
     </w:p>
     <w:p>
@@ -8481,35 +7842,33 @@
           <w:lang w:eastAsia="bg-BG"/>
         </w:rPr>
       </w:pPr>
-      <w:bookmarkStart w:id="55" w:name="_GoBack"/>
-      <w:bookmarkEnd w:id="55"/>
-    </w:p>
-    <w:p>
-      <w:pPr>
-        <w:pStyle w:val="1"/>
-      </w:pPr>
-      <w:bookmarkStart w:id="56" w:name="_Toc220351022"/>
+    </w:p>
+    <w:p>
+      <w:pPr>
+        <w:pStyle w:val="Heading1"/>
+      </w:pPr>
+      <w:bookmarkStart w:id="54" w:name="_Toc220492418"/>
       <w:r>
         <w:t>Литература:</w:t>
       </w:r>
+      <w:bookmarkEnd w:id="2"/>
       <w:bookmarkEnd w:id="3"/>
       <w:bookmarkEnd w:id="4"/>
-      <w:bookmarkEnd w:id="5"/>
-      <w:bookmarkEnd w:id="56"/>
-    </w:p>
-    <w:p>
-      <w:pPr>
-        <w:pStyle w:val="ac"/>
+      <w:bookmarkEnd w:id="54"/>
+    </w:p>
+    <w:p>
+      <w:pPr>
+        <w:pStyle w:val="ListParagraph"/>
         <w:numPr>
           <w:ilvl w:val="0"/>
           <w:numId w:val="2"/>
         </w:numPr>
         <w:spacing w:after="160"/>
       </w:pPr>
-      <w:bookmarkStart w:id="57" w:name="_Toc109577646"/>
-      <w:bookmarkStart w:id="58" w:name="_Toc133249660"/>
-      <w:bookmarkStart w:id="59" w:name="_Toc133249727"/>
-      <w:bookmarkStart w:id="60" w:name="_Toc133272496"/>
+      <w:bookmarkStart w:id="55" w:name="_Toc109577646"/>
+      <w:bookmarkStart w:id="56" w:name="_Toc133249660"/>
+      <w:bookmarkStart w:id="57" w:name="_Toc133249727"/>
+      <w:bookmarkStart w:id="58" w:name="_Toc133272496"/>
       <w:r>
         <w:t xml:space="preserve">Колисниченко, Денис, Адаптивен уеб дизайн с </w:t>
       </w:r>
@@ -8525,7 +7884,7 @@
     </w:p>
     <w:p>
       <w:pPr>
-        <w:pStyle w:val="ac"/>
+        <w:pStyle w:val="ListParagraph"/>
         <w:numPr>
           <w:ilvl w:val="0"/>
           <w:numId w:val="2"/>
@@ -8544,7 +7903,7 @@
     </w:p>
     <w:p>
       <w:pPr>
-        <w:pStyle w:val="ac"/>
+        <w:pStyle w:val="ListParagraph"/>
         <w:numPr>
           <w:ilvl w:val="0"/>
           <w:numId w:val="2"/>
@@ -8563,38 +7922,38 @@
       <w:r>
         <w:t>.АлексСофт, С 2017</w:t>
       </w:r>
+      <w:bookmarkEnd w:id="55"/>
+      <w:bookmarkEnd w:id="56"/>
       <w:bookmarkEnd w:id="57"/>
       <w:bookmarkEnd w:id="58"/>
-      <w:bookmarkEnd w:id="59"/>
-      <w:bookmarkEnd w:id="60"/>
-    </w:p>
-    <w:p>
-      <w:pPr>
-        <w:pStyle w:val="ac"/>
+    </w:p>
+    <w:p>
+      <w:pPr>
+        <w:pStyle w:val="ListParagraph"/>
         <w:numPr>
           <w:ilvl w:val="0"/>
           <w:numId w:val="2"/>
         </w:numPr>
         <w:spacing w:after="160"/>
       </w:pPr>
-      <w:bookmarkStart w:id="61" w:name="_Toc109577647"/>
-      <w:bookmarkStart w:id="62" w:name="_Toc133249661"/>
-      <w:bookmarkStart w:id="63" w:name="_Toc133249728"/>
-      <w:bookmarkStart w:id="64" w:name="_Toc133272497"/>
+      <w:bookmarkStart w:id="59" w:name="_Toc109577647"/>
+      <w:bookmarkStart w:id="60" w:name="_Toc133249661"/>
+      <w:bookmarkStart w:id="61" w:name="_Toc133249728"/>
+      <w:bookmarkStart w:id="62" w:name="_Toc133272497"/>
       <w:r>
         <w:t xml:space="preserve">Есканази, Аврам. </w:t>
       </w:r>
+      <w:bookmarkEnd w:id="59"/>
+      <w:bookmarkEnd w:id="60"/>
       <w:bookmarkEnd w:id="61"/>
       <w:bookmarkEnd w:id="62"/>
-      <w:bookmarkEnd w:id="63"/>
-      <w:bookmarkEnd w:id="64"/>
       <w:r>
         <w:t>Софтуерни техологии. КЛМН, С 2006</w:t>
       </w:r>
     </w:p>
     <w:p>
       <w:pPr>
-        <w:pStyle w:val="a6"/>
+        <w:pStyle w:val="NormalWeb"/>
         <w:numPr>
           <w:ilvl w:val="0"/>
           <w:numId w:val="2"/>
@@ -8602,13 +7961,12 @@
         <w:spacing w:beforeAutospacing="0" w:afterAutospacing="0"/>
       </w:pPr>
       <w:r>
-        <w:lastRenderedPageBreak/>
         <w:t>https://softuni.bg/blog/what-is-django</w:t>
       </w:r>
     </w:p>
     <w:p>
       <w:pPr>
-        <w:pStyle w:val="a6"/>
+        <w:pStyle w:val="NormalWeb"/>
         <w:numPr>
           <w:ilvl w:val="0"/>
           <w:numId w:val="2"/>
@@ -8621,7 +7979,7 @@
     </w:p>
     <w:p>
       <w:pPr>
-        <w:pStyle w:val="a6"/>
+        <w:pStyle w:val="NormalWeb"/>
         <w:numPr>
           <w:ilvl w:val="0"/>
           <w:numId w:val="2"/>
@@ -8634,7 +7992,7 @@
     </w:p>
     <w:p>
       <w:pPr>
-        <w:pStyle w:val="a6"/>
+        <w:pStyle w:val="NormalWeb"/>
         <w:numPr>
           <w:ilvl w:val="0"/>
           <w:numId w:val="2"/>
@@ -8647,7 +8005,7 @@
     </w:p>
     <w:p>
       <w:pPr>
-        <w:pStyle w:val="a6"/>
+        <w:pStyle w:val="NormalWeb"/>
         <w:numPr>
           <w:ilvl w:val="0"/>
           <w:numId w:val="2"/>
@@ -8660,7 +8018,7 @@
     </w:p>
     <w:p>
       <w:pPr>
-        <w:pStyle w:val="a6"/>
+        <w:pStyle w:val="NormalWeb"/>
         <w:numPr>
           <w:ilvl w:val="0"/>
           <w:numId w:val="2"/>
@@ -8673,7 +8031,7 @@
     </w:p>
     <w:p>
       <w:pPr>
-        <w:pStyle w:val="a6"/>
+        <w:pStyle w:val="NormalWeb"/>
         <w:numPr>
           <w:ilvl w:val="0"/>
           <w:numId w:val="2"/>
@@ -8686,7 +8044,7 @@
     </w:p>
     <w:p>
       <w:pPr>
-        <w:pStyle w:val="a6"/>
+        <w:pStyle w:val="NormalWeb"/>
         <w:numPr>
           <w:ilvl w:val="0"/>
           <w:numId w:val="2"/>
@@ -8699,7 +8057,7 @@
     </w:p>
     <w:p>
       <w:pPr>
-        <w:pStyle w:val="a6"/>
+        <w:pStyle w:val="NormalWeb"/>
         <w:numPr>
           <w:ilvl w:val="0"/>
           <w:numId w:val="2"/>
@@ -8712,7 +8070,7 @@
     </w:p>
     <w:p>
       <w:pPr>
-        <w:pStyle w:val="a6"/>
+        <w:pStyle w:val="NormalWeb"/>
         <w:numPr>
           <w:ilvl w:val="0"/>
           <w:numId w:val="2"/>
@@ -8764,11 +8122,10 @@
         <w:docPartUnique/>
       </w:docPartObj>
     </w:sdtPr>
-    <w:sdtEndPr/>
     <w:sdtContent>
       <w:p>
         <w:pPr>
-          <w:pStyle w:val="aa"/>
+          <w:pStyle w:val="Footer"/>
         </w:pPr>
         <w:r>
           <w:rPr>
@@ -8792,7 +8149,7 @@
           <w:rPr>
             <w:noProof/>
           </w:rPr>
-          <w:t>33</w:t>
+          <w:t>14</w:t>
         </w:r>
         <w:r>
           <w:rPr>
@@ -8805,7 +8162,7 @@
   </w:sdt>
   <w:p>
     <w:pPr>
-      <w:pStyle w:val="aa"/>
+      <w:pStyle w:val="Footer"/>
     </w:pPr>
   </w:p>
 </w:ftr>
@@ -9323,11 +8680,11 @@
   <w:abstractNum w:abstractNumId="4" w15:restartNumberingAfterBreak="0">
     <w:nsid w:val="1482775B"/>
     <w:multiLevelType w:val="multilevel"/>
-    <w:tmpl w:val="4FA01912"/>
+    <w:tmpl w:val="CEE83090"/>
     <w:lvl w:ilvl="0">
       <w:start w:val="1"/>
       <w:numFmt w:val="decimal"/>
-      <w:pStyle w:val="1"/>
+      <w:pStyle w:val="Heading1"/>
       <w:lvlText w:val="%1."/>
       <w:lvlJc w:val="left"/>
       <w:pPr>
@@ -9340,7 +8697,7 @@
     <w:lvl w:ilvl="1">
       <w:start w:val="1"/>
       <w:numFmt w:val="decimal"/>
-      <w:pStyle w:val="2"/>
+      <w:pStyle w:val="Heading2"/>
       <w:lvlText w:val="%1.%2"/>
       <w:lvlJc w:val="left"/>
       <w:pPr>
@@ -9353,7 +8710,7 @@
     <w:lvl w:ilvl="2">
       <w:start w:val="1"/>
       <w:numFmt w:val="decimal"/>
-      <w:pStyle w:val="3"/>
+      <w:pStyle w:val="Heading3"/>
       <w:lvlText w:val="%1.%2.%3"/>
       <w:lvlJc w:val="left"/>
       <w:pPr>
@@ -9366,7 +8723,7 @@
     <w:lvl w:ilvl="3">
       <w:start w:val="1"/>
       <w:numFmt w:val="decimal"/>
-      <w:pStyle w:val="4"/>
+      <w:pStyle w:val="Heading4"/>
       <w:lvlText w:val="%1.%2.%3.%4"/>
       <w:lvlJc w:val="left"/>
       <w:pPr>
@@ -9379,7 +8736,7 @@
     <w:lvl w:ilvl="4">
       <w:start w:val="1"/>
       <w:numFmt w:val="decimal"/>
-      <w:pStyle w:val="5"/>
+      <w:pStyle w:val="Heading5"/>
       <w:lvlText w:val="%1.%2.%3.%4.%5"/>
       <w:lvlJc w:val="left"/>
       <w:pPr>
@@ -9392,7 +8749,7 @@
     <w:lvl w:ilvl="5">
       <w:start w:val="1"/>
       <w:numFmt w:val="decimal"/>
-      <w:pStyle w:val="6"/>
+      <w:pStyle w:val="Heading6"/>
       <w:lvlText w:val="%1.%2.%3.%4.%5.%6"/>
       <w:lvlJc w:val="left"/>
       <w:pPr>
@@ -9405,7 +8762,7 @@
     <w:lvl w:ilvl="6">
       <w:start w:val="1"/>
       <w:numFmt w:val="decimal"/>
-      <w:pStyle w:val="7"/>
+      <w:pStyle w:val="Heading7"/>
       <w:lvlText w:val="%1.%2.%3.%4.%5.%6.%7"/>
       <w:lvlJc w:val="left"/>
       <w:pPr>
@@ -9418,7 +8775,7 @@
     <w:lvl w:ilvl="7">
       <w:start w:val="1"/>
       <w:numFmt w:val="decimal"/>
-      <w:pStyle w:val="8"/>
+      <w:pStyle w:val="Heading8"/>
       <w:lvlText w:val="%1.%2.%3.%4.%5.%6.%7.%8"/>
       <w:lvlJc w:val="left"/>
       <w:pPr>
@@ -9431,7 +8788,7 @@
     <w:lvl w:ilvl="8">
       <w:start w:val="1"/>
       <w:numFmt w:val="decimal"/>
-      <w:pStyle w:val="9"/>
+      <w:pStyle w:val="Heading9"/>
       <w:lvlText w:val="%1.%2.%3.%4.%5.%6.%7.%8.%9"/>
       <w:lvlJc w:val="left"/>
       <w:pPr>
@@ -10282,6 +9639,119 @@
     </w:lvl>
   </w:abstractNum>
   <w:abstractNum w:abstractNumId="12" w15:restartNumberingAfterBreak="0">
+    <w:nsid w:val="40DB6331"/>
+    <w:multiLevelType w:val="hybridMultilevel"/>
+    <w:tmpl w:val="4C14F2C0"/>
+    <w:lvl w:ilvl="0" w:tplc="04020001">
+      <w:start w:val="1"/>
+      <w:numFmt w:val="bullet"/>
+      <w:lvlText w:val=""/>
+      <w:lvlJc w:val="left"/>
+      <w:pPr>
+        <w:ind w:left="1571" w:hanging="360"/>
+      </w:pPr>
+      <w:rPr>
+        <w:rFonts w:ascii="Symbol" w:hAnsi="Symbol" w:hint="default"/>
+      </w:rPr>
+    </w:lvl>
+    <w:lvl w:ilvl="1" w:tplc="04020003" w:tentative="1">
+      <w:start w:val="1"/>
+      <w:numFmt w:val="bullet"/>
+      <w:lvlText w:val="o"/>
+      <w:lvlJc w:val="left"/>
+      <w:pPr>
+        <w:ind w:left="2291" w:hanging="360"/>
+      </w:pPr>
+      <w:rPr>
+        <w:rFonts w:ascii="Courier New" w:hAnsi="Courier New" w:cs="Courier New" w:hint="default"/>
+      </w:rPr>
+    </w:lvl>
+    <w:lvl w:ilvl="2" w:tplc="04020005" w:tentative="1">
+      <w:start w:val="1"/>
+      <w:numFmt w:val="bullet"/>
+      <w:lvlText w:val=""/>
+      <w:lvlJc w:val="left"/>
+      <w:pPr>
+        <w:ind w:left="3011" w:hanging="360"/>
+      </w:pPr>
+      <w:rPr>
+        <w:rFonts w:ascii="Wingdings" w:hAnsi="Wingdings" w:hint="default"/>
+      </w:rPr>
+    </w:lvl>
+    <w:lvl w:ilvl="3" w:tplc="04020001" w:tentative="1">
+      <w:start w:val="1"/>
+      <w:numFmt w:val="bullet"/>
+      <w:lvlText w:val=""/>
+      <w:lvlJc w:val="left"/>
+      <w:pPr>
+        <w:ind w:left="3731" w:hanging="360"/>
+      </w:pPr>
+      <w:rPr>
+        <w:rFonts w:ascii="Symbol" w:hAnsi="Symbol" w:hint="default"/>
+      </w:rPr>
+    </w:lvl>
+    <w:lvl w:ilvl="4" w:tplc="04020003" w:tentative="1">
+      <w:start w:val="1"/>
+      <w:numFmt w:val="bullet"/>
+      <w:lvlText w:val="o"/>
+      <w:lvlJc w:val="left"/>
+      <w:pPr>
+        <w:ind w:left="4451" w:hanging="360"/>
+      </w:pPr>
+      <w:rPr>
+        <w:rFonts w:ascii="Courier New" w:hAnsi="Courier New" w:cs="Courier New" w:hint="default"/>
+      </w:rPr>
+    </w:lvl>
+    <w:lvl w:ilvl="5" w:tplc="04020005" w:tentative="1">
+      <w:start w:val="1"/>
+      <w:numFmt w:val="bullet"/>
+      <w:lvlText w:val=""/>
+      <w:lvlJc w:val="left"/>
+      <w:pPr>
+        <w:ind w:left="5171" w:hanging="360"/>
+      </w:pPr>
+      <w:rPr>
+        <w:rFonts w:ascii="Wingdings" w:hAnsi="Wingdings" w:hint="default"/>
+      </w:rPr>
+    </w:lvl>
+    <w:lvl w:ilvl="6" w:tplc="04020001" w:tentative="1">
+      <w:start w:val="1"/>
+      <w:numFmt w:val="bullet"/>
+      <w:lvlText w:val=""/>
+      <w:lvlJc w:val="left"/>
+      <w:pPr>
+        <w:ind w:left="5891" w:hanging="360"/>
+      </w:pPr>
+      <w:rPr>
+        <w:rFonts w:ascii="Symbol" w:hAnsi="Symbol" w:hint="default"/>
+      </w:rPr>
+    </w:lvl>
+    <w:lvl w:ilvl="7" w:tplc="04020003" w:tentative="1">
+      <w:start w:val="1"/>
+      <w:numFmt w:val="bullet"/>
+      <w:lvlText w:val="o"/>
+      <w:lvlJc w:val="left"/>
+      <w:pPr>
+        <w:ind w:left="6611" w:hanging="360"/>
+      </w:pPr>
+      <w:rPr>
+        <w:rFonts w:ascii="Courier New" w:hAnsi="Courier New" w:cs="Courier New" w:hint="default"/>
+      </w:rPr>
+    </w:lvl>
+    <w:lvl w:ilvl="8" w:tplc="04020005" w:tentative="1">
+      <w:start w:val="1"/>
+      <w:numFmt w:val="bullet"/>
+      <w:lvlText w:val=""/>
+      <w:lvlJc w:val="left"/>
+      <w:pPr>
+        <w:ind w:left="7331" w:hanging="360"/>
+      </w:pPr>
+      <w:rPr>
+        <w:rFonts w:ascii="Wingdings" w:hAnsi="Wingdings" w:hint="default"/>
+      </w:rPr>
+    </w:lvl>
+  </w:abstractNum>
+  <w:abstractNum w:abstractNumId="13" w15:restartNumberingAfterBreak="0">
     <w:nsid w:val="4B401398"/>
     <w:multiLevelType w:val="multilevel"/>
     <w:tmpl w:val="A1B2A394"/>
@@ -10430,7 +9900,7 @@
       </w:rPr>
     </w:lvl>
   </w:abstractNum>
-  <w:abstractNum w:abstractNumId="13" w15:restartNumberingAfterBreak="0">
+  <w:abstractNum w:abstractNumId="14" w15:restartNumberingAfterBreak="0">
     <w:nsid w:val="636A2823"/>
     <w:multiLevelType w:val="hybridMultilevel"/>
     <w:tmpl w:val="21A8A942"/>
@@ -10543,7 +10013,7 @@
       </w:rPr>
     </w:lvl>
   </w:abstractNum>
-  <w:abstractNum w:abstractNumId="14" w15:restartNumberingAfterBreak="0">
+  <w:abstractNum w:abstractNumId="15" w15:restartNumberingAfterBreak="0">
     <w:nsid w:val="7DD05627"/>
     <w:multiLevelType w:val="multilevel"/>
     <w:tmpl w:val="6B0057BC"/>
@@ -10700,13 +10170,13 @@
     <w:abstractNumId w:val="7"/>
   </w:num>
   <w:num w:numId="3">
-    <w:abstractNumId w:val="14"/>
+    <w:abstractNumId w:val="15"/>
   </w:num>
   <w:num w:numId="4">
     <w:abstractNumId w:val="9"/>
   </w:num>
   <w:num w:numId="5">
-    <w:abstractNumId w:val="12"/>
+    <w:abstractNumId w:val="13"/>
   </w:num>
   <w:num w:numId="6">
     <w:abstractNumId w:val="0"/>
@@ -10724,7 +10194,7 @@
     <w:abstractNumId w:val="10"/>
   </w:num>
   <w:num w:numId="11">
-    <w:abstractNumId w:val="13"/>
+    <w:abstractNumId w:val="14"/>
   </w:num>
   <w:num w:numId="12">
     <w:abstractNumId w:val="8"/>
@@ -10737,6 +10207,9 @@
   </w:num>
   <w:num w:numId="15">
     <w:abstractNumId w:val="5"/>
+  </w:num>
+  <w:num w:numId="16">
+    <w:abstractNumId w:val="12"/>
   </w:num>
   <w:numIdMacAtCleanup w:val="10"/>
 </w:numbering>
@@ -11132,7 +10605,7 @@
     <w:lsdException w:name="List Table 6 Colorful Accent 6" w:uiPriority="51"/>
     <w:lsdException w:name="List Table 7 Colorful Accent 6" w:uiPriority="52"/>
   </w:latentStyles>
-  <w:style w:type="paragraph" w:default="1" w:styleId="a0">
+  <w:style w:type="paragraph" w:default="1" w:styleId="Normal">
     <w:name w:val="Normal"/>
     <w:qFormat/>
     <w:rsid w:val="00384DA0"/>
@@ -11147,11 +10620,11 @@
       <w:szCs w:val="24"/>
     </w:rPr>
   </w:style>
-  <w:style w:type="paragraph" w:styleId="1">
+  <w:style w:type="paragraph" w:styleId="Heading1">
     <w:name w:val="heading 1"/>
-    <w:basedOn w:val="a0"/>
-    <w:next w:val="a0"/>
-    <w:link w:val="10"/>
+    <w:basedOn w:val="Normal"/>
+    <w:next w:val="Normal"/>
+    <w:link w:val="Heading1Char"/>
     <w:uiPriority w:val="9"/>
     <w:qFormat/>
     <w:rsid w:val="00C528A5"/>
@@ -11179,15 +10652,15 @@
       <w:lang w:eastAsia="bg-BG"/>
     </w:rPr>
   </w:style>
-  <w:style w:type="paragraph" w:styleId="2">
+  <w:style w:type="paragraph" w:styleId="Heading2">
     <w:name w:val="heading 2"/>
-    <w:basedOn w:val="a0"/>
-    <w:next w:val="a0"/>
-    <w:link w:val="20"/>
+    <w:basedOn w:val="Normal"/>
+    <w:next w:val="Normal"/>
+    <w:link w:val="Heading2Char"/>
     <w:uiPriority w:val="9"/>
     <w:unhideWhenUsed/>
     <w:qFormat/>
-    <w:rsid w:val="00304AAF"/>
+    <w:rsid w:val="00F13F09"/>
     <w:pPr>
       <w:keepNext/>
       <w:keepLines/>
@@ -11195,7 +10668,8 @@
         <w:ilvl w:val="1"/>
         <w:numId w:val="1"/>
       </w:numPr>
-      <w:spacing w:before="360" w:after="0"/>
+      <w:spacing w:before="600" w:after="0"/>
+      <w:ind w:left="431" w:hanging="578"/>
       <w:outlineLvl w:val="1"/>
     </w:pPr>
     <w:rPr>
@@ -11206,13 +10680,14 @@
       <w:color w:val="000000" w:themeColor="text1"/>
       <w:sz w:val="28"/>
       <w:szCs w:val="28"/>
+      <w:lang w:eastAsia="bg-BG"/>
     </w:rPr>
   </w:style>
-  <w:style w:type="paragraph" w:styleId="3">
+  <w:style w:type="paragraph" w:styleId="Heading3">
     <w:name w:val="heading 3"/>
-    <w:basedOn w:val="a0"/>
-    <w:next w:val="a0"/>
-    <w:link w:val="30"/>
+    <w:basedOn w:val="Normal"/>
+    <w:next w:val="Normal"/>
+    <w:link w:val="Heading3Char"/>
     <w:uiPriority w:val="9"/>
     <w:unhideWhenUsed/>
     <w:qFormat/>
@@ -11236,11 +10711,11 @@
       <w:lang w:eastAsia="bg-BG"/>
     </w:rPr>
   </w:style>
-  <w:style w:type="paragraph" w:styleId="4">
+  <w:style w:type="paragraph" w:styleId="Heading4">
     <w:name w:val="heading 4"/>
-    <w:basedOn w:val="a0"/>
-    <w:next w:val="a0"/>
-    <w:link w:val="40"/>
+    <w:basedOn w:val="Normal"/>
+    <w:next w:val="Normal"/>
+    <w:link w:val="Heading4Char"/>
     <w:uiPriority w:val="9"/>
     <w:unhideWhenUsed/>
     <w:qFormat/>
@@ -11264,11 +10739,11 @@
       <w:color w:val="000000" w:themeColor="text1"/>
     </w:rPr>
   </w:style>
-  <w:style w:type="paragraph" w:styleId="5">
+  <w:style w:type="paragraph" w:styleId="Heading5">
     <w:name w:val="heading 5"/>
-    <w:basedOn w:val="a0"/>
-    <w:next w:val="a0"/>
-    <w:link w:val="50"/>
+    <w:basedOn w:val="Normal"/>
+    <w:next w:val="Normal"/>
+    <w:link w:val="Heading5Char"/>
     <w:uiPriority w:val="9"/>
     <w:unhideWhenUsed/>
     <w:qFormat/>
@@ -11288,11 +10763,11 @@
       <w:color w:val="17365D" w:themeColor="text2" w:themeShade="BF"/>
     </w:rPr>
   </w:style>
-  <w:style w:type="paragraph" w:styleId="6">
+  <w:style w:type="paragraph" w:styleId="Heading6">
     <w:name w:val="heading 6"/>
-    <w:basedOn w:val="a0"/>
-    <w:next w:val="a0"/>
-    <w:link w:val="60"/>
+    <w:basedOn w:val="Normal"/>
+    <w:next w:val="Normal"/>
+    <w:link w:val="Heading6Char"/>
     <w:uiPriority w:val="9"/>
     <w:unhideWhenUsed/>
     <w:qFormat/>
@@ -11314,11 +10789,11 @@
       <w:color w:val="17365D" w:themeColor="text2" w:themeShade="BF"/>
     </w:rPr>
   </w:style>
-  <w:style w:type="paragraph" w:styleId="7">
+  <w:style w:type="paragraph" w:styleId="Heading7">
     <w:name w:val="heading 7"/>
-    <w:basedOn w:val="a0"/>
-    <w:next w:val="a0"/>
-    <w:link w:val="70"/>
+    <w:basedOn w:val="Normal"/>
+    <w:next w:val="Normal"/>
+    <w:link w:val="Heading7Char"/>
     <w:uiPriority w:val="9"/>
     <w:unhideWhenUsed/>
     <w:qFormat/>
@@ -11340,11 +10815,11 @@
       <w:color w:val="404040" w:themeColor="text1" w:themeTint="BF"/>
     </w:rPr>
   </w:style>
-  <w:style w:type="paragraph" w:styleId="8">
+  <w:style w:type="paragraph" w:styleId="Heading8">
     <w:name w:val="heading 8"/>
-    <w:basedOn w:val="a0"/>
-    <w:next w:val="a0"/>
-    <w:link w:val="80"/>
+    <w:basedOn w:val="Normal"/>
+    <w:next w:val="Normal"/>
+    <w:link w:val="Heading8Char"/>
     <w:uiPriority w:val="9"/>
     <w:unhideWhenUsed/>
     <w:qFormat/>
@@ -11366,11 +10841,11 @@
       <w:szCs w:val="20"/>
     </w:rPr>
   </w:style>
-  <w:style w:type="paragraph" w:styleId="9">
+  <w:style w:type="paragraph" w:styleId="Heading9">
     <w:name w:val="heading 9"/>
-    <w:basedOn w:val="a0"/>
-    <w:next w:val="a0"/>
-    <w:link w:val="90"/>
+    <w:basedOn w:val="Normal"/>
+    <w:next w:val="Normal"/>
+    <w:link w:val="Heading9Char"/>
     <w:uiPriority w:val="9"/>
     <w:semiHidden/>
     <w:unhideWhenUsed/>
@@ -11395,13 +10870,13 @@
       <w:szCs w:val="20"/>
     </w:rPr>
   </w:style>
-  <w:style w:type="character" w:default="1" w:styleId="a1">
+  <w:style w:type="character" w:default="1" w:styleId="DefaultParagraphFont">
     <w:name w:val="Default Paragraph Font"/>
     <w:uiPriority w:val="1"/>
     <w:semiHidden/>
     <w:unhideWhenUsed/>
   </w:style>
-  <w:style w:type="table" w:default="1" w:styleId="a2">
+  <w:style w:type="table" w:default="1" w:styleId="TableNormal">
     <w:name w:val="Normal Table"/>
     <w:uiPriority w:val="99"/>
     <w:semiHidden/>
@@ -11416,16 +10891,16 @@
       </w:tblCellMar>
     </w:tblPr>
   </w:style>
-  <w:style w:type="numbering" w:default="1" w:styleId="a3">
+  <w:style w:type="numbering" w:default="1" w:styleId="NoList">
     <w:name w:val="No List"/>
     <w:uiPriority w:val="99"/>
     <w:semiHidden/>
     <w:unhideWhenUsed/>
   </w:style>
-  <w:style w:type="paragraph" w:styleId="a4">
+  <w:style w:type="paragraph" w:styleId="BalloonText">
     <w:name w:val="Balloon Text"/>
-    <w:basedOn w:val="a0"/>
-    <w:link w:val="a5"/>
+    <w:basedOn w:val="Normal"/>
+    <w:link w:val="BalloonTextChar"/>
     <w:uiPriority w:val="99"/>
     <w:semiHidden/>
     <w:unhideWhenUsed/>
@@ -11439,10 +10914,10 @@
       <w:szCs w:val="16"/>
     </w:rPr>
   </w:style>
-  <w:style w:type="character" w:customStyle="1" w:styleId="a5">
-    <w:name w:val="Изнесен текст Знак"/>
-    <w:basedOn w:val="a1"/>
-    <w:link w:val="a4"/>
+  <w:style w:type="character" w:customStyle="1" w:styleId="BalloonTextChar">
+    <w:name w:val="Balloon Text Char"/>
+    <w:basedOn w:val="DefaultParagraphFont"/>
+    <w:link w:val="BalloonText"/>
     <w:uiPriority w:val="99"/>
     <w:semiHidden/>
     <w:rsid w:val="00DE2771"/>
@@ -11452,9 +10927,9 @@
       <w:szCs w:val="16"/>
     </w:rPr>
   </w:style>
-  <w:style w:type="paragraph" w:styleId="a6">
+  <w:style w:type="paragraph" w:styleId="NormalWeb">
     <w:name w:val="Normal (Web)"/>
-    <w:basedOn w:val="a0"/>
+    <w:basedOn w:val="Normal"/>
     <w:uiPriority w:val="99"/>
     <w:unhideWhenUsed/>
     <w:rsid w:val="00105525"/>
@@ -11466,9 +10941,9 @@
       <w:lang w:eastAsia="bg-BG"/>
     </w:rPr>
   </w:style>
-  <w:style w:type="character" w:styleId="a7">
+  <w:style w:type="character" w:styleId="Hyperlink">
     <w:name w:val="Hyperlink"/>
-    <w:basedOn w:val="a1"/>
+    <w:basedOn w:val="DefaultParagraphFont"/>
     <w:uiPriority w:val="99"/>
     <w:unhideWhenUsed/>
     <w:rsid w:val="00105525"/>
@@ -11477,10 +10952,10 @@
       <w:u w:val="single"/>
     </w:rPr>
   </w:style>
-  <w:style w:type="paragraph" w:styleId="a8">
+  <w:style w:type="paragraph" w:styleId="Header">
     <w:name w:val="header"/>
-    <w:basedOn w:val="a0"/>
-    <w:link w:val="a9"/>
+    <w:basedOn w:val="Normal"/>
+    <w:link w:val="HeaderChar"/>
     <w:uiPriority w:val="99"/>
     <w:unhideWhenUsed/>
     <w:rsid w:val="00506156"/>
@@ -11492,17 +10967,17 @@
       <w:spacing w:after="0" w:line="240" w:lineRule="auto"/>
     </w:pPr>
   </w:style>
-  <w:style w:type="character" w:customStyle="1" w:styleId="a9">
-    <w:name w:val="Горен колонтитул Знак"/>
-    <w:basedOn w:val="a1"/>
-    <w:link w:val="a8"/>
+  <w:style w:type="character" w:customStyle="1" w:styleId="HeaderChar">
+    <w:name w:val="Header Char"/>
+    <w:basedOn w:val="DefaultParagraphFont"/>
+    <w:link w:val="Header"/>
     <w:uiPriority w:val="99"/>
     <w:rsid w:val="00506156"/>
   </w:style>
-  <w:style w:type="paragraph" w:styleId="aa">
+  <w:style w:type="paragraph" w:styleId="Footer">
     <w:name w:val="footer"/>
-    <w:basedOn w:val="a0"/>
-    <w:link w:val="ab"/>
+    <w:basedOn w:val="Normal"/>
+    <w:link w:val="FooterChar"/>
     <w:uiPriority w:val="99"/>
     <w:unhideWhenUsed/>
     <w:rsid w:val="00506156"/>
@@ -11514,17 +10989,17 @@
       <w:spacing w:after="0" w:line="240" w:lineRule="auto"/>
     </w:pPr>
   </w:style>
-  <w:style w:type="character" w:customStyle="1" w:styleId="ab">
-    <w:name w:val="Долен колонтитул Знак"/>
-    <w:basedOn w:val="a1"/>
-    <w:link w:val="aa"/>
+  <w:style w:type="character" w:customStyle="1" w:styleId="FooterChar">
+    <w:name w:val="Footer Char"/>
+    <w:basedOn w:val="DefaultParagraphFont"/>
+    <w:link w:val="Footer"/>
     <w:uiPriority w:val="99"/>
     <w:rsid w:val="00506156"/>
   </w:style>
-  <w:style w:type="paragraph" w:styleId="ac">
+  <w:style w:type="paragraph" w:styleId="ListParagraph">
     <w:name w:val="List Paragraph"/>
-    <w:basedOn w:val="a0"/>
-    <w:link w:val="ad"/>
+    <w:basedOn w:val="Normal"/>
+    <w:link w:val="ListParagraphChar"/>
     <w:uiPriority w:val="34"/>
     <w:qFormat/>
     <w:rsid w:val="00304F91"/>
@@ -11533,10 +11008,10 @@
       <w:contextualSpacing/>
     </w:pPr>
   </w:style>
-  <w:style w:type="character" w:customStyle="1" w:styleId="10">
-    <w:name w:val="Заглавие 1 Знак"/>
-    <w:basedOn w:val="a1"/>
-    <w:link w:val="1"/>
+  <w:style w:type="character" w:customStyle="1" w:styleId="Heading1Char">
+    <w:name w:val="Heading 1 Char"/>
+    <w:basedOn w:val="DefaultParagraphFont"/>
+    <w:link w:val="Heading1"/>
     <w:uiPriority w:val="9"/>
     <w:rsid w:val="00C528A5"/>
     <w:rPr>
@@ -11550,12 +11025,12 @@
       <w:lang w:eastAsia="bg-BG"/>
     </w:rPr>
   </w:style>
-  <w:style w:type="character" w:customStyle="1" w:styleId="20">
-    <w:name w:val="Заглавие 2 Знак"/>
-    <w:basedOn w:val="a1"/>
-    <w:link w:val="2"/>
+  <w:style w:type="character" w:customStyle="1" w:styleId="Heading2Char">
+    <w:name w:val="Heading 2 Char"/>
+    <w:basedOn w:val="DefaultParagraphFont"/>
+    <w:link w:val="Heading2"/>
     <w:uiPriority w:val="9"/>
-    <w:rsid w:val="00304AAF"/>
+    <w:rsid w:val="00F13F09"/>
     <w:rPr>
       <w:rFonts w:asciiTheme="majorHAnsi" w:eastAsiaTheme="majorEastAsia" w:hAnsiTheme="majorHAnsi" w:cstheme="majorBidi"/>
       <w:b/>
@@ -11564,12 +11039,13 @@
       <w:color w:val="000000" w:themeColor="text1"/>
       <w:sz w:val="28"/>
       <w:szCs w:val="28"/>
+      <w:lang w:eastAsia="bg-BG"/>
     </w:rPr>
   </w:style>
-  <w:style w:type="character" w:customStyle="1" w:styleId="30">
-    <w:name w:val="Заглавие 3 Знак"/>
-    <w:basedOn w:val="a1"/>
-    <w:link w:val="3"/>
+  <w:style w:type="character" w:customStyle="1" w:styleId="Heading3Char">
+    <w:name w:val="Heading 3 Char"/>
+    <w:basedOn w:val="DefaultParagraphFont"/>
+    <w:link w:val="Heading3"/>
     <w:uiPriority w:val="9"/>
     <w:rsid w:val="00C528A5"/>
     <w:rPr>
@@ -11582,10 +11058,10 @@
       <w:lang w:eastAsia="bg-BG"/>
     </w:rPr>
   </w:style>
-  <w:style w:type="character" w:customStyle="1" w:styleId="40">
-    <w:name w:val="Заглавие 4 Знак"/>
-    <w:basedOn w:val="a1"/>
-    <w:link w:val="4"/>
+  <w:style w:type="character" w:customStyle="1" w:styleId="Heading4Char">
+    <w:name w:val="Heading 4 Char"/>
+    <w:basedOn w:val="DefaultParagraphFont"/>
+    <w:link w:val="Heading4"/>
     <w:uiPriority w:val="9"/>
     <w:rsid w:val="00384DA0"/>
     <w:rPr>
@@ -11599,10 +11075,10 @@
       <w:szCs w:val="24"/>
     </w:rPr>
   </w:style>
-  <w:style w:type="character" w:customStyle="1" w:styleId="50">
-    <w:name w:val="Заглавие 5 Знак"/>
-    <w:basedOn w:val="a1"/>
-    <w:link w:val="5"/>
+  <w:style w:type="character" w:customStyle="1" w:styleId="Heading5Char">
+    <w:name w:val="Heading 5 Char"/>
+    <w:basedOn w:val="DefaultParagraphFont"/>
+    <w:link w:val="Heading5"/>
     <w:uiPriority w:val="9"/>
     <w:rsid w:val="00384DA0"/>
     <w:rPr>
@@ -11612,10 +11088,10 @@
       <w:szCs w:val="24"/>
     </w:rPr>
   </w:style>
-  <w:style w:type="character" w:customStyle="1" w:styleId="60">
-    <w:name w:val="Заглавие 6 Знак"/>
-    <w:basedOn w:val="a1"/>
-    <w:link w:val="6"/>
+  <w:style w:type="character" w:customStyle="1" w:styleId="Heading6Char">
+    <w:name w:val="Heading 6 Char"/>
+    <w:basedOn w:val="DefaultParagraphFont"/>
+    <w:link w:val="Heading6"/>
     <w:uiPriority w:val="9"/>
     <w:rsid w:val="00384DA0"/>
     <w:rPr>
@@ -11627,10 +11103,10 @@
       <w:szCs w:val="24"/>
     </w:rPr>
   </w:style>
-  <w:style w:type="character" w:customStyle="1" w:styleId="70">
-    <w:name w:val="Заглавие 7 Знак"/>
-    <w:basedOn w:val="a1"/>
-    <w:link w:val="7"/>
+  <w:style w:type="character" w:customStyle="1" w:styleId="Heading7Char">
+    <w:name w:val="Heading 7 Char"/>
+    <w:basedOn w:val="DefaultParagraphFont"/>
+    <w:link w:val="Heading7"/>
     <w:uiPriority w:val="9"/>
     <w:rsid w:val="00384DA0"/>
     <w:rPr>
@@ -11642,10 +11118,10 @@
       <w:szCs w:val="24"/>
     </w:rPr>
   </w:style>
-  <w:style w:type="character" w:customStyle="1" w:styleId="80">
-    <w:name w:val="Заглавие 8 Знак"/>
-    <w:basedOn w:val="a1"/>
-    <w:link w:val="8"/>
+  <w:style w:type="character" w:customStyle="1" w:styleId="Heading8Char">
+    <w:name w:val="Heading 8 Char"/>
+    <w:basedOn w:val="DefaultParagraphFont"/>
+    <w:link w:val="Heading8"/>
     <w:uiPriority w:val="9"/>
     <w:rsid w:val="00384DA0"/>
     <w:rPr>
@@ -11655,10 +11131,10 @@
       <w:szCs w:val="20"/>
     </w:rPr>
   </w:style>
-  <w:style w:type="character" w:customStyle="1" w:styleId="90">
-    <w:name w:val="Заглавие 9 Знак"/>
-    <w:basedOn w:val="a1"/>
-    <w:link w:val="9"/>
+  <w:style w:type="character" w:customStyle="1" w:styleId="Heading9Char">
+    <w:name w:val="Heading 9 Char"/>
+    <w:basedOn w:val="DefaultParagraphFont"/>
+    <w:link w:val="Heading9"/>
     <w:uiPriority w:val="9"/>
     <w:semiHidden/>
     <w:rsid w:val="00384DA0"/>
@@ -11671,10 +11147,10 @@
       <w:szCs w:val="20"/>
     </w:rPr>
   </w:style>
-  <w:style w:type="paragraph" w:styleId="ae">
+  <w:style w:type="paragraph" w:styleId="Caption">
     <w:name w:val="caption"/>
-    <w:basedOn w:val="a0"/>
-    <w:next w:val="a0"/>
+    <w:basedOn w:val="Normal"/>
+    <w:next w:val="Normal"/>
     <w:uiPriority w:val="35"/>
     <w:semiHidden/>
     <w:unhideWhenUsed/>
@@ -11691,11 +11167,11 @@
       <w:szCs w:val="18"/>
     </w:rPr>
   </w:style>
-  <w:style w:type="paragraph" w:styleId="af">
+  <w:style w:type="paragraph" w:styleId="Title">
     <w:name w:val="Title"/>
-    <w:basedOn w:val="a0"/>
-    <w:next w:val="a0"/>
-    <w:link w:val="af0"/>
+    <w:basedOn w:val="Normal"/>
+    <w:next w:val="Normal"/>
+    <w:link w:val="TitleChar"/>
     <w:uiPriority w:val="10"/>
     <w:qFormat/>
     <w:rsid w:val="00384DA0"/>
@@ -11710,10 +11186,10 @@
       <w:szCs w:val="56"/>
     </w:rPr>
   </w:style>
-  <w:style w:type="character" w:customStyle="1" w:styleId="af0">
-    <w:name w:val="Заглавие Знак"/>
-    <w:basedOn w:val="a1"/>
-    <w:link w:val="af"/>
+  <w:style w:type="character" w:customStyle="1" w:styleId="TitleChar">
+    <w:name w:val="Title Char"/>
+    <w:basedOn w:val="DefaultParagraphFont"/>
+    <w:link w:val="Title"/>
     <w:uiPriority w:val="10"/>
     <w:rsid w:val="00384DA0"/>
     <w:rPr>
@@ -11723,11 +11199,11 @@
       <w:szCs w:val="56"/>
     </w:rPr>
   </w:style>
-  <w:style w:type="paragraph" w:styleId="af1">
+  <w:style w:type="paragraph" w:styleId="Subtitle">
     <w:name w:val="Subtitle"/>
-    <w:basedOn w:val="a0"/>
-    <w:next w:val="a0"/>
-    <w:link w:val="af2"/>
+    <w:basedOn w:val="Normal"/>
+    <w:next w:val="Normal"/>
+    <w:link w:val="SubtitleChar"/>
     <w:uiPriority w:val="11"/>
     <w:qFormat/>
     <w:rsid w:val="00384DA0"/>
@@ -11742,10 +11218,10 @@
       <w:spacing w:val="10"/>
     </w:rPr>
   </w:style>
-  <w:style w:type="character" w:customStyle="1" w:styleId="af2">
-    <w:name w:val="Подзаглавие Знак"/>
-    <w:basedOn w:val="a1"/>
-    <w:link w:val="af1"/>
+  <w:style w:type="character" w:customStyle="1" w:styleId="SubtitleChar">
+    <w:name w:val="Subtitle Char"/>
+    <w:basedOn w:val="DefaultParagraphFont"/>
+    <w:link w:val="Subtitle"/>
     <w:uiPriority w:val="11"/>
     <w:rsid w:val="00384DA0"/>
     <w:rPr>
@@ -11753,9 +11229,9 @@
       <w:spacing w:val="10"/>
     </w:rPr>
   </w:style>
-  <w:style w:type="character" w:styleId="af3">
+  <w:style w:type="character" w:styleId="Strong">
     <w:name w:val="Strong"/>
-    <w:basedOn w:val="a1"/>
+    <w:basedOn w:val="DefaultParagraphFont"/>
     <w:uiPriority w:val="22"/>
     <w:qFormat/>
     <w:rsid w:val="00384DA0"/>
@@ -11765,9 +11241,9 @@
       <w:color w:val="000000" w:themeColor="text1"/>
     </w:rPr>
   </w:style>
-  <w:style w:type="character" w:styleId="af4">
+  <w:style w:type="character" w:styleId="Emphasis">
     <w:name w:val="Emphasis"/>
-    <w:basedOn w:val="a1"/>
+    <w:basedOn w:val="DefaultParagraphFont"/>
     <w:uiPriority w:val="20"/>
     <w:qFormat/>
     <w:rsid w:val="00384DA0"/>
@@ -11777,7 +11253,7 @@
       <w:color w:val="auto"/>
     </w:rPr>
   </w:style>
-  <w:style w:type="paragraph" w:styleId="af5">
+  <w:style w:type="paragraph" w:styleId="NoSpacing">
     <w:name w:val="No Spacing"/>
     <w:uiPriority w:val="1"/>
     <w:qFormat/>
@@ -11786,11 +11262,11 @@
       <w:spacing w:after="0" w:line="240" w:lineRule="auto"/>
     </w:pPr>
   </w:style>
-  <w:style w:type="paragraph" w:styleId="af6">
+  <w:style w:type="paragraph" w:styleId="Quote">
     <w:name w:val="Quote"/>
-    <w:basedOn w:val="a0"/>
-    <w:next w:val="a0"/>
-    <w:link w:val="af7"/>
+    <w:basedOn w:val="Normal"/>
+    <w:next w:val="Normal"/>
+    <w:link w:val="QuoteChar"/>
     <w:uiPriority w:val="29"/>
     <w:qFormat/>
     <w:rsid w:val="00384DA0"/>
@@ -11804,10 +11280,10 @@
       <w:color w:val="000000" w:themeColor="text1"/>
     </w:rPr>
   </w:style>
-  <w:style w:type="character" w:customStyle="1" w:styleId="af7">
-    <w:name w:val="Цитат Знак"/>
-    <w:basedOn w:val="a1"/>
-    <w:link w:val="af6"/>
+  <w:style w:type="character" w:customStyle="1" w:styleId="QuoteChar">
+    <w:name w:val="Quote Char"/>
+    <w:basedOn w:val="DefaultParagraphFont"/>
+    <w:link w:val="Quote"/>
     <w:uiPriority w:val="29"/>
     <w:rsid w:val="00384DA0"/>
     <w:rPr>
@@ -11816,11 +11292,11 @@
       <w:color w:val="000000" w:themeColor="text1"/>
     </w:rPr>
   </w:style>
-  <w:style w:type="paragraph" w:styleId="af8">
+  <w:style w:type="paragraph" w:styleId="IntenseQuote">
     <w:name w:val="Intense Quote"/>
-    <w:basedOn w:val="a0"/>
-    <w:next w:val="a0"/>
-    <w:link w:val="af9"/>
+    <w:basedOn w:val="Normal"/>
+    <w:next w:val="Normal"/>
+    <w:link w:val="IntenseQuoteChar"/>
     <w:uiPriority w:val="30"/>
     <w:qFormat/>
     <w:rsid w:val="00384DA0"/>
@@ -11838,10 +11314,10 @@
       <w:color w:val="000000" w:themeColor="text1"/>
     </w:rPr>
   </w:style>
-  <w:style w:type="character" w:customStyle="1" w:styleId="af9">
-    <w:name w:val="Интензивно цитиране Знак"/>
-    <w:basedOn w:val="a1"/>
-    <w:link w:val="af8"/>
+  <w:style w:type="character" w:customStyle="1" w:styleId="IntenseQuoteChar">
+    <w:name w:val="Intense Quote Char"/>
+    <w:basedOn w:val="DefaultParagraphFont"/>
+    <w:link w:val="IntenseQuote"/>
     <w:uiPriority w:val="30"/>
     <w:rsid w:val="00384DA0"/>
     <w:rPr>
@@ -11849,9 +11325,9 @@
       <w:shd w:val="clear" w:color="auto" w:fill="F2F2F2" w:themeFill="background1" w:themeFillShade="F2"/>
     </w:rPr>
   </w:style>
-  <w:style w:type="character" w:styleId="afa">
+  <w:style w:type="character" w:styleId="SubtleEmphasis">
     <w:name w:val="Subtle Emphasis"/>
-    <w:basedOn w:val="a1"/>
+    <w:basedOn w:val="DefaultParagraphFont"/>
     <w:uiPriority w:val="19"/>
     <w:qFormat/>
     <w:rsid w:val="00384DA0"/>
@@ -11861,9 +11337,9 @@
       <w:color w:val="404040" w:themeColor="text1" w:themeTint="BF"/>
     </w:rPr>
   </w:style>
-  <w:style w:type="character" w:styleId="afb">
+  <w:style w:type="character" w:styleId="IntenseEmphasis">
     <w:name w:val="Intense Emphasis"/>
-    <w:basedOn w:val="a1"/>
+    <w:basedOn w:val="DefaultParagraphFont"/>
     <w:uiPriority w:val="21"/>
     <w:qFormat/>
     <w:rsid w:val="00384DA0"/>
@@ -11875,9 +11351,9 @@
       <w:caps/>
     </w:rPr>
   </w:style>
-  <w:style w:type="character" w:styleId="afc">
+  <w:style w:type="character" w:styleId="SubtleReference">
     <w:name w:val="Subtle Reference"/>
-    <w:basedOn w:val="a1"/>
+    <w:basedOn w:val="DefaultParagraphFont"/>
     <w:uiPriority w:val="31"/>
     <w:qFormat/>
     <w:rsid w:val="00384DA0"/>
@@ -11887,9 +11363,9 @@
       <w:u w:val="single" w:color="7F7F7F" w:themeColor="text1" w:themeTint="80"/>
     </w:rPr>
   </w:style>
-  <w:style w:type="character" w:styleId="afd">
+  <w:style w:type="character" w:styleId="IntenseReference">
     <w:name w:val="Intense Reference"/>
-    <w:basedOn w:val="a1"/>
+    <w:basedOn w:val="DefaultParagraphFont"/>
     <w:uiPriority w:val="32"/>
     <w:qFormat/>
     <w:rsid w:val="00384DA0"/>
@@ -11900,9 +11376,9 @@
       <w:u w:val="single"/>
     </w:rPr>
   </w:style>
-  <w:style w:type="character" w:styleId="afe">
+  <w:style w:type="character" w:styleId="BookTitle">
     <w:name w:val="Book Title"/>
-    <w:basedOn w:val="a1"/>
+    <w:basedOn w:val="DefaultParagraphFont"/>
     <w:uiPriority w:val="33"/>
     <w:qFormat/>
     <w:rsid w:val="00384DA0"/>
@@ -11913,10 +11389,10 @@
       <w:spacing w:val="5"/>
     </w:rPr>
   </w:style>
-  <w:style w:type="paragraph" w:styleId="aff">
+  <w:style w:type="paragraph" w:styleId="TOCHeading">
     <w:name w:val="TOC Heading"/>
-    <w:basedOn w:val="1"/>
-    <w:next w:val="a0"/>
+    <w:basedOn w:val="Heading1"/>
+    <w:next w:val="Normal"/>
     <w:uiPriority w:val="39"/>
     <w:unhideWhenUsed/>
     <w:qFormat/>
@@ -11925,9 +11401,9 @@
       <w:outlineLvl w:val="9"/>
     </w:pPr>
   </w:style>
-  <w:style w:type="paragraph" w:customStyle="1" w:styleId="aff0">
+  <w:style w:type="paragraph" w:customStyle="1" w:styleId="a0">
     <w:name w:val="код"/>
-    <w:basedOn w:val="a0"/>
+    <w:basedOn w:val="Normal"/>
     <w:link w:val="Char"/>
     <w:qFormat/>
     <w:rsid w:val="00384DA0"/>
@@ -11939,10 +11415,10 @@
       <w:rFonts w:ascii="Tahoma" w:hAnsi="Tahoma" w:cs="Arial"/>
     </w:rPr>
   </w:style>
-  <w:style w:type="character" w:customStyle="1" w:styleId="ad">
-    <w:name w:val="Списък на абзаци Знак"/>
-    <w:basedOn w:val="a1"/>
-    <w:link w:val="ac"/>
+  <w:style w:type="character" w:customStyle="1" w:styleId="ListParagraphChar">
+    <w:name w:val="List Paragraph Char"/>
+    <w:basedOn w:val="DefaultParagraphFont"/>
+    <w:link w:val="ListParagraph"/>
     <w:uiPriority w:val="34"/>
     <w:rsid w:val="00231966"/>
     <w:rPr>
@@ -11953,8 +11429,8 @@
   </w:style>
   <w:style w:type="character" w:customStyle="1" w:styleId="Char">
     <w:name w:val="код Char"/>
-    <w:basedOn w:val="a1"/>
-    <w:link w:val="aff0"/>
+    <w:basedOn w:val="DefaultParagraphFont"/>
+    <w:link w:val="a0"/>
     <w:rsid w:val="00384DA0"/>
     <w:rPr>
       <w:rFonts w:ascii="Tahoma" w:hAnsi="Tahoma" w:cs="Arial"/>
@@ -11962,10 +11438,10 @@
       <w:szCs w:val="24"/>
     </w:rPr>
   </w:style>
-  <w:style w:type="paragraph" w:styleId="11">
+  <w:style w:type="paragraph" w:styleId="TOC1">
     <w:name w:val="toc 1"/>
-    <w:basedOn w:val="a0"/>
-    <w:next w:val="a0"/>
+    <w:basedOn w:val="Normal"/>
+    <w:next w:val="Normal"/>
     <w:autoRedefine/>
     <w:uiPriority w:val="39"/>
     <w:unhideWhenUsed/>
@@ -11974,10 +11450,10 @@
       <w:spacing w:after="100"/>
     </w:pPr>
   </w:style>
-  <w:style w:type="paragraph" w:styleId="21">
+  <w:style w:type="paragraph" w:styleId="TOC2">
     <w:name w:val="toc 2"/>
-    <w:basedOn w:val="a0"/>
-    <w:next w:val="a0"/>
+    <w:basedOn w:val="Normal"/>
+    <w:next w:val="Normal"/>
     <w:autoRedefine/>
     <w:uiPriority w:val="39"/>
     <w:unhideWhenUsed/>
@@ -11987,10 +11463,10 @@
       <w:ind w:left="240"/>
     </w:pPr>
   </w:style>
-  <w:style w:type="paragraph" w:styleId="31">
+  <w:style w:type="paragraph" w:styleId="TOC3">
     <w:name w:val="toc 3"/>
-    <w:basedOn w:val="a0"/>
-    <w:next w:val="a0"/>
+    <w:basedOn w:val="Normal"/>
+    <w:next w:val="Normal"/>
     <w:autoRedefine/>
     <w:uiPriority w:val="39"/>
     <w:unhideWhenUsed/>
@@ -12000,9 +11476,9 @@
       <w:ind w:left="480"/>
     </w:pPr>
   </w:style>
-  <w:style w:type="character" w:styleId="HTML">
+  <w:style w:type="character" w:styleId="HTMLCode">
     <w:name w:val="HTML Code"/>
-    <w:basedOn w:val="a1"/>
+    <w:basedOn w:val="DefaultParagraphFont"/>
     <w:uiPriority w:val="99"/>
     <w:semiHidden/>
     <w:unhideWhenUsed/>
@@ -12015,7 +11491,7 @@
   </w:style>
   <w:style w:type="paragraph" w:customStyle="1" w:styleId="a">
     <w:name w:val="точка"/>
-    <w:basedOn w:val="a0"/>
+    <w:basedOn w:val="Normal"/>
     <w:link w:val="Char0"/>
     <w:qFormat/>
     <w:rsid w:val="00FE6257"/>
@@ -12039,7 +11515,7 @@
   </w:style>
   <w:style w:type="character" w:customStyle="1" w:styleId="Char0">
     <w:name w:val="точка Char"/>
-    <w:basedOn w:val="a1"/>
+    <w:basedOn w:val="DefaultParagraphFont"/>
     <w:link w:val="a"/>
     <w:rsid w:val="00FE6257"/>
     <w:rPr>
@@ -12051,10 +11527,10 @@
       <w:lang w:eastAsia="bg-BG"/>
     </w:rPr>
   </w:style>
-  <w:style w:type="paragraph" w:styleId="HTML0">
+  <w:style w:type="paragraph" w:styleId="HTMLPreformatted">
     <w:name w:val="HTML Preformatted"/>
-    <w:basedOn w:val="a0"/>
-    <w:link w:val="HTML1"/>
+    <w:basedOn w:val="Normal"/>
+    <w:link w:val="HTMLPreformattedChar"/>
     <w:uiPriority w:val="99"/>
     <w:unhideWhenUsed/>
     <w:rsid w:val="00782E28"/>
@@ -12088,10 +11564,10 @@
       <w:lang w:eastAsia="bg-BG"/>
     </w:rPr>
   </w:style>
-  <w:style w:type="character" w:customStyle="1" w:styleId="HTML1">
-    <w:name w:val="HTML стандартен Знак"/>
-    <w:basedOn w:val="a1"/>
-    <w:link w:val="HTML0"/>
+  <w:style w:type="character" w:customStyle="1" w:styleId="HTMLPreformattedChar">
+    <w:name w:val="HTML Preformatted Char"/>
+    <w:basedOn w:val="DefaultParagraphFont"/>
+    <w:link w:val="HTMLPreformatted"/>
     <w:uiPriority w:val="99"/>
     <w:rsid w:val="00782E28"/>
     <w:rPr>
@@ -12103,57 +11579,57 @@
   </w:style>
   <w:style w:type="character" w:customStyle="1" w:styleId="text-text-primary-3">
     <w:name w:val="text-text-primary-3"/>
-    <w:basedOn w:val="a1"/>
+    <w:basedOn w:val="DefaultParagraphFont"/>
     <w:rsid w:val="00716AEF"/>
   </w:style>
   <w:style w:type="character" w:customStyle="1" w:styleId="hljs-keyword">
     <w:name w:val="hljs-keyword"/>
-    <w:basedOn w:val="a1"/>
+    <w:basedOn w:val="DefaultParagraphFont"/>
     <w:rsid w:val="00716AEF"/>
   </w:style>
   <w:style w:type="character" w:customStyle="1" w:styleId="hljs-title">
     <w:name w:val="hljs-title"/>
-    <w:basedOn w:val="a1"/>
+    <w:basedOn w:val="DefaultParagraphFont"/>
     <w:rsid w:val="004E5D4E"/>
   </w:style>
   <w:style w:type="character" w:customStyle="1" w:styleId="hljs-number">
     <w:name w:val="hljs-number"/>
-    <w:basedOn w:val="a1"/>
+    <w:basedOn w:val="DefaultParagraphFont"/>
     <w:rsid w:val="004E5D4E"/>
   </w:style>
   <w:style w:type="character" w:customStyle="1" w:styleId="hljs-literal">
     <w:name w:val="hljs-literal"/>
-    <w:basedOn w:val="a1"/>
+    <w:basedOn w:val="DefaultParagraphFont"/>
     <w:rsid w:val="004E5D4E"/>
   </w:style>
   <w:style w:type="character" w:customStyle="1" w:styleId="hljs-params">
     <w:name w:val="hljs-params"/>
-    <w:basedOn w:val="a1"/>
+    <w:basedOn w:val="DefaultParagraphFont"/>
     <w:rsid w:val="004E5D4E"/>
   </w:style>
   <w:style w:type="character" w:customStyle="1" w:styleId="hljs-string">
     <w:name w:val="hljs-string"/>
-    <w:basedOn w:val="a1"/>
+    <w:basedOn w:val="DefaultParagraphFont"/>
     <w:rsid w:val="004E5D4E"/>
   </w:style>
   <w:style w:type="character" w:customStyle="1" w:styleId="hljs-subst">
     <w:name w:val="hljs-subst"/>
-    <w:basedOn w:val="a1"/>
+    <w:basedOn w:val="DefaultParagraphFont"/>
     <w:rsid w:val="004E5D4E"/>
   </w:style>
   <w:style w:type="character" w:customStyle="1" w:styleId="hljs-meta">
     <w:name w:val="hljs-meta"/>
-    <w:basedOn w:val="a1"/>
+    <w:basedOn w:val="DefaultParagraphFont"/>
     <w:rsid w:val="004E5D4E"/>
   </w:style>
   <w:style w:type="character" w:customStyle="1" w:styleId="hljs-builtin">
     <w:name w:val="hljs-built_in"/>
-    <w:basedOn w:val="a1"/>
+    <w:basedOn w:val="DefaultParagraphFont"/>
     <w:rsid w:val="00B7581D"/>
   </w:style>
   <w:style w:type="character" w:customStyle="1" w:styleId="hljs-comment">
     <w:name w:val="hljs-comment"/>
-    <w:basedOn w:val="a1"/>
+    <w:basedOn w:val="DefaultParagraphFont"/>
     <w:rsid w:val="00B7581D"/>
   </w:style>
 </w:styles>
@@ -12447,7 +11923,7 @@
 </file>
 
 <file path=customXml/itemProps1.xml><?xml version="1.0" encoding="utf-8"?>
-<ds:datastoreItem xmlns:ds="http://schemas.openxmlformats.org/officeDocument/2006/customXml" ds:itemID="{943B2DAE-545C-4E75-9E1A-45017CE16349}">
+<ds:datastoreItem xmlns:ds="http://schemas.openxmlformats.org/officeDocument/2006/customXml" ds:itemID="{27D89803-7CA8-4581-90B4-7E13F796A1DA}">
   <ds:schemaRefs>
     <ds:schemaRef ds:uri="http://schemas.openxmlformats.org/officeDocument/2006/bibliography"/>
   </ds:schemaRefs>

--- a/Download/Шаблон_проект.docx
+++ b/Download/Шаблон_проект.docx
@@ -4707,52 +4707,7 @@
     </w:p>
     <w:p>
       <w:pPr>
-        <w:rPr>
-          <w:lang w:eastAsia="bg-BG"/>
-        </w:rPr>
-      </w:pPr>
-    </w:p>
-    <w:p>
-      <w:pPr>
-        <w:rPr>
-          <w:lang w:eastAsia="bg-BG"/>
-        </w:rPr>
-      </w:pPr>
-      <w:r>
-        <w:rPr>
-          <w:lang w:eastAsia="bg-BG"/>
-        </w:rPr>
-        <w:t>През последните години развитието на дигиталните технологии оказва значително влияние върху различни сфери от ежедневието. Компютърното зрение и обработката на изображения намират все по-широко приложение в съвременните информационни системи, като една от най-бързо развиващите се области е виртуалното пробване на продукти (Virtual Try-On). Тези технологии позволяват на потребителите да визуализират даден продукт върху свое реално изображение още преди да направят окончателен избор.</w:t>
-      </w:r>
-    </w:p>
-    <w:p>
-      <w:pPr>
-        <w:rPr>
-          <w:lang w:eastAsia="bg-BG"/>
-        </w:rPr>
-      </w:pPr>
-      <w:r>
-        <w:rPr>
-          <w:lang w:eastAsia="bg-BG"/>
-        </w:rPr>
-        <w:t>В козметичната индустрия виртуалните пробни системи се използват все по-често за грим, аксесоари и маникюр. Те улесняват процеса на избор, спестяват време и предоставят по-добро потребителско изживяване. Виртуалното пробване на маникюр е особено полезно, тъй като крайният резултат често е трудно да бъде предварително представен само чрез описание или примерни снимки.</w:t>
-      </w:r>
-    </w:p>
-    <w:p>
-      <w:pPr>
-        <w:rPr>
-          <w:lang w:eastAsia="bg-BG"/>
-        </w:rPr>
-      </w:pPr>
-      <w:r>
-        <w:rPr>
-          <w:lang w:eastAsia="bg-BG"/>
-        </w:rPr>
-        <w:t>Настоящият дипломен проект е насочен към разработването на уеб базирано приложение „Виртуално студио за маникюр (Virtual Nail Art Try-On)“, което използва методи от компютърното зрение за автоматично разпознаване на ръката и наслагване на маникюрни модели върху реална снимка. Проектът има за цел да демонстрира практическото приложение на теоретичните знания, придобити по време на обучението, и да покаже възможностите на съвременните софтуерни технологии в реална задача.</w:t>
-      </w:r>
-    </w:p>
-    <w:p>
-      <w:pPr>
+        <w:ind w:firstLine="0"/>
         <w:rPr>
           <w:lang w:eastAsia="bg-BG"/>
         </w:rPr>
@@ -4772,24 +4727,16 @@
     </w:p>
     <w:p>
       <w:pPr>
-        <w:rPr>
-          <w:lang w:eastAsia="bg-BG"/>
-        </w:rPr>
-      </w:pPr>
-    </w:p>
-    <w:p>
-      <w:pPr>
         <w:pStyle w:val="Heading2"/>
       </w:pPr>
-      <w:bookmarkStart w:id="2" w:name="_Toc164562456"/>
-      <w:bookmarkStart w:id="3" w:name="_Toc164568069"/>
-      <w:bookmarkStart w:id="4" w:name="_Toc164627453"/>
-      <w:bookmarkStart w:id="5" w:name="_Toc220492370"/>
-      <w:r>
-        <w:lastRenderedPageBreak/>
+      <w:bookmarkStart w:id="2" w:name="_Toc220492370"/>
+      <w:bookmarkStart w:id="3" w:name="_Toc164562456"/>
+      <w:bookmarkStart w:id="4" w:name="_Toc164568069"/>
+      <w:bookmarkStart w:id="5" w:name="_Toc164627453"/>
+      <w:r>
         <w:t>Същност на компютърното зрение</w:t>
       </w:r>
-      <w:bookmarkEnd w:id="5"/>
+      <w:bookmarkEnd w:id="2"/>
     </w:p>
     <w:p>
       <w:pPr>
@@ -4821,11 +4768,6 @@
     </w:p>
     <w:p>
       <w:pPr>
-        <w:ind w:firstLine="708"/>
-      </w:pPr>
-    </w:p>
-    <w:p>
-      <w:pPr>
         <w:pStyle w:val="Heading2"/>
       </w:pPr>
       <w:bookmarkStart w:id="6" w:name="_Toc220492371"/>
@@ -4838,16 +4780,20 @@
       <w:pPr>
         <w:spacing w:after="360"/>
       </w:pPr>
+      <w:r>
+        <w:t xml:space="preserve">Компютърното зрение включва различни основни задачи, които имат ключова роля при анализа и разбирането на изображения. Всяка от тези задачи изпълнява конкретна функция и допринася за извличането на полезна </w:t>
+      </w:r>
+      <w:r>
+        <w:t>информация от визуалните данни.</w:t>
+      </w:r>
     </w:p>
     <w:p>
       <w:pPr>
         <w:spacing w:after="360"/>
       </w:pPr>
       <w:r>
-        <w:t xml:space="preserve">Компютърното зрение включва различни основни задачи, които имат ключова роля при анализа и разбирането на изображения. Всяка от тези задачи изпълнява конкретна функция и допринася за извличането на полезна </w:t>
-      </w:r>
-      <w:r>
-        <w:t>информация от визуалните данни.</w:t>
+        <w:lastRenderedPageBreak/>
+        <w:t>Една от най-важните задачи е детекцията (Detection), която представлява откриване на обекти в изображението и определяне на тяхното местоположение. Чрез детекцията системата може да установи дали в дадено изображение присъства определен обект, като например ръка, лице или друг предмет, както и къде точно се намира той.</w:t>
       </w:r>
     </w:p>
     <w:p>
@@ -4855,7 +4801,7 @@
         <w:spacing w:after="360"/>
       </w:pPr>
       <w:r>
-        <w:t>Една от най-важните задачи е детекцията (Detection), която представлява откриване на обекти в изображението и определяне на тяхното местоположение. Чрез детекцията системата може да установи дали в дадено изображение присъства определен обект, като например ръка, лице или друг предмет, както и къде точно се намира той.</w:t>
+        <w:t>Друга основна задача е класификацията (Classification), чиято цел е да определи към кой клас принадлежи даден обект. Например чрез класификация може да се определи дали изображението съдържа ръка или не, както и какъв тип обект е разпознат.</w:t>
       </w:r>
     </w:p>
     <w:p>
@@ -4863,8 +4809,7 @@
         <w:spacing w:after="360"/>
       </w:pPr>
       <w:r>
-        <w:lastRenderedPageBreak/>
-        <w:t>Друга основна задача е класификацията (Classification), чиято цел е да определи към кой клас принадлежи даден обект. Например чрез класификация може да се определи дали изображението съдържа ръка или не, както и какъв тип обект е разпознат.</w:t>
+        <w:t>Сегментацията (Segmentation) представлява процес на разделяне на изображението на отделни области или пиксели, които принадлежат към конкретен обект. Тази задача позволява по-прецизен анализ на формата и границите на обекта, което е важно при по-сложни приложения на компютърното зрение.</w:t>
       </w:r>
     </w:p>
     <w:p>
@@ -4872,21 +4817,8 @@
         <w:spacing w:after="360"/>
       </w:pPr>
       <w:r>
-        <w:t>Сегментацията (Segmentation) представлява процес на разделяне на изображението на отделни области или пиксели, които принадлежат към конкретен обект. Тази задача позволява по-прецизен анализ на формата и границите на обекта, което е важно при по-сложни приложения на компютърното зрение.</w:t>
-      </w:r>
-    </w:p>
-    <w:p>
-      <w:pPr>
-        <w:spacing w:after="360"/>
-      </w:pPr>
-      <w:r>
         <w:t>Проследяването (Tracking) се използва основно при обработка на видео и позволява следене на движението на обекти във времето. То намира приложение при системи, работещи в реално време, като видеонаблюдение и интерактивни приложения.</w:t>
       </w:r>
-    </w:p>
-    <w:p>
-      <w:pPr>
-        <w:ind w:firstLine="0"/>
-      </w:pPr>
     </w:p>
     <w:p>
       <w:pPr>
@@ -5003,6 +4935,7 @@
           <w:b/>
           <w:lang w:eastAsia="bg-BG"/>
         </w:rPr>
+        <w:lastRenderedPageBreak/>
         <w:t>Медицинска диагностика:</w:t>
       </w:r>
     </w:p>
@@ -5038,7 +4971,6 @@
           <w:b/>
           <w:lang w:eastAsia="bg-BG"/>
         </w:rPr>
-        <w:lastRenderedPageBreak/>
         <w:t>Разширена и добавена реалност:</w:t>
       </w:r>
     </w:p>
@@ -5207,6 +5139,7 @@
       </w:pPr>
       <w:bookmarkStart w:id="9" w:name="_Toc220492374"/>
       <w:r>
+        <w:lastRenderedPageBreak/>
         <w:t>Откриване на ключови точки (Landmark Detection)</w:t>
       </w:r>
       <w:bookmarkEnd w:id="9"/>
@@ -5247,7 +5180,6 @@
         <w:rPr>
           <w:lang w:eastAsia="bg-BG"/>
         </w:rPr>
-        <w:lastRenderedPageBreak/>
         <w:t>Ключовите точки се представят чрез координати в двумерна координатна система (x, y), които съответстват на позицията им в изображението. Те се избират така, че да бъдат лесно разпознаваеми и стабилни при различни условия, като промяна на ъгъла, осветлението или размера на обекта.</w:t>
       </w:r>
     </w:p>
@@ -5354,6 +5286,7 @@
         <w:rPr>
           <w:lang w:eastAsia="bg-BG"/>
         </w:rPr>
+        <w:lastRenderedPageBreak/>
         <w:t>object detection определя местоположението на обекта като цяло;</w:t>
       </w:r>
     </w:p>
@@ -5415,7 +5348,6 @@
       </w:pPr>
       <w:bookmarkStart w:id="12" w:name="_Toc220492377"/>
       <w:r>
-        <w:lastRenderedPageBreak/>
         <w:t>Landmark</w:t>
       </w:r>
       <w:r>
@@ -5556,7 +5488,14 @@
         <w:rPr>
           <w:lang w:eastAsia="bg-BG"/>
         </w:rPr>
-        <w:t>В съвременните приложения на компютърното зрение често се използват готови, предварително обучени модели за landmark detection. Тези модели са разработени и обучени върху големи набори от данни и предоставят висока точност и надеждност.</w:t>
+        <w:t xml:space="preserve">В съвременните приложения на компютърното зрение често се използват готови, предварително обучени модели за landmark detection. Тези модели са </w:t>
+      </w:r>
+      <w:r>
+        <w:rPr>
+          <w:lang w:eastAsia="bg-BG"/>
+        </w:rPr>
+        <w:lastRenderedPageBreak/>
+        <w:t>разработени и обучени върху големи набори от данни и предоставят висока точност и надеждност.</w:t>
       </w:r>
     </w:p>
     <w:p>
@@ -5653,18 +5592,10 @@
     </w:p>
     <w:p>
       <w:pPr>
-        <w:rPr>
-          <w:lang w:eastAsia="bg-BG"/>
-        </w:rPr>
-      </w:pPr>
-    </w:p>
-    <w:p>
-      <w:pPr>
         <w:pStyle w:val="Heading1"/>
       </w:pPr>
       <w:bookmarkStart w:id="14" w:name="_Toc220492379"/>
       <w:r>
-        <w:lastRenderedPageBreak/>
         <w:t>Библиотеката MediaPipe</w:t>
       </w:r>
       <w:bookmarkEnd w:id="14"/>
@@ -5725,6 +5656,7 @@
       </w:pPr>
       <w:bookmarkStart w:id="15" w:name="_Toc220492380"/>
       <w:r>
+        <w:lastRenderedPageBreak/>
         <w:t>Обща характеристика на MediaPipe</w:t>
       </w:r>
       <w:bookmarkEnd w:id="15"/>
@@ -5778,15 +5710,7 @@
           <w:rFonts w:eastAsia="Times New Roman"/>
           <w:lang w:eastAsia="bg-BG"/>
         </w:rPr>
-        <w:t xml:space="preserve">Едно от основните предимства на MediaPipe е възможността за работа в реално време, което я прави подходяща за интерактивни приложения. Framework-ът е </w:t>
-      </w:r>
-      <w:r>
-        <w:rPr>
-          <w:rFonts w:eastAsia="Times New Roman"/>
-          <w:lang w:eastAsia="bg-BG"/>
-        </w:rPr>
-        <w:lastRenderedPageBreak/>
-        <w:t>оптимизиран за висока производителност и може да обработва изображения бързо, дори при използване на по-сложни модели за разпознаване. Това е особено важно при приложения, които изискват незабавна обратна връзка към потребителя, какъвто е и настоящият проект.</w:t>
+        <w:t>Едно от основните предимства на MediaPipe е възможността за работа в реално време, което я прави подходяща за интерактивни приложения. Framework-ът е оптимизиран за висока производителност и може да обработва изображения бързо, дори при използване на по-сложни модели за разпознаване. Това е особено важно при приложения, които изискват незабавна обратна връзка към потребителя, какъвто е и настоящият проект.</w:t>
       </w:r>
     </w:p>
     <w:p>
@@ -5857,6 +5781,7 @@
       </w:pPr>
       <w:bookmarkStart w:id="16" w:name="_Toc220492381"/>
       <w:r>
+        <w:lastRenderedPageBreak/>
         <w:t>Архитектура на MediaPipe</w:t>
       </w:r>
       <w:bookmarkEnd w:id="16"/>
@@ -5868,11 +5793,7 @@
     </w:p>
     <w:p>
       <w:r>
-        <w:t xml:space="preserve">Този подход позволява ефективна и модулна обработка на данните, като всеки компонент може да бъде използван или заменен при необходимост. Благодарение на </w:t>
-      </w:r>
-      <w:r>
-        <w:lastRenderedPageBreak/>
-        <w:t>pipeline архитектурата MediaPipe е подходяща за приложения в реално време и за задачи, изискващи висока точност.</w:t>
+        <w:t>Този подход позволява ефективна и модулна обработка на данните, като всеки компонент може да бъде използван или заменен при необходимост. Благодарение на pipeline архитектурата MediaPipe е подходяща за приложения в реално време и за задачи, изискващи висока точност.</w:t>
       </w:r>
     </w:p>
     <w:p>
@@ -5955,10 +5876,10 @@
           <w:rFonts w:eastAsia="Times New Roman"/>
           <w:lang w:eastAsia="bg-BG"/>
         </w:rPr>
+        <w:lastRenderedPageBreak/>
         <w:t>След като ръката бъде разпозната, модулът извлича координатите на ключовите точки, които впоследствие се използват за геометрично напасване на маникюрните модели. По този начин MediaPipe Hands играе ключова роля в проекта, тъй като осигурява необходимата информация за точното позициониране и ориентация на виртуалния маникюр върху реалната ръка.</w:t>
       </w:r>
     </w:p>
-    <w:p/>
     <w:p>
       <w:pPr>
         <w:pStyle w:val="Heading2"/>
@@ -5966,7 +5887,6 @@
       </w:pPr>
       <w:bookmarkStart w:id="18" w:name="_Toc220492383"/>
       <w:r>
-        <w:lastRenderedPageBreak/>
         <w:t>Ключови точки на ръката</w:t>
       </w:r>
       <w:bookmarkEnd w:id="18"/>
@@ -6053,9 +5973,12 @@
       </w:pPr>
       <w:bookmarkStart w:id="19" w:name="_Toc220492384"/>
       <w:r>
+        <w:lastRenderedPageBreak/>
         <w:t>Координатна система</w:t>
       </w:r>
+      <w:bookmarkStart w:id="20" w:name="_GoBack"/>
       <w:bookmarkEnd w:id="19"/>
+      <w:bookmarkEnd w:id="20"/>
     </w:p>
     <w:p>
       <w:r>
@@ -6072,12 +5995,11 @@
         <w:pStyle w:val="Heading2"/>
         <w:spacing w:after="240"/>
       </w:pPr>
-      <w:bookmarkStart w:id="20" w:name="_Toc220492385"/>
-      <w:r>
-        <w:lastRenderedPageBreak/>
+      <w:bookmarkStart w:id="21" w:name="_Toc220492385"/>
+      <w:r>
         <w:t>Значение на върховете на пръстите за проекта</w:t>
       </w:r>
-      <w:bookmarkEnd w:id="20"/>
+      <w:bookmarkEnd w:id="21"/>
     </w:p>
     <w:p>
       <w:r>
@@ -6095,14 +6017,14 @@
     <w:p>
       <w:pPr>
         <w:pStyle w:val="Heading1"/>
-        <w:spacing w:before="600"/>
+        <w:spacing w:before="600" w:after="240"/>
         <w:ind w:left="425" w:hanging="431"/>
       </w:pPr>
-      <w:bookmarkStart w:id="21" w:name="_Toc220492386"/>
+      <w:bookmarkStart w:id="22" w:name="_Toc220492386"/>
       <w:r>
         <w:t>Основи на обработката на изображения</w:t>
       </w:r>
-      <w:bookmarkEnd w:id="21"/>
+      <w:bookmarkEnd w:id="22"/>
     </w:p>
     <w:p>
       <w:pPr>
@@ -6141,11 +6063,12 @@
         <w:pStyle w:val="Heading2"/>
         <w:spacing w:after="240"/>
       </w:pPr>
-      <w:bookmarkStart w:id="22" w:name="_Toc220492387"/>
-      <w:r>
+      <w:bookmarkStart w:id="23" w:name="_Toc220492387"/>
+      <w:r>
+        <w:lastRenderedPageBreak/>
         <w:t>Цифрово изображение и пикселна структура</w:t>
       </w:r>
-      <w:bookmarkEnd w:id="22"/>
+      <w:bookmarkEnd w:id="23"/>
     </w:p>
     <w:p>
       <w:pPr>
@@ -6178,120 +6101,208 @@
         <w:pStyle w:val="Heading2"/>
         <w:spacing w:after="240"/>
       </w:pPr>
-      <w:bookmarkStart w:id="23" w:name="_Toc220492388"/>
+      <w:bookmarkStart w:id="24" w:name="_Toc220492388"/>
+      <w:r>
+        <w:t>Цветови модели – RGB и RGBA</w:t>
+      </w:r>
+      <w:bookmarkEnd w:id="24"/>
+    </w:p>
+    <w:p>
+      <w:pPr>
+        <w:rPr>
+          <w:lang w:eastAsia="bg-BG"/>
+        </w:rPr>
+      </w:pPr>
+      <w:r>
+        <w:rPr>
+          <w:lang w:eastAsia="bg-BG"/>
+        </w:rPr>
+        <w:t>За представяне на цветовете в цифровите изображения се използват различни цветови модели. Един от най-често използваните е RGB моделът, който се състои от три основни цвята – червено (Red), зелено (Green) и синьо (Blue). Всеки цвят се описва чрез стойности, които определят неговата интензивност.</w:t>
+      </w:r>
+    </w:p>
+    <w:p>
+      <w:pPr>
+        <w:rPr>
+          <w:lang w:eastAsia="bg-BG"/>
+        </w:rPr>
+      </w:pPr>
+      <w:r>
+        <w:rPr>
+          <w:lang w:eastAsia="bg-BG"/>
+        </w:rPr>
+        <w:t>В проекта се използва и RGBA моделът, който освен трите основни цвята включва и alpha канал. Alpha каналът определя прозрачността на пиксела и позволява частично или пълно прозиране. Това е особено важно при наслагването на PNG изображения на маникюр върху снимката на ръката, тъй като позволява постигане на по-естествен визуален резултат.</w:t>
+      </w:r>
+    </w:p>
+    <w:p>
+      <w:pPr>
+        <w:pStyle w:val="Heading2"/>
+        <w:spacing w:after="240"/>
+      </w:pPr>
+      <w:bookmarkStart w:id="25" w:name="_Toc220492389"/>
+      <w:r>
+        <w:t>Обработка на изображения с Python</w:t>
+      </w:r>
+      <w:bookmarkEnd w:id="25"/>
+    </w:p>
+    <w:p>
+      <w:pPr>
+        <w:rPr>
+          <w:lang w:eastAsia="bg-BG"/>
+        </w:rPr>
+      </w:pPr>
+      <w:r>
+        <w:rPr>
+          <w:lang w:eastAsia="bg-BG"/>
+        </w:rPr>
+        <w:t>Python е широко използван програмен език за обработка на изображения, поради своята простота и богат набор от библиотеки. Чрез Python могат да се извършват различни операции върху изображения, като четене и запис на файлове, промяна на размери, изрязване, завъртане и комбиниране на изображения.</w:t>
+      </w:r>
+    </w:p>
+    <w:p>
+      <w:pPr>
+        <w:rPr>
+          <w:lang w:eastAsia="bg-BG"/>
+        </w:rPr>
+      </w:pPr>
+      <w:r>
+        <w:rPr>
+          <w:lang w:eastAsia="bg-BG"/>
+        </w:rPr>
+        <w:t>В настоящия проект Python служи като основен език за реализация на логиката за обработка на изображения. Той позволява лесна интеграция с библиотеки за компютърно зрение и осигурява удобна среда за разработка и тестване на приложението.</w:t>
+      </w:r>
+    </w:p>
+    <w:p>
+      <w:pPr>
+        <w:pStyle w:val="Heading2"/>
+        <w:spacing w:after="240"/>
+      </w:pPr>
+      <w:bookmarkStart w:id="26" w:name="_Toc220492390"/>
       <w:r>
         <w:lastRenderedPageBreak/>
-        <w:t>Цветови модели – RGB и RGBA</w:t>
-      </w:r>
-      <w:bookmarkEnd w:id="23"/>
-    </w:p>
-    <w:p>
-      <w:pPr>
-        <w:rPr>
-          <w:lang w:eastAsia="bg-BG"/>
-        </w:rPr>
-      </w:pPr>
-      <w:r>
-        <w:rPr>
-          <w:lang w:eastAsia="bg-BG"/>
-        </w:rPr>
-        <w:t>За представяне на цветовете в цифровите изображения се използват различни цветови модели. Един от най-често използваните е RGB моделът, който се състои от три основни цвята – червено (Red), зелено (Green) и синьо (Blue). Всеки цвят се описва чрез стойности, които определят неговата интензивност.</w:t>
-      </w:r>
-    </w:p>
-    <w:p>
-      <w:pPr>
-        <w:rPr>
-          <w:lang w:eastAsia="bg-BG"/>
-        </w:rPr>
-      </w:pPr>
-      <w:r>
-        <w:rPr>
-          <w:lang w:eastAsia="bg-BG"/>
-        </w:rPr>
-        <w:t>В проекта се използва и RGBA моделът, който освен трите основни цвята включва и alpha канал. Alpha каналът определя прозрачността на пиксела и позволява частично или пълно прозиране. Това е особено важно при наслагването на PNG изображения на маникюр върху снимката на ръката, тъй като позволява постигане на по-естествен визуален резултат.</w:t>
-      </w:r>
-    </w:p>
-    <w:p>
-      <w:pPr>
-        <w:rPr>
-          <w:lang w:eastAsia="bg-BG"/>
-        </w:rPr>
-      </w:pPr>
+        <w:t>Библиотеката OpenCV и нейното приложение</w:t>
+      </w:r>
+      <w:bookmarkEnd w:id="26"/>
+    </w:p>
+    <w:p>
+      <w:pPr>
+        <w:spacing w:before="100" w:beforeAutospacing="1"/>
+        <w:ind w:firstLine="430"/>
+        <w:rPr>
+          <w:rFonts w:eastAsia="Times New Roman"/>
+          <w:lang w:eastAsia="bg-BG"/>
+        </w:rPr>
+      </w:pPr>
+      <w:r>
+        <w:rPr>
+          <w:rFonts w:eastAsia="Times New Roman"/>
+          <w:lang w:eastAsia="bg-BG"/>
+        </w:rPr>
+        <w:t>OpenCV (Open Source Computer Vision Library) е една от най-популярните и широко използвани библиотеки с отворен код за обработка на изображения и компютърно зрение. Тя предоставя богат набор от готови функции и алгоритми, които улесняват анализа и обработката на цифрови изображения. OpenCV се използва както в образователни, така и в реални индустриални проекти, включително в приложения за разпознаване на обекти, медицинска диагностика и разширена реалност.</w:t>
+      </w:r>
+    </w:p>
+    <w:p>
+      <w:pPr>
+        <w:spacing w:before="100" w:beforeAutospacing="1"/>
+        <w:ind w:firstLine="430"/>
+        <w:rPr>
+          <w:rFonts w:eastAsia="Times New Roman"/>
+          <w:lang w:eastAsia="bg-BG"/>
+        </w:rPr>
+      </w:pPr>
+      <w:r>
+        <w:rPr>
+          <w:rFonts w:eastAsia="Times New Roman"/>
+          <w:lang w:eastAsia="bg-BG"/>
+        </w:rPr>
+        <w:t>Библиотеката предлага възможности за извършване на различни операции върху изображения, като геометрични трансформации, филтриране, промяна на размер, завъртане и преобразуване на цветови пространства. Освен това OpenCV позволява работа с прозрачност и alpha канал, което е важно при комбинирането на няколко изображения в едно. Благодарение на тези функции може да се постигне по-добро визуално качество и по-реалистичен резултат.</w:t>
+      </w:r>
+    </w:p>
+    <w:p>
+      <w:pPr>
+        <w:spacing w:before="100" w:beforeAutospacing="1"/>
+        <w:ind w:firstLine="430"/>
+        <w:rPr>
+          <w:rFonts w:eastAsia="Times New Roman"/>
+          <w:lang w:eastAsia="bg-BG"/>
+        </w:rPr>
+      </w:pPr>
+      <w:r>
+        <w:rPr>
+          <w:rFonts w:eastAsia="Times New Roman"/>
+          <w:lang w:eastAsia="bg-BG"/>
+        </w:rPr>
+        <w:t>В проекта „Виртуално студио за маникюр“ OpenCV се използва за зареждане и предварителна обработка на изображението на ръката, предоставено от потребителя. Чрез библиотеката се извършва промяна на размера на изображението, корекция на цветовете и подготовка за последващ анализ. OpenCV играе ключова роля и при наслагването на PNG маникюрните модели върху ноктите.</w:t>
+      </w:r>
+    </w:p>
+    <w:p>
+      <w:pPr>
+        <w:spacing w:before="100" w:beforeAutospacing="1"/>
+        <w:ind w:firstLine="426"/>
+        <w:rPr>
+          <w:rFonts w:eastAsia="Times New Roman"/>
+          <w:lang w:eastAsia="bg-BG"/>
+        </w:rPr>
+      </w:pPr>
+      <w:r>
+        <w:rPr>
+          <w:rFonts w:eastAsia="Times New Roman"/>
+          <w:lang w:eastAsia="bg-BG"/>
+        </w:rPr>
+        <w:t>С помощта на функциите на OpenCV се реализират операции като мащабиране и завъртане на маникюрните изображения, така че те да отговарят на формата и ориентацията на пръстите. Комбинирането на изображенията чрез alpha blending позволява запазване на прозрачността и създаване на естествен външен вид. По този начин OpenCV допринася значително за постигането на реалистичен и визуално убедителен краен резултат в разработеното приложение.</w:t>
+      </w:r>
+    </w:p>
+    <w:p>
+      <w:pPr>
+        <w:pStyle w:val="Heading1"/>
+        <w:spacing w:before="600" w:after="240"/>
+        <w:ind w:left="425" w:hanging="431"/>
+        <w:rPr>
+          <w:rFonts w:ascii="Times New Roman" w:hAnsi="Times New Roman" w:cs="Times New Roman"/>
+        </w:rPr>
+      </w:pPr>
+      <w:bookmarkStart w:id="27" w:name="_Toc220492391"/>
+      <w:r>
+        <w:rPr>
+          <w:rFonts w:ascii="Times New Roman" w:hAnsi="Times New Roman" w:cs="Times New Roman"/>
+        </w:rPr>
+        <w:t>Афинни трансформации</w:t>
+      </w:r>
+      <w:bookmarkEnd w:id="27"/>
+    </w:p>
+    <w:p>
+      <w:r>
+        <w:t xml:space="preserve">Афинните трансформации представляват математически операции, които се използват за промяна на позицията, размера и ориентацията на обекти в равнината. Те </w:t>
+      </w:r>
+      <w:r>
+        <w:lastRenderedPageBreak/>
+        <w:t>са основна част от компютърната графика и обработката на изображения, тъй като позволяват адаптиране на графични елементи спрямо конкретно изображение.</w:t>
+      </w:r>
+    </w:p>
+    <w:p>
+      <w:r>
+        <w:t>В проекта „Виртуално студио за маникюр“ афинните трансформации се използват за правилното напасване на маникюрния модел върху всеки нокът. Тъй като формата, размерът и ориентацията на пръстите са различни при всяка снимка, е необходимо виртуалният маникюр да бъде мащабиран, завъртян и позициониран спрямо конкретната ръка.</w:t>
+      </w:r>
     </w:p>
     <w:p>
       <w:pPr>
         <w:pStyle w:val="Heading2"/>
-      </w:pPr>
-      <w:bookmarkStart w:id="24" w:name="_Toc220492389"/>
-      <w:r>
-        <w:t>Обработка на изображения с Python</w:t>
-      </w:r>
-      <w:bookmarkEnd w:id="24"/>
-    </w:p>
-    <w:p>
-      <w:pPr>
-        <w:rPr>
-          <w:lang w:eastAsia="bg-BG"/>
-        </w:rPr>
-      </w:pPr>
-      <w:bookmarkStart w:id="25" w:name="_GoBack"/>
-      <w:bookmarkEnd w:id="25"/>
-    </w:p>
-    <w:p>
-      <w:pPr>
-        <w:rPr>
-          <w:lang w:eastAsia="bg-BG"/>
-        </w:rPr>
-      </w:pPr>
-      <w:r>
-        <w:rPr>
-          <w:lang w:eastAsia="bg-BG"/>
-        </w:rPr>
-        <w:t>Python е широко използван програмен език за обработка на изображения, поради своята простота и богат набор от библиотеки. Чрез Python могат да се извършват различни операции върху изображения, като четене и запис на файлове, промяна на размери, изрязване, завъртане и комбиниране на изображения.</w:t>
-      </w:r>
-    </w:p>
-    <w:p>
-      <w:pPr>
-        <w:rPr>
-          <w:lang w:eastAsia="bg-BG"/>
-        </w:rPr>
-      </w:pPr>
-      <w:r>
-        <w:rPr>
-          <w:lang w:eastAsia="bg-BG"/>
-        </w:rPr>
-        <w:t>В настоящия проект Python служи като основен език за реализация на логиката за обработка на изображения. Той позволява лесна интеграция с библиотеки за компютърно зрение и осигурява удобна среда за разработка и тестване на приложението.</w:t>
-      </w:r>
-    </w:p>
-    <w:p>
-      <w:pPr>
-        <w:ind w:firstLine="0"/>
-        <w:rPr>
-          <w:lang w:eastAsia="bg-BG"/>
-        </w:rPr>
-      </w:pPr>
-    </w:p>
-    <w:p>
-      <w:pPr>
-        <w:pStyle w:val="Heading2"/>
-      </w:pPr>
-      <w:bookmarkStart w:id="26" w:name="_Toc220492390"/>
-      <w:r>
-        <w:t>Библиотеката OpenCV и нейното приложение</w:t>
-      </w:r>
-      <w:bookmarkEnd w:id="26"/>
-    </w:p>
-    <w:p>
-      <w:pPr>
-        <w:rPr>
-          <w:lang w:eastAsia="bg-BG"/>
-        </w:rPr>
-      </w:pPr>
-    </w:p>
-    <w:p>
-      <w:pPr>
-        <w:spacing w:before="100" w:beforeAutospacing="1" w:after="100" w:afterAutospacing="1"/>
-        <w:ind w:firstLine="430"/>
+        <w:spacing w:after="240"/>
+        <w:rPr>
+          <w:rFonts w:ascii="Times New Roman" w:hAnsi="Times New Roman" w:cs="Times New Roman"/>
+        </w:rPr>
+      </w:pPr>
+      <w:bookmarkStart w:id="28" w:name="_Toc220492392"/>
+      <w:r>
+        <w:rPr>
+          <w:rFonts w:ascii="Times New Roman" w:hAnsi="Times New Roman" w:cs="Times New Roman"/>
+        </w:rPr>
+        <w:t>Същност на афинните трансформации</w:t>
+      </w:r>
+      <w:bookmarkEnd w:id="28"/>
+    </w:p>
+    <w:p>
+      <w:pPr>
+        <w:spacing w:before="100" w:beforeAutospacing="1"/>
+        <w:ind w:firstLine="431"/>
         <w:rPr>
           <w:rFonts w:eastAsia="Times New Roman"/>
           <w:lang w:eastAsia="bg-BG"/>
@@ -6302,164 +6313,47 @@
           <w:rFonts w:eastAsia="Times New Roman"/>
           <w:lang w:eastAsia="bg-BG"/>
         </w:rPr>
-        <w:t xml:space="preserve">OpenCV (Open Source Computer Vision Library) е една от най-популярните и широко използвани библиотеки с отворен код за обработка на изображения и </w:t>
-      </w:r>
-      <w:r>
+        <w:t>Афинните трансформации представляват вид геометрични преобразувания, при които се запазва формата на обекта, но се променя неговото положение, размер или ориентация в пространството. При тези трансформации не се нарушават правите линии и относителните пропорции на обекта, което означава, че той не се изкривява, а само се премества, увеличава, намалява или завърта. Поради това афинните трансформации са широко използвани в компютърната графика и обработката на изображения.</w:t>
+      </w:r>
+    </w:p>
+    <w:p>
+      <w:pPr>
+        <w:spacing w:before="100" w:beforeAutospacing="1"/>
+        <w:ind w:firstLine="431"/>
         <w:rPr>
           <w:rFonts w:eastAsia="Times New Roman"/>
           <w:lang w:eastAsia="bg-BG"/>
         </w:rPr>
-        <w:lastRenderedPageBreak/>
-        <w:t>компютърно зрение. Тя предоставя богат набор от готови функции и алгоритми, които улесняват анализа и обработката на цифрови изображения. OpenCV се използва както в образователни, така и в реални индустриални проекти, включително в приложения за разпознаване на обекти, медицинска диагностика и разширена реалност.</w:t>
-      </w:r>
-    </w:p>
-    <w:p>
-      <w:pPr>
-        <w:spacing w:before="100" w:beforeAutospacing="1" w:after="100" w:afterAutospacing="1"/>
-        <w:ind w:firstLine="430"/>
+      </w:pPr>
+      <w:r>
         <w:rPr>
           <w:rFonts w:eastAsia="Times New Roman"/>
           <w:lang w:eastAsia="bg-BG"/>
         </w:rPr>
-      </w:pPr>
-      <w:r>
+        <w:t>В контекста на обработката на изображения афинните трансформации дават възможност един графичен елемент да бъде прецизно адаптиран към друго изображение. Чрез тях може да се постигне точно позициониране на обекти спрямо определени координати, както и напасване към различни размери и ориентации. Това е особено важно при работа с реални изображения, при които всеки обект може да бъде заснет под различен ъгъл или мащаб.</w:t>
+      </w:r>
+    </w:p>
+    <w:p>
+      <w:pPr>
+        <w:spacing w:before="100" w:beforeAutospacing="1"/>
+        <w:ind w:firstLine="431"/>
         <w:rPr>
           <w:rFonts w:eastAsia="Times New Roman"/>
           <w:lang w:eastAsia="bg-BG"/>
         </w:rPr>
-        <w:t>Библиотеката предлага възможности за извършване на различни операции върху изображения, като геометрични трансформации, филтриране, промяна на размер, завъртане и преобразуване на цветови пространства. Освен това OpenCV позволява работа с прозрачност и alpha канал, което е важно при комбинирането на няколко изображения в едно. Благодарение на тези функции може да се постигне по-добро визуално качество и по-реалистичен резултат.</w:t>
-      </w:r>
-    </w:p>
-    <w:p>
-      <w:pPr>
-        <w:spacing w:before="100" w:beforeAutospacing="1" w:after="100" w:afterAutospacing="1"/>
-        <w:ind w:firstLine="430"/>
+      </w:pPr>
+      <w:r>
         <w:rPr>
           <w:rFonts w:eastAsia="Times New Roman"/>
           <w:lang w:eastAsia="bg-BG"/>
         </w:rPr>
-      </w:pPr>
-      <w:r>
-        <w:rPr>
-          <w:rFonts w:eastAsia="Times New Roman"/>
-          <w:lang w:eastAsia="bg-BG"/>
-        </w:rPr>
-        <w:t>В проекта „Виртуално студио за маникюр“ OpenCV се използва за зареждане и предварителна обработка на изображението на ръката, предоставено от потребителя. Чрез библиотеката се извършва промяна на размера на изображението, корекция на цветовете и подготовка за последващ анализ. OpenCV играе ключова роля и при наслагването на PNG маникюрните модели върху ноктите.</w:t>
-      </w:r>
-    </w:p>
-    <w:p>
-      <w:pPr>
-        <w:spacing w:before="100" w:beforeAutospacing="1" w:after="100" w:afterAutospacing="1"/>
-        <w:ind w:firstLine="426"/>
-        <w:rPr>
-          <w:rFonts w:eastAsia="Times New Roman"/>
-          <w:lang w:eastAsia="bg-BG"/>
-        </w:rPr>
-      </w:pPr>
-      <w:r>
-        <w:rPr>
-          <w:rFonts w:eastAsia="Times New Roman"/>
-          <w:lang w:eastAsia="bg-BG"/>
-        </w:rPr>
-        <w:t>С помощта на функциите на OpenCV се реализират операции като мащабиране и завъртане на маникюрните изображения, така че те да отговарят на формата и ориентацията на пръстите. Комбинирането на изображенията чрез alpha blending позволява запазване на прозрачността и създаване на естествен външен вид. По този начин OpenCV допринася значително за постигането на реалистичен и визуално убедителен краен резултат в разработеното приложение.</w:t>
-      </w:r>
-    </w:p>
-    <w:p/>
-    <w:p>
-      <w:pPr>
-        <w:pStyle w:val="Heading1"/>
-      </w:pPr>
-      <w:bookmarkStart w:id="27" w:name="_Toc220492391"/>
-      <w:r>
-        <w:t>Афинни трансформации</w:t>
-      </w:r>
-      <w:bookmarkEnd w:id="27"/>
-    </w:p>
-    <w:p>
-      <w:pPr>
-        <w:rPr>
-          <w:lang w:eastAsia="bg-BG"/>
-        </w:rPr>
-      </w:pPr>
-    </w:p>
-    <w:p>
-      <w:r>
-        <w:t>Афинните трансформации представляват математически операции, които се използват за промяна на позицията, размера и ориентацията на обекти в равнината. Те са основна част от компютърната графика и обработката на изображения, тъй като позволяват адаптиране на графични елементи спрямо конкретно изображение.</w:t>
-      </w:r>
-    </w:p>
-    <w:p>
-      <w:r>
-        <w:lastRenderedPageBreak/>
-        <w:t>В проекта „Виртуално студио за маникюр“ афинните трансформации се използват за правилното напасване на маникюрния модел върху всеки нокът. Тъй като формата, размерът и ориентацията на пръстите са различни при всяка снимка, е необходимо виртуалният маникюр да бъде мащабиран, завъртян и позициониран спрямо конкретната ръка.</w:t>
-      </w:r>
-    </w:p>
-    <w:p/>
-    <w:p>
-      <w:pPr>
-        <w:pStyle w:val="Heading2"/>
-      </w:pPr>
-      <w:bookmarkStart w:id="28" w:name="_Toc220492392"/>
-      <w:r>
-        <w:t>Същност на афинните трансформации</w:t>
-      </w:r>
-      <w:bookmarkEnd w:id="28"/>
-    </w:p>
-    <w:p/>
-    <w:p>
-      <w:pPr>
-        <w:spacing w:before="100" w:beforeAutospacing="1" w:after="100" w:afterAutospacing="1"/>
-        <w:ind w:firstLine="430"/>
-        <w:rPr>
-          <w:rFonts w:eastAsia="Times New Roman"/>
-          <w:lang w:eastAsia="bg-BG"/>
-        </w:rPr>
-      </w:pPr>
-      <w:r>
-        <w:rPr>
-          <w:rFonts w:eastAsia="Times New Roman"/>
-          <w:lang w:eastAsia="bg-BG"/>
-        </w:rPr>
-        <w:t>Афинните трансформации представляват вид геометрични преобразувания, при които се запазва формата на обекта, но се променя неговото положение, размер или ориентация в пространството. При тези трансформации не се нарушават правите линии и относителните пропорции на обекта, което означава, че той не се изкривява, а само се премества, увеличава, намалява или завърта. Поради това афинните трансформации са широко използвани в компютърната графика и обработката на изображения.</w:t>
-      </w:r>
-    </w:p>
-    <w:p>
-      <w:pPr>
-        <w:spacing w:before="100" w:beforeAutospacing="1" w:after="100" w:afterAutospacing="1"/>
-        <w:ind w:firstLine="430"/>
-        <w:rPr>
-          <w:rFonts w:eastAsia="Times New Roman"/>
-          <w:lang w:eastAsia="bg-BG"/>
-        </w:rPr>
-      </w:pPr>
-      <w:r>
-        <w:rPr>
-          <w:rFonts w:eastAsia="Times New Roman"/>
-          <w:lang w:eastAsia="bg-BG"/>
-        </w:rPr>
-        <w:t>В контекста на обработката на изображения афинните трансформации дават възможност един графичен елемент да бъде прецизно адаптиран към друго изображение. Чрез тях може да се постигне точно позициониране на обекти спрямо определени координати, както и напасване към различни размери и ориентации. Това е особено важно при работа с реални изображения, при които всеки обект може да бъде заснет под различен ъгъл или мащаб.</w:t>
-      </w:r>
-    </w:p>
-    <w:p>
-      <w:pPr>
-        <w:spacing w:before="100" w:beforeAutospacing="1" w:after="100" w:afterAutospacing="1"/>
-        <w:ind w:firstLine="430"/>
-        <w:rPr>
-          <w:rFonts w:eastAsia="Times New Roman"/>
-          <w:lang w:eastAsia="bg-BG"/>
-        </w:rPr>
-      </w:pPr>
-      <w:r>
-        <w:rPr>
-          <w:rFonts w:eastAsia="Times New Roman"/>
-          <w:lang w:eastAsia="bg-BG"/>
-        </w:rPr>
         <w:t>В проекта „Виртуално студио за маникюр“ афинните трансформации се използват за коректно напасване на маникюрните модели върху ноктите. Чрез транслация маникюрният модел се премества до правилната позиция върху пръста, чрез мащабиране се променя размерът му така, че да съответства на реалния нокът, а чрез ротация се завърта според ориентацията на пръста. По този начин маникюрът изглежда естествено и реалистично, без визуални изкривявания.</w:t>
       </w:r>
     </w:p>
     <w:p>
       <w:pPr>
-        <w:spacing w:before="100" w:beforeAutospacing="1" w:after="100" w:afterAutospacing="1"/>
-        <w:ind w:firstLine="430"/>
+        <w:spacing w:before="100" w:beforeAutospacing="1"/>
+        <w:ind w:firstLine="431"/>
         <w:rPr>
           <w:rFonts w:eastAsia="Times New Roman"/>
           <w:lang w:eastAsia="bg-BG"/>
@@ -6481,18 +6375,23 @@
         <w:t>графични елементи по начин, който наподобява реалния външен вид. Това ги прави незаменима част от приложенията за виртуално пробване и разширена реалност.</w:t>
       </w:r>
     </w:p>
-    <w:p/>
     <w:p>
       <w:pPr>
         <w:pStyle w:val="Heading2"/>
+        <w:spacing w:after="240"/>
+        <w:rPr>
+          <w:rFonts w:ascii="Times New Roman" w:hAnsi="Times New Roman" w:cs="Times New Roman"/>
+        </w:rPr>
       </w:pPr>
       <w:bookmarkStart w:id="29" w:name="_Toc220492393"/>
       <w:r>
+        <w:rPr>
+          <w:rFonts w:ascii="Times New Roman" w:hAnsi="Times New Roman" w:cs="Times New Roman"/>
+        </w:rPr>
         <w:t>Видове афинни трансформации</w:t>
       </w:r>
       <w:bookmarkEnd w:id="29"/>
     </w:p>
-    <w:p/>
     <w:p>
       <w:r>
         <w:t>Съществуват няколко основни вида афинни трансформации, които се използват в компютърната графика и обработката на изображения.</w:t>
@@ -6590,10 +6489,10 @@
         <w:t>Огледалното обръщане представлява симетрично обръщане на обекта спрямо ос. В проекта тази трансформация може да бъде използвана при работа с лява и дясна ръка, за да се постигне правилна ориентация на маникюрните модели.</w:t>
       </w:r>
     </w:p>
-    <w:p/>
     <w:p>
       <w:pPr>
         <w:pStyle w:val="Heading2"/>
+        <w:spacing w:after="240"/>
       </w:pPr>
       <w:bookmarkStart w:id="30" w:name="_Toc220492394"/>
       <w:r>
@@ -6602,22 +6501,20 @@
       </w:r>
       <w:bookmarkEnd w:id="30"/>
     </w:p>
-    <w:p/>
     <w:p>
       <w:r>
         <w:t>Афинните трансформации се реализират чрез използване на матрици и координатни системи. Всяка точка от изображението се описва с координати, които чрез матрични операции могат да бъдат преобразувани.</w:t>
       </w:r>
     </w:p>
-    <w:p/>
     <w:p>
       <w:r>
         <w:t>Използването на матрици позволява бързо и ефективно извършване на трансформации върху множество точки едновременно. Това е особено полезно при обработка на изображения, където трябва да се преобразуват голям брой пиксели.</w:t>
       </w:r>
     </w:p>
-    <w:p/>
     <w:p>
       <w:pPr>
         <w:pStyle w:val="Heading2"/>
+        <w:spacing w:after="240"/>
       </w:pPr>
       <w:bookmarkStart w:id="31" w:name="_Toc220492395"/>
       <w:r>
@@ -6625,7 +6522,6 @@
       </w:r>
       <w:bookmarkEnd w:id="31"/>
     </w:p>
-    <w:p/>
     <w:p>
       <w:r>
         <w:t>В проекта „Виртуално студио за маникюр“ афинните трансформации се използват за адаптиране на PNG моделите на маникюр към формата и позицията на ноктите. Чрез координатите на ключовите точки, получени от MediaPipe, се изчисляват ъгълът и размерът на всеки пръст.</w:t>
@@ -6636,28 +6532,30 @@
         <w:t>На тази основа маникюрният модел се мащабира, завърта и позиционира така, че да съвпадне максимално точно с реалния нокът. Благодарение на това наслагването изглежда естествено и реалистично, а крайният резултат наподобява истински нанесен маникюр.</w:t>
       </w:r>
     </w:p>
-    <w:p/>
     <w:p>
       <w:pPr>
         <w:pStyle w:val="Heading1"/>
+        <w:spacing w:before="600" w:after="240"/>
+        <w:ind w:left="425" w:hanging="431"/>
+        <w:rPr>
+          <w:rFonts w:ascii="Times New Roman" w:hAnsi="Times New Roman" w:cs="Times New Roman"/>
+          <w:sz w:val="28"/>
+        </w:rPr>
       </w:pPr>
       <w:bookmarkStart w:id="32" w:name="_Toc220492396"/>
       <w:r>
+        <w:rPr>
+          <w:rFonts w:ascii="Times New Roman" w:hAnsi="Times New Roman" w:cs="Times New Roman"/>
+          <w:sz w:val="28"/>
+        </w:rPr>
         <w:t>Alpha Blending и прозрачност</w:t>
       </w:r>
       <w:bookmarkEnd w:id="32"/>
     </w:p>
     <w:p>
       <w:pPr>
-        <w:rPr>
-          <w:lang w:eastAsia="bg-BG"/>
-        </w:rPr>
-      </w:pPr>
-    </w:p>
-    <w:p>
-      <w:pPr>
-        <w:spacing w:before="100" w:beforeAutospacing="1" w:after="100" w:afterAutospacing="1"/>
-        <w:ind w:firstLine="426"/>
+        <w:spacing w:before="100" w:beforeAutospacing="1"/>
+        <w:ind w:firstLine="425"/>
         <w:rPr>
           <w:rFonts w:eastAsia="Times New Roman"/>
           <w:lang w:eastAsia="bg-BG"/>
@@ -6668,14 +6566,38 @@
           <w:rFonts w:eastAsia="Times New Roman"/>
           <w:lang w:eastAsia="bg-BG"/>
         </w:rPr>
+        <w:t>Alpha blending е техника за комбиниране на изображения, която позволява наслагване на графични елементи с различна степен на прозрачност върху друго изображение. Тази техника се основава на използването на т.нар. alpha канал, който определя доколко даден пиксел е прозрачен или непрозрачен. Alpha blending е широко използвана в компютърната графика, обработката на изображения и създаването на визуални ефекти, когато е необходимо да се съчетаят няколко изображения по естествен и плавен начин.</w:t>
+      </w:r>
+    </w:p>
+    <w:p>
+      <w:pPr>
+        <w:spacing w:before="100" w:beforeAutospacing="1"/>
+        <w:ind w:firstLine="425"/>
+        <w:rPr>
+          <w:rFonts w:eastAsia="Times New Roman"/>
+          <w:lang w:eastAsia="bg-BG"/>
+        </w:rPr>
+      </w:pPr>
+      <w:r>
+        <w:rPr>
+          <w:rFonts w:eastAsia="Times New Roman"/>
+          <w:lang w:eastAsia="bg-BG"/>
+        </w:rPr>
+        <w:t xml:space="preserve">Основната идея на alpha blending е смесването на цветовете на два пиксела – от основното изображение и от наслагвания графичен елемент – в зависимост от </w:t>
+      </w:r>
+      <w:r>
+        <w:rPr>
+          <w:rFonts w:eastAsia="Times New Roman"/>
+          <w:lang w:eastAsia="bg-BG"/>
+        </w:rPr>
         <w:lastRenderedPageBreak/>
-        <w:t>Alpha blending е техника за комбиниране на изображения, която позволява наслагване на графични елементи с различна степен на прозрачност върху друго изображение. Тази техника се основава на използването на т.нар. alpha канал, който определя доколко даден пиксел е прозрачен или непрозрачен. Alpha blending е широко използвана в компютърната графика, обработката на изображения и създаването на визуални ефекти, когато е необходимо да се съчетаят няколко изображения по естествен и плавен начин.</w:t>
-      </w:r>
-    </w:p>
-    <w:p>
-      <w:pPr>
-        <w:spacing w:before="100" w:beforeAutospacing="1" w:after="100" w:afterAutospacing="1"/>
-        <w:ind w:firstLine="426"/>
+        <w:t>стойността на alpha канала. При по-висока alpha стойност наслагваният елемент е по-видим, а при по-ниска – по-прозрачен. Това позволява плавен преход между изображенията и предотвратява появата на резки ръбове и неестествени граници.</w:t>
+      </w:r>
+    </w:p>
+    <w:p>
+      <w:pPr>
+        <w:spacing w:before="100" w:beforeAutospacing="1"/>
+        <w:ind w:firstLine="425"/>
         <w:rPr>
           <w:rFonts w:eastAsia="Times New Roman"/>
           <w:lang w:eastAsia="bg-BG"/>
@@ -6686,13 +6608,13 @@
           <w:rFonts w:eastAsia="Times New Roman"/>
           <w:lang w:eastAsia="bg-BG"/>
         </w:rPr>
-        <w:t>Основната идея на alpha blending е смесването на цветовете на два пиксела – от основното изображение и от наслагвания графичен елемент – в зависимост от стойността на alpha канала. При по-висока alpha стойност наслагваният елемент е по-видим, а при по-ниска – по-прозрачен. Това позволява плавен преход между изображенията и предотвратява появата на резки ръбове и неестествени граници.</w:t>
-      </w:r>
-    </w:p>
-    <w:p>
-      <w:pPr>
-        <w:spacing w:before="100" w:beforeAutospacing="1" w:after="100" w:afterAutospacing="1"/>
-        <w:ind w:firstLine="426"/>
+        <w:t>В проекта „Виртуално студио за маникюр“ alpha blending се използва за наслагване на PNG моделите на маникюр върху реална снимка на ръката. Форматът PNG е особено подходящ за тази цел, тъй като поддържа прозрачност и позволява създаването на изображения с фини и гладки контури. Благодарение на alpha blending маникюрните модели се сливат естествено с ноктите, като се запазват детайлите и формата на реалния нокът.</w:t>
+      </w:r>
+    </w:p>
+    <w:p>
+      <w:pPr>
+        <w:spacing w:before="100" w:beforeAutospacing="1"/>
+        <w:ind w:firstLine="425"/>
         <w:rPr>
           <w:rFonts w:eastAsia="Times New Roman"/>
           <w:lang w:eastAsia="bg-BG"/>
@@ -6703,36 +6625,13 @@
           <w:rFonts w:eastAsia="Times New Roman"/>
           <w:lang w:eastAsia="bg-BG"/>
         </w:rPr>
-        <w:t>В проекта „Виртуално студио за маникюр“ alpha blending се използва за наслагване на PNG моделите на маникюр върху реална снимка на ръката. Форматът PNG е особено подходящ за тази цел, тъй като поддържа прозрачност и позволява създаването на изображения с фини и гладки контури. Благодарение на alpha blending маникюрните модели се сливат естествено с ноктите, като се запазват детайлите и формата на реалния нокът.</w:t>
-      </w:r>
-    </w:p>
-    <w:p>
-      <w:pPr>
-        <w:spacing w:before="100" w:beforeAutospacing="1" w:after="100" w:afterAutospacing="1"/>
-        <w:ind w:firstLine="426"/>
-        <w:rPr>
-          <w:rFonts w:eastAsia="Times New Roman"/>
-          <w:lang w:eastAsia="bg-BG"/>
-        </w:rPr>
-      </w:pPr>
-      <w:r>
-        <w:rPr>
-          <w:rFonts w:eastAsia="Times New Roman"/>
-          <w:lang w:eastAsia="bg-BG"/>
-        </w:rPr>
         <w:t>Използването на тази техника е от съществено значение за постигане на реалистичен краен резултат. Чрез нея се избягват резки граници между маникюра и нокътя, както и визуални несъответствия, които биха нарушили реалистичния вид на изображението. В резултат на това генерираното изображение изглежда по-естествено и максимално близко до реален маникюр, което повишава качеството и практическата стойност на приложението.</w:t>
       </w:r>
     </w:p>
     <w:p>
       <w:pPr>
-        <w:rPr>
-          <w:lang w:eastAsia="bg-BG"/>
-        </w:rPr>
-      </w:pPr>
-    </w:p>
-    <w:p>
-      <w:pPr>
         <w:pStyle w:val="Heading2"/>
+        <w:spacing w:after="240"/>
       </w:pPr>
       <w:bookmarkStart w:id="33" w:name="_Toc220492397"/>
       <w:r>
@@ -6746,6 +6645,55 @@
           <w:lang w:eastAsia="bg-BG"/>
         </w:rPr>
       </w:pPr>
+      <w:r>
+        <w:rPr>
+          <w:lang w:eastAsia="bg-BG"/>
+        </w:rPr>
+        <w:t>Alpha каналът е допълнителен канал в изображението, който определя степента на прозрачност на всеки пиксел. За разлика от RGB модела, който описва цвета чрез червен, зелен и син компонент, RGBA моделът включва и alpha компонент.</w:t>
+      </w:r>
+    </w:p>
+    <w:p>
+      <w:pPr>
+        <w:rPr>
+          <w:lang w:eastAsia="bg-BG"/>
+        </w:rPr>
+      </w:pPr>
+      <w:r>
+        <w:rPr>
+          <w:lang w:eastAsia="bg-BG"/>
+        </w:rPr>
+        <w:t>Стойността на alpha канала определя дали даден пиксел е напълно прозрачен, напълно непрозрачен или частично прозрачен. Това позволява плавен преход между наслагваното изображение и фона, което е особено важно при работа с графични елементи с меки контури.</w:t>
+      </w:r>
+    </w:p>
+    <w:p>
+      <w:pPr>
+        <w:pStyle w:val="Heading2"/>
+        <w:spacing w:after="240"/>
+        <w:rPr>
+          <w:rFonts w:ascii="Times New Roman" w:hAnsi="Times New Roman" w:cs="Times New Roman"/>
+        </w:rPr>
+      </w:pPr>
+      <w:bookmarkStart w:id="34" w:name="_Toc220492398"/>
+      <w:r>
+        <w:rPr>
+          <w:rFonts w:ascii="Times New Roman" w:hAnsi="Times New Roman" w:cs="Times New Roman"/>
+        </w:rPr>
+        <w:t>Теория на alpha blending</w:t>
+      </w:r>
+      <w:bookmarkEnd w:id="34"/>
+    </w:p>
+    <w:p>
+      <w:pPr>
+        <w:rPr>
+          <w:lang w:eastAsia="bg-BG"/>
+        </w:rPr>
+      </w:pPr>
+      <w:r>
+        <w:rPr>
+          <w:lang w:eastAsia="bg-BG"/>
+        </w:rPr>
+        <w:t>Alpha blending представлява математическо смесване на два пиксела – пиксел от фоновото изображение и пиксел от наслагваното изображение. Крайният цвят се изчислява на базата на стойността на alpha канала.</w:t>
+      </w:r>
     </w:p>
     <w:p>
       <w:pPr>
@@ -6758,183 +6706,230 @@
           <w:lang w:eastAsia="bg-BG"/>
         </w:rPr>
         <w:lastRenderedPageBreak/>
-        <w:t>Alpha каналът е допълнителен канал в изображението, който определя степента на прозрачност на всеки пиксел. За разлика от RGB модела, който описва цвета чрез червен, зелен и син компонент, RGBA моделът включва и alpha компонент.</w:t>
-      </w:r>
-    </w:p>
-    <w:p>
-      <w:pPr>
-        <w:rPr>
-          <w:lang w:eastAsia="bg-BG"/>
-        </w:rPr>
-      </w:pPr>
-      <w:r>
-        <w:rPr>
-          <w:lang w:eastAsia="bg-BG"/>
-        </w:rPr>
-        <w:t>Стойността на alpha канала определя дали даден пиксел е напълно прозрачен, напълно непрозрачен или частично прозрачен. Това позволява плавен преход между наслагваното изображение и фона, което е особено важно при работа с графични елементи с меки контури.</w:t>
-      </w:r>
-    </w:p>
-    <w:p>
-      <w:pPr>
-        <w:rPr>
-          <w:lang w:eastAsia="bg-BG"/>
-        </w:rPr>
-      </w:pPr>
+        <w:t>При по-висока стойност на alpha канала наслагваният пиксел е по-видим, а при по-ниска – по-прозрачен. Чрез този механизъм се постига плавно смесване между изображенията, без резки преходи.</w:t>
+      </w:r>
     </w:p>
     <w:p>
       <w:pPr>
         <w:pStyle w:val="Heading2"/>
-      </w:pPr>
-      <w:bookmarkStart w:id="34" w:name="_Toc220492398"/>
-      <w:r>
-        <w:t>Теория на alpha blending</w:t>
-      </w:r>
-      <w:bookmarkEnd w:id="34"/>
-    </w:p>
-    <w:p>
-      <w:pPr>
-        <w:rPr>
-          <w:lang w:eastAsia="bg-BG"/>
-        </w:rPr>
-      </w:pPr>
-    </w:p>
-    <w:p>
-      <w:pPr>
-        <w:rPr>
-          <w:lang w:eastAsia="bg-BG"/>
-        </w:rPr>
-      </w:pPr>
-      <w:r>
-        <w:rPr>
-          <w:lang w:eastAsia="bg-BG"/>
-        </w:rPr>
-        <w:t>Alpha blending представлява математическо смесване на два пиксела – пиксел от фоновото изображение и пиксел от наслагваното изображение. Крайният цвят се изчислява на базата на стойността на alpha канала.</w:t>
-      </w:r>
-    </w:p>
-    <w:p>
-      <w:pPr>
-        <w:rPr>
-          <w:lang w:eastAsia="bg-BG"/>
-        </w:rPr>
-      </w:pPr>
-      <w:r>
-        <w:rPr>
-          <w:lang w:eastAsia="bg-BG"/>
-        </w:rPr>
-        <w:t>При по-висока стойност на alpha канала наслагваният пиксел е по-видим, а при по-ниска – по-прозрачен. Чрез този механизъм се постига плавно смесване между изображенията, без резки преходи.</w:t>
-      </w:r>
-    </w:p>
-    <w:p>
-      <w:pPr>
-        <w:rPr>
-          <w:lang w:eastAsia="bg-BG"/>
-        </w:rPr>
-      </w:pPr>
+        <w:spacing w:after="240"/>
+      </w:pPr>
+      <w:bookmarkStart w:id="35" w:name="_Toc220492399"/>
+      <w:r>
+        <w:t>Наслагване на PNG изображения</w:t>
+      </w:r>
+      <w:bookmarkEnd w:id="35"/>
+    </w:p>
+    <w:p>
+      <w:pPr>
+        <w:rPr>
+          <w:lang w:eastAsia="bg-BG"/>
+        </w:rPr>
+      </w:pPr>
+      <w:r>
+        <w:rPr>
+          <w:lang w:eastAsia="bg-BG"/>
+        </w:rPr>
+        <w:t>Форматът PNG е особено подходящ за alpha blending, тъй като поддържа прозрачност чрез alpha канал. Това позволява използването на маникюрни модели с прозрачни краища, които могат лесно да бъдат наслагвани</w:t>
+      </w:r>
+      <w:r>
+        <w:rPr>
+          <w:lang w:eastAsia="bg-BG"/>
+        </w:rPr>
+        <w:t xml:space="preserve"> върху изображението на ръката.</w:t>
+      </w:r>
+    </w:p>
+    <w:p>
+      <w:pPr>
+        <w:rPr>
+          <w:lang w:eastAsia="bg-BG"/>
+        </w:rPr>
+      </w:pPr>
+      <w:r>
+        <w:rPr>
+          <w:lang w:eastAsia="bg-BG"/>
+        </w:rPr>
+        <w:t>В проекта PNG моделите на маникюр се обработват така, че да бъдат правилно позиционирани и комбинирани със снимката на ръката. По този начин виртуалният маникюр изглежда естествено, без ясно видими граници между графичния модел и реалния нокът.</w:t>
+      </w:r>
     </w:p>
     <w:p>
       <w:pPr>
         <w:pStyle w:val="Heading2"/>
-      </w:pPr>
-      <w:bookmarkStart w:id="35" w:name="_Toc220492399"/>
-      <w:r>
-        <w:t>Наслагване на PNG изображения</w:t>
-      </w:r>
-      <w:bookmarkEnd w:id="35"/>
-    </w:p>
-    <w:p>
-      <w:pPr>
-        <w:rPr>
-          <w:lang w:eastAsia="bg-BG"/>
-        </w:rPr>
-      </w:pPr>
-    </w:p>
-    <w:p>
-      <w:pPr>
-        <w:rPr>
-          <w:lang w:eastAsia="bg-BG"/>
-        </w:rPr>
-      </w:pPr>
-      <w:r>
-        <w:rPr>
-          <w:lang w:eastAsia="bg-BG"/>
-        </w:rPr>
-        <w:t>Форматът PNG е особено подходящ за alpha blending, тъй като поддържа прозрачност чрез alpha канал. Това позволява използването на маникюрни модели с прозрачни краища, които могат лесно да бъдат наслагвани</w:t>
-      </w:r>
-      <w:r>
-        <w:rPr>
-          <w:lang w:eastAsia="bg-BG"/>
-        </w:rPr>
-        <w:t xml:space="preserve"> върху изображението на ръката.</w:t>
-      </w:r>
-    </w:p>
-    <w:p>
-      <w:pPr>
-        <w:rPr>
-          <w:lang w:eastAsia="bg-BG"/>
-        </w:rPr>
-      </w:pPr>
-      <w:r>
-        <w:rPr>
-          <w:lang w:eastAsia="bg-BG"/>
-        </w:rPr>
-        <w:t xml:space="preserve">В проекта PNG моделите на маникюр се обработват така, че да бъдат правилно позиционирани и комбинирани със снимката на ръката. По този начин виртуалният </w:t>
+        <w:spacing w:after="240"/>
+      </w:pPr>
+      <w:bookmarkStart w:id="36" w:name="_Toc220492400"/>
+      <w:r>
+        <w:t>Значение за реалистичен визуален резултат</w:t>
+      </w:r>
+      <w:bookmarkEnd w:id="36"/>
+    </w:p>
+    <w:p>
+      <w:pPr>
+        <w:rPr>
+          <w:lang w:eastAsia="bg-BG"/>
+        </w:rPr>
+      </w:pPr>
+      <w:r>
+        <w:rPr>
+          <w:lang w:eastAsia="bg-BG"/>
+        </w:rPr>
+        <w:t>Използването на alpha blending е от ключово значение за постигане на реалистичен визуален ефект в проекта. Благодарение на прозрачността се избягват резки ръбове и неестествени преходи, които биха нарушили визуалното възприятие.</w:t>
+      </w:r>
+    </w:p>
+    <w:p>
+      <w:pPr>
+        <w:rPr>
+          <w:lang w:eastAsia="bg-BG"/>
+        </w:rPr>
+      </w:pPr>
+      <w:r>
+        <w:rPr>
+          <w:lang w:eastAsia="bg-BG"/>
+        </w:rPr>
+        <w:t>Тази техника допринася за по-добро сливане между маникюра и естествения цвят и форма на ноктите. В резултат на това крайното изображение наподобява реално нанесен маникюр и повишава качеството и достоверността на виртуалната проба.</w:t>
+      </w:r>
+    </w:p>
+    <w:p>
+      <w:pPr>
+        <w:pStyle w:val="Heading1"/>
+        <w:spacing w:before="600" w:after="240"/>
+        <w:ind w:left="425" w:hanging="431"/>
+      </w:pPr>
+      <w:bookmarkStart w:id="37" w:name="_Toc220492401"/>
+      <w:r>
+        <w:t>Математическа основа на проекта</w:t>
+      </w:r>
+      <w:bookmarkEnd w:id="37"/>
+    </w:p>
+    <w:p>
+      <w:pPr>
+        <w:rPr>
+          <w:lang w:eastAsia="bg-BG"/>
+        </w:rPr>
+      </w:pPr>
+      <w:r>
+        <w:rPr>
+          <w:lang w:eastAsia="bg-BG"/>
+        </w:rPr>
+        <w:t xml:space="preserve">Математиката играе важна роля в реализацията на проекта „Виртуално студио за маникюр“, тъй като чрез нея се извършват изчисления, свързани с позицията, размера и ориентацията на маникюрните модели. Използваните математически операции са сравнително основни, но изключително важни за постигането на точен и реалистичен краен резултат. В проекта математическите изчисления се използват за </w:t>
       </w:r>
       <w:r>
         <w:rPr>
           <w:lang w:eastAsia="bg-BG"/>
         </w:rPr>
         <w:lastRenderedPageBreak/>
-        <w:t>маникюр изглежда естествено, без ясно видими граници между графичния модел и реалния нокът.</w:t>
-      </w:r>
-    </w:p>
-    <w:p>
-      <w:pPr>
-        <w:rPr>
-          <w:lang w:eastAsia="bg-BG"/>
-        </w:rPr>
-      </w:pPr>
+        <w:t>работа с координати, измерване на разстояния между ключови точки и определяне на ъгъла на пръстите.</w:t>
+      </w:r>
     </w:p>
     <w:p>
       <w:pPr>
         <w:pStyle w:val="Heading2"/>
-      </w:pPr>
-      <w:bookmarkStart w:id="36" w:name="_Toc220492400"/>
-      <w:r>
-        <w:t>Значение за реалистичен визуален резултат</w:t>
-      </w:r>
-      <w:bookmarkEnd w:id="36"/>
-    </w:p>
-    <w:p>
-      <w:pPr>
-        <w:rPr>
-          <w:lang w:eastAsia="bg-BG"/>
-        </w:rPr>
-      </w:pPr>
-    </w:p>
-    <w:p>
-      <w:pPr>
-        <w:rPr>
-          <w:lang w:eastAsia="bg-BG"/>
-        </w:rPr>
-      </w:pPr>
-      <w:r>
-        <w:rPr>
-          <w:lang w:eastAsia="bg-BG"/>
-        </w:rPr>
-        <w:t>Използването на alpha blending е от ключово значение за постигане на реалистичен визуален ефект в проекта. Благодарение на прозрачността се избягват резки ръбове и неестествени преходи, които биха нарушили визуалното възприятие.</w:t>
-      </w:r>
-    </w:p>
-    <w:p>
-      <w:pPr>
-        <w:rPr>
-          <w:lang w:eastAsia="bg-BG"/>
-        </w:rPr>
-      </w:pPr>
-      <w:r>
-        <w:rPr>
-          <w:lang w:eastAsia="bg-BG"/>
-        </w:rPr>
-        <w:t>Тази техника допринася за по-добро сливане между маникюра и естествения цвят и форма на ноктите. В резултат на това крайното изображение наподобява реално нанесен маникюр и повишава качеството и достоверността на виртуалната проба.</w:t>
+        <w:spacing w:after="240"/>
+      </w:pPr>
+      <w:bookmarkStart w:id="38" w:name="_Toc220492402"/>
+      <w:r>
+        <w:t>Работа с координатни системи</w:t>
+      </w:r>
+      <w:bookmarkEnd w:id="38"/>
+    </w:p>
+    <w:p>
+      <w:pPr>
+        <w:rPr>
+          <w:lang w:eastAsia="bg-BG"/>
+        </w:rPr>
+      </w:pPr>
+      <w:r>
+        <w:rPr>
+          <w:lang w:eastAsia="bg-BG"/>
+        </w:rPr>
+        <w:t>При обработката на изображения всяка точка се описва чрез координати в двумерна координатна система. Позицията на даден пиксел се определя чрез координати по хоризонталната и вертикалната ос.</w:t>
+      </w:r>
+    </w:p>
+    <w:p>
+      <w:pPr>
+        <w:rPr>
+          <w:lang w:eastAsia="bg-BG"/>
+        </w:rPr>
+      </w:pPr>
+      <w:r>
+        <w:rPr>
+          <w:lang w:eastAsia="bg-BG"/>
+        </w:rPr>
+        <w:t>MediaPipe предоставя координати в нормализиран вид, като стойностите са в диапазона от 0 до 1. За да бъдат използвани в проекта, тези координати се преобразуват в пикселни координати, като се умножат по ширината и височината на изображението. Това позволява точното позициониране на маникюрните модели върху изображението на ръката.</w:t>
+      </w:r>
+    </w:p>
+    <w:p>
+      <w:pPr>
+        <w:pStyle w:val="Heading2"/>
+        <w:spacing w:after="240"/>
+      </w:pPr>
+      <w:bookmarkStart w:id="39" w:name="_Toc220492403"/>
+      <w:r>
+        <w:t>Изчисляване на разстояние между точки</w:t>
+      </w:r>
+      <w:bookmarkEnd w:id="39"/>
+    </w:p>
+    <w:p>
+      <w:pPr>
+        <w:rPr>
+          <w:lang w:eastAsia="bg-BG"/>
+        </w:rPr>
+      </w:pPr>
+      <w:r>
+        <w:rPr>
+          <w:lang w:eastAsia="bg-BG"/>
+        </w:rPr>
+        <w:t>Разстоянието между две точки в равнината се изчислява чрез стандартна математическа формула. В проекта това изчисление се използва за определяне на дължината на пръста и приблизителния размер на нокътя.</w:t>
+      </w:r>
+    </w:p>
+    <w:p>
+      <w:pPr>
+        <w:rPr>
+          <w:lang w:eastAsia="bg-BG"/>
+        </w:rPr>
+      </w:pPr>
+      <w:r>
+        <w:rPr>
+          <w:lang w:eastAsia="bg-BG"/>
+        </w:rPr>
+        <w:t>На база на полученото разстояние маникюрният модел се мащабира така, че да съответства на реалния размер на нокътя. Това спомага за постигане на по-точно и реалистично наслагване.</w:t>
+      </w:r>
+    </w:p>
+    <w:p>
+      <w:pPr>
+        <w:pStyle w:val="Heading2"/>
+        <w:spacing w:after="240"/>
+      </w:pPr>
+      <w:bookmarkStart w:id="40" w:name="_Toc220492404"/>
+      <w:r>
+        <w:t>Изчисляване на ъгъл и ориентация на пръст</w:t>
+      </w:r>
+      <w:bookmarkEnd w:id="40"/>
+    </w:p>
+    <w:p>
+      <w:pPr>
+        <w:rPr>
+          <w:lang w:eastAsia="bg-BG"/>
+        </w:rPr>
+      </w:pPr>
+      <w:r>
+        <w:rPr>
+          <w:lang w:eastAsia="bg-BG"/>
+        </w:rPr>
+        <w:t>За да бъде маникюрът правилно ориентиран спрямо пръста, е необходимо да се изчисли ъгълът между две ключови точки. Това се извършва чрез математическа функция, която определя наклона на пръста спрямо хоризонталната ос.</w:t>
+      </w:r>
+    </w:p>
+    <w:p>
+      <w:pPr>
+        <w:rPr>
+          <w:lang w:eastAsia="bg-BG"/>
+        </w:rPr>
+      </w:pPr>
+      <w:r>
+        <w:rPr>
+          <w:lang w:eastAsia="bg-BG"/>
+        </w:rPr>
+        <w:t>Изчисленият ъгъл се използва за завъртане на маникюрния модел, така че той да следва естествената посока на пръста. Благодарение на това виртуалният маникюр изглежда естествено и не е наклонен или изкривен спрямо ръката.</w:t>
       </w:r>
     </w:p>
     <w:p>
@@ -6947,53 +6942,90 @@
     <w:p>
       <w:pPr>
         <w:pStyle w:val="Heading1"/>
-      </w:pPr>
-      <w:bookmarkStart w:id="37" w:name="_Toc220492401"/>
-      <w:r>
-        <w:t>Математическа основа на проекта</w:t>
-      </w:r>
-      <w:bookmarkEnd w:id="37"/>
-    </w:p>
-    <w:p/>
-    <w:p>
-      <w:pPr>
-        <w:rPr>
-          <w:lang w:eastAsia="bg-BG"/>
-        </w:rPr>
-      </w:pPr>
-      <w:r>
-        <w:rPr>
-          <w:lang w:eastAsia="bg-BG"/>
-        </w:rPr>
-        <w:t>Математиката играе важна роля в реализацията на проекта „Виртуално студио за маникюр“, тъй като чрез нея се извършват изчисления, свързани с позицията, размера и ориентацията на маникюрните модели. Използваните математически операции са сравнително основни, но изключително важни за постигането на точен и реалистичен краен резултат. В проекта математическите изчисления се използват за работа с координати, измерване на разстояния между ключови точки и определяне на ъгъла на пръстите.</w:t>
-      </w:r>
-    </w:p>
-    <w:p>
-      <w:pPr>
-        <w:rPr>
-          <w:lang w:eastAsia="bg-BG"/>
-        </w:rPr>
-      </w:pPr>
+        <w:spacing w:before="600" w:after="240"/>
+        <w:ind w:left="425" w:hanging="431"/>
+      </w:pPr>
+      <w:bookmarkStart w:id="41" w:name="_Toc220492405"/>
+      <w:r>
+        <w:t>Архитектура и използвани технологии</w:t>
+      </w:r>
+      <w:bookmarkEnd w:id="41"/>
+    </w:p>
+    <w:p>
+      <w:pPr>
+        <w:rPr>
+          <w:lang w:eastAsia="bg-BG"/>
+        </w:rPr>
+      </w:pPr>
+      <w:r>
+        <w:rPr>
+          <w:lang w:eastAsia="bg-BG"/>
+        </w:rPr>
+        <w:t>Архитектурата на приложението „Виртуално студио за маникюр“ е изградена на принципа клиент–сървър, което позволява разделяне на потребителския интерфейс и логиката за обработка на изображения. Този подход осигурява по-добра организация на кода, по-лесна поддръжка и възможност за бъдещо разширяване на функционалността на приложението.</w:t>
+      </w:r>
+    </w:p>
+    <w:p>
+      <w:pPr>
+        <w:rPr>
+          <w:lang w:eastAsia="bg-BG"/>
+        </w:rPr>
+      </w:pPr>
+      <w:r>
+        <w:rPr>
+          <w:lang w:eastAsia="bg-BG"/>
+        </w:rPr>
+        <w:t>За реализацията на проекта са използвани съвременни уеб и софтуерни технологии, които позволяват ефективна обработка на изображения и удобна работа за крайния потребител.</w:t>
+      </w:r>
     </w:p>
     <w:p>
       <w:pPr>
         <w:pStyle w:val="Heading2"/>
-      </w:pPr>
-      <w:bookmarkStart w:id="38" w:name="_Toc220492402"/>
-      <w:r>
-        <w:t>Работа с координатни системи</w:t>
-      </w:r>
-      <w:bookmarkEnd w:id="38"/>
-    </w:p>
-    <w:p>
-      <w:pPr>
-        <w:rPr>
-          <w:lang w:eastAsia="bg-BG"/>
-        </w:rPr>
-      </w:pPr>
-    </w:p>
-    <w:p>
-      <w:pPr>
+        <w:spacing w:after="240"/>
+      </w:pPr>
+      <w:bookmarkStart w:id="42" w:name="_Toc220492406"/>
+      <w:r>
+        <w:t>Клиент-сървър архитектура</w:t>
+      </w:r>
+      <w:bookmarkEnd w:id="42"/>
+    </w:p>
+    <w:p>
+      <w:r>
+        <w:t>Клиент-сървър архитектурата представлява модел, при който приложението е разделено на две основни части – клиент и сървър. Клиентът е частта, с която потребителят взаимодейства директно, докато сървърът изпълнява основната логика и обработка на данните.</w:t>
+      </w:r>
+    </w:p>
+    <w:p>
+      <w:r>
+        <w:t>В проекта клиентът отговаря за избора на маникюрен модел и качването на снимка на ръката. Сървърът получава тези данни, извършва анализ на изображението чрез компютърно зрение и връща обратно генерираното изображение с приложен маникюр.</w:t>
+      </w:r>
+    </w:p>
+    <w:p>
+      <w:pPr>
+        <w:pStyle w:val="Heading2"/>
+        <w:spacing w:after="240"/>
+      </w:pPr>
+      <w:bookmarkStart w:id="43" w:name="_Toc220492407"/>
+      <w:r>
+        <w:t>Уеб framework Django</w:t>
+      </w:r>
+      <w:bookmarkEnd w:id="43"/>
+    </w:p>
+    <w:p>
+      <w:pPr>
+        <w:ind w:firstLine="431"/>
+        <w:rPr>
+          <w:lang w:eastAsia="bg-BG"/>
+        </w:rPr>
+      </w:pPr>
+      <w:r>
+        <w:rPr>
+          <w:lang w:eastAsia="bg-BG"/>
+        </w:rPr>
+        <w:t>Django е уеб framework с отворен код за езика Python, използван за разработване на сигурни и мащабируеми уеб приложения. Той следва архитектурния модел MVT (Model–View–Template), който осигурява ясно разделение между логиката, данните и визуалната част на приложението, което улеснява поддръжката и разширяването на кода.</w:t>
+      </w:r>
+    </w:p>
+    <w:p>
+      <w:pPr>
+        <w:ind w:firstLine="431"/>
         <w:rPr>
           <w:lang w:eastAsia="bg-BG"/>
         </w:rPr>
@@ -7003,242 +7035,13 @@
           <w:lang w:eastAsia="bg-BG"/>
         </w:rPr>
         <w:lastRenderedPageBreak/>
-        <w:t>При обработката на изображения всяка точка се описва чрез координати в двумерна координатна система. Позицията на даден пиксел се определя чрез координати по хоризонталната и вертикалната ос.</w:t>
-      </w:r>
-    </w:p>
-    <w:p>
-      <w:pPr>
-        <w:rPr>
-          <w:lang w:eastAsia="bg-BG"/>
-        </w:rPr>
-      </w:pPr>
-      <w:r>
-        <w:rPr>
-          <w:lang w:eastAsia="bg-BG"/>
-        </w:rPr>
-        <w:t>MediaPipe предоставя координати в нормализиран вид, като стойностите са в диапазона от 0 до 1. За да бъдат използвани в проекта, тези координати се преобразуват в пикселни координати, като се умножат по ширината и височината на изображението. Това позволява точното позициониране на маникюрните модели върху изображението на ръката.</w:t>
+        <w:t>Framework-ът предоставя готови инструменти за обработка на HTTP заявки, работа с файлове и защита на приложението, което позволява по-бърза и ефективна разработка. В проекта „Виртуално студио за маникюр“ Django се използва за реализация на сървърната част, като обработва потребителските заявки, качването на изображения и комуникацията с модула за обработка на изображения. Благодарение на това приложението е добре организирано, стабилно и лесно за надграждане в бъдеще.</w:t>
       </w:r>
     </w:p>
     <w:p>
       <w:pPr>
         <w:pStyle w:val="Heading2"/>
-      </w:pPr>
-      <w:bookmarkStart w:id="39" w:name="_Toc220492403"/>
-      <w:r>
-        <w:t>Изчисляване на разстояние между точки</w:t>
-      </w:r>
-      <w:bookmarkEnd w:id="39"/>
-    </w:p>
-    <w:p>
-      <w:pPr>
-        <w:rPr>
-          <w:lang w:eastAsia="bg-BG"/>
-        </w:rPr>
-      </w:pPr>
-    </w:p>
-    <w:p>
-      <w:pPr>
-        <w:rPr>
-          <w:lang w:eastAsia="bg-BG"/>
-        </w:rPr>
-      </w:pPr>
-      <w:r>
-        <w:rPr>
-          <w:lang w:eastAsia="bg-BG"/>
-        </w:rPr>
-        <w:t>Разстоянието между две точки в равнината се изчислява чрез стандартна математическа формула. В проекта това изчисление се използва за определяне на дължината на пръста и приблизителния размер на нокътя.</w:t>
-      </w:r>
-    </w:p>
-    <w:p>
-      <w:pPr>
-        <w:rPr>
-          <w:lang w:eastAsia="bg-BG"/>
-        </w:rPr>
-      </w:pPr>
-      <w:r>
-        <w:rPr>
-          <w:lang w:eastAsia="bg-BG"/>
-        </w:rPr>
-        <w:t>На база на полученото разстояние маникюрният модел се мащабира така, че да съответства на реалния размер на нокътя. Това спомага за постигане на по-точно и реалистично наслагване.</w:t>
-      </w:r>
-    </w:p>
-    <w:p>
-      <w:pPr>
-        <w:pStyle w:val="Heading2"/>
-      </w:pPr>
-      <w:bookmarkStart w:id="40" w:name="_Toc220492404"/>
-      <w:r>
-        <w:t>Изчисляване на ъгъл и ориентация на пръст</w:t>
-      </w:r>
-      <w:bookmarkEnd w:id="40"/>
-    </w:p>
-    <w:p>
-      <w:pPr>
-        <w:rPr>
-          <w:lang w:eastAsia="bg-BG"/>
-        </w:rPr>
-      </w:pPr>
-    </w:p>
-    <w:p>
-      <w:pPr>
-        <w:rPr>
-          <w:lang w:eastAsia="bg-BG"/>
-        </w:rPr>
-      </w:pPr>
-      <w:r>
-        <w:rPr>
-          <w:lang w:eastAsia="bg-BG"/>
-        </w:rPr>
-        <w:t>За да бъде маникюрът правилно ориентиран спрямо пръста, е необходимо да се изчисли ъгълът между две ключови точки. Това се извършва чрез математическа функция, която определя наклона на пръста спрямо хоризонталната ос.</w:t>
-      </w:r>
-    </w:p>
-    <w:p>
-      <w:pPr>
-        <w:rPr>
-          <w:lang w:eastAsia="bg-BG"/>
-        </w:rPr>
-      </w:pPr>
-      <w:r>
-        <w:rPr>
-          <w:lang w:eastAsia="bg-BG"/>
-        </w:rPr>
-        <w:t>Изчисленият ъгъл се използва за завъртане на маникюрния модел, така че той да следва естествената посока на пръста. Благодарение на това виртуалният маникюр изглежда естествено и не е наклонен или изкривен спрямо ръката.</w:t>
-      </w:r>
-    </w:p>
-    <w:p>
-      <w:pPr>
-        <w:rPr>
-          <w:lang w:eastAsia="bg-BG"/>
-        </w:rPr>
-      </w:pPr>
-    </w:p>
-    <w:p>
-      <w:pPr>
-        <w:pStyle w:val="Heading1"/>
-      </w:pPr>
-      <w:bookmarkStart w:id="41" w:name="_Toc220492405"/>
-      <w:r>
-        <w:lastRenderedPageBreak/>
-        <w:t>Архитектура и използвани технологии</w:t>
-      </w:r>
-      <w:bookmarkEnd w:id="41"/>
-    </w:p>
-    <w:p>
-      <w:pPr>
-        <w:rPr>
-          <w:lang w:eastAsia="bg-BG"/>
-        </w:rPr>
-      </w:pPr>
-    </w:p>
-    <w:p>
-      <w:pPr>
-        <w:rPr>
-          <w:lang w:eastAsia="bg-BG"/>
-        </w:rPr>
-      </w:pPr>
-      <w:r>
-        <w:rPr>
-          <w:lang w:eastAsia="bg-BG"/>
-        </w:rPr>
-        <w:t>Архитектурата на приложението „Виртуално студио за маникюр“ е изградена на принципа клиент–сървър, което позволява разделяне на потребителския интерфейс и логиката за обработка на изображения. Този подход осигурява по-добра организация на кода, по-лесна поддръжка и възможност за бъдещо разширяване на функционалността на приложението.</w:t>
-      </w:r>
-    </w:p>
-    <w:p>
-      <w:pPr>
-        <w:rPr>
-          <w:lang w:eastAsia="bg-BG"/>
-        </w:rPr>
-      </w:pPr>
-      <w:r>
-        <w:rPr>
-          <w:lang w:eastAsia="bg-BG"/>
-        </w:rPr>
-        <w:t>За реализацията на проекта са използвани съвременни уеб и софтуерни технологии, които позволяват ефективна обработка на изображения и удобна работа за крайния потребител.</w:t>
-      </w:r>
-    </w:p>
-    <w:p>
-      <w:pPr>
-        <w:rPr>
-          <w:lang w:eastAsia="bg-BG"/>
-        </w:rPr>
-      </w:pPr>
-    </w:p>
-    <w:p>
-      <w:pPr>
-        <w:pStyle w:val="Heading2"/>
-      </w:pPr>
-      <w:bookmarkStart w:id="42" w:name="_Toc220492406"/>
-      <w:r>
-        <w:t>Клиент-сървър архитектура</w:t>
-      </w:r>
-      <w:bookmarkEnd w:id="42"/>
-    </w:p>
-    <w:p/>
-    <w:p>
-      <w:r>
-        <w:t>Клиент-сървър архитектурата представлява модел, при който приложението е разделено на две основни части – клиент и сървър. Клиентът е частта, с която потребителят взаимодейства директно, докато сървърът изпълнява основната логика и обработка на данните.</w:t>
-      </w:r>
-    </w:p>
-    <w:p>
-      <w:r>
-        <w:t>В проекта клиентът отговаря за избора на маникюрен модел и качването на снимка на ръката. Сървърът получава тези данни, извършва анализ на изображението чрез компютърно зрение и връща обратно генерираното изображение с приложен маникюр.</w:t>
-      </w:r>
-    </w:p>
-    <w:p/>
-    <w:p>
-      <w:pPr>
-        <w:pStyle w:val="Heading2"/>
-      </w:pPr>
-      <w:bookmarkStart w:id="43" w:name="_Toc220492407"/>
-      <w:r>
-        <w:t>Уеб framework Django</w:t>
-      </w:r>
-      <w:bookmarkEnd w:id="43"/>
-    </w:p>
-    <w:p>
-      <w:pPr>
-        <w:ind w:firstLine="431"/>
-        <w:rPr>
-          <w:lang w:eastAsia="bg-BG"/>
-        </w:rPr>
-      </w:pPr>
-      <w:r>
-        <w:rPr>
-          <w:lang w:eastAsia="bg-BG"/>
-        </w:rPr>
-        <w:t xml:space="preserve">Django е уеб framework с отворен код за езика Python, използван за разработване на сигурни и мащабируеми уеб приложения. Той следва архитектурния модел MVT </w:t>
-      </w:r>
-      <w:r>
-        <w:rPr>
-          <w:lang w:eastAsia="bg-BG"/>
-        </w:rPr>
-        <w:lastRenderedPageBreak/>
-        <w:t>(Model–View–Template), който осигурява ясно разделение между логиката, данните и визуалната част на приложението, което улеснява поддр</w:t>
-      </w:r>
-      <w:r>
-        <w:rPr>
-          <w:lang w:eastAsia="bg-BG"/>
-        </w:rPr>
-        <w:t>ъжката и разширяването на кода.</w:t>
-      </w:r>
-    </w:p>
-    <w:p>
-      <w:pPr>
-        <w:ind w:firstLine="431"/>
-        <w:rPr>
-          <w:lang w:eastAsia="bg-BG"/>
-        </w:rPr>
-      </w:pPr>
-      <w:r>
-        <w:rPr>
-          <w:lang w:eastAsia="bg-BG"/>
-        </w:rPr>
-        <w:t>Framework-ът предоставя готови инструменти за обработка на HTTP заявки, работа с файлове и защита на приложението, което позволява по-бърза и ефективна разработка. В проекта „Виртуално студио за маникюр“ Django се използва за реализация на сървърната част, като обработва потребителските заявки, качването на изображения и комуникацията с модула за обработка на изображения. Благодарение на това приложението е добре организирано, стабилно и лесно за надграждане в бъдеще.</w:t>
-      </w:r>
-    </w:p>
-    <w:p>
-      <w:pPr>
-        <w:pStyle w:val="Heading2"/>
+        <w:spacing w:after="240"/>
       </w:pPr>
       <w:bookmarkStart w:id="44" w:name="_Toc220492408"/>
       <w:r>
@@ -7278,14 +7081,6 @@
     </w:p>
     <w:p>
       <w:pPr>
-        <w:ind w:firstLine="0"/>
-        <w:rPr>
-          <w:lang w:eastAsia="bg-BG"/>
-        </w:rPr>
-      </w:pPr>
-    </w:p>
-    <w:p>
-      <w:pPr>
         <w:ind w:firstLine="431"/>
         <w:rPr>
           <w:lang w:eastAsia="bg-BG"/>
@@ -7301,6 +7096,7 @@
     <w:p>
       <w:pPr>
         <w:pStyle w:val="Heading2"/>
+        <w:spacing w:after="240"/>
       </w:pPr>
       <w:bookmarkStart w:id="45" w:name="_Toc220492409"/>
       <w:r>
@@ -7314,6 +7110,12 @@
           <w:lang w:eastAsia="bg-BG"/>
         </w:rPr>
       </w:pPr>
+      <w:r>
+        <w:rPr>
+          <w:lang w:eastAsia="bg-BG"/>
+        </w:rPr>
+        <w:t>Потокът на данните в приложението започва от потребителя, който избира маникюрен модел и качва изображение на ръката си. След това данните се изпращат към сървъра, където се извършва анализ на изображението чрез MediaPipe и OpenCV.</w:t>
+      </w:r>
     </w:p>
     <w:p>
       <w:pPr>
@@ -7326,19 +7128,6 @@
           <w:lang w:eastAsia="bg-BG"/>
         </w:rPr>
         <w:lastRenderedPageBreak/>
-        <w:t>Потокът на данните в приложението започва от потребителя, който избира маникюрен модел и качва изображение на ръката си. След това данните се изпращат към сървъра, където се извършва анализ на изображението чрез MediaPipe и OpenCV.</w:t>
-      </w:r>
-    </w:p>
-    <w:p>
-      <w:pPr>
-        <w:rPr>
-          <w:lang w:eastAsia="bg-BG"/>
-        </w:rPr>
-      </w:pPr>
-      <w:r>
-        <w:rPr>
-          <w:lang w:eastAsia="bg-BG"/>
-        </w:rPr>
         <w:t>След обработката се генерира ново изображение с виртуално приложен маникюр, което се връща обратно към клиента. Потребителят може да визуализира резултата директно в браузъра и при необходимост да го изтегли.</w:t>
       </w:r>
     </w:p>
@@ -7352,6 +7141,8 @@
     <w:p>
       <w:pPr>
         <w:pStyle w:val="Heading1"/>
+        <w:spacing w:before="600" w:after="240"/>
+        <w:ind w:left="425" w:hanging="431"/>
       </w:pPr>
       <w:bookmarkStart w:id="46" w:name="_Toc220492410"/>
       <w:r>
@@ -7365,13 +7156,6 @@
           <w:lang w:eastAsia="bg-BG"/>
         </w:rPr>
       </w:pPr>
-    </w:p>
-    <w:p>
-      <w:pPr>
-        <w:rPr>
-          <w:lang w:eastAsia="bg-BG"/>
-        </w:rPr>
-      </w:pPr>
       <w:r>
         <w:rPr>
           <w:lang w:eastAsia="bg-BG"/>
@@ -7381,14 +7165,8 @@
     </w:p>
     <w:p>
       <w:pPr>
-        <w:rPr>
-          <w:lang w:eastAsia="bg-BG"/>
-        </w:rPr>
-      </w:pPr>
-    </w:p>
-    <w:p>
-      <w:pPr>
         <w:pStyle w:val="Heading2"/>
+        <w:spacing w:after="240"/>
       </w:pPr>
       <w:r>
         <w:t xml:space="preserve"> </w:t>
@@ -7408,13 +7186,6 @@
           <w:lang w:eastAsia="bg-BG"/>
         </w:rPr>
       </w:pPr>
-    </w:p>
-    <w:p>
-      <w:pPr>
-        <w:rPr>
-          <w:lang w:eastAsia="bg-BG"/>
-        </w:rPr>
-      </w:pPr>
       <w:r>
         <w:rPr>
           <w:lang w:eastAsia="bg-BG"/>
@@ -7437,17 +7208,10 @@
     </w:p>
     <w:p>
       <w:pPr>
-        <w:rPr>
-          <w:lang w:eastAsia="bg-BG"/>
-        </w:rPr>
-      </w:pPr>
-    </w:p>
-    <w:p>
-      <w:pPr>
         <w:pStyle w:val="Heading2"/>
-      </w:pPr>
-      <w:r>
-        <w:lastRenderedPageBreak/>
+        <w:spacing w:after="240"/>
+      </w:pPr>
+      <w:r>
         <w:t xml:space="preserve"> </w:t>
       </w:r>
       <w:r>
@@ -7459,13 +7223,6 @@
         <w:t>Потребителски интерфейс и потребителски сценарий</w:t>
       </w:r>
       <w:bookmarkEnd w:id="48"/>
-    </w:p>
-    <w:p>
-      <w:pPr>
-        <w:rPr>
-          <w:lang w:eastAsia="bg-BG"/>
-        </w:rPr>
-      </w:pPr>
     </w:p>
     <w:p>
       <w:pPr>
@@ -7540,30 +7297,18 @@
           <w:lang w:eastAsia="bg-BG"/>
         </w:rPr>
       </w:pPr>
-    </w:p>
-    <w:p>
-      <w:pPr>
-        <w:rPr>
-          <w:lang w:eastAsia="bg-BG"/>
-        </w:rPr>
-      </w:pPr>
-      <w:r>
-        <w:rPr>
-          <w:lang w:eastAsia="bg-BG"/>
-        </w:rPr>
+      <w:r>
+        <w:rPr>
+          <w:lang w:eastAsia="bg-BG"/>
+        </w:rPr>
+        <w:lastRenderedPageBreak/>
         <w:t>Целият процес е максимално опростен, за да може приложението да бъде използвано от хора без технически познания.</w:t>
       </w:r>
     </w:p>
     <w:p>
       <w:pPr>
-        <w:rPr>
-          <w:lang w:eastAsia="bg-BG"/>
-        </w:rPr>
-      </w:pPr>
-    </w:p>
-    <w:p>
-      <w:pPr>
         <w:pStyle w:val="Heading2"/>
+        <w:spacing w:after="240"/>
       </w:pPr>
       <w:r>
         <w:t xml:space="preserve">  </w:t>
@@ -7577,7 +7322,6 @@
       </w:r>
       <w:bookmarkEnd w:id="49"/>
     </w:p>
-    <w:p/>
     <w:p>
       <w:r>
         <w:t>След качване на изображението, то се подава към сървърната част на приложението, където започва неговата обработка. Използва се библиотеката MediaPipe за откриване на ключовите точки на ръката и пръстите.</w:t>
@@ -7588,10 +7332,10 @@
         <w:t>На базата на тези точки се извлича информация за позицията, ориентацията и размера на ноктите, което е необходимо за точното позициониране на маникюрния модел.</w:t>
       </w:r>
     </w:p>
-    <w:p/>
     <w:p>
       <w:pPr>
         <w:pStyle w:val="Heading2"/>
+        <w:spacing w:after="240"/>
       </w:pPr>
       <w:r>
         <w:t xml:space="preserve">   </w:t>
@@ -7608,65 +7352,102 @@
         <w:tab/>
       </w:r>
     </w:p>
-    <w:p/>
-    <w:p>
-      <w:r>
-        <w:t xml:space="preserve">След откриване на ключовите точки се прилагат афинни трансформации, като мащабиране, ротация и транслация. Чрез тях маникюрният модел се напасва спрямо </w:t>
-      </w:r>
-      <w:r>
+    <w:p>
+      <w:r>
+        <w:t>След откриване на ключовите точки се прилагат афинни трансформации, като мащабиране, ротация и транслация. Чрез тях маникюрният модел се напасва спрямо формата и ориентацията на всеки нокът. Този етап е от съществено значение за постигане на реалистичен визуален резултат.</w:t>
+      </w:r>
+    </w:p>
+    <w:p>
+      <w:pPr>
+        <w:pStyle w:val="Heading2"/>
+        <w:spacing w:after="240"/>
+      </w:pPr>
+      <w:r>
+        <w:t xml:space="preserve">  </w:t>
+      </w:r>
+      <w:r>
+        <w:tab/>
+      </w:r>
+      <w:bookmarkStart w:id="51" w:name="_Toc220492415"/>
+      <w:r>
+        <w:t>Тестване и демонстрация</w:t>
+      </w:r>
+      <w:bookmarkEnd w:id="51"/>
+    </w:p>
+    <w:p>
+      <w:pPr>
+        <w:rPr>
+          <w:lang w:eastAsia="bg-BG"/>
+        </w:rPr>
+      </w:pPr>
+      <w:r>
+        <w:rPr>
+          <w:lang w:eastAsia="bg-BG"/>
+        </w:rPr>
+        <w:t>Приложението е тествано с различни изображения на ръце и маникюрни модели. Тестването показва, че системата работи стабилно и осигурява коректно наслагване при различни размери и позиции на ръката. Резултатите потвърждават, че разработеното приложение успешно изпълнява поставената цел.</w:t>
+      </w:r>
+    </w:p>
+    <w:p>
+      <w:pPr>
+        <w:pStyle w:val="Heading1"/>
+        <w:spacing w:before="600" w:after="240"/>
+        <w:ind w:left="425" w:hanging="431"/>
+      </w:pPr>
+      <w:bookmarkStart w:id="52" w:name="_Toc220492416"/>
+      <w:r>
+        <w:t>Предимства и ограничения на разработеното решение</w:t>
+      </w:r>
+      <w:bookmarkEnd w:id="52"/>
+    </w:p>
+    <w:p>
+      <w:pPr>
+        <w:ind w:firstLine="425"/>
+        <w:rPr>
+          <w:lang w:eastAsia="bg-BG"/>
+        </w:rPr>
+      </w:pPr>
+      <w:r>
+        <w:rPr>
+          <w:lang w:eastAsia="bg-BG"/>
+        </w:rPr>
+        <w:t xml:space="preserve">Разработеното приложение „Виртуално студио за маникюр“ предоставя възможност за бърза и удобна визуализация на маникюрен дизайн върху реална снимка </w:t>
+      </w:r>
+      <w:r>
+        <w:rPr>
+          <w:lang w:eastAsia="bg-BG"/>
+        </w:rPr>
         <w:lastRenderedPageBreak/>
-        <w:t>формата и ориентацията на всеки нокът. Този етап е от съществено значение за постигане на реалистичен визуален резултат.</w:t>
-      </w:r>
-    </w:p>
-    <w:p>
-      <w:pPr>
-        <w:ind w:firstLine="0"/>
-        <w:rPr>
-          <w:lang w:eastAsia="bg-BG"/>
-        </w:rPr>
-      </w:pPr>
-    </w:p>
-    <w:p>
-      <w:pPr>
-        <w:pStyle w:val="Heading2"/>
-      </w:pPr>
-      <w:r>
-        <w:t xml:space="preserve">  </w:t>
-      </w:r>
-      <w:r>
-        <w:tab/>
-      </w:r>
-      <w:bookmarkStart w:id="51" w:name="_Toc220492415"/>
-      <w:r>
-        <w:t>Тестване и демонстрация</w:t>
-      </w:r>
-      <w:bookmarkEnd w:id="51"/>
-    </w:p>
-    <w:p>
-      <w:pPr>
-        <w:rPr>
-          <w:lang w:eastAsia="bg-BG"/>
-        </w:rPr>
-      </w:pPr>
-      <w:r>
-        <w:rPr>
-          <w:lang w:eastAsia="bg-BG"/>
-        </w:rPr>
+        <w:t>на ръка. Това позволява на потребителя да види крайния резултат предварително, което улеснява избора и намалява риска от нежелан резултат, като същевременно спестява време и средства. Приложението използва съвременни технологии за компютърно зрение, като MediaPipe и OpenCV, които осигуряват добра точност при разпознаване на ръката и пръстите и автоматично наслагване на маникюрните модели без необходимост от ръчна намеса. Допълнително предимство е, че приложението е уеб базирано и може да бъде използвано на различни устройства чрез интернет браузър, без инсталиране на допълнителен софтуер.</w:t>
+      </w:r>
+    </w:p>
+    <w:p>
+      <w:pPr>
+        <w:ind w:firstLine="425"/>
+        <w:rPr>
+          <w:lang w:eastAsia="bg-BG"/>
+        </w:rPr>
+      </w:pPr>
+      <w:r>
+        <w:rPr>
+          <w:lang w:eastAsia="bg-BG"/>
+        </w:rPr>
+        <w:t>Въпреки своите предимства, приложението има и някои ограничения. Точността на крайния резултат зависи от качеството на входното изображение, като лошото осветление или неправилната позиция на ръката могат да доведат до неточности. Също така разнообразието от маникюрни модели е ограничено, а индивидуалните особености на формата на ноктите не се отчитат напълно. Въпреки това приложението успешно демонстрира възможностите на компютърното зрение и може да бъде доразвивано в бъдеще.</w:t>
+      </w:r>
+    </w:p>
+    <w:p>
+      <w:pPr>
+        <w:pStyle w:val="Heading1"/>
+        <w:spacing w:before="600" w:after="240"/>
+        <w:ind w:left="425" w:hanging="431"/>
+      </w:pPr>
+      <w:r>
         <w:t xml:space="preserve"> </w:t>
       </w:r>
-    </w:p>
-    <w:p>
-      <w:pPr>
-        <w:rPr>
-          <w:lang w:eastAsia="bg-BG"/>
-        </w:rPr>
-      </w:pPr>
-      <w:r>
-        <w:rPr>
-          <w:lang w:eastAsia="bg-BG"/>
-        </w:rPr>
-        <w:t>Приложението е тествано с различни изображения на ръце и маникюрни модели. Тестването показва, че системата работи стабилно и осигурява коректно наслагване при различни размери и позиции на ръката. Резултатите потвърждават, че разработеното приложение успешно изпълнява поставената цел.</w:t>
-      </w:r>
+      <w:bookmarkStart w:id="53" w:name="_Toc220492417"/>
+      <w:r>
+        <w:t>Заключение</w:t>
+      </w:r>
+      <w:bookmarkEnd w:id="53"/>
     </w:p>
     <w:p>
       <w:pPr>
@@ -7678,182 +7459,16 @@
     <w:p>
       <w:pPr>
         <w:pStyle w:val="Heading1"/>
-      </w:pPr>
-      <w:bookmarkStart w:id="52" w:name="_Toc220492416"/>
-      <w:r>
-        <w:t>Предимства и ограничения на разработеното решение</w:t>
-      </w:r>
-      <w:bookmarkEnd w:id="52"/>
-    </w:p>
-    <w:p>
-      <w:pPr>
-        <w:rPr>
-          <w:lang w:eastAsia="bg-BG"/>
-        </w:rPr>
-      </w:pPr>
-    </w:p>
-    <w:p>
-      <w:pPr>
-        <w:ind w:firstLine="0"/>
-        <w:rPr>
-          <w:lang w:eastAsia="bg-BG"/>
-        </w:rPr>
-      </w:pPr>
-      <w:r>
-        <w:rPr>
-          <w:lang w:eastAsia="bg-BG"/>
-        </w:rPr>
-        <w:t>Разработеното приложение „Виртуално студио за маникюр“ предоставя възможност за бърза и удобна визуализация на маникюрен дизайн върху реална снимка на ръка. Това позволява на потребителя да види крайния резултат предварително, което улеснява избора и намалява риска от нежелан резултат, като същевременно спестява време и средства. Приложението използва съвременни технологии за компютърно зрение, като MediaPipe и OpenCV, които осигуряват добра точност при разпознаване на ръката и пръстите и автоматично наслагване на маникюрните модели без необходимост от ръчна намеса. Допълнително предимство е, че приложението е уеб базирано и може да бъде използвано на различни устройства чрез интернет браузър, без инсталиране на допълнителен софтуер.</w:t>
-      </w:r>
-    </w:p>
-    <w:p>
-      <w:pPr>
-        <w:ind w:firstLine="0"/>
-        <w:rPr>
-          <w:lang w:eastAsia="bg-BG"/>
-        </w:rPr>
-      </w:pPr>
-    </w:p>
-    <w:p>
-      <w:pPr>
-        <w:ind w:firstLine="0"/>
-        <w:rPr>
-          <w:lang w:eastAsia="bg-BG"/>
-        </w:rPr>
-      </w:pPr>
-      <w:r>
-        <w:rPr>
-          <w:lang w:eastAsia="bg-BG"/>
-        </w:rPr>
-        <w:lastRenderedPageBreak/>
-        <w:t>Въпреки своите предимства, приложението има и някои ограничения. Точността на крайния резултат зависи от качеството на входното изображение, като лошото осветление или неправилната позиция на ръката могат да доведат до неточности. Също така разнообразието от маникюрни модели е ограничено, а индивидуалните особености на формата на ноктите не се отчитат напълно. Въпреки това приложението успешно демонстрира възможностите на компютърното зрение и може да бъде доразвивано в бъдеще.</w:t>
-      </w:r>
-    </w:p>
-    <w:p>
-      <w:pPr>
-        <w:ind w:firstLine="0"/>
-        <w:rPr>
-          <w:lang w:eastAsia="bg-BG"/>
-        </w:rPr>
-      </w:pPr>
-    </w:p>
-    <w:p>
-      <w:pPr>
-        <w:pStyle w:val="Heading1"/>
-      </w:pPr>
-      <w:r>
-        <w:t xml:space="preserve"> </w:t>
-      </w:r>
-      <w:bookmarkStart w:id="53" w:name="_Toc220492417"/>
-      <w:r>
-        <w:t>Заключение</w:t>
-      </w:r>
-      <w:bookmarkEnd w:id="53"/>
-    </w:p>
-    <w:p>
-      <w:pPr>
-        <w:rPr>
-          <w:lang w:eastAsia="bg-BG"/>
-        </w:rPr>
-      </w:pPr>
-    </w:p>
-    <w:p>
-      <w:pPr>
-        <w:rPr>
-          <w:lang w:eastAsia="bg-BG"/>
-        </w:rPr>
-      </w:pPr>
-      <w:r>
-        <w:rPr>
-          <w:lang w:eastAsia="bg-BG"/>
-        </w:rPr>
-        <w:t>В настоящия дипломен проект беше разработено уеб базирано приложение „Виртуално студио за маникюр (Virtual Nail Art Try-On)“, което има за цел да улесни избора на маникюр чрез визуализация върху реална снимка на ръка. Проектът съчетава знания от областта на компютърното зрение, обработката на изображения и уеб технологиите.</w:t>
-      </w:r>
-    </w:p>
-    <w:p>
-      <w:pPr>
-        <w:rPr>
-          <w:lang w:eastAsia="bg-BG"/>
-        </w:rPr>
-      </w:pPr>
-      <w:r>
-        <w:rPr>
-          <w:lang w:eastAsia="bg-BG"/>
-        </w:rPr>
-        <w:t>В хода на разработката бяха разгледани основните принципи на компютърното зрение, методите за откриване на ключови точки и използването на готови модели за разпознаване на ръце чрез библиотеката MediaPipe. Анализирана беше ролята на афинните трансформации и alpha blending за постигане на реалистично и точно наслагване на маникюрните модели.</w:t>
-      </w:r>
-    </w:p>
-    <w:p>
-      <w:pPr>
-        <w:rPr>
-          <w:lang w:eastAsia="bg-BG"/>
-        </w:rPr>
-      </w:pPr>
-      <w:r>
-        <w:rPr>
-          <w:lang w:eastAsia="bg-BG"/>
-        </w:rPr>
-        <w:t>Реализацията на проекта показва, че използването на съвременни технологии като Python, OpenCV, MediaPipe и Django позволява създаването на функционално и интуитивно приложение. Чрез клиент–сървър архитектурата и уеб базирания интерфейс се осигурява лесен достъп и удобство за потребителя.</w:t>
-      </w:r>
-    </w:p>
-    <w:p>
-      <w:pPr>
-        <w:rPr>
-          <w:lang w:eastAsia="bg-BG"/>
-        </w:rPr>
-      </w:pPr>
-      <w:r>
-        <w:rPr>
-          <w:lang w:eastAsia="bg-BG"/>
-        </w:rPr>
-        <w:t xml:space="preserve">Разработеното решение успешно изпълнява поставените цели, като предоставя възможност за бързо и визуално пробване на маникюр, намалява времето за избор и ограничава ненужните разходи. Въпреки съществуващите ограничения, проектът </w:t>
-      </w:r>
-      <w:r>
-        <w:rPr>
-          <w:lang w:eastAsia="bg-BG"/>
-        </w:rPr>
-        <w:lastRenderedPageBreak/>
-        <w:t>демонстрира практическото приложение на компютърното зрение в козметичната индустрия и показва потенциала за бъдещо развитие и усъвършенстване.</w:t>
-      </w:r>
-    </w:p>
-    <w:p>
-      <w:pPr>
-        <w:rPr>
-          <w:lang w:eastAsia="bg-BG"/>
-        </w:rPr>
-      </w:pPr>
-    </w:p>
-    <w:p>
-      <w:pPr>
-        <w:rPr>
-          <w:lang w:eastAsia="bg-BG"/>
-        </w:rPr>
-      </w:pPr>
-      <w:r>
-        <w:rPr>
-          <w:lang w:eastAsia="bg-BG"/>
-        </w:rPr>
-        <w:t>В заключение може да се каже, че диплoмният проект постига поставената цел и представлява добра основа за надграждане с допълнителни функционалности и по-реалистични визуални ефекти</w:t>
-      </w:r>
-    </w:p>
-    <w:p>
-      <w:pPr>
-        <w:rPr>
-          <w:lang w:eastAsia="bg-BG"/>
-        </w:rPr>
-      </w:pPr>
-    </w:p>
-    <w:p>
-      <w:pPr>
-        <w:pStyle w:val="Heading1"/>
+        <w:spacing w:before="600" w:after="240"/>
+        <w:ind w:left="425" w:hanging="431"/>
       </w:pPr>
       <w:bookmarkStart w:id="54" w:name="_Toc220492418"/>
       <w:r>
         <w:t>Литература:</w:t>
       </w:r>
-      <w:bookmarkEnd w:id="2"/>
       <w:bookmarkEnd w:id="3"/>
       <w:bookmarkEnd w:id="4"/>
+      <w:bookmarkEnd w:id="5"/>
       <w:bookmarkEnd w:id="54"/>
     </w:p>
     <w:p>
@@ -8013,6 +7628,7 @@
         <w:spacing w:beforeAutospacing="0" w:afterAutospacing="0"/>
       </w:pPr>
       <w:r>
+        <w:lastRenderedPageBreak/>
         <w:t>https://www.django-rest-framework.org/</w:t>
       </w:r>
     </w:p>
@@ -8122,6 +7738,7 @@
         <w:docPartUnique/>
       </w:docPartObj>
     </w:sdtPr>
+    <w:sdtEndPr/>
     <w:sdtContent>
       <w:p>
         <w:pPr>
@@ -8149,7 +7766,7 @@
           <w:rPr>
             <w:noProof/>
           </w:rPr>
-          <w:t>14</w:t>
+          <w:t>10</w:t>
         </w:r>
         <w:r>
           <w:rPr>
@@ -11923,7 +11540,7 @@
 </file>
 
 <file path=customXml/itemProps1.xml><?xml version="1.0" encoding="utf-8"?>
-<ds:datastoreItem xmlns:ds="http://schemas.openxmlformats.org/officeDocument/2006/customXml" ds:itemID="{27D89803-7CA8-4581-90B4-7E13F796A1DA}">
+<ds:datastoreItem xmlns:ds="http://schemas.openxmlformats.org/officeDocument/2006/customXml" ds:itemID="{55C94A35-C794-4866-997D-E4C505E4E26F}">
   <ds:schemaRefs>
     <ds:schemaRef ds:uri="http://schemas.openxmlformats.org/officeDocument/2006/bibliography"/>
   </ds:schemaRefs>

--- a/Download/Шаблон_проект.docx
+++ b/Download/Шаблон_проект.docx
@@ -4698,9 +4698,15 @@
     <w:p>
       <w:pPr>
         <w:pStyle w:val="Heading1"/>
+        <w:rPr>
+          <w:rFonts w:ascii="Times New Roman" w:hAnsi="Times New Roman" w:cs="Times New Roman"/>
+        </w:rPr>
       </w:pPr>
       <w:bookmarkStart w:id="0" w:name="_Toc220492368"/>
       <w:r>
+        <w:rPr>
+          <w:rFonts w:ascii="Times New Roman" w:hAnsi="Times New Roman" w:cs="Times New Roman"/>
+        </w:rPr>
         <w:t>Увод</w:t>
       </w:r>
       <w:bookmarkEnd w:id="0"/>
@@ -4718,9 +4724,15 @@
         <w:pStyle w:val="Heading1"/>
         <w:spacing w:before="600"/>
         <w:ind w:left="374" w:hanging="431"/>
+        <w:rPr>
+          <w:rFonts w:ascii="Times New Roman" w:hAnsi="Times New Roman" w:cs="Times New Roman"/>
+        </w:rPr>
       </w:pPr>
       <w:bookmarkStart w:id="1" w:name="_Toc220492369"/>
       <w:r>
+        <w:rPr>
+          <w:rFonts w:ascii="Times New Roman" w:hAnsi="Times New Roman" w:cs="Times New Roman"/>
+        </w:rPr>
         <w:t>Основи на компютърното зрение</w:t>
       </w:r>
       <w:bookmarkEnd w:id="1"/>
@@ -4728,12 +4740,18 @@
     <w:p>
       <w:pPr>
         <w:pStyle w:val="Heading2"/>
+        <w:rPr>
+          <w:rFonts w:ascii="Times New Roman" w:hAnsi="Times New Roman" w:cs="Times New Roman"/>
+        </w:rPr>
       </w:pPr>
       <w:bookmarkStart w:id="2" w:name="_Toc220492370"/>
       <w:bookmarkStart w:id="3" w:name="_Toc164562456"/>
       <w:bookmarkStart w:id="4" w:name="_Toc164568069"/>
       <w:bookmarkStart w:id="5" w:name="_Toc164627453"/>
       <w:r>
+        <w:rPr>
+          <w:rFonts w:ascii="Times New Roman" w:hAnsi="Times New Roman" w:cs="Times New Roman"/>
+        </w:rPr>
         <w:t>Същност на компютърното зрение</w:t>
       </w:r>
       <w:bookmarkEnd w:id="2"/>
@@ -4769,9 +4787,15 @@
     <w:p>
       <w:pPr>
         <w:pStyle w:val="Heading2"/>
+        <w:rPr>
+          <w:rFonts w:ascii="Times New Roman" w:hAnsi="Times New Roman" w:cs="Times New Roman"/>
+        </w:rPr>
       </w:pPr>
       <w:bookmarkStart w:id="6" w:name="_Toc220492371"/>
       <w:r>
+        <w:rPr>
+          <w:rFonts w:ascii="Times New Roman" w:hAnsi="Times New Roman" w:cs="Times New Roman"/>
+        </w:rPr>
         <w:t>Основни задачи в компютърното зрение</w:t>
       </w:r>
       <w:bookmarkEnd w:id="6"/>
@@ -4823,12 +4847,18 @@
     <w:p>
       <w:pPr>
         <w:pStyle w:val="Heading2"/>
+        <w:rPr>
+          <w:rFonts w:ascii="Times New Roman" w:hAnsi="Times New Roman" w:cs="Times New Roman"/>
+        </w:rPr>
       </w:pPr>
       <w:r>
         <w:t xml:space="preserve"> </w:t>
       </w:r>
       <w:bookmarkStart w:id="7" w:name="_Toc220492372"/>
       <w:r>
+        <w:rPr>
+          <w:rFonts w:ascii="Times New Roman" w:hAnsi="Times New Roman" w:cs="Times New Roman"/>
+        </w:rPr>
         <w:t>Приложения на компютърното зрение</w:t>
       </w:r>
       <w:bookmarkEnd w:id="7"/>
@@ -4997,9 +5027,15 @@
     <w:p>
       <w:pPr>
         <w:pStyle w:val="Heading2"/>
+        <w:rPr>
+          <w:rFonts w:ascii="Times New Roman" w:hAnsi="Times New Roman" w:cs="Times New Roman"/>
+        </w:rPr>
       </w:pPr>
       <w:bookmarkStart w:id="8" w:name="_Toc220492373"/>
       <w:r>
+        <w:rPr>
+          <w:rFonts w:ascii="Times New Roman" w:hAnsi="Times New Roman" w:cs="Times New Roman"/>
+        </w:rPr>
         <w:t>Роля на компютърното зрение в проекта</w:t>
       </w:r>
       <w:bookmarkEnd w:id="8"/>
@@ -5136,9 +5172,15 @@
         <w:pStyle w:val="Heading1"/>
         <w:spacing w:before="600"/>
         <w:ind w:left="425" w:hanging="431"/>
+        <w:rPr>
+          <w:rFonts w:ascii="Times New Roman" w:hAnsi="Times New Roman" w:cs="Times New Roman"/>
+        </w:rPr>
       </w:pPr>
       <w:bookmarkStart w:id="9" w:name="_Toc220492374"/>
       <w:r>
+        <w:rPr>
+          <w:rFonts w:ascii="Times New Roman" w:hAnsi="Times New Roman" w:cs="Times New Roman"/>
+        </w:rPr>
         <w:lastRenderedPageBreak/>
         <w:t>Откриване на ключови точки (Landmark Detection)</w:t>
       </w:r>
@@ -5148,9 +5190,15 @@
       <w:pPr>
         <w:pStyle w:val="Heading2"/>
         <w:spacing w:before="360"/>
+        <w:rPr>
+          <w:rFonts w:ascii="Times New Roman" w:hAnsi="Times New Roman" w:cs="Times New Roman"/>
+        </w:rPr>
       </w:pPr>
       <w:bookmarkStart w:id="10" w:name="_Toc220492375"/>
       <w:r>
+        <w:rPr>
+          <w:rFonts w:ascii="Times New Roman" w:hAnsi="Times New Roman" w:cs="Times New Roman"/>
+        </w:rPr>
         <w:t>Същност на landmark detection</w:t>
       </w:r>
       <w:bookmarkEnd w:id="10"/>
@@ -5206,9 +5254,15 @@
     <w:p>
       <w:pPr>
         <w:pStyle w:val="Heading2"/>
+        <w:rPr>
+          <w:rFonts w:ascii="Times New Roman" w:hAnsi="Times New Roman" w:cs="Times New Roman"/>
+        </w:rPr>
       </w:pPr>
       <w:bookmarkStart w:id="11" w:name="_Toc220492376"/>
       <w:r>
+        <w:rPr>
+          <w:rFonts w:ascii="Times New Roman" w:hAnsi="Times New Roman" w:cs="Times New Roman"/>
+        </w:rPr>
         <w:t>Сравнение между landmark detection и object detection</w:t>
       </w:r>
       <w:bookmarkEnd w:id="11"/>
@@ -5345,13 +5399,16 @@
     <w:p>
       <w:pPr>
         <w:pStyle w:val="Heading2"/>
+        <w:rPr>
+          <w:rFonts w:ascii="Times New Roman" w:hAnsi="Times New Roman" w:cs="Times New Roman"/>
+        </w:rPr>
       </w:pPr>
       <w:bookmarkStart w:id="12" w:name="_Toc220492377"/>
       <w:r>
-        <w:t>Landmark</w:t>
-      </w:r>
-      <w:r>
-        <w:t xml:space="preserve"> detection при ръце</w:t>
+        <w:rPr>
+          <w:rFonts w:ascii="Times New Roman" w:hAnsi="Times New Roman" w:cs="Times New Roman"/>
+        </w:rPr>
+        <w:t>Landmark detection при ръце</w:t>
       </w:r>
       <w:bookmarkEnd w:id="12"/>
     </w:p>
@@ -5470,9 +5527,15 @@
     <w:p>
       <w:pPr>
         <w:pStyle w:val="Heading2"/>
+        <w:rPr>
+          <w:rFonts w:ascii="Times New Roman" w:hAnsi="Times New Roman" w:cs="Times New Roman"/>
+        </w:rPr>
       </w:pPr>
       <w:bookmarkStart w:id="13" w:name="_Toc220492378"/>
       <w:r>
+        <w:rPr>
+          <w:rFonts w:ascii="Times New Roman" w:hAnsi="Times New Roman" w:cs="Times New Roman"/>
+        </w:rPr>
         <w:t>Използване на готови модели</w:t>
       </w:r>
       <w:bookmarkEnd w:id="13"/>
@@ -5593,9 +5656,15 @@
     <w:p>
       <w:pPr>
         <w:pStyle w:val="Heading1"/>
+        <w:rPr>
+          <w:rFonts w:ascii="Times New Roman" w:hAnsi="Times New Roman" w:cs="Times New Roman"/>
+        </w:rPr>
       </w:pPr>
       <w:bookmarkStart w:id="14" w:name="_Toc220492379"/>
       <w:r>
+        <w:rPr>
+          <w:rFonts w:ascii="Times New Roman" w:hAnsi="Times New Roman" w:cs="Times New Roman"/>
+        </w:rPr>
         <w:t>Библиотеката MediaPipe</w:t>
       </w:r>
       <w:bookmarkEnd w:id="14"/>
@@ -5653,9 +5722,15 @@
       <w:pPr>
         <w:pStyle w:val="Heading2"/>
         <w:spacing w:after="360"/>
+        <w:rPr>
+          <w:rFonts w:ascii="Times New Roman" w:hAnsi="Times New Roman" w:cs="Times New Roman"/>
+        </w:rPr>
       </w:pPr>
       <w:bookmarkStart w:id="15" w:name="_Toc220492380"/>
       <w:r>
+        <w:rPr>
+          <w:rFonts w:ascii="Times New Roman" w:hAnsi="Times New Roman" w:cs="Times New Roman"/>
+        </w:rPr>
         <w:lastRenderedPageBreak/>
         <w:t>Обща характеристика на MediaPipe</w:t>
       </w:r>
@@ -5778,9 +5853,15 @@
       <w:pPr>
         <w:pStyle w:val="Heading2"/>
         <w:spacing w:after="240"/>
+        <w:rPr>
+          <w:rFonts w:ascii="Times New Roman" w:hAnsi="Times New Roman" w:cs="Times New Roman"/>
+        </w:rPr>
       </w:pPr>
       <w:bookmarkStart w:id="16" w:name="_Toc220492381"/>
       <w:r>
+        <w:rPr>
+          <w:rFonts w:ascii="Times New Roman" w:hAnsi="Times New Roman" w:cs="Times New Roman"/>
+        </w:rPr>
         <w:lastRenderedPageBreak/>
         <w:t>Архитектура на MediaPipe</w:t>
       </w:r>
@@ -5800,9 +5881,15 @@
       <w:pPr>
         <w:pStyle w:val="Heading2"/>
         <w:spacing w:after="240"/>
+        <w:rPr>
+          <w:rFonts w:ascii="Times New Roman" w:hAnsi="Times New Roman" w:cs="Times New Roman"/>
+        </w:rPr>
       </w:pPr>
       <w:bookmarkStart w:id="17" w:name="_Toc220492382"/>
       <w:r>
+        <w:rPr>
+          <w:rFonts w:ascii="Times New Roman" w:hAnsi="Times New Roman" w:cs="Times New Roman"/>
+        </w:rPr>
         <w:t>Модулът MediaPipe Hands</w:t>
       </w:r>
       <w:bookmarkEnd w:id="17"/>
@@ -5884,9 +5971,15 @@
       <w:pPr>
         <w:pStyle w:val="Heading2"/>
         <w:spacing w:after="240"/>
+        <w:rPr>
+          <w:rFonts w:ascii="Times New Roman" w:hAnsi="Times New Roman" w:cs="Times New Roman"/>
+        </w:rPr>
       </w:pPr>
       <w:bookmarkStart w:id="18" w:name="_Toc220492383"/>
       <w:r>
+        <w:rPr>
+          <w:rFonts w:ascii="Times New Roman" w:hAnsi="Times New Roman" w:cs="Times New Roman"/>
+        </w:rPr>
         <w:t>Ключови точки на ръката</w:t>
       </w:r>
       <w:bookmarkEnd w:id="18"/>
@@ -5970,15 +6063,19 @@
       <w:pPr>
         <w:pStyle w:val="Heading2"/>
         <w:spacing w:after="240"/>
+        <w:rPr>
+          <w:rFonts w:ascii="Times New Roman" w:hAnsi="Times New Roman" w:cs="Times New Roman"/>
+        </w:rPr>
       </w:pPr>
       <w:bookmarkStart w:id="19" w:name="_Toc220492384"/>
       <w:r>
+        <w:rPr>
+          <w:rFonts w:ascii="Times New Roman" w:hAnsi="Times New Roman" w:cs="Times New Roman"/>
+        </w:rPr>
         <w:lastRenderedPageBreak/>
         <w:t>Координатна система</w:t>
       </w:r>
-      <w:bookmarkStart w:id="20" w:name="_GoBack"/>
       <w:bookmarkEnd w:id="19"/>
-      <w:bookmarkEnd w:id="20"/>
     </w:p>
     <w:p>
       <w:r>
@@ -5994,12 +6091,18 @@
       <w:pPr>
         <w:pStyle w:val="Heading2"/>
         <w:spacing w:after="240"/>
-      </w:pPr>
-      <w:bookmarkStart w:id="21" w:name="_Toc220492385"/>
-      <w:r>
+        <w:rPr>
+          <w:rFonts w:ascii="Times New Roman" w:hAnsi="Times New Roman" w:cs="Times New Roman"/>
+        </w:rPr>
+      </w:pPr>
+      <w:bookmarkStart w:id="20" w:name="_Toc220492385"/>
+      <w:r>
+        <w:rPr>
+          <w:rFonts w:ascii="Times New Roman" w:hAnsi="Times New Roman" w:cs="Times New Roman"/>
+        </w:rPr>
         <w:t>Значение на върховете на пръстите за проекта</w:t>
       </w:r>
-      <w:bookmarkEnd w:id="21"/>
+      <w:bookmarkEnd w:id="20"/>
     </w:p>
     <w:p>
       <w:r>
@@ -6019,12 +6122,18 @@
         <w:pStyle w:val="Heading1"/>
         <w:spacing w:before="600" w:after="240"/>
         <w:ind w:left="425" w:hanging="431"/>
-      </w:pPr>
-      <w:bookmarkStart w:id="22" w:name="_Toc220492386"/>
-      <w:r>
+        <w:rPr>
+          <w:rFonts w:ascii="Times New Roman" w:hAnsi="Times New Roman" w:cs="Times New Roman"/>
+        </w:rPr>
+      </w:pPr>
+      <w:bookmarkStart w:id="21" w:name="_Toc220492386"/>
+      <w:r>
+        <w:rPr>
+          <w:rFonts w:ascii="Times New Roman" w:hAnsi="Times New Roman" w:cs="Times New Roman"/>
+        </w:rPr>
         <w:t>Основи на обработката на изображения</w:t>
       </w:r>
-      <w:bookmarkEnd w:id="22"/>
+      <w:bookmarkEnd w:id="21"/>
     </w:p>
     <w:p>
       <w:pPr>
@@ -6062,13 +6171,19 @@
       <w:pPr>
         <w:pStyle w:val="Heading2"/>
         <w:spacing w:after="240"/>
-      </w:pPr>
-      <w:bookmarkStart w:id="23" w:name="_Toc220492387"/>
-      <w:r>
+        <w:rPr>
+          <w:rFonts w:ascii="Times New Roman" w:hAnsi="Times New Roman" w:cs="Times New Roman"/>
+        </w:rPr>
+      </w:pPr>
+      <w:bookmarkStart w:id="22" w:name="_Toc220492387"/>
+      <w:r>
+        <w:rPr>
+          <w:rFonts w:ascii="Times New Roman" w:hAnsi="Times New Roman" w:cs="Times New Roman"/>
+        </w:rPr>
         <w:lastRenderedPageBreak/>
         <w:t>Цифрово изображение и пикселна структура</w:t>
       </w:r>
-      <w:bookmarkEnd w:id="23"/>
+      <w:bookmarkEnd w:id="22"/>
     </w:p>
     <w:p>
       <w:pPr>
@@ -6100,12 +6215,18 @@
       <w:pPr>
         <w:pStyle w:val="Heading2"/>
         <w:spacing w:after="240"/>
-      </w:pPr>
-      <w:bookmarkStart w:id="24" w:name="_Toc220492388"/>
-      <w:r>
+        <w:rPr>
+          <w:rFonts w:ascii="Times New Roman" w:hAnsi="Times New Roman" w:cs="Times New Roman"/>
+        </w:rPr>
+      </w:pPr>
+      <w:bookmarkStart w:id="23" w:name="_Toc220492388"/>
+      <w:r>
+        <w:rPr>
+          <w:rFonts w:ascii="Times New Roman" w:hAnsi="Times New Roman" w:cs="Times New Roman"/>
+        </w:rPr>
         <w:t>Цветови модели – RGB и RGBA</w:t>
       </w:r>
-      <w:bookmarkEnd w:id="24"/>
+      <w:bookmarkEnd w:id="23"/>
     </w:p>
     <w:p>
       <w:pPr>
@@ -6137,12 +6258,18 @@
       <w:pPr>
         <w:pStyle w:val="Heading2"/>
         <w:spacing w:after="240"/>
-      </w:pPr>
-      <w:bookmarkStart w:id="25" w:name="_Toc220492389"/>
-      <w:r>
+        <w:rPr>
+          <w:rFonts w:ascii="Times New Roman" w:hAnsi="Times New Roman" w:cs="Times New Roman"/>
+        </w:rPr>
+      </w:pPr>
+      <w:bookmarkStart w:id="24" w:name="_Toc220492389"/>
+      <w:r>
+        <w:rPr>
+          <w:rFonts w:ascii="Times New Roman" w:hAnsi="Times New Roman" w:cs="Times New Roman"/>
+        </w:rPr>
         <w:t>Обработка на изображения с Python</w:t>
       </w:r>
-      <w:bookmarkEnd w:id="25"/>
+      <w:bookmarkEnd w:id="24"/>
     </w:p>
     <w:p>
       <w:pPr>
@@ -6174,13 +6301,19 @@
       <w:pPr>
         <w:pStyle w:val="Heading2"/>
         <w:spacing w:after="240"/>
-      </w:pPr>
-      <w:bookmarkStart w:id="26" w:name="_Toc220492390"/>
-      <w:r>
+        <w:rPr>
+          <w:rFonts w:ascii="Times New Roman" w:hAnsi="Times New Roman" w:cs="Times New Roman"/>
+        </w:rPr>
+      </w:pPr>
+      <w:bookmarkStart w:id="25" w:name="_Toc220492390"/>
+      <w:r>
+        <w:rPr>
+          <w:rFonts w:ascii="Times New Roman" w:hAnsi="Times New Roman" w:cs="Times New Roman"/>
+        </w:rPr>
         <w:lastRenderedPageBreak/>
         <w:t>Библиотеката OpenCV и нейното приложение</w:t>
       </w:r>
-      <w:bookmarkEnd w:id="26"/>
+      <w:bookmarkEnd w:id="25"/>
     </w:p>
     <w:p>
       <w:pPr>
@@ -6259,14 +6392,14 @@
           <w:rFonts w:ascii="Times New Roman" w:hAnsi="Times New Roman" w:cs="Times New Roman"/>
         </w:rPr>
       </w:pPr>
-      <w:bookmarkStart w:id="27" w:name="_Toc220492391"/>
+      <w:bookmarkStart w:id="26" w:name="_Toc220492391"/>
       <w:r>
         <w:rPr>
           <w:rFonts w:ascii="Times New Roman" w:hAnsi="Times New Roman" w:cs="Times New Roman"/>
         </w:rPr>
         <w:t>Афинни трансформации</w:t>
       </w:r>
-      <w:bookmarkEnd w:id="27"/>
+      <w:bookmarkEnd w:id="26"/>
     </w:p>
     <w:p>
       <w:r>
@@ -6290,14 +6423,14 @@
           <w:rFonts w:ascii="Times New Roman" w:hAnsi="Times New Roman" w:cs="Times New Roman"/>
         </w:rPr>
       </w:pPr>
-      <w:bookmarkStart w:id="28" w:name="_Toc220492392"/>
+      <w:bookmarkStart w:id="27" w:name="_Toc220492392"/>
       <w:r>
         <w:rPr>
           <w:rFonts w:ascii="Times New Roman" w:hAnsi="Times New Roman" w:cs="Times New Roman"/>
         </w:rPr>
         <w:t>Същност на афинните трансформации</w:t>
       </w:r>
-      <w:bookmarkEnd w:id="28"/>
+      <w:bookmarkEnd w:id="27"/>
     </w:p>
     <w:p>
       <w:pPr>
@@ -6383,14 +6516,14 @@
           <w:rFonts w:ascii="Times New Roman" w:hAnsi="Times New Roman" w:cs="Times New Roman"/>
         </w:rPr>
       </w:pPr>
-      <w:bookmarkStart w:id="29" w:name="_Toc220492393"/>
+      <w:bookmarkStart w:id="28" w:name="_Toc220492393"/>
       <w:r>
         <w:rPr>
           <w:rFonts w:ascii="Times New Roman" w:hAnsi="Times New Roman" w:cs="Times New Roman"/>
         </w:rPr>
         <w:t>Видове афинни трансформации</w:t>
       </w:r>
-      <w:bookmarkEnd w:id="29"/>
+      <w:bookmarkEnd w:id="28"/>
     </w:p>
     <w:p>
       <w:r>
@@ -6493,13 +6626,19 @@
       <w:pPr>
         <w:pStyle w:val="Heading2"/>
         <w:spacing w:after="240"/>
-      </w:pPr>
-      <w:bookmarkStart w:id="30" w:name="_Toc220492394"/>
-      <w:r>
+        <w:rPr>
+          <w:rFonts w:ascii="Times New Roman" w:hAnsi="Times New Roman" w:cs="Times New Roman"/>
+        </w:rPr>
+      </w:pPr>
+      <w:bookmarkStart w:id="29" w:name="_Toc220492394"/>
+      <w:r>
+        <w:rPr>
+          <w:rFonts w:ascii="Times New Roman" w:hAnsi="Times New Roman" w:cs="Times New Roman"/>
+        </w:rPr>
         <w:lastRenderedPageBreak/>
         <w:t>Математическа основа на трансформациите</w:t>
       </w:r>
-      <w:bookmarkEnd w:id="30"/>
+      <w:bookmarkEnd w:id="29"/>
     </w:p>
     <w:p>
       <w:r>
@@ -6515,12 +6654,18 @@
       <w:pPr>
         <w:pStyle w:val="Heading2"/>
         <w:spacing w:after="240"/>
-      </w:pPr>
-      <w:bookmarkStart w:id="31" w:name="_Toc220492395"/>
-      <w:r>
+        <w:rPr>
+          <w:rFonts w:ascii="Times New Roman" w:hAnsi="Times New Roman" w:cs="Times New Roman"/>
+        </w:rPr>
+      </w:pPr>
+      <w:bookmarkStart w:id="30" w:name="_Toc220492395"/>
+      <w:r>
+        <w:rPr>
+          <w:rFonts w:ascii="Times New Roman" w:hAnsi="Times New Roman" w:cs="Times New Roman"/>
+        </w:rPr>
         <w:t>Приложение на афинните трансформации в проекта</w:t>
       </w:r>
-      <w:bookmarkEnd w:id="31"/>
+      <w:bookmarkEnd w:id="30"/>
     </w:p>
     <w:p>
       <w:r>
@@ -6542,7 +6687,7 @@
           <w:sz w:val="28"/>
         </w:rPr>
       </w:pPr>
-      <w:bookmarkStart w:id="32" w:name="_Toc220492396"/>
+      <w:bookmarkStart w:id="31" w:name="_Toc220492396"/>
       <w:r>
         <w:rPr>
           <w:rFonts w:ascii="Times New Roman" w:hAnsi="Times New Roman" w:cs="Times New Roman"/>
@@ -6550,7 +6695,7 @@
         </w:rPr>
         <w:t>Alpha Blending и прозрачност</w:t>
       </w:r>
-      <w:bookmarkEnd w:id="32"/>
+      <w:bookmarkEnd w:id="31"/>
     </w:p>
     <w:p>
       <w:pPr>
@@ -6583,7 +6728,7 @@
           <w:rFonts w:eastAsia="Times New Roman"/>
           <w:lang w:eastAsia="bg-BG"/>
         </w:rPr>
-        <w:t xml:space="preserve">Основната идея на alpha blending е смесването на цветовете на два пиксела – от основното изображение и от наслагвания графичен елемент – в зависимост от </w:t>
+        <w:t>Основната идея на alpha blending е смесването на цветовете на два пиксела – от основното изображение и от наслагвания графичен елемент – в зависимост от стойността на alpha канала. При по-висока alpha стойност наслагваният елемент е по-</w:t>
       </w:r>
       <w:r>
         <w:rPr>
@@ -6591,7 +6736,7 @@
           <w:lang w:eastAsia="bg-BG"/>
         </w:rPr>
         <w:lastRenderedPageBreak/>
-        <w:t>стойността на alpha канала. При по-висока alpha стойност наслагваният елемент е по-видим, а при по-ниска – по-прозрачен. Това позволява плавен преход между изображенията и предотвратява появата на резки ръбове и неестествени граници.</w:t>
+        <w:t>видим, а при по-ниска – по-прозрачен. Това позволява плавен преход между изображенията и предотвратява появата на резки ръбове и неестествени граници.</w:t>
       </w:r>
     </w:p>
     <w:p>
@@ -6632,12 +6777,18 @@
       <w:pPr>
         <w:pStyle w:val="Heading2"/>
         <w:spacing w:after="240"/>
-      </w:pPr>
-      <w:bookmarkStart w:id="33" w:name="_Toc220492397"/>
-      <w:r>
+        <w:rPr>
+          <w:rFonts w:ascii="Times New Roman" w:hAnsi="Times New Roman" w:cs="Times New Roman"/>
+        </w:rPr>
+      </w:pPr>
+      <w:bookmarkStart w:id="32" w:name="_Toc220492397"/>
+      <w:r>
+        <w:rPr>
+          <w:rFonts w:ascii="Times New Roman" w:hAnsi="Times New Roman" w:cs="Times New Roman"/>
+        </w:rPr>
         <w:t>Alpha канал и RGBA модел</w:t>
       </w:r>
-      <w:bookmarkEnd w:id="33"/>
+      <w:bookmarkEnd w:id="32"/>
     </w:p>
     <w:p>
       <w:pPr>
@@ -6673,14 +6824,14 @@
           <w:rFonts w:ascii="Times New Roman" w:hAnsi="Times New Roman" w:cs="Times New Roman"/>
         </w:rPr>
       </w:pPr>
-      <w:bookmarkStart w:id="34" w:name="_Toc220492398"/>
+      <w:bookmarkStart w:id="33" w:name="_Toc220492398"/>
       <w:r>
         <w:rPr>
           <w:rFonts w:ascii="Times New Roman" w:hAnsi="Times New Roman" w:cs="Times New Roman"/>
         </w:rPr>
         <w:t>Теория на alpha blending</w:t>
       </w:r>
-      <w:bookmarkEnd w:id="34"/>
+      <w:bookmarkEnd w:id="33"/>
     </w:p>
     <w:p>
       <w:pPr>
@@ -6713,12 +6864,18 @@
       <w:pPr>
         <w:pStyle w:val="Heading2"/>
         <w:spacing w:after="240"/>
-      </w:pPr>
-      <w:bookmarkStart w:id="35" w:name="_Toc220492399"/>
-      <w:r>
+        <w:rPr>
+          <w:rFonts w:ascii="Times New Roman" w:hAnsi="Times New Roman" w:cs="Times New Roman"/>
+        </w:rPr>
+      </w:pPr>
+      <w:bookmarkStart w:id="34" w:name="_Toc220492399"/>
+      <w:r>
+        <w:rPr>
+          <w:rFonts w:ascii="Times New Roman" w:hAnsi="Times New Roman" w:cs="Times New Roman"/>
+        </w:rPr>
         <w:t>Наслагване на PNG изображения</w:t>
       </w:r>
-      <w:bookmarkEnd w:id="35"/>
+      <w:bookmarkEnd w:id="34"/>
     </w:p>
     <w:p>
       <w:pPr>
@@ -6756,12 +6913,18 @@
       <w:pPr>
         <w:pStyle w:val="Heading2"/>
         <w:spacing w:after="240"/>
-      </w:pPr>
-      <w:bookmarkStart w:id="36" w:name="_Toc220492400"/>
-      <w:r>
+        <w:rPr>
+          <w:rFonts w:ascii="Times New Roman" w:hAnsi="Times New Roman" w:cs="Times New Roman"/>
+        </w:rPr>
+      </w:pPr>
+      <w:bookmarkStart w:id="35" w:name="_Toc220492400"/>
+      <w:r>
+        <w:rPr>
+          <w:rFonts w:ascii="Times New Roman" w:hAnsi="Times New Roman" w:cs="Times New Roman"/>
+        </w:rPr>
         <w:t>Значение за реалистичен визуален резултат</w:t>
       </w:r>
-      <w:bookmarkEnd w:id="36"/>
+      <w:bookmarkEnd w:id="35"/>
     </w:p>
     <w:p>
       <w:pPr>
@@ -6794,12 +6957,18 @@
         <w:pStyle w:val="Heading1"/>
         <w:spacing w:before="600" w:after="240"/>
         <w:ind w:left="425" w:hanging="431"/>
-      </w:pPr>
-      <w:bookmarkStart w:id="37" w:name="_Toc220492401"/>
-      <w:r>
+        <w:rPr>
+          <w:rFonts w:ascii="Times New Roman" w:hAnsi="Times New Roman" w:cs="Times New Roman"/>
+        </w:rPr>
+      </w:pPr>
+      <w:bookmarkStart w:id="36" w:name="_Toc220492401"/>
+      <w:r>
+        <w:rPr>
+          <w:rFonts w:ascii="Times New Roman" w:hAnsi="Times New Roman" w:cs="Times New Roman"/>
+        </w:rPr>
         <w:t>Математическа основа на проекта</w:t>
       </w:r>
-      <w:bookmarkEnd w:id="37"/>
+      <w:bookmarkEnd w:id="36"/>
     </w:p>
     <w:p>
       <w:pPr>
@@ -6825,12 +6994,18 @@
       <w:pPr>
         <w:pStyle w:val="Heading2"/>
         <w:spacing w:after="240"/>
-      </w:pPr>
-      <w:bookmarkStart w:id="38" w:name="_Toc220492402"/>
-      <w:r>
+        <w:rPr>
+          <w:rFonts w:ascii="Times New Roman" w:hAnsi="Times New Roman" w:cs="Times New Roman"/>
+        </w:rPr>
+      </w:pPr>
+      <w:bookmarkStart w:id="37" w:name="_Toc220492402"/>
+      <w:r>
+        <w:rPr>
+          <w:rFonts w:ascii="Times New Roman" w:hAnsi="Times New Roman" w:cs="Times New Roman"/>
+        </w:rPr>
         <w:t>Работа с координатни системи</w:t>
       </w:r>
-      <w:bookmarkEnd w:id="38"/>
+      <w:bookmarkEnd w:id="37"/>
     </w:p>
     <w:p>
       <w:pPr>
@@ -6862,12 +7037,18 @@
       <w:pPr>
         <w:pStyle w:val="Heading2"/>
         <w:spacing w:after="240"/>
-      </w:pPr>
-      <w:bookmarkStart w:id="39" w:name="_Toc220492403"/>
-      <w:r>
+        <w:rPr>
+          <w:rFonts w:ascii="Times New Roman" w:hAnsi="Times New Roman" w:cs="Times New Roman"/>
+        </w:rPr>
+      </w:pPr>
+      <w:bookmarkStart w:id="38" w:name="_Toc220492403"/>
+      <w:r>
+        <w:rPr>
+          <w:rFonts w:ascii="Times New Roman" w:hAnsi="Times New Roman" w:cs="Times New Roman"/>
+        </w:rPr>
         <w:t>Изчисляване на разстояние между точки</w:t>
       </w:r>
-      <w:bookmarkEnd w:id="39"/>
+      <w:bookmarkEnd w:id="38"/>
     </w:p>
     <w:p>
       <w:pPr>
@@ -6899,12 +7080,18 @@
       <w:pPr>
         <w:pStyle w:val="Heading2"/>
         <w:spacing w:after="240"/>
-      </w:pPr>
-      <w:bookmarkStart w:id="40" w:name="_Toc220492404"/>
-      <w:r>
+        <w:rPr>
+          <w:rFonts w:ascii="Times New Roman" w:hAnsi="Times New Roman" w:cs="Times New Roman"/>
+        </w:rPr>
+      </w:pPr>
+      <w:bookmarkStart w:id="39" w:name="_Toc220492404"/>
+      <w:r>
+        <w:rPr>
+          <w:rFonts w:ascii="Times New Roman" w:hAnsi="Times New Roman" w:cs="Times New Roman"/>
+        </w:rPr>
         <w:t>Изчисляване на ъгъл и ориентация на пръст</w:t>
       </w:r>
-      <w:bookmarkEnd w:id="40"/>
+      <w:bookmarkEnd w:id="39"/>
     </w:p>
     <w:p>
       <w:pPr>
@@ -6944,12 +7131,18 @@
         <w:pStyle w:val="Heading1"/>
         <w:spacing w:before="600" w:after="240"/>
         <w:ind w:left="425" w:hanging="431"/>
-      </w:pPr>
-      <w:bookmarkStart w:id="41" w:name="_Toc220492405"/>
-      <w:r>
+        <w:rPr>
+          <w:rFonts w:ascii="Times New Roman" w:hAnsi="Times New Roman" w:cs="Times New Roman"/>
+        </w:rPr>
+      </w:pPr>
+      <w:bookmarkStart w:id="40" w:name="_Toc220492405"/>
+      <w:r>
+        <w:rPr>
+          <w:rFonts w:ascii="Times New Roman" w:hAnsi="Times New Roman" w:cs="Times New Roman"/>
+        </w:rPr>
         <w:t>Архитектура и използвани технологии</w:t>
       </w:r>
-      <w:bookmarkEnd w:id="41"/>
+      <w:bookmarkEnd w:id="40"/>
     </w:p>
     <w:p>
       <w:pPr>
@@ -6981,12 +7174,18 @@
       <w:pPr>
         <w:pStyle w:val="Heading2"/>
         <w:spacing w:after="240"/>
-      </w:pPr>
-      <w:bookmarkStart w:id="42" w:name="_Toc220492406"/>
-      <w:r>
+        <w:rPr>
+          <w:rFonts w:ascii="Times New Roman" w:hAnsi="Times New Roman" w:cs="Times New Roman"/>
+        </w:rPr>
+      </w:pPr>
+      <w:bookmarkStart w:id="41" w:name="_Toc220492406"/>
+      <w:r>
+        <w:rPr>
+          <w:rFonts w:ascii="Times New Roman" w:hAnsi="Times New Roman" w:cs="Times New Roman"/>
+        </w:rPr>
         <w:t>Клиент-сървър архитектура</w:t>
       </w:r>
-      <w:bookmarkEnd w:id="42"/>
+      <w:bookmarkEnd w:id="41"/>
     </w:p>
     <w:p>
       <w:r>
@@ -7002,12 +7201,18 @@
       <w:pPr>
         <w:pStyle w:val="Heading2"/>
         <w:spacing w:after="240"/>
-      </w:pPr>
-      <w:bookmarkStart w:id="43" w:name="_Toc220492407"/>
-      <w:r>
+        <w:rPr>
+          <w:rFonts w:ascii="Times New Roman" w:hAnsi="Times New Roman" w:cs="Times New Roman"/>
+        </w:rPr>
+      </w:pPr>
+      <w:bookmarkStart w:id="42" w:name="_Toc220492407"/>
+      <w:r>
+        <w:rPr>
+          <w:rFonts w:ascii="Times New Roman" w:hAnsi="Times New Roman" w:cs="Times New Roman"/>
+        </w:rPr>
         <w:t>Уеб framework Django</w:t>
       </w:r>
-      <w:bookmarkEnd w:id="43"/>
+      <w:bookmarkEnd w:id="42"/>
     </w:p>
     <w:p>
       <w:pPr>
@@ -7042,12 +7247,18 @@
       <w:pPr>
         <w:pStyle w:val="Heading2"/>
         <w:spacing w:after="240"/>
-      </w:pPr>
-      <w:bookmarkStart w:id="44" w:name="_Toc220492408"/>
-      <w:r>
+        <w:rPr>
+          <w:rFonts w:ascii="Times New Roman" w:hAnsi="Times New Roman" w:cs="Times New Roman"/>
+        </w:rPr>
+      </w:pPr>
+      <w:bookmarkStart w:id="43" w:name="_Toc220492408"/>
+      <w:r>
+        <w:rPr>
+          <w:rFonts w:ascii="Times New Roman" w:hAnsi="Times New Roman" w:cs="Times New Roman"/>
+        </w:rPr>
         <w:t>Frontend технологии – HTML, CSS, JavaScript, Vue.js</w:t>
       </w:r>
-      <w:bookmarkEnd w:id="44"/>
+      <w:bookmarkEnd w:id="43"/>
     </w:p>
     <w:p>
       <w:pPr>
@@ -7097,12 +7308,18 @@
       <w:pPr>
         <w:pStyle w:val="Heading2"/>
         <w:spacing w:after="240"/>
-      </w:pPr>
-      <w:bookmarkStart w:id="45" w:name="_Toc220492409"/>
-      <w:r>
+        <w:rPr>
+          <w:rFonts w:ascii="Times New Roman" w:hAnsi="Times New Roman" w:cs="Times New Roman"/>
+        </w:rPr>
+      </w:pPr>
+      <w:bookmarkStart w:id="44" w:name="_Toc220492409"/>
+      <w:r>
+        <w:rPr>
+          <w:rFonts w:ascii="Times New Roman" w:hAnsi="Times New Roman" w:cs="Times New Roman"/>
+        </w:rPr>
         <w:t>Поток на данните в приложението</w:t>
       </w:r>
-      <w:bookmarkEnd w:id="45"/>
+      <w:bookmarkEnd w:id="44"/>
     </w:p>
     <w:p>
       <w:pPr>
@@ -7127,7 +7344,6 @@
         <w:rPr>
           <w:lang w:eastAsia="bg-BG"/>
         </w:rPr>
-        <w:lastRenderedPageBreak/>
         <w:t>След обработката се генерира ново изображение с виртуално приложен маникюр, което се връща обратно към клиента. Потребителят може да визуализира резултата директно в браузъра и при необходимост да го изтегли.</w:t>
       </w:r>
     </w:p>
@@ -7143,12 +7359,18 @@
         <w:pStyle w:val="Heading1"/>
         <w:spacing w:before="600" w:after="240"/>
         <w:ind w:left="425" w:hanging="431"/>
-      </w:pPr>
-      <w:bookmarkStart w:id="46" w:name="_Toc220492410"/>
-      <w:r>
+        <w:rPr>
+          <w:rFonts w:ascii="Times New Roman" w:hAnsi="Times New Roman" w:cs="Times New Roman"/>
+        </w:rPr>
+      </w:pPr>
+      <w:bookmarkStart w:id="45" w:name="_Toc220492410"/>
+      <w:r>
+        <w:rPr>
+          <w:rFonts w:ascii="Times New Roman" w:hAnsi="Times New Roman" w:cs="Times New Roman"/>
+        </w:rPr>
         <w:t>Реализация на приложението „Виртуално студио за маникюр“</w:t>
       </w:r>
-      <w:bookmarkEnd w:id="46"/>
+      <w:bookmarkEnd w:id="45"/>
     </w:p>
     <w:p>
       <w:pPr>
@@ -7167,6 +7389,9 @@
       <w:pPr>
         <w:pStyle w:val="Heading2"/>
         <w:spacing w:after="240"/>
+        <w:rPr>
+          <w:rFonts w:ascii="Times New Roman" w:hAnsi="Times New Roman" w:cs="Times New Roman"/>
+        </w:rPr>
       </w:pPr>
       <w:r>
         <w:t xml:space="preserve"> </w:t>
@@ -7174,11 +7399,14 @@
       <w:r>
         <w:tab/>
       </w:r>
-      <w:bookmarkStart w:id="47" w:name="_Toc220492411"/>
-      <w:r>
+      <w:bookmarkStart w:id="46" w:name="_Toc220492411"/>
+      <w:r>
+        <w:rPr>
+          <w:rFonts w:ascii="Times New Roman" w:hAnsi="Times New Roman" w:cs="Times New Roman"/>
+        </w:rPr>
         <w:t>Обща концепция на приложението</w:t>
       </w:r>
-      <w:bookmarkEnd w:id="47"/>
+      <w:bookmarkEnd w:id="46"/>
     </w:p>
     <w:p>
       <w:pPr>
@@ -7210,6 +7438,9 @@
       <w:pPr>
         <w:pStyle w:val="Heading2"/>
         <w:spacing w:after="240"/>
+        <w:rPr>
+          <w:rFonts w:ascii="Times New Roman" w:hAnsi="Times New Roman" w:cs="Times New Roman"/>
+        </w:rPr>
       </w:pPr>
       <w:r>
         <w:t xml:space="preserve"> </w:t>
@@ -7218,11 +7449,14 @@
         <w:tab/>
         <w:t xml:space="preserve"> </w:t>
       </w:r>
-      <w:bookmarkStart w:id="48" w:name="_Toc220492412"/>
-      <w:r>
+      <w:bookmarkStart w:id="47" w:name="_Toc220492412"/>
+      <w:r>
+        <w:rPr>
+          <w:rFonts w:ascii="Times New Roman" w:hAnsi="Times New Roman" w:cs="Times New Roman"/>
+        </w:rPr>
         <w:t>Потребителски интерфейс и потребителски сценарий</w:t>
       </w:r>
-      <w:bookmarkEnd w:id="48"/>
+      <w:bookmarkEnd w:id="47"/>
     </w:p>
     <w:p>
       <w:pPr>
@@ -7301,7 +7535,6 @@
         <w:rPr>
           <w:lang w:eastAsia="bg-BG"/>
         </w:rPr>
-        <w:lastRenderedPageBreak/>
         <w:t>Целият процес е максимално опростен, за да може приложението да бъде използвано от хора без технически познания.</w:t>
       </w:r>
     </w:p>
@@ -7309,18 +7542,25 @@
       <w:pPr>
         <w:pStyle w:val="Heading2"/>
         <w:spacing w:after="240"/>
-      </w:pPr>
-      <w:r>
+        <w:rPr>
+          <w:rFonts w:ascii="Times New Roman" w:hAnsi="Times New Roman" w:cs="Times New Roman"/>
+        </w:rPr>
+      </w:pPr>
+      <w:r>
+        <w:lastRenderedPageBreak/>
         <w:t xml:space="preserve">  </w:t>
       </w:r>
       <w:r>
         <w:tab/>
       </w:r>
-      <w:bookmarkStart w:id="49" w:name="_Toc220492413"/>
-      <w:r>
+      <w:bookmarkStart w:id="48" w:name="_Toc220492413"/>
+      <w:r>
+        <w:rPr>
+          <w:rFonts w:ascii="Times New Roman" w:hAnsi="Times New Roman" w:cs="Times New Roman"/>
+        </w:rPr>
         <w:t>Алгоритъм за обработка на изображението</w:t>
       </w:r>
-      <w:bookmarkEnd w:id="49"/>
+      <w:bookmarkEnd w:id="48"/>
     </w:p>
     <w:p>
       <w:r>
@@ -7336,19 +7576,34 @@
       <w:pPr>
         <w:pStyle w:val="Heading2"/>
         <w:spacing w:after="240"/>
-      </w:pPr>
-      <w:r>
+        <w:rPr>
+          <w:rFonts w:ascii="Times New Roman" w:hAnsi="Times New Roman" w:cs="Times New Roman"/>
+        </w:rPr>
+      </w:pPr>
+      <w:r>
+        <w:rPr>
+          <w:rFonts w:ascii="Times New Roman" w:hAnsi="Times New Roman" w:cs="Times New Roman"/>
+        </w:rPr>
         <w:t xml:space="preserve">   </w:t>
       </w:r>
       <w:r>
+        <w:rPr>
+          <w:rFonts w:ascii="Times New Roman" w:hAnsi="Times New Roman" w:cs="Times New Roman"/>
+        </w:rPr>
         <w:tab/>
       </w:r>
-      <w:bookmarkStart w:id="50" w:name="_Toc220492414"/>
-      <w:r>
+      <w:bookmarkStart w:id="49" w:name="_Toc220492414"/>
+      <w:r>
+        <w:rPr>
+          <w:rFonts w:ascii="Times New Roman" w:hAnsi="Times New Roman" w:cs="Times New Roman"/>
+        </w:rPr>
         <w:t>Геометрично напасване на маникюр моделите</w:t>
       </w:r>
-      <w:bookmarkEnd w:id="50"/>
-      <w:r>
+      <w:bookmarkEnd w:id="49"/>
+      <w:r>
+        <w:rPr>
+          <w:rFonts w:ascii="Times New Roman" w:hAnsi="Times New Roman" w:cs="Times New Roman"/>
+        </w:rPr>
         <w:tab/>
       </w:r>
     </w:p>
@@ -7361,18 +7616,30 @@
       <w:pPr>
         <w:pStyle w:val="Heading2"/>
         <w:spacing w:after="240"/>
-      </w:pPr>
-      <w:r>
+        <w:rPr>
+          <w:rFonts w:ascii="Times New Roman" w:hAnsi="Times New Roman" w:cs="Times New Roman"/>
+        </w:rPr>
+      </w:pPr>
+      <w:r>
+        <w:rPr>
+          <w:rFonts w:ascii="Times New Roman" w:hAnsi="Times New Roman" w:cs="Times New Roman"/>
+        </w:rPr>
         <w:t xml:space="preserve">  </w:t>
       </w:r>
       <w:r>
+        <w:rPr>
+          <w:rFonts w:ascii="Times New Roman" w:hAnsi="Times New Roman" w:cs="Times New Roman"/>
+        </w:rPr>
         <w:tab/>
       </w:r>
-      <w:bookmarkStart w:id="51" w:name="_Toc220492415"/>
-      <w:r>
+      <w:bookmarkStart w:id="50" w:name="_Toc220492415"/>
+      <w:r>
+        <w:rPr>
+          <w:rFonts w:ascii="Times New Roman" w:hAnsi="Times New Roman" w:cs="Times New Roman"/>
+        </w:rPr>
         <w:t>Тестване и демонстрация</w:t>
       </w:r>
-      <w:bookmarkEnd w:id="51"/>
+      <w:bookmarkEnd w:id="50"/>
     </w:p>
     <w:p>
       <w:pPr>
@@ -7392,59 +7659,76 @@
         <w:pStyle w:val="Heading1"/>
         <w:spacing w:before="600" w:after="240"/>
         <w:ind w:left="425" w:hanging="431"/>
-      </w:pPr>
-      <w:bookmarkStart w:id="52" w:name="_Toc220492416"/>
-      <w:r>
+        <w:rPr>
+          <w:rFonts w:ascii="Times New Roman" w:hAnsi="Times New Roman" w:cs="Times New Roman"/>
+        </w:rPr>
+      </w:pPr>
+      <w:bookmarkStart w:id="51" w:name="_Toc220492416"/>
+      <w:r>
+        <w:rPr>
+          <w:rFonts w:ascii="Times New Roman" w:hAnsi="Times New Roman" w:cs="Times New Roman"/>
+        </w:rPr>
         <w:t>Предимства и ограничения на разработеното решение</w:t>
       </w:r>
+      <w:bookmarkEnd w:id="51"/>
+    </w:p>
+    <w:p>
+      <w:pPr>
+        <w:ind w:firstLine="425"/>
+        <w:rPr>
+          <w:lang w:eastAsia="bg-BG"/>
+        </w:rPr>
+      </w:pPr>
+      <w:r>
+        <w:rPr>
+          <w:lang w:eastAsia="bg-BG"/>
+        </w:rPr>
+        <w:t xml:space="preserve">Разработеното приложение „Виртуално студио за маникюр“ предоставя възможност за бърза и удобна визуализация на маникюрен дизайн върху реална снимка на ръка. Това позволява на потребителя да види крайния резултат предварително, което улеснява избора и намалява риска от нежелан резултат, като същевременно спестява време и средства. Приложението използва съвременни технологии за компютърно зрение, като MediaPipe и OpenCV, които осигуряват добра точност при разпознаване на </w:t>
+      </w:r>
+      <w:r>
+        <w:rPr>
+          <w:lang w:eastAsia="bg-BG"/>
+        </w:rPr>
+        <w:lastRenderedPageBreak/>
+        <w:t>ръката и пръстите и автоматично наслагване на маникюрните модели без необходимост от ръчна намеса. Допълнително предимство е, че приложението е уеб базирано и може да бъде използвано на различни устройства чрез интернет браузър, без инсталиране на допълнителен софтуер.</w:t>
+      </w:r>
+    </w:p>
+    <w:p>
+      <w:pPr>
+        <w:ind w:firstLine="425"/>
+        <w:rPr>
+          <w:lang w:eastAsia="bg-BG"/>
+        </w:rPr>
+      </w:pPr>
+      <w:r>
+        <w:rPr>
+          <w:lang w:eastAsia="bg-BG"/>
+        </w:rPr>
+        <w:t>Въпреки своите предимства, приложението има и някои ограничения. Точността на крайния резултат зависи от качеството на входното изображение, като лошото осветление или неправилната позиция на ръката могат да доведат до неточности. Също така разнообразието от маникюрни модели е ограничено, а индивидуалните особености на формата на ноктите не се отчитат напълно. Въпреки това приложението успешно демонстрира възможностите на компютърното зрение и може да бъде доразвивано в бъдеще.</w:t>
+      </w:r>
+      <w:bookmarkStart w:id="52" w:name="_GoBack"/>
       <w:bookmarkEnd w:id="52"/>
-    </w:p>
-    <w:p>
-      <w:pPr>
-        <w:ind w:firstLine="425"/>
-        <w:rPr>
-          <w:lang w:eastAsia="bg-BG"/>
-        </w:rPr>
-      </w:pPr>
-      <w:r>
-        <w:rPr>
-          <w:lang w:eastAsia="bg-BG"/>
-        </w:rPr>
-        <w:t xml:space="preserve">Разработеното приложение „Виртуално студио за маникюр“ предоставя възможност за бърза и удобна визуализация на маникюрен дизайн върху реална снимка </w:t>
-      </w:r>
-      <w:r>
-        <w:rPr>
-          <w:lang w:eastAsia="bg-BG"/>
-        </w:rPr>
-        <w:lastRenderedPageBreak/>
-        <w:t>на ръка. Това позволява на потребителя да види крайния резултат предварително, което улеснява избора и намалява риска от нежелан резултат, като същевременно спестява време и средства. Приложението използва съвременни технологии за компютърно зрение, като MediaPipe и OpenCV, които осигуряват добра точност при разпознаване на ръката и пръстите и автоматично наслагване на маникюрните модели без необходимост от ръчна намеса. Допълнително предимство е, че приложението е уеб базирано и може да бъде използвано на различни устройства чрез интернет браузър, без инсталиране на допълнителен софтуер.</w:t>
-      </w:r>
-    </w:p>
-    <w:p>
-      <w:pPr>
-        <w:ind w:firstLine="425"/>
-        <w:rPr>
-          <w:lang w:eastAsia="bg-BG"/>
-        </w:rPr>
-      </w:pPr>
-      <w:r>
-        <w:rPr>
-          <w:lang w:eastAsia="bg-BG"/>
-        </w:rPr>
-        <w:t>Въпреки своите предимства, приложението има и някои ограничения. Точността на крайния резултат зависи от качеството на входното изображение, като лошото осветление или неправилната позиция на ръката могат да доведат до неточности. Също така разнообразието от маникюрни модели е ограничено, а индивидуалните особености на формата на ноктите не се отчитат напълно. Въпреки това приложението успешно демонстрира възможностите на компютърното зрение и може да бъде доразвивано в бъдеще.</w:t>
-      </w:r>
     </w:p>
     <w:p>
       <w:pPr>
         <w:pStyle w:val="Heading1"/>
         <w:spacing w:before="600" w:after="240"/>
         <w:ind w:left="425" w:hanging="431"/>
-      </w:pPr>
-      <w:r>
+        <w:rPr>
+          <w:rFonts w:ascii="Times New Roman" w:hAnsi="Times New Roman" w:cs="Times New Roman"/>
+        </w:rPr>
+      </w:pPr>
+      <w:r>
+        <w:rPr>
+          <w:rFonts w:ascii="Times New Roman" w:hAnsi="Times New Roman" w:cs="Times New Roman"/>
+        </w:rPr>
         <w:t xml:space="preserve"> </w:t>
       </w:r>
       <w:bookmarkStart w:id="53" w:name="_Toc220492417"/>
       <w:r>
+        <w:rPr>
+          <w:rFonts w:ascii="Times New Roman" w:hAnsi="Times New Roman" w:cs="Times New Roman"/>
+        </w:rPr>
         <w:t>Заключение</w:t>
       </w:r>
       <w:bookmarkEnd w:id="53"/>
@@ -7461,9 +7745,15 @@
         <w:pStyle w:val="Heading1"/>
         <w:spacing w:before="600" w:after="240"/>
         <w:ind w:left="425" w:hanging="431"/>
+        <w:rPr>
+          <w:rFonts w:ascii="Times New Roman" w:hAnsi="Times New Roman" w:cs="Times New Roman"/>
+        </w:rPr>
       </w:pPr>
       <w:bookmarkStart w:id="54" w:name="_Toc220492418"/>
       <w:r>
+        <w:rPr>
+          <w:rFonts w:ascii="Times New Roman" w:hAnsi="Times New Roman" w:cs="Times New Roman"/>
+        </w:rPr>
         <w:t>Литература:</w:t>
       </w:r>
       <w:bookmarkEnd w:id="3"/>
@@ -7628,7 +7918,6 @@
         <w:spacing w:beforeAutospacing="0" w:afterAutospacing="0"/>
       </w:pPr>
       <w:r>
-        <w:lastRenderedPageBreak/>
         <w:t>https://www.django-rest-framework.org/</w:t>
       </w:r>
     </w:p>
@@ -7681,6 +7970,7 @@
         <w:spacing w:beforeAutospacing="0" w:afterAutospacing="0"/>
       </w:pPr>
       <w:r>
+        <w:lastRenderedPageBreak/>
         <w:t>https://html.w3schools.bg</w:t>
       </w:r>
     </w:p>
@@ -7766,7 +8056,7 @@
           <w:rPr>
             <w:noProof/>
           </w:rPr>
-          <w:t>10</w:t>
+          <w:t>25</w:t>
         </w:r>
         <w:r>
           <w:rPr>
@@ -11540,7 +11830,7 @@
 </file>
 
 <file path=customXml/itemProps1.xml><?xml version="1.0" encoding="utf-8"?>
-<ds:datastoreItem xmlns:ds="http://schemas.openxmlformats.org/officeDocument/2006/customXml" ds:itemID="{55C94A35-C794-4866-997D-E4C505E4E26F}">
+<ds:datastoreItem xmlns:ds="http://schemas.openxmlformats.org/officeDocument/2006/customXml" ds:itemID="{98146A3E-AA5D-4152-9854-E9F9B934488C}">
   <ds:schemaRefs>
     <ds:schemaRef ds:uri="http://schemas.openxmlformats.org/officeDocument/2006/bibliography"/>
   </ds:schemaRefs>
